--- a/tillsyn/A 20533-2023 tillsynsbegäran.docx
+++ b/tillsyn/A 20533-2023 tillsynsbegäran.docx
@@ -525,7 +525,7 @@
     <w:r>
       <w:tab/>
       <w:tab/>
-      <w:t>2026-09-14</w:t>
+      <w:t>2026-09-15</w:t>
       <w:br/>
       <w:br/>
     </w:r>

--- a/tillsyn/A 20533-2023 tillsynsbegäran.docx
+++ b/tillsyn/A 20533-2023 tillsynsbegäran.docx
@@ -525,7 +525,7 @@
     <w:r>
       <w:tab/>
       <w:tab/>
-      <w:t>2026-09-15</w:t>
+      <w:t>2026-09-16</w:t>
       <w:br/>
       <w:br/>
     </w:r>

--- a/tillsyn/A 20533-2023 tillsynsbegäran.docx
+++ b/tillsyn/A 20533-2023 tillsynsbegäran.docx
@@ -12,7 +12,7 @@
     </w:p>
     <w:p>
       <w:r>
-        <w:t>Denna tillsynsbegäran behandlar höga naturvärden i avverkningsanmälan A 20533-2023 i Katrineholms kommun som inkom 2023-05-11 och omfattar 20,2 ha.</w:t>
+        <w:t>Denna tillsynsbegäran behandlar höga naturvärden i avverkningsanmälan A 20533-2023 i Katrineholms kommun som inkom 2023-05-11 och omfattar 1,2 ha.</w:t>
       </w:r>
     </w:p>
     <w:p>
@@ -22,7 +22,7 @@
       <w:r>
         <w:drawing>
           <wp:inline xmlns:a="http://schemas.openxmlformats.org/drawingml/2006/main" xmlns:pic="http://schemas.openxmlformats.org/drawingml/2006/picture">
-            <wp:extent cx="5486400" cy="4413996"/>
+            <wp:extent cx="5486400" cy="5533534"/>
             <wp:docPr id="1" name="Picture 1"/>
             <wp:cNvGraphicFramePr>
               <a:graphicFrameLocks noChangeAspect="1"/>
@@ -43,7 +43,7 @@
                   <pic:spPr>
                     <a:xfrm>
                       <a:off x="0" y="0"/>
-                      <a:ext cx="5486400" cy="4413996"/>
+                      <a:ext cx="5486400" cy="5533534"/>
                     </a:xfrm>
                     <a:prstGeom prst="rect"/>
                   </pic:spPr>
@@ -60,12 +60,12 @@
         <w:spacing w:after="240"/>
       </w:pPr>
       <w:r>
-        <w:t>Figur 1. Fyndplatser för naturvårdsarter i avverkningsanmälan. Markörer utan svart kant är placerade på fyndplatsen. Markörer med svart kant är placerade vid sidan av fyndplatsen och har ett svart streck som visar fyndplatsens exakta position. Kartans mittpunktskoordinat är N 6528578, E 583799 i SWEREF 99 TM.</w:t>
+        <w:t>Figur 1. Fyndplatser för naturvårdsarter inom 22 meter från avverkningsanmälan. Markörer utan svart kant är placerade på fyndplatsen. Markörer med svart kant är placerade vid sidan av fyndplatsen och har ett svart streck som visar fyndplatsens exakta position. Kartans mittpunktskoordinat är N 6528263, E 583562 i SWEREF 99 TM.</w:t>
       </w:r>
     </w:p>
     <w:p>
       <w:r>
-        <w:t>I avverkningsanmälan finns fynd av 8 naturvårdsarter, varav 3 är rödlistade, 3 är fridlysta, 4 är typiska (T) och 3 är signalarter (S): mulmknäppare (VU), mindre hackspett (NT, T, §4), svinrot (NT), noshornsoxe (S), svart trolldruva (S, T), tibast (S, T), spillkråka (T, §4) och nattviol (§8). Se Figur 1.</w:t>
+        <w:t>Inom 22 meter från avverkningsanmälan finns fynd av 7 naturvårdsarter, varav 4 är rödlistade, 7 är fridlysta och 1 är typisk (T): blå kärrhök (VU, §4), bivråk (NT, §4), mindre hackspett (NT, T, §4), sparvuggla (NT, §4), fiskgjuse (§4), havsörn (§4) och röd glada (§4). Se Figur 1.</w:t>
       </w:r>
     </w:p>
     <w:p>
@@ -104,10 +104,19 @@
         <w:rPr>
           <w:b/>
         </w:rPr>
-        <w:t>Mulmknäppare (VU)</w:t>
+        <w:t>Bivråk (NT, §4)</w:t>
       </w:r>
       <w:r>
-        <w:t>, som är en av våra största knäppare (17–24 mm), har sin larvutveckling i mulm i grova ihåliga, oftast fristånde lövträd, främst ek men även i ask, lind, bok, alm, sälg, klibbal och lönn. Oftast i fuktig, mörk mulm, gärna med rester av fågelbon. Larven är ett rovdjur på larver av bland annat läderbagge (VU, §4a) och arten har visat sig attraheras av läderbaggens feromon. Arten påverkas negativt av brist på grova eller gamla träd och en minskning av populationen pågår eller förväntas ske. Minskningen avser kvalitén på artens habitat. Mulmknäppare är rödlistad som nära hotad (NT) på den europeiska rödlistan vilket innebär att Sverige har ett internationellt ansvar för arten (SLU Artdatabanken, 2025; IUCN, 2025).</w:t>
+        <w:t xml:space="preserve"> ingår i bilaga 1 i EU:s fågeldirektiv och är prioriterad art i Skogsvårdslagen. Den har minskat med 2/3-delar sedan 1970-talet och under de senaste 30 åren har minskningstakten uppgått till 22.5 (15–30) %. Arten häckar i tät, ogallrad skog på högproduktiv mark, i södra Sverige främst i lövskogsrika trakter, i Norrland till stor del i högproduktiv granskog, Födan består av getinglarver och -puppor, men även av fågelungar och groddjur. Bivråken påverkas negativt av avverkning och omföring av lövträdsrika marker till täta produktionsskogar av barrträd samt av den allmänna "</w:t>
+      </w:r>
+      <w:r>
+        <w:rPr>
+          <w:i/>
+        </w:rPr>
+        <w:t>förtorkningen</w:t>
+      </w:r>
+      <w:r>
+        <w:t>" av landskapet genom täckdikning, dikning av skogsmark etc. Bevara lövskogar och öka andelen löv i barrskog. Gallra inte i onödan och inte alls i sumpskog. Dika inte ut vattensamlingar, sumpskogar, alkärr eller andra våta miljöer. Kring alla boplatser ska det lämnas en skyddszon vid avverkning eller andra skogliga åtgärder. Som tumregel ska skyddszonen vara så bred att boet inte syns väl från öppen mark. Minskningstakten för den svenska populationen bedöms vara nära gränsvärdet för Sårbar (VU) (SLU Artdatabanken, 2026; Skogsstyrelsen, 2016).</w:t>
       </w:r>
     </w:p>
     <w:p>
@@ -135,37 +144,10 @@
         <w:rPr>
           <w:b/>
         </w:rPr>
-        <w:t>Svart trolldruva</w:t>
+        <w:t>Sparvuggla (NT, §4)</w:t>
       </w:r>
       <w:r>
-        <w:t xml:space="preserve"> är en kalkgynnad växt som förekommer på näringsrik frisk mulljord i såväl bördiga kalkbarrskogar som sydliga kalklövskogar och lundar. Arten är en bra signalart för skyddsvärda biotoper i såväl löv- som barrskogar och tål inte slutavverkning och markberedning. Trolldruva är värdväxt för ett antal sällsynta fjärilsarter som ställer höga krav på sina livsmiljöer, däribland trolldruvemätare (EN), skuggmalmätare (VU) och trolldruvelobmätare (VU). Svart trolldruva är typisk art för </w:t>
-      </w:r>
-      <w:r>
-        <w:rPr>
-          <w:i/>
-        </w:rPr>
-        <w:t>9050 Näringsrik granskog,</w:t>
-      </w:r>
-      <w:r>
-        <w:t xml:space="preserve"> </w:t>
-      </w:r>
-      <w:r>
-        <w:rPr>
-          <w:i/>
-        </w:rPr>
-        <w:t xml:space="preserve">9020 Nordlig ädellövskog, 9160 Näringsrik ekskog, 9180 Ädellövskog i branter </w:t>
-      </w:r>
-      <w:r>
-        <w:t>och</w:t>
-      </w:r>
-      <w:r>
-        <w:rPr>
-          <w:i/>
-        </w:rPr>
-        <w:t xml:space="preserve"> 1610 Åsöar i Östersjön</w:t>
-      </w:r>
-      <w:r>
-        <w:t xml:space="preserve"> (SLU Artdatabanken, 2024; Nitare &amp; Skogsstyrelsen, 2019).</w:t>
+        <w:t xml:space="preserve"> är fridlyst enligt 4§ artskyddsförordningen och omfattas av bilaga 1 EU:s fågeldirektiv. Den har minskat med 15 (5–25) % under de senaste 15 åren och minskningstakten för den svenska populationen bedöms vara nära gränsvärdet för Sårbar (VU).  Sparvugglan häckar i naturskog samt i klassisk bondeskog och förekommer främst i större skogsområden som domineras av barrblandskog med stort inslag av asp, björk och andra lövträd. Den behöver relativt stora skogsområden och saknas helt i mindre skogar och isolerade dungar. Reviren är i storleksordningen upp till 200 hektar. Sparvugglan missgynnas av överföring av variationsrika bondeskogar till ensartade produktionsskogar. Särskilt avverkning av lövträdsrika kantzoner och igenplantering av gamla inägor (SLU Artdatabanken, 2026; Skogsstyrelsen, 2016).</w:t>
       </w:r>
     </w:p>
     <w:p>
@@ -173,19 +155,10 @@
         <w:rPr>
           <w:b/>
         </w:rPr>
-        <w:t>Tibast</w:t>
+        <w:t>Fiskgjuse (§4)</w:t>
       </w:r>
       <w:r>
-        <w:t xml:space="preserve"> är en kalkgynnad buske som växer på mullrik, frisk eller svagt fuktig mark, exempelvis i gamla kalkgranskogar, lövträdslundar, varma källpåverkade sluttningar och exklusiva biotoper kopplade till vattendrag. Förekomster i gammal skog visar på höga naturvärden och bör alltid noteras i samband med naturvärdesinventeringar. Tibast är typisk art för </w:t>
-      </w:r>
-      <w:r>
-        <w:rPr>
-          <w:i/>
-        </w:rPr>
-        <w:t>9050 Näringsrik granskog</w:t>
-      </w:r>
-      <w:r>
-        <w:t xml:space="preserve"> och värdväxt för de två fjärilsarterna större tibastmal och brun tibastmal (CR) (SLU Artdatabanken, 2024; Nitare &amp; Skogsstyrelsen, 2019).</w:t>
+        <w:t xml:space="preserve"> är fridlyst enligt 4§ artskyddsförordningen och upptagen i bilaga 1 EU:s fågeldirektiv. Den bygger vanligen sitt stora risbo i toppen av en plattkronad, kraftig tall (&gt;90%) med utsikt över omgivningen. Skogsavverkningar utan hänsyn till bevarandet av fiskgjusens boträd och häckningsbiotop utgör en fara genom att tillgången på lämpliga träd minskar. Lämna en skyddszon kring boplatser vid avverkning eller gallring. Boträdets placering styr behovet av skyddszon vilket måste bedömas från fall till fall, men skyddszonen bör vara tillräckligt bred för att behålla skydd mot insyn, erbjuda lämpliga sittplatser och förhindra att boträdet blåser ner. Avstå från skogsbruksåtgärder i hänsynskrävande miljöer, som på uddar eller öar med äldre skog eller hällmarkstallskog där det häckar fiskgjuse. Gör naturvårdsavsättningar i äldre skog i lämpliga områden för fiskgjuse, t.ex. på uddar och i hällmarksområden (SLU Artdatabanken, 2024; Skogsstyrelsen, 2016).</w:t>
       </w:r>
     </w:p>
     <w:p>
@@ -193,28 +166,21 @@
         <w:rPr>
           <w:b/>
         </w:rPr>
-        <w:t>Spillkråka (§4)</w:t>
+        <w:t>Havsörn (§4)</w:t>
       </w:r>
       <w:r>
-        <w:t xml:space="preserve"> omfattas av bilaga 1 i EU:s fågeldirektiv och är typisk art för </w:t>
+        <w:t xml:space="preserve"> omfattas av bilaga 1 EU:s fågeldirektiv. Skyddandet av befintliga bon måste upprätthållas och i samband med skogsavverkning bör en skyddszon på minst 100 meters radie runt boplatsen lämnas intakt. Under häckningsperioden (1 januari till 15 augusti) är havsörnen störningskänslig och inga skogsbruksåtgärder eller annan störande verksamhet får förekomma närmare än 500 m från boet under den tiden. För att åstadkomma en succession av lämpliga boträd för kommande generationer av havsörnar behöver ett betydligt större antal s.k. evighetsträd sparas vid avverkningar redan idag (SLU Artdatabanken, 2026; Skogsstyrelsen, 2016).</w:t>
+      </w:r>
+    </w:p>
+    <w:p>
+      <w:r>
+        <w:rPr>
+          <w:b/>
+        </w:rPr>
+        <w:t>Röd glada (§4)</w:t>
       </w:r>
       <w:r>
-        <w:rPr>
-          <w:i/>
-        </w:rPr>
-        <w:t xml:space="preserve">9010 Taiga </w:t>
-      </w:r>
-      <w:r>
-        <w:t>och</w:t>
-      </w:r>
-      <w:r>
-        <w:rPr>
-          <w:i/>
-        </w:rPr>
-        <w:t xml:space="preserve"> 9740 Skogsbevuxen myr</w:t>
-      </w:r>
-      <w:r>
-        <w:t>. Den behöver grova träd, främst tall, asp och bok som boträd. Skogsbruk med korta omloppstider och täta, homogena ungskogar utgör det största hotet. Spillkråka är en nyckelart i skogliga miljöer vars övergivna bohål utnyttjas av flera andra hålhäckande fågelarter och fladdermöss, däribland pärluggla (EN, §4), knipa (§4), salskrake (§4) och skogsduva (§4). Hökuggla (VU, §4) och slaguggla (§4) häckar ofta i högstubbar som brutits av i höjd med ett gammalt spillkråkebo (SLU Artdatabanken, 2026; Skogsstyrelsen, 2016).</w:t>
+        <w:t xml:space="preserve"> är fridlyst enligt 4§ artskyddsförordningen och upptagen i bilaga 1 EU:s fågeldirektiv. Den häckar gärna i omväxlande landskap med mosaik av öppna marker och skogar. Tidigare studier har visat en förkärlek för att häcka nära sjöar, och häckningsframgången var också högre hos par som häckade nära vatten. Boet läggs i träd, ofta högt och vanligen nära skogsbryn. Missgynnas av skogliga åtgärder som lämnar boet allt för exponerat, främst genom för smala skyddszoner och för omfattande gallring. Lämna en skyddszon kring boplatser vid avverkning eller andra skogliga åtgärder. Bredden på skyddszonen beror på platsen, men som tumregel ska den ska vara så bred att boplatsen inte är väsentligt mer exponerad för insyn än tidigare. Spara samtliga träd med större risbon, även sådana där boet ser obebott ut. Avstå att avverka äldre lövdominerade bestånd, främst i anslutning till öppen jordbruksmark (SLU Artdatabanken, 2024; Skogsstyrelsen, 2016).</w:t>
       </w:r>
     </w:p>
     <w:p>
@@ -250,6 +216,76 @@
       </w:pPr>
       <w:r>
         <w:t>BILAGA 1 – Fridlysta arter</w:t>
+      </w:r>
+    </w:p>
+    <w:p>
+      <w:pPr>
+        <w:pStyle w:val="Heading1"/>
+      </w:pPr>
+      <w:r>
+        <w:t>Bivråk – ekologi samt krav på livsmiljön</w:t>
+      </w:r>
+    </w:p>
+    <w:p>
+      <w:r>
+        <w:t>Bivråk (NT, §4) ingår i bilaga 1 i EU:s fågeldirektiv och är prioriterad art i Skogsvårdslagen. Den har minskat med 2/3-delar sedan 1970-talet och under de senaste 30 åren har minskningstakten uppgått till 22.5 (15–30) %. Minskningstakten för den svenska populationen bedöms vara nära gränsvärdet för Sårbar (VU) (SLU Artdatabanken, 2026).</w:t>
+      </w:r>
+    </w:p>
+    <w:p>
+      <w:r>
+        <w:t>Arten häckar i tät, ogallrad skog på högproduktiv mark, i södra Sverige främst i lövskogsrika trakter, i Norrland till stor del i högproduktiv granskog, Födan består av getinglarver och -puppor, men även av fågelungar och groddjur. (SLU Artdatabanken, 2026).</w:t>
+      </w:r>
+    </w:p>
+    <w:p>
+      <w:r>
+        <w:t>En trolig delförklaring till minskande bivråksstammar är att det i dagens skogs- och jordbruksbygder finns ett sämre utbud av insektsrika biotoper jämfört med förhållandena för 20–40 år sedan. Minskad insektsrikedom innebär förmodligen en lägre täthet av sociala getingsamhällen och därmed sämre förutsättningar för bivråkens häckning. En allmän "</w:t>
+      </w:r>
+      <w:r>
+        <w:rPr>
+          <w:i/>
+        </w:rPr>
+        <w:t>förtorkning</w:t>
+      </w:r>
+      <w:r>
+        <w:t>" av landskapet (täckdikning, dikning av skogsmark etc.) liksom omföring av lövträdsrika marker till täta produktionsskogar av barrträd medför dessutom en försämrad förekomst av tättingar (trastar etc.) och grodor, vilket sannolikt påverkar bivråken negativt. (SLU Artdatabanken, 2026).</w:t>
+      </w:r>
+    </w:p>
+    <w:p>
+      <w:r>
+        <w:t>Bevara lövskogar och öka andelen löv i barrskog. Gallra inte i onödan och inte alls i sumpskog. Dika inte ut vattensamlingar, sumpskogar, alkärr eller andra våta miljöer. Kring alla boplatser ska det lämnas en skyddszon vid avverkning eller andra skogliga åtgärder. Som tumregel ska skyddszonen vara så bred att boet inte syns väl från öppen mark (SLU Artdatabanken, 2026; Skogsstyrelsen, 2016).</w:t>
+      </w:r>
+    </w:p>
+    <w:p>
+      <w:pPr>
+        <w:pStyle w:val="Heading2"/>
+      </w:pPr>
+      <w:r>
+        <w:t>Referenser – bivråk</w:t>
+      </w:r>
+    </w:p>
+    <w:p>
+      <w:r>
+        <w:t xml:space="preserve">Skogsstyrelsen, 2016. </w:t>
+      </w:r>
+      <w:r>
+        <w:rPr>
+          <w:i/>
+        </w:rPr>
+        <w:t>Vägledning för hänsyn till bivråk.</w:t>
+      </w:r>
+    </w:p>
+    <w:p>
+      <w:r>
+        <w:t xml:space="preserve">SLU Artdatabanken, 2026. </w:t>
+      </w:r>
+      <w:r>
+        <w:rPr>
+          <w:i/>
+        </w:rPr>
+        <w:t xml:space="preserve">Artfaktablad. Naturvård – artfakta. </w:t>
+      </w:r>
+      <w:r>
+        <w:t>SLU Artdatabanken, Uppsala</w:t>
       </w:r>
     </w:p>
     <w:p>
@@ -330,35 +366,17 @@
         <w:pStyle w:val="Heading1"/>
       </w:pPr>
       <w:r>
-        <w:t>Spillkråka – ekologi samt krav på livsmiljön</w:t>
+        <w:t>Sparvuggla – ekologi samt krav på livsmiljön</w:t>
       </w:r>
     </w:p>
     <w:p>
       <w:r>
-        <w:t xml:space="preserve">Spillkråka (§4) ingår i bilaga 1 EU:s fågeldirektiv och är typisk art för </w:t>
-      </w:r>
-      <w:r>
-        <w:rPr>
-          <w:i/>
-        </w:rPr>
-        <w:t xml:space="preserve">9010 Taiga </w:t>
-      </w:r>
-      <w:r>
-        <w:t>och</w:t>
-      </w:r>
-      <w:r>
-        <w:rPr>
-          <w:i/>
-        </w:rPr>
-        <w:t xml:space="preserve"> 9740 Skogsbevuxen myr</w:t>
-      </w:r>
-      <w:r>
-        <w:t>. Den lever i både barr- och blandskog liksom i ren lövskog. De tätaste populationerna tenderar att finnas i äldre, variationsrik blandskog med gott om död ved och gamla träd. Varje par utnyttjar 400–1000 hektar skog beroende på skogens kvalitet. Skogsbruk med korta omloppstider och täta, homogena ungskogar utgör det största hotet (SLU Artdatabanken, 2026).</w:t>
+        <w:t>Sparvuggla (NT, §4) är fridlyst enligt 4§ artskyddsförordningen och omfattas av bilaga 1 EU:s fågeldirektiv. Den har minskat med 15 (5–25) % under de senaste 15 åren och minskningstakten för den svenska populationen bedöms vara nära gränsvärdet för Sårbar (VU) (SLU Artdatabanken 2026).</w:t>
       </w:r>
     </w:p>
     <w:p>
       <w:r>
-        <w:t>Spillkråka är en nyckelart i skogliga miljöer vars övergivna bohål utnyttjas av flera andra hålhäckande fågelarter och fladdermöss, däribland pärluggla (EN, §4), knipa (§4), salskrake (§4) och skogsduva (§4). Hökuggla (VU, §4) och slaguggla (§4) häckar ofta i högstubbar som brutits av i höjd med ett gammalt spillkråkebo (Skogsstyrelsen, 2016).</w:t>
+        <w:t>Sparvugglan häckar i naturskog samt i klassisk bondeskog och förekommer främst i större skogsområden som domineras av barrblandskog med stort inslag av asp, björk och andra lövträd. Den behöver relativt stora skogsområden och saknas helt i mindre skogar och isolerade dungar. Reviren är i storleksordningen upp till 200 hektar. Sparvugglan missgynnas av överföring av variationsrika bondeskogar till ensartade produktionsskogar – särskilt avverkning av lövträdsrika kantzoner och igenplantering av gamla inägor (Skogsstyrelsen, 2016).</w:t>
       </w:r>
     </w:p>
     <w:p>
@@ -366,7 +384,7 @@
         <w:pStyle w:val="Heading2"/>
       </w:pPr>
       <w:r>
-        <w:t>Referenser – spillkråka</w:t>
+        <w:t>Referenser – sparvuggla</w:t>
       </w:r>
     </w:p>
     <w:p>
@@ -377,10 +395,7 @@
         <w:rPr>
           <w:i/>
         </w:rPr>
-        <w:t xml:space="preserve">Vägledning för hänsyn till spillkråka. </w:t>
-      </w:r>
-      <w:r>
-        <w:t>Vägledningar och kunskapsstöd artskydd – Skogsstyrelsen.</w:t>
+        <w:t>Vägledning för hänsyn till sparvuggla.</w:t>
       </w:r>
     </w:p>
     <w:p>
@@ -395,6 +410,70 @@
       </w:r>
       <w:r>
         <w:t>SLU Artdatabanken, Uppsala.</w:t>
+      </w:r>
+    </w:p>
+    <w:p>
+      <w:pPr>
+        <w:pStyle w:val="Heading1"/>
+      </w:pPr>
+      <w:r>
+        <w:t>Havsörn – ekologi samt krav på livsmiljön</w:t>
+      </w:r>
+    </w:p>
+    <w:p>
+      <w:r>
+        <w:t>Havsörn är fridlyst enligt 4§ artskyddsförordningen och upptagen i bilaga 1 EU:s fågeldirektiv. Havsörnen häckar i anslutning till skärgårdar, kuster, sjöar och vattendrag, ofta på öar men ibland även ganska långt från vatten. I svenska kustområden varierar medelavståndet mellan etablerade par från ca 13 km till under 5 km, mest beroende på bytestillgänglighet; minsta avstånd mellan samtidigt bebodda bon i vårt land är ca 1,5 km. Ofta har ett havsörnspar flera olika bon som kan användas omväxlande (SLU Artdatabanken, 2026; Skogsstyrelsen, 2016).</w:t>
+      </w:r>
+    </w:p>
+    <w:p>
+      <w:r>
+        <w:t>Boet byggs nästan uteslutande i träd, oftast tallar. Häckar sällsynt även på klipphyllor eller direkt på marken. Boet placeras oftast i trädets övre del och kan bli mycket stort, vilket ställer stora krav på boträdet. Trädet måste ha en stark, bärande krona med lämpliga grova grenar, vilket utvecklas först när trädet har uppnått en hög ålder. Genomsnittsåldern hos botallar vid svenska Ostkusten under 1970- och 80-talet var 160 år (från 100 till 350 år) men har sannolikt redan nu sjunkit betydligt genom en brist på gamla träd. Frekvensen nybyggda bon i för svaga träd där boet rasat under häckningen har ökat markant under senare år i Syd- och Mellansverige. I Lappland var boträden i snitt 350 år (200 – ca 600 år). Mot bakgrund av de lägsta uppmätta åldrarna hos dessa fungerande boträd utgör den sjunkande omloppstiden vid slutavverkningar i Sverige ett hot – det kommer inte att räcka med att spara överståndare vid slutavverkningar av kanske högst 70-åriga bestånd i framtiden (SLU Artdatabanken, 2026; Skogsstyrelsen, 2016).</w:t>
+      </w:r>
+    </w:p>
+    <w:p>
+      <w:r>
+        <w:t>Skyddandet av befintliga bon måste upprätthållas och i samband med skogsavverkning ska befintliga boträd sparas med en lämpligt avgränsad skyddszon runtom. Vid slutavverkning bör en skyddszon på 100 meters radie runt boplatsen lämnas intakt. Under häckningsperioden (1 januari till 15 augusti) är havsörnen störningskänslig och inga skogsbruksåtgärder eller annan störande verksamhet får förekomma närmare än 500 m från boet under den tiden. (SLU Artdatabanken, 2026; Skogsstyrelsen, 2016).</w:t>
+      </w:r>
+    </w:p>
+    <w:p>
+      <w:r>
+        <w:t>För att garantera möjligheter till häckning även i framtiden bör ett nätverk av häckningsområden skyddas inom artens hela naturliga utbredningsområde i landet. Havsörnen är upptagen bland de arter som enligt fågeldirektivet/habitatdirektivet har ett sådant gemenskapsintresse inom EU att särskilda skydds- eller bevarandeområden behöver utses (Miljöbalken, Bilagan till Artskyddsförordningen 1998:179, reviderad 2001). Arten är beroende av grova träd för placering av sina stora risbon och detta kan bli en begränsande faktor kommande 30 år (tre generationer). För att åstadkomma en succession av lämpliga boträd för kommande generationer av havsörnar behöver ett betydligt större antal s.k. evighetsträd sparas vid avverkningar redan idag. (SLU Artdatabanken, 2026).</w:t>
+      </w:r>
+    </w:p>
+    <w:p>
+      <w:pPr>
+        <w:pStyle w:val="Heading2"/>
+      </w:pPr>
+      <w:r>
+        <w:t>Referenser – havsörn</w:t>
+      </w:r>
+    </w:p>
+    <w:p>
+      <w:r>
+        <w:t xml:space="preserve">Skogsstyrelsen, 2016. </w:t>
+      </w:r>
+      <w:r>
+        <w:rPr>
+          <w:i/>
+        </w:rPr>
+        <w:t xml:space="preserve">Vägledning för hänsyn till havsörn. </w:t>
+      </w:r>
+      <w:r>
+        <w:t>Vägledningar och kunskapsstöd artskydd – Skogsstyrelsen</w:t>
+      </w:r>
+    </w:p>
+    <w:p>
+      <w:r>
+        <w:t xml:space="preserve">SLU Artdatabanken, 2026. </w:t>
+      </w:r>
+      <w:r>
+        <w:rPr>
+          <w:i/>
+        </w:rPr>
+        <w:t xml:space="preserve">Artfaktablad. Naturvård – artfakta. </w:t>
+      </w:r>
+      <w:r>
+        <w:t>SLU Artdatabanken, Uppsala</w:t>
       </w:r>
     </w:p>
     <w:sectPr>
@@ -525,7 +604,7 @@
     <w:r>
       <w:tab/>
       <w:tab/>
-      <w:t>2026-09-16</w:t>
+      <w:t>2026-09-17</w:t>
       <w:br/>
       <w:br/>
     </w:r>

--- a/tillsyn/A 20533-2023 tillsynsbegäran.docx
+++ b/tillsyn/A 20533-2023 tillsynsbegäran.docx
@@ -604,7 +604,7 @@
     <w:r>
       <w:tab/>
       <w:tab/>
-      <w:t>2026-09-17</w:t>
+      <w:t>2026-09-18</w:t>
       <w:br/>
       <w:br/>
     </w:r>

--- a/tillsyn/A 20533-2023 tillsynsbegäran.docx
+++ b/tillsyn/A 20533-2023 tillsynsbegäran.docx
@@ -12,7 +12,7 @@
     </w:p>
     <w:p>
       <w:r>
-        <w:t>Denna tillsynsbegäran behandlar höga naturvärden i avverkningsanmälan A 20533-2023 i Katrineholms kommun som inkom 2023-05-11 och omfattar 1,2 ha.</w:t>
+        <w:t>Denna tillsynsbegäran behandlar höga naturvärden i avverkningsanmälan A 20533-2023 i Katrineholms kommun som inkom 2023-05-11 och omfattar 20,2 ha.</w:t>
       </w:r>
     </w:p>
     <w:p>
@@ -22,7 +22,7 @@
       <w:r>
         <w:drawing>
           <wp:inline xmlns:a="http://schemas.openxmlformats.org/drawingml/2006/main" xmlns:pic="http://schemas.openxmlformats.org/drawingml/2006/picture">
-            <wp:extent cx="5486400" cy="5533534"/>
+            <wp:extent cx="5486400" cy="4413996"/>
             <wp:docPr id="1" name="Picture 1"/>
             <wp:cNvGraphicFramePr>
               <a:graphicFrameLocks noChangeAspect="1"/>
@@ -43,7 +43,7 @@
                   <pic:spPr>
                     <a:xfrm>
                       <a:off x="0" y="0"/>
-                      <a:ext cx="5486400" cy="5533534"/>
+                      <a:ext cx="5486400" cy="4413996"/>
                     </a:xfrm>
                     <a:prstGeom prst="rect"/>
                   </pic:spPr>
@@ -60,12 +60,12 @@
         <w:spacing w:after="240"/>
       </w:pPr>
       <w:r>
-        <w:t>Figur 1. Fyndplatser för naturvårdsarter inom 22 meter från avverkningsanmälan. Markörer utan svart kant är placerade på fyndplatsen. Markörer med svart kant är placerade vid sidan av fyndplatsen och har ett svart streck som visar fyndplatsens exakta position. Kartans mittpunktskoordinat är N 6528263, E 583562 i SWEREF 99 TM.</w:t>
+        <w:t>Figur 1. Fyndplatser för naturvårdsarter i avverkningsanmälan. Markörer utan svart kant är placerade på fyndplatsen. Markörer med svart kant är placerade vid sidan av fyndplatsen och har ett svart streck som visar fyndplatsens exakta position. Kartans mittpunktskoordinat är N 6528578, E 583799 i SWEREF 99 TM.</w:t>
       </w:r>
     </w:p>
     <w:p>
       <w:r>
-        <w:t>Inom 22 meter från avverkningsanmälan finns fynd av 7 naturvårdsarter, varav 4 är rödlistade, 7 är fridlysta och 1 är typisk (T): blå kärrhök (VU, §4), bivråk (NT, §4), mindre hackspett (NT, T, §4), sparvuggla (NT, §4), fiskgjuse (§4), havsörn (§4) och röd glada (§4). Se Figur 1.</w:t>
+        <w:t>I avverkningsanmälan finns fynd av 8 naturvårdsarter, varav 3 är rödlistade, 3 är fridlysta, 4 är typiska (T) och 3 är signalarter (S): mulmknäppare (VU), mindre hackspett (NT, T, §4), svinrot (NT), noshornsoxe (S), svart trolldruva (S, T), tibast (S, T), spillkråka (T, §4) och nattviol (§8). Se Figur 1.</w:t>
       </w:r>
     </w:p>
     <w:p>
@@ -104,19 +104,10 @@
         <w:rPr>
           <w:b/>
         </w:rPr>
-        <w:t>Bivråk (NT, §4)</w:t>
+        <w:t>Mulmknäppare (VU)</w:t>
       </w:r>
       <w:r>
-        <w:t xml:space="preserve"> ingår i bilaga 1 i EU:s fågeldirektiv och är prioriterad art i Skogsvårdslagen. Den har minskat med 2/3-delar sedan 1970-talet och under de senaste 30 åren har minskningstakten uppgått till 22.5 (15–30) %. Arten häckar i tät, ogallrad skog på högproduktiv mark, i södra Sverige främst i lövskogsrika trakter, i Norrland till stor del i högproduktiv granskog, Födan består av getinglarver och -puppor, men även av fågelungar och groddjur. Bivråken påverkas negativt av avverkning och omföring av lövträdsrika marker till täta produktionsskogar av barrträd samt av den allmänna "</w:t>
-      </w:r>
-      <w:r>
-        <w:rPr>
-          <w:i/>
-        </w:rPr>
-        <w:t>förtorkningen</w:t>
-      </w:r>
-      <w:r>
-        <w:t>" av landskapet genom täckdikning, dikning av skogsmark etc. Bevara lövskogar och öka andelen löv i barrskog. Gallra inte i onödan och inte alls i sumpskog. Dika inte ut vattensamlingar, sumpskogar, alkärr eller andra våta miljöer. Kring alla boplatser ska det lämnas en skyddszon vid avverkning eller andra skogliga åtgärder. Som tumregel ska skyddszonen vara så bred att boet inte syns väl från öppen mark. Minskningstakten för den svenska populationen bedöms vara nära gränsvärdet för Sårbar (VU) (SLU Artdatabanken, 2026; Skogsstyrelsen, 2016).</w:t>
+        <w:t>, som är en av våra största knäppare (17–24 mm), har sin larvutveckling i mulm i grova ihåliga, oftast fristånde lövträd, främst ek men även i ask, lind, bok, alm, sälg, klibbal och lönn. Oftast i fuktig, mörk mulm, gärna med rester av fågelbon. Larven är ett rovdjur på larver av bland annat läderbagge (VU, §4a) och arten har visat sig attraheras av läderbaggens feromon. Arten påverkas negativt av brist på grova eller gamla träd och en minskning av populationen pågår eller förväntas ske. Minskningen avser kvalitén på artens habitat. Mulmknäppare är rödlistad som nära hotad (NT) på den europeiska rödlistan vilket innebär att Sverige har ett internationellt ansvar för arten (SLU Artdatabanken, 2025; IUCN, 2025).</w:t>
       </w:r>
     </w:p>
     <w:p>
@@ -144,10 +135,37 @@
         <w:rPr>
           <w:b/>
         </w:rPr>
-        <w:t>Sparvuggla (NT, §4)</w:t>
+        <w:t>Svart trolldruva</w:t>
       </w:r>
       <w:r>
-        <w:t xml:space="preserve"> är fridlyst enligt 4§ artskyddsförordningen och omfattas av bilaga 1 EU:s fågeldirektiv. Den har minskat med 15 (5–25) % under de senaste 15 åren och minskningstakten för den svenska populationen bedöms vara nära gränsvärdet för Sårbar (VU).  Sparvugglan häckar i naturskog samt i klassisk bondeskog och förekommer främst i större skogsområden som domineras av barrblandskog med stort inslag av asp, björk och andra lövträd. Den behöver relativt stora skogsområden och saknas helt i mindre skogar och isolerade dungar. Reviren är i storleksordningen upp till 200 hektar. Sparvugglan missgynnas av överföring av variationsrika bondeskogar till ensartade produktionsskogar. Särskilt avverkning av lövträdsrika kantzoner och igenplantering av gamla inägor (SLU Artdatabanken, 2026; Skogsstyrelsen, 2016).</w:t>
+        <w:t xml:space="preserve"> är en kalkgynnad växt som förekommer på näringsrik frisk mulljord i såväl bördiga kalkbarrskogar som sydliga kalklövskogar och lundar. Arten är en bra signalart för skyddsvärda biotoper i såväl löv- som barrskogar och tål inte slutavverkning och markberedning. Trolldruva är värdväxt för ett antal sällsynta fjärilsarter som ställer höga krav på sina livsmiljöer, däribland trolldruvemätare (EN), skuggmalmätare (VU) och trolldruvelobmätare (VU). Svart trolldruva är typisk art för </w:t>
+      </w:r>
+      <w:r>
+        <w:rPr>
+          <w:i/>
+        </w:rPr>
+        <w:t>9050 Näringsrik granskog,</w:t>
+      </w:r>
+      <w:r>
+        <w:t xml:space="preserve"> </w:t>
+      </w:r>
+      <w:r>
+        <w:rPr>
+          <w:i/>
+        </w:rPr>
+        <w:t xml:space="preserve">9020 Nordlig ädellövskog, 9160 Näringsrik ekskog, 9180 Ädellövskog i branter </w:t>
+      </w:r>
+      <w:r>
+        <w:t>och</w:t>
+      </w:r>
+      <w:r>
+        <w:rPr>
+          <w:i/>
+        </w:rPr>
+        <w:t xml:space="preserve"> 1610 Åsöar i Östersjön</w:t>
+      </w:r>
+      <w:r>
+        <w:t xml:space="preserve"> (SLU Artdatabanken, 2024; Nitare &amp; Skogsstyrelsen, 2019).</w:t>
       </w:r>
     </w:p>
     <w:p>
@@ -155,10 +173,19 @@
         <w:rPr>
           <w:b/>
         </w:rPr>
-        <w:t>Fiskgjuse (§4)</w:t>
+        <w:t>Tibast</w:t>
       </w:r>
       <w:r>
-        <w:t xml:space="preserve"> är fridlyst enligt 4§ artskyddsförordningen och upptagen i bilaga 1 EU:s fågeldirektiv. Den bygger vanligen sitt stora risbo i toppen av en plattkronad, kraftig tall (&gt;90%) med utsikt över omgivningen. Skogsavverkningar utan hänsyn till bevarandet av fiskgjusens boträd och häckningsbiotop utgör en fara genom att tillgången på lämpliga träd minskar. Lämna en skyddszon kring boplatser vid avverkning eller gallring. Boträdets placering styr behovet av skyddszon vilket måste bedömas från fall till fall, men skyddszonen bör vara tillräckligt bred för att behålla skydd mot insyn, erbjuda lämpliga sittplatser och förhindra att boträdet blåser ner. Avstå från skogsbruksåtgärder i hänsynskrävande miljöer, som på uddar eller öar med äldre skog eller hällmarkstallskog där det häckar fiskgjuse. Gör naturvårdsavsättningar i äldre skog i lämpliga områden för fiskgjuse, t.ex. på uddar och i hällmarksområden (SLU Artdatabanken, 2024; Skogsstyrelsen, 2016).</w:t>
+        <w:t xml:space="preserve"> är en kalkgynnad buske som växer på mullrik, frisk eller svagt fuktig mark, exempelvis i gamla kalkgranskogar, lövträdslundar, varma källpåverkade sluttningar och exklusiva biotoper kopplade till vattendrag. Förekomster i gammal skog visar på höga naturvärden och bör alltid noteras i samband med naturvärdesinventeringar. Tibast är typisk art för </w:t>
+      </w:r>
+      <w:r>
+        <w:rPr>
+          <w:i/>
+        </w:rPr>
+        <w:t>9050 Näringsrik granskog</w:t>
+      </w:r>
+      <w:r>
+        <w:t xml:space="preserve"> och värdväxt för de två fjärilsarterna större tibastmal och brun tibastmal (CR) (SLU Artdatabanken, 2024; Nitare &amp; Skogsstyrelsen, 2019).</w:t>
       </w:r>
     </w:p>
     <w:p>
@@ -166,21 +193,28 @@
         <w:rPr>
           <w:b/>
         </w:rPr>
-        <w:t>Havsörn (§4)</w:t>
+        <w:t>Spillkråka (§4)</w:t>
       </w:r>
       <w:r>
-        <w:t xml:space="preserve"> omfattas av bilaga 1 EU:s fågeldirektiv. Skyddandet av befintliga bon måste upprätthållas och i samband med skogsavverkning bör en skyddszon på minst 100 meters radie runt boplatsen lämnas intakt. Under häckningsperioden (1 januari till 15 augusti) är havsörnen störningskänslig och inga skogsbruksåtgärder eller annan störande verksamhet får förekomma närmare än 500 m från boet under den tiden. För att åstadkomma en succession av lämpliga boträd för kommande generationer av havsörnar behöver ett betydligt större antal s.k. evighetsträd sparas vid avverkningar redan idag (SLU Artdatabanken, 2026; Skogsstyrelsen, 2016).</w:t>
+        <w:t xml:space="preserve"> omfattas av bilaga 1 i EU:s fågeldirektiv och är typisk art för </w:t>
       </w:r>
-    </w:p>
-    <w:p>
       <w:r>
         <w:rPr>
-          <w:b/>
+          <w:i/>
         </w:rPr>
-        <w:t>Röd glada (§4)</w:t>
+        <w:t xml:space="preserve">9010 Taiga </w:t>
       </w:r>
       <w:r>
-        <w:t xml:space="preserve"> är fridlyst enligt 4§ artskyddsförordningen och upptagen i bilaga 1 EU:s fågeldirektiv. Den häckar gärna i omväxlande landskap med mosaik av öppna marker och skogar. Tidigare studier har visat en förkärlek för att häcka nära sjöar, och häckningsframgången var också högre hos par som häckade nära vatten. Boet läggs i träd, ofta högt och vanligen nära skogsbryn. Missgynnas av skogliga åtgärder som lämnar boet allt för exponerat, främst genom för smala skyddszoner och för omfattande gallring. Lämna en skyddszon kring boplatser vid avverkning eller andra skogliga åtgärder. Bredden på skyddszonen beror på platsen, men som tumregel ska den ska vara så bred att boplatsen inte är väsentligt mer exponerad för insyn än tidigare. Spara samtliga träd med större risbon, även sådana där boet ser obebott ut. Avstå att avverka äldre lövdominerade bestånd, främst i anslutning till öppen jordbruksmark (SLU Artdatabanken, 2024; Skogsstyrelsen, 2016).</w:t>
+        <w:t>och</w:t>
+      </w:r>
+      <w:r>
+        <w:rPr>
+          <w:i/>
+        </w:rPr>
+        <w:t xml:space="preserve"> 9740 Skogsbevuxen myr</w:t>
+      </w:r>
+      <w:r>
+        <w:t>. Den behöver grova träd, främst tall, asp och bok som boträd. Skogsbruk med korta omloppstider och täta, homogena ungskogar utgör det största hotet. Spillkråka är en nyckelart i skogliga miljöer vars övergivna bohål utnyttjas av flera andra hålhäckande fågelarter och fladdermöss, däribland pärluggla (EN, §4), knipa (§4), salskrake (§4) och skogsduva (§4). Hökuggla (VU, §4) och slaguggla (§4) häckar ofta i högstubbar som brutits av i höjd med ett gammalt spillkråkebo (SLU Artdatabanken, 2026; Skogsstyrelsen, 2016).</w:t>
       </w:r>
     </w:p>
     <w:p>
@@ -216,76 +250,6 @@
       </w:pPr>
       <w:r>
         <w:t>BILAGA 1 – Fridlysta arter</w:t>
-      </w:r>
-    </w:p>
-    <w:p>
-      <w:pPr>
-        <w:pStyle w:val="Heading1"/>
-      </w:pPr>
-      <w:r>
-        <w:t>Bivråk – ekologi samt krav på livsmiljön</w:t>
-      </w:r>
-    </w:p>
-    <w:p>
-      <w:r>
-        <w:t>Bivråk (NT, §4) ingår i bilaga 1 i EU:s fågeldirektiv och är prioriterad art i Skogsvårdslagen. Den har minskat med 2/3-delar sedan 1970-talet och under de senaste 30 åren har minskningstakten uppgått till 22.5 (15–30) %. Minskningstakten för den svenska populationen bedöms vara nära gränsvärdet för Sårbar (VU) (SLU Artdatabanken, 2026).</w:t>
-      </w:r>
-    </w:p>
-    <w:p>
-      <w:r>
-        <w:t>Arten häckar i tät, ogallrad skog på högproduktiv mark, i södra Sverige främst i lövskogsrika trakter, i Norrland till stor del i högproduktiv granskog, Födan består av getinglarver och -puppor, men även av fågelungar och groddjur. (SLU Artdatabanken, 2026).</w:t>
-      </w:r>
-    </w:p>
-    <w:p>
-      <w:r>
-        <w:t>En trolig delförklaring till minskande bivråksstammar är att det i dagens skogs- och jordbruksbygder finns ett sämre utbud av insektsrika biotoper jämfört med förhållandena för 20–40 år sedan. Minskad insektsrikedom innebär förmodligen en lägre täthet av sociala getingsamhällen och därmed sämre förutsättningar för bivråkens häckning. En allmän "</w:t>
-      </w:r>
-      <w:r>
-        <w:rPr>
-          <w:i/>
-        </w:rPr>
-        <w:t>förtorkning</w:t>
-      </w:r>
-      <w:r>
-        <w:t>" av landskapet (täckdikning, dikning av skogsmark etc.) liksom omföring av lövträdsrika marker till täta produktionsskogar av barrträd medför dessutom en försämrad förekomst av tättingar (trastar etc.) och grodor, vilket sannolikt påverkar bivråken negativt. (SLU Artdatabanken, 2026).</w:t>
-      </w:r>
-    </w:p>
-    <w:p>
-      <w:r>
-        <w:t>Bevara lövskogar och öka andelen löv i barrskog. Gallra inte i onödan och inte alls i sumpskog. Dika inte ut vattensamlingar, sumpskogar, alkärr eller andra våta miljöer. Kring alla boplatser ska det lämnas en skyddszon vid avverkning eller andra skogliga åtgärder. Som tumregel ska skyddszonen vara så bred att boet inte syns väl från öppen mark (SLU Artdatabanken, 2026; Skogsstyrelsen, 2016).</w:t>
-      </w:r>
-    </w:p>
-    <w:p>
-      <w:pPr>
-        <w:pStyle w:val="Heading2"/>
-      </w:pPr>
-      <w:r>
-        <w:t>Referenser – bivråk</w:t>
-      </w:r>
-    </w:p>
-    <w:p>
-      <w:r>
-        <w:t xml:space="preserve">Skogsstyrelsen, 2016. </w:t>
-      </w:r>
-      <w:r>
-        <w:rPr>
-          <w:i/>
-        </w:rPr>
-        <w:t>Vägledning för hänsyn till bivråk.</w:t>
-      </w:r>
-    </w:p>
-    <w:p>
-      <w:r>
-        <w:t xml:space="preserve">SLU Artdatabanken, 2026. </w:t>
-      </w:r>
-      <w:r>
-        <w:rPr>
-          <w:i/>
-        </w:rPr>
-        <w:t xml:space="preserve">Artfaktablad. Naturvård – artfakta. </w:t>
-      </w:r>
-      <w:r>
-        <w:t>SLU Artdatabanken, Uppsala</w:t>
       </w:r>
     </w:p>
     <w:p>
@@ -366,17 +330,35 @@
         <w:pStyle w:val="Heading1"/>
       </w:pPr>
       <w:r>
-        <w:t>Sparvuggla – ekologi samt krav på livsmiljön</w:t>
+        <w:t>Spillkråka – ekologi samt krav på livsmiljön</w:t>
       </w:r>
     </w:p>
     <w:p>
       <w:r>
-        <w:t>Sparvuggla (NT, §4) är fridlyst enligt 4§ artskyddsförordningen och omfattas av bilaga 1 EU:s fågeldirektiv. Den har minskat med 15 (5–25) % under de senaste 15 åren och minskningstakten för den svenska populationen bedöms vara nära gränsvärdet för Sårbar (VU) (SLU Artdatabanken 2026).</w:t>
+        <w:t xml:space="preserve">Spillkråka (§4) ingår i bilaga 1 EU:s fågeldirektiv och är typisk art för </w:t>
+      </w:r>
+      <w:r>
+        <w:rPr>
+          <w:i/>
+        </w:rPr>
+        <w:t xml:space="preserve">9010 Taiga </w:t>
+      </w:r>
+      <w:r>
+        <w:t>och</w:t>
+      </w:r>
+      <w:r>
+        <w:rPr>
+          <w:i/>
+        </w:rPr>
+        <w:t xml:space="preserve"> 9740 Skogsbevuxen myr</w:t>
+      </w:r>
+      <w:r>
+        <w:t>. Den lever i både barr- och blandskog liksom i ren lövskog. De tätaste populationerna tenderar att finnas i äldre, variationsrik blandskog med gott om död ved och gamla träd. Varje par utnyttjar 400–1000 hektar skog beroende på skogens kvalitet. Skogsbruk med korta omloppstider och täta, homogena ungskogar utgör det största hotet (SLU Artdatabanken, 2026).</w:t>
       </w:r>
     </w:p>
     <w:p>
       <w:r>
-        <w:t>Sparvugglan häckar i naturskog samt i klassisk bondeskog och förekommer främst i större skogsområden som domineras av barrblandskog med stort inslag av asp, björk och andra lövträd. Den behöver relativt stora skogsområden och saknas helt i mindre skogar och isolerade dungar. Reviren är i storleksordningen upp till 200 hektar. Sparvugglan missgynnas av överföring av variationsrika bondeskogar till ensartade produktionsskogar – särskilt avverkning av lövträdsrika kantzoner och igenplantering av gamla inägor (Skogsstyrelsen, 2016).</w:t>
+        <w:t>Spillkråka är en nyckelart i skogliga miljöer vars övergivna bohål utnyttjas av flera andra hålhäckande fågelarter och fladdermöss, däribland pärluggla (EN, §4), knipa (§4), salskrake (§4) och skogsduva (§4). Hökuggla (VU, §4) och slaguggla (§4) häckar ofta i högstubbar som brutits av i höjd med ett gammalt spillkråkebo (Skogsstyrelsen, 2016).</w:t>
       </w:r>
     </w:p>
     <w:p>
@@ -384,7 +366,7 @@
         <w:pStyle w:val="Heading2"/>
       </w:pPr>
       <w:r>
-        <w:t>Referenser – sparvuggla</w:t>
+        <w:t>Referenser – spillkråka</w:t>
       </w:r>
     </w:p>
     <w:p>
@@ -395,7 +377,10 @@
         <w:rPr>
           <w:i/>
         </w:rPr>
-        <w:t>Vägledning för hänsyn till sparvuggla.</w:t>
+        <w:t xml:space="preserve">Vägledning för hänsyn till spillkråka. </w:t>
+      </w:r>
+      <w:r>
+        <w:t>Vägledningar och kunskapsstöd artskydd – Skogsstyrelsen.</w:t>
       </w:r>
     </w:p>
     <w:p>
@@ -410,70 +395,6 @@
       </w:r>
       <w:r>
         <w:t>SLU Artdatabanken, Uppsala.</w:t>
-      </w:r>
-    </w:p>
-    <w:p>
-      <w:pPr>
-        <w:pStyle w:val="Heading1"/>
-      </w:pPr>
-      <w:r>
-        <w:t>Havsörn – ekologi samt krav på livsmiljön</w:t>
-      </w:r>
-    </w:p>
-    <w:p>
-      <w:r>
-        <w:t>Havsörn är fridlyst enligt 4§ artskyddsförordningen och upptagen i bilaga 1 EU:s fågeldirektiv. Havsörnen häckar i anslutning till skärgårdar, kuster, sjöar och vattendrag, ofta på öar men ibland även ganska långt från vatten. I svenska kustområden varierar medelavståndet mellan etablerade par från ca 13 km till under 5 km, mest beroende på bytestillgänglighet; minsta avstånd mellan samtidigt bebodda bon i vårt land är ca 1,5 km. Ofta har ett havsörnspar flera olika bon som kan användas omväxlande (SLU Artdatabanken, 2026; Skogsstyrelsen, 2016).</w:t>
-      </w:r>
-    </w:p>
-    <w:p>
-      <w:r>
-        <w:t>Boet byggs nästan uteslutande i träd, oftast tallar. Häckar sällsynt även på klipphyllor eller direkt på marken. Boet placeras oftast i trädets övre del och kan bli mycket stort, vilket ställer stora krav på boträdet. Trädet måste ha en stark, bärande krona med lämpliga grova grenar, vilket utvecklas först när trädet har uppnått en hög ålder. Genomsnittsåldern hos botallar vid svenska Ostkusten under 1970- och 80-talet var 160 år (från 100 till 350 år) men har sannolikt redan nu sjunkit betydligt genom en brist på gamla träd. Frekvensen nybyggda bon i för svaga träd där boet rasat under häckningen har ökat markant under senare år i Syd- och Mellansverige. I Lappland var boträden i snitt 350 år (200 – ca 600 år). Mot bakgrund av de lägsta uppmätta åldrarna hos dessa fungerande boträd utgör den sjunkande omloppstiden vid slutavverkningar i Sverige ett hot – det kommer inte att räcka med att spara överståndare vid slutavverkningar av kanske högst 70-åriga bestånd i framtiden (SLU Artdatabanken, 2026; Skogsstyrelsen, 2016).</w:t>
-      </w:r>
-    </w:p>
-    <w:p>
-      <w:r>
-        <w:t>Skyddandet av befintliga bon måste upprätthållas och i samband med skogsavverkning ska befintliga boträd sparas med en lämpligt avgränsad skyddszon runtom. Vid slutavverkning bör en skyddszon på 100 meters radie runt boplatsen lämnas intakt. Under häckningsperioden (1 januari till 15 augusti) är havsörnen störningskänslig och inga skogsbruksåtgärder eller annan störande verksamhet får förekomma närmare än 500 m från boet under den tiden. (SLU Artdatabanken, 2026; Skogsstyrelsen, 2016).</w:t>
-      </w:r>
-    </w:p>
-    <w:p>
-      <w:r>
-        <w:t>För att garantera möjligheter till häckning även i framtiden bör ett nätverk av häckningsområden skyddas inom artens hela naturliga utbredningsområde i landet. Havsörnen är upptagen bland de arter som enligt fågeldirektivet/habitatdirektivet har ett sådant gemenskapsintresse inom EU att särskilda skydds- eller bevarandeområden behöver utses (Miljöbalken, Bilagan till Artskyddsförordningen 1998:179, reviderad 2001). Arten är beroende av grova träd för placering av sina stora risbon och detta kan bli en begränsande faktor kommande 30 år (tre generationer). För att åstadkomma en succession av lämpliga boträd för kommande generationer av havsörnar behöver ett betydligt större antal s.k. evighetsträd sparas vid avverkningar redan idag. (SLU Artdatabanken, 2026).</w:t>
-      </w:r>
-    </w:p>
-    <w:p>
-      <w:pPr>
-        <w:pStyle w:val="Heading2"/>
-      </w:pPr>
-      <w:r>
-        <w:t>Referenser – havsörn</w:t>
-      </w:r>
-    </w:p>
-    <w:p>
-      <w:r>
-        <w:t xml:space="preserve">Skogsstyrelsen, 2016. </w:t>
-      </w:r>
-      <w:r>
-        <w:rPr>
-          <w:i/>
-        </w:rPr>
-        <w:t xml:space="preserve">Vägledning för hänsyn till havsörn. </w:t>
-      </w:r>
-      <w:r>
-        <w:t>Vägledningar och kunskapsstöd artskydd – Skogsstyrelsen</w:t>
-      </w:r>
-    </w:p>
-    <w:p>
-      <w:r>
-        <w:t xml:space="preserve">SLU Artdatabanken, 2026. </w:t>
-      </w:r>
-      <w:r>
-        <w:rPr>
-          <w:i/>
-        </w:rPr>
-        <w:t xml:space="preserve">Artfaktablad. Naturvård – artfakta. </w:t>
-      </w:r>
-      <w:r>
-        <w:t>SLU Artdatabanken, Uppsala</w:t>
       </w:r>
     </w:p>
     <w:sectPr>
@@ -604,7 +525,7 @@
     <w:r>
       <w:tab/>
       <w:tab/>
-      <w:t>2026-09-18</w:t>
+      <w:t>2026-09-19</w:t>
       <w:br/>
       <w:br/>
     </w:r>

--- a/tillsyn/A 20533-2023 tillsynsbegäran.docx
+++ b/tillsyn/A 20533-2023 tillsynsbegäran.docx
@@ -525,7 +525,7 @@
     <w:r>
       <w:tab/>
       <w:tab/>
-      <w:t>2026-09-19</w:t>
+      <w:t>2026-09-21</w:t>
       <w:br/>
       <w:br/>
     </w:r>

--- a/tillsyn/A 20533-2023 tillsynsbegäran.docx
+++ b/tillsyn/A 20533-2023 tillsynsbegäran.docx
@@ -12,7 +12,7 @@
     </w:p>
     <w:p>
       <w:r>
-        <w:t>Denna tillsynsbegäran behandlar höga naturvärden i avverkningsanmälan A 20533-2023 i Katrineholms kommun som inkom 2023-05-11 och omfattar 20,2 ha.</w:t>
+        <w:t>Denna tillsynsbegäran behandlar höga naturvärden i avverkningsanmälan A 20533-2023 i Katrineholms kommun som inkom 2023-05-11 och omfattar 1,2 ha.</w:t>
       </w:r>
     </w:p>
     <w:p>
@@ -22,7 +22,7 @@
       <w:r>
         <w:drawing>
           <wp:inline xmlns:a="http://schemas.openxmlformats.org/drawingml/2006/main" xmlns:pic="http://schemas.openxmlformats.org/drawingml/2006/picture">
-            <wp:extent cx="5486400" cy="4413996"/>
+            <wp:extent cx="5486400" cy="5533534"/>
             <wp:docPr id="1" name="Picture 1"/>
             <wp:cNvGraphicFramePr>
               <a:graphicFrameLocks noChangeAspect="1"/>
@@ -43,7 +43,7 @@
                   <pic:spPr>
                     <a:xfrm>
                       <a:off x="0" y="0"/>
-                      <a:ext cx="5486400" cy="4413996"/>
+                      <a:ext cx="5486400" cy="5533534"/>
                     </a:xfrm>
                     <a:prstGeom prst="rect"/>
                   </pic:spPr>
@@ -60,12 +60,12 @@
         <w:spacing w:after="240"/>
       </w:pPr>
       <w:r>
-        <w:t>Figur 1. Fyndplatser för naturvårdsarter i avverkningsanmälan. Markörer utan svart kant är placerade på fyndplatsen. Markörer med svart kant är placerade vid sidan av fyndplatsen och har ett svart streck som visar fyndplatsens exakta position. Kartans mittpunktskoordinat är N 6528578, E 583799 i SWEREF 99 TM.</w:t>
+        <w:t>Figur 1. Fyndplatser för naturvårdsarter inom 22 meter från avverkningsanmälan. Markörer utan svart kant är placerade på fyndplatsen. Markörer med svart kant är placerade vid sidan av fyndplatsen och har ett svart streck som visar fyndplatsens exakta position. Kartans mittpunktskoordinat är N 6528263, E 583562 i SWEREF 99 TM.</w:t>
       </w:r>
     </w:p>
     <w:p>
       <w:r>
-        <w:t>I avverkningsanmälan finns fynd av 8 naturvårdsarter, varav 3 är rödlistade, 3 är fridlysta, 4 är typiska (T) och 3 är signalarter (S): mulmknäppare (VU), mindre hackspett (NT, T, §4), svinrot (NT), noshornsoxe (S), svart trolldruva (S, T), tibast (S, T), spillkråka (T, §4) och nattviol (§8). Se Figur 1.</w:t>
+        <w:t>Inom 22 meter från avverkningsanmälan finns fynd av 7 naturvårdsarter, varav 4 är rödlistade, 7 är fridlysta och 1 är typisk (T): blå kärrhök (VU, §4), bivråk (NT, §4), mindre hackspett (NT, T, §4), sparvuggla (NT, §4), fiskgjuse (§4), havsörn (§4) och röd glada (§4). Se Figur 1.</w:t>
       </w:r>
     </w:p>
     <w:p>
@@ -104,10 +104,19 @@
         <w:rPr>
           <w:b/>
         </w:rPr>
-        <w:t>Mulmknäppare (VU)</w:t>
+        <w:t>Bivråk (NT, §4)</w:t>
       </w:r>
       <w:r>
-        <w:t>, som är en av våra största knäppare (17–24 mm), har sin larvutveckling i mulm i grova ihåliga, oftast fristånde lövträd, främst ek men även i ask, lind, bok, alm, sälg, klibbal och lönn. Oftast i fuktig, mörk mulm, gärna med rester av fågelbon. Larven är ett rovdjur på larver av bland annat läderbagge (VU, §4a) och arten har visat sig attraheras av läderbaggens feromon. Arten påverkas negativt av brist på grova eller gamla träd och en minskning av populationen pågår eller förväntas ske. Minskningen avser kvalitén på artens habitat. Mulmknäppare är rödlistad som nära hotad (NT) på den europeiska rödlistan vilket innebär att Sverige har ett internationellt ansvar för arten (SLU Artdatabanken, 2025; IUCN, 2025).</w:t>
+        <w:t xml:space="preserve"> ingår i bilaga 1 i EU:s fågeldirektiv och är prioriterad art i Skogsvårdslagen. Den har minskat med 2/3-delar sedan 1970-talet och under de senaste 30 åren har minskningstakten uppgått till 22.5 (15–30) %. Arten häckar i tät, ogallrad skog på högproduktiv mark, i södra Sverige främst i lövskogsrika trakter, i Norrland till stor del i högproduktiv granskog, Födan består av getinglarver och -puppor, men även av fågelungar och groddjur. Bivråken påverkas negativt av avverkning och omföring av lövträdsrika marker till täta produktionsskogar av barrträd samt av den allmänna "</w:t>
+      </w:r>
+      <w:r>
+        <w:rPr>
+          <w:i/>
+        </w:rPr>
+        <w:t>förtorkningen</w:t>
+      </w:r>
+      <w:r>
+        <w:t>" av landskapet genom täckdikning, dikning av skogsmark etc. Bevara lövskogar och öka andelen löv i barrskog. Gallra inte i onödan och inte alls i sumpskog. Dika inte ut vattensamlingar, sumpskogar, alkärr eller andra våta miljöer. Kring alla boplatser ska det lämnas en skyddszon vid avverkning eller andra skogliga åtgärder. Som tumregel ska skyddszonen vara så bred att boet inte syns väl från öppen mark. Minskningstakten för den svenska populationen bedöms vara nära gränsvärdet för Sårbar (VU) (SLU Artdatabanken, 2026; Skogsstyrelsen, 2016).</w:t>
       </w:r>
     </w:p>
     <w:p>
@@ -135,37 +144,10 @@
         <w:rPr>
           <w:b/>
         </w:rPr>
-        <w:t>Svart trolldruva</w:t>
+        <w:t>Sparvuggla (NT, §4)</w:t>
       </w:r>
       <w:r>
-        <w:t xml:space="preserve"> är en kalkgynnad växt som förekommer på näringsrik frisk mulljord i såväl bördiga kalkbarrskogar som sydliga kalklövskogar och lundar. Arten är en bra signalart för skyddsvärda biotoper i såväl löv- som barrskogar och tål inte slutavverkning och markberedning. Trolldruva är värdväxt för ett antal sällsynta fjärilsarter som ställer höga krav på sina livsmiljöer, däribland trolldruvemätare (EN), skuggmalmätare (VU) och trolldruvelobmätare (VU). Svart trolldruva är typisk art för </w:t>
-      </w:r>
-      <w:r>
-        <w:rPr>
-          <w:i/>
-        </w:rPr>
-        <w:t>9050 Näringsrik granskog,</w:t>
-      </w:r>
-      <w:r>
-        <w:t xml:space="preserve"> </w:t>
-      </w:r>
-      <w:r>
-        <w:rPr>
-          <w:i/>
-        </w:rPr>
-        <w:t xml:space="preserve">9020 Nordlig ädellövskog, 9160 Näringsrik ekskog, 9180 Ädellövskog i branter </w:t>
-      </w:r>
-      <w:r>
-        <w:t>och</w:t>
-      </w:r>
-      <w:r>
-        <w:rPr>
-          <w:i/>
-        </w:rPr>
-        <w:t xml:space="preserve"> 1610 Åsöar i Östersjön</w:t>
-      </w:r>
-      <w:r>
-        <w:t xml:space="preserve"> (SLU Artdatabanken, 2024; Nitare &amp; Skogsstyrelsen, 2019).</w:t>
+        <w:t xml:space="preserve"> är fridlyst enligt 4§ artskyddsförordningen och omfattas av bilaga 1 EU:s fågeldirektiv. Den har minskat med 15 (5–25) % under de senaste 15 åren och minskningstakten för den svenska populationen bedöms vara nära gränsvärdet för Sårbar (VU).  Sparvugglan häckar i naturskog samt i klassisk bondeskog och förekommer främst i större skogsområden som domineras av barrblandskog med stort inslag av asp, björk och andra lövträd. Den behöver relativt stora skogsområden och saknas helt i mindre skogar och isolerade dungar. Reviren är i storleksordningen upp till 200 hektar. Sparvugglan missgynnas av överföring av variationsrika bondeskogar till ensartade produktionsskogar. Särskilt avverkning av lövträdsrika kantzoner och igenplantering av gamla inägor (SLU Artdatabanken, 2026; Skogsstyrelsen, 2016).</w:t>
       </w:r>
     </w:p>
     <w:p>
@@ -173,19 +155,10 @@
         <w:rPr>
           <w:b/>
         </w:rPr>
-        <w:t>Tibast</w:t>
+        <w:t>Fiskgjuse (§4)</w:t>
       </w:r>
       <w:r>
-        <w:t xml:space="preserve"> är en kalkgynnad buske som växer på mullrik, frisk eller svagt fuktig mark, exempelvis i gamla kalkgranskogar, lövträdslundar, varma källpåverkade sluttningar och exklusiva biotoper kopplade till vattendrag. Förekomster i gammal skog visar på höga naturvärden och bör alltid noteras i samband med naturvärdesinventeringar. Tibast är typisk art för </w:t>
-      </w:r>
-      <w:r>
-        <w:rPr>
-          <w:i/>
-        </w:rPr>
-        <w:t>9050 Näringsrik granskog</w:t>
-      </w:r>
-      <w:r>
-        <w:t xml:space="preserve"> och värdväxt för de två fjärilsarterna större tibastmal och brun tibastmal (CR) (SLU Artdatabanken, 2024; Nitare &amp; Skogsstyrelsen, 2019).</w:t>
+        <w:t xml:space="preserve"> är fridlyst enligt 4§ artskyddsförordningen och upptagen i bilaga 1 EU:s fågeldirektiv. Den bygger vanligen sitt stora risbo i toppen av en plattkronad, kraftig tall (&gt;90%) med utsikt över omgivningen. Skogsavverkningar utan hänsyn till bevarandet av fiskgjusens boträd och häckningsbiotop utgör en fara genom att tillgången på lämpliga träd minskar. Lämna en skyddszon kring boplatser vid avverkning eller gallring. Boträdets placering styr behovet av skyddszon vilket måste bedömas från fall till fall, men skyddszonen bör vara tillräckligt bred för att behålla skydd mot insyn, erbjuda lämpliga sittplatser och förhindra att boträdet blåser ner. Avstå från skogsbruksåtgärder i hänsynskrävande miljöer, som på uddar eller öar med äldre skog eller hällmarkstallskog där det häckar fiskgjuse. Gör naturvårdsavsättningar i äldre skog i lämpliga områden för fiskgjuse, t.ex. på uddar och i hällmarksområden (SLU Artdatabanken, 2024; Skogsstyrelsen, 2016).</w:t>
       </w:r>
     </w:p>
     <w:p>
@@ -193,28 +166,21 @@
         <w:rPr>
           <w:b/>
         </w:rPr>
-        <w:t>Spillkråka (§4)</w:t>
+        <w:t>Havsörn (§4)</w:t>
       </w:r>
       <w:r>
-        <w:t xml:space="preserve"> omfattas av bilaga 1 i EU:s fågeldirektiv och är typisk art för </w:t>
+        <w:t xml:space="preserve"> omfattas av bilaga 1 EU:s fågeldirektiv. Skyddandet av befintliga bon måste upprätthållas och i samband med skogsavverkning bör en skyddszon på minst 100 meters radie runt boplatsen lämnas intakt. Under häckningsperioden (1 januari till 15 augusti) är havsörnen störningskänslig och inga skogsbruksåtgärder eller annan störande verksamhet får förekomma närmare än 500 m från boet under den tiden. För att åstadkomma en succession av lämpliga boträd för kommande generationer av havsörnar behöver ett betydligt större antal s.k. evighetsträd sparas vid avverkningar redan idag (SLU Artdatabanken, 2026; Skogsstyrelsen, 2016).</w:t>
+      </w:r>
+    </w:p>
+    <w:p>
+      <w:r>
+        <w:rPr>
+          <w:b/>
+        </w:rPr>
+        <w:t>Röd glada (§4)</w:t>
       </w:r>
       <w:r>
-        <w:rPr>
-          <w:i/>
-        </w:rPr>
-        <w:t xml:space="preserve">9010 Taiga </w:t>
-      </w:r>
-      <w:r>
-        <w:t>och</w:t>
-      </w:r>
-      <w:r>
-        <w:rPr>
-          <w:i/>
-        </w:rPr>
-        <w:t xml:space="preserve"> 9740 Skogsbevuxen myr</w:t>
-      </w:r>
-      <w:r>
-        <w:t>. Den behöver grova träd, främst tall, asp och bok som boträd. Skogsbruk med korta omloppstider och täta, homogena ungskogar utgör det största hotet. Spillkråka är en nyckelart i skogliga miljöer vars övergivna bohål utnyttjas av flera andra hålhäckande fågelarter och fladdermöss, däribland pärluggla (EN, §4), knipa (§4), salskrake (§4) och skogsduva (§4). Hökuggla (VU, §4) och slaguggla (§4) häckar ofta i högstubbar som brutits av i höjd med ett gammalt spillkråkebo (SLU Artdatabanken, 2026; Skogsstyrelsen, 2016).</w:t>
+        <w:t xml:space="preserve"> är fridlyst enligt 4§ artskyddsförordningen och upptagen i bilaga 1 EU:s fågeldirektiv. Den häckar gärna i omväxlande landskap med mosaik av öppna marker och skogar. Tidigare studier har visat en förkärlek för att häcka nära sjöar, och häckningsframgången var också högre hos par som häckade nära vatten. Boet läggs i träd, ofta högt och vanligen nära skogsbryn. Missgynnas av skogliga åtgärder som lämnar boet allt för exponerat, främst genom för smala skyddszoner och för omfattande gallring. Lämna en skyddszon kring boplatser vid avverkning eller andra skogliga åtgärder. Bredden på skyddszonen beror på platsen, men som tumregel ska den ska vara så bred att boplatsen inte är väsentligt mer exponerad för insyn än tidigare. Spara samtliga träd med större risbon, även sådana där boet ser obebott ut. Avstå att avverka äldre lövdominerade bestånd, främst i anslutning till öppen jordbruksmark (SLU Artdatabanken, 2024; Skogsstyrelsen, 2016).</w:t>
       </w:r>
     </w:p>
     <w:p>
@@ -250,6 +216,76 @@
       </w:pPr>
       <w:r>
         <w:t>BILAGA 1 – Fridlysta arter</w:t>
+      </w:r>
+    </w:p>
+    <w:p>
+      <w:pPr>
+        <w:pStyle w:val="Heading1"/>
+      </w:pPr>
+      <w:r>
+        <w:t>Bivråk – ekologi samt krav på livsmiljön</w:t>
+      </w:r>
+    </w:p>
+    <w:p>
+      <w:r>
+        <w:t>Bivråk (NT, §4) ingår i bilaga 1 i EU:s fågeldirektiv och är prioriterad art i Skogsvårdslagen. Den har minskat med 2/3-delar sedan 1970-talet och under de senaste 30 åren har minskningstakten uppgått till 22.5 (15–30) %. Minskningstakten för den svenska populationen bedöms vara nära gränsvärdet för Sårbar (VU) (SLU Artdatabanken, 2026).</w:t>
+      </w:r>
+    </w:p>
+    <w:p>
+      <w:r>
+        <w:t>Arten häckar i tät, ogallrad skog på högproduktiv mark, i södra Sverige främst i lövskogsrika trakter, i Norrland till stor del i högproduktiv granskog, Födan består av getinglarver och -puppor, men även av fågelungar och groddjur. (SLU Artdatabanken, 2026).</w:t>
+      </w:r>
+    </w:p>
+    <w:p>
+      <w:r>
+        <w:t>En trolig delförklaring till minskande bivråksstammar är att det i dagens skogs- och jordbruksbygder finns ett sämre utbud av insektsrika biotoper jämfört med förhållandena för 20–40 år sedan. Minskad insektsrikedom innebär förmodligen en lägre täthet av sociala getingsamhällen och därmed sämre förutsättningar för bivråkens häckning. En allmän "</w:t>
+      </w:r>
+      <w:r>
+        <w:rPr>
+          <w:i/>
+        </w:rPr>
+        <w:t>förtorkning</w:t>
+      </w:r>
+      <w:r>
+        <w:t>" av landskapet (täckdikning, dikning av skogsmark etc.) liksom omföring av lövträdsrika marker till täta produktionsskogar av barrträd medför dessutom en försämrad förekomst av tättingar (trastar etc.) och grodor, vilket sannolikt påverkar bivråken negativt. (SLU Artdatabanken, 2026).</w:t>
+      </w:r>
+    </w:p>
+    <w:p>
+      <w:r>
+        <w:t>Bevara lövskogar och öka andelen löv i barrskog. Gallra inte i onödan och inte alls i sumpskog. Dika inte ut vattensamlingar, sumpskogar, alkärr eller andra våta miljöer. Kring alla boplatser ska det lämnas en skyddszon vid avverkning eller andra skogliga åtgärder. Som tumregel ska skyddszonen vara så bred att boet inte syns väl från öppen mark (SLU Artdatabanken, 2026; Skogsstyrelsen, 2016).</w:t>
+      </w:r>
+    </w:p>
+    <w:p>
+      <w:pPr>
+        <w:pStyle w:val="Heading2"/>
+      </w:pPr>
+      <w:r>
+        <w:t>Referenser – bivråk</w:t>
+      </w:r>
+    </w:p>
+    <w:p>
+      <w:r>
+        <w:t xml:space="preserve">Skogsstyrelsen, 2016. </w:t>
+      </w:r>
+      <w:r>
+        <w:rPr>
+          <w:i/>
+        </w:rPr>
+        <w:t>Vägledning för hänsyn till bivråk.</w:t>
+      </w:r>
+    </w:p>
+    <w:p>
+      <w:r>
+        <w:t xml:space="preserve">SLU Artdatabanken, 2026. </w:t>
+      </w:r>
+      <w:r>
+        <w:rPr>
+          <w:i/>
+        </w:rPr>
+        <w:t xml:space="preserve">Artfaktablad. Naturvård – artfakta. </w:t>
+      </w:r>
+      <w:r>
+        <w:t>SLU Artdatabanken, Uppsala</w:t>
       </w:r>
     </w:p>
     <w:p>
@@ -330,35 +366,17 @@
         <w:pStyle w:val="Heading1"/>
       </w:pPr>
       <w:r>
-        <w:t>Spillkråka – ekologi samt krav på livsmiljön</w:t>
+        <w:t>Sparvuggla – ekologi samt krav på livsmiljön</w:t>
       </w:r>
     </w:p>
     <w:p>
       <w:r>
-        <w:t xml:space="preserve">Spillkråka (§4) ingår i bilaga 1 EU:s fågeldirektiv och är typisk art för </w:t>
-      </w:r>
-      <w:r>
-        <w:rPr>
-          <w:i/>
-        </w:rPr>
-        <w:t xml:space="preserve">9010 Taiga </w:t>
-      </w:r>
-      <w:r>
-        <w:t>och</w:t>
-      </w:r>
-      <w:r>
-        <w:rPr>
-          <w:i/>
-        </w:rPr>
-        <w:t xml:space="preserve"> 9740 Skogsbevuxen myr</w:t>
-      </w:r>
-      <w:r>
-        <w:t>. Den lever i både barr- och blandskog liksom i ren lövskog. De tätaste populationerna tenderar att finnas i äldre, variationsrik blandskog med gott om död ved och gamla träd. Varje par utnyttjar 400–1000 hektar skog beroende på skogens kvalitet. Skogsbruk med korta omloppstider och täta, homogena ungskogar utgör det största hotet (SLU Artdatabanken, 2026).</w:t>
+        <w:t>Sparvuggla (NT, §4) är fridlyst enligt 4§ artskyddsförordningen och omfattas av bilaga 1 EU:s fågeldirektiv. Den har minskat med 15 (5–25) % under de senaste 15 åren och minskningstakten för den svenska populationen bedöms vara nära gränsvärdet för Sårbar (VU) (SLU Artdatabanken 2026).</w:t>
       </w:r>
     </w:p>
     <w:p>
       <w:r>
-        <w:t>Spillkråka är en nyckelart i skogliga miljöer vars övergivna bohål utnyttjas av flera andra hålhäckande fågelarter och fladdermöss, däribland pärluggla (EN, §4), knipa (§4), salskrake (§4) och skogsduva (§4). Hökuggla (VU, §4) och slaguggla (§4) häckar ofta i högstubbar som brutits av i höjd med ett gammalt spillkråkebo (Skogsstyrelsen, 2016).</w:t>
+        <w:t>Sparvugglan häckar i naturskog samt i klassisk bondeskog och förekommer främst i större skogsområden som domineras av barrblandskog med stort inslag av asp, björk och andra lövträd. Den behöver relativt stora skogsområden och saknas helt i mindre skogar och isolerade dungar. Reviren är i storleksordningen upp till 200 hektar. Sparvugglan missgynnas av överföring av variationsrika bondeskogar till ensartade produktionsskogar – särskilt avverkning av lövträdsrika kantzoner och igenplantering av gamla inägor (Skogsstyrelsen, 2016).</w:t>
       </w:r>
     </w:p>
     <w:p>
@@ -366,7 +384,7 @@
         <w:pStyle w:val="Heading2"/>
       </w:pPr>
       <w:r>
-        <w:t>Referenser – spillkråka</w:t>
+        <w:t>Referenser – sparvuggla</w:t>
       </w:r>
     </w:p>
     <w:p>
@@ -377,10 +395,7 @@
         <w:rPr>
           <w:i/>
         </w:rPr>
-        <w:t xml:space="preserve">Vägledning för hänsyn till spillkråka. </w:t>
-      </w:r>
-      <w:r>
-        <w:t>Vägledningar och kunskapsstöd artskydd – Skogsstyrelsen.</w:t>
+        <w:t>Vägledning för hänsyn till sparvuggla.</w:t>
       </w:r>
     </w:p>
     <w:p>
@@ -395,6 +410,70 @@
       </w:r>
       <w:r>
         <w:t>SLU Artdatabanken, Uppsala.</w:t>
+      </w:r>
+    </w:p>
+    <w:p>
+      <w:pPr>
+        <w:pStyle w:val="Heading1"/>
+      </w:pPr>
+      <w:r>
+        <w:t>Havsörn – ekologi samt krav på livsmiljön</w:t>
+      </w:r>
+    </w:p>
+    <w:p>
+      <w:r>
+        <w:t>Havsörn är fridlyst enligt 4§ artskyddsförordningen och upptagen i bilaga 1 EU:s fågeldirektiv. Havsörnen häckar i anslutning till skärgårdar, kuster, sjöar och vattendrag, ofta på öar men ibland även ganska långt från vatten. I svenska kustområden varierar medelavståndet mellan etablerade par från ca 13 km till under 5 km, mest beroende på bytestillgänglighet; minsta avstånd mellan samtidigt bebodda bon i vårt land är ca 1,5 km. Ofta har ett havsörnspar flera olika bon som kan användas omväxlande (SLU Artdatabanken, 2026; Skogsstyrelsen, 2016).</w:t>
+      </w:r>
+    </w:p>
+    <w:p>
+      <w:r>
+        <w:t>Boet byggs nästan uteslutande i träd, oftast tallar. Häckar sällsynt även på klipphyllor eller direkt på marken. Boet placeras oftast i trädets övre del och kan bli mycket stort, vilket ställer stora krav på boträdet. Trädet måste ha en stark, bärande krona med lämpliga grova grenar, vilket utvecklas först när trädet har uppnått en hög ålder. Genomsnittsåldern hos botallar vid svenska Ostkusten under 1970- och 80-talet var 160 år (från 100 till 350 år) men har sannolikt redan nu sjunkit betydligt genom en brist på gamla träd. Frekvensen nybyggda bon i för svaga träd där boet rasat under häckningen har ökat markant under senare år i Syd- och Mellansverige. I Lappland var boträden i snitt 350 år (200 – ca 600 år). Mot bakgrund av de lägsta uppmätta åldrarna hos dessa fungerande boträd utgör den sjunkande omloppstiden vid slutavverkningar i Sverige ett hot – det kommer inte att räcka med att spara överståndare vid slutavverkningar av kanske högst 70-åriga bestånd i framtiden (SLU Artdatabanken, 2026; Skogsstyrelsen, 2016).</w:t>
+      </w:r>
+    </w:p>
+    <w:p>
+      <w:r>
+        <w:t>Skyddandet av befintliga bon måste upprätthållas och i samband med skogsavverkning ska befintliga boträd sparas med en lämpligt avgränsad skyddszon runtom. Vid slutavverkning bör en skyddszon på 100 meters radie runt boplatsen lämnas intakt. Under häckningsperioden (1 januari till 15 augusti) är havsörnen störningskänslig och inga skogsbruksåtgärder eller annan störande verksamhet får förekomma närmare än 500 m från boet under den tiden. (SLU Artdatabanken, 2026; Skogsstyrelsen, 2016).</w:t>
+      </w:r>
+    </w:p>
+    <w:p>
+      <w:r>
+        <w:t>För att garantera möjligheter till häckning även i framtiden bör ett nätverk av häckningsområden skyddas inom artens hela naturliga utbredningsområde i landet. Havsörnen är upptagen bland de arter som enligt fågeldirektivet/habitatdirektivet har ett sådant gemenskapsintresse inom EU att särskilda skydds- eller bevarandeområden behöver utses (Miljöbalken, Bilagan till Artskyddsförordningen 1998:179, reviderad 2001). Arten är beroende av grova träd för placering av sina stora risbon och detta kan bli en begränsande faktor kommande 30 år (tre generationer). För att åstadkomma en succession av lämpliga boträd för kommande generationer av havsörnar behöver ett betydligt större antal s.k. evighetsträd sparas vid avverkningar redan idag. (SLU Artdatabanken, 2026).</w:t>
+      </w:r>
+    </w:p>
+    <w:p>
+      <w:pPr>
+        <w:pStyle w:val="Heading2"/>
+      </w:pPr>
+      <w:r>
+        <w:t>Referenser – havsörn</w:t>
+      </w:r>
+    </w:p>
+    <w:p>
+      <w:r>
+        <w:t xml:space="preserve">Skogsstyrelsen, 2016. </w:t>
+      </w:r>
+      <w:r>
+        <w:rPr>
+          <w:i/>
+        </w:rPr>
+        <w:t xml:space="preserve">Vägledning för hänsyn till havsörn. </w:t>
+      </w:r>
+      <w:r>
+        <w:t>Vägledningar och kunskapsstöd artskydd – Skogsstyrelsen</w:t>
+      </w:r>
+    </w:p>
+    <w:p>
+      <w:r>
+        <w:t xml:space="preserve">SLU Artdatabanken, 2026. </w:t>
+      </w:r>
+      <w:r>
+        <w:rPr>
+          <w:i/>
+        </w:rPr>
+        <w:t xml:space="preserve">Artfaktablad. Naturvård – artfakta. </w:t>
+      </w:r>
+      <w:r>
+        <w:t>SLU Artdatabanken, Uppsala</w:t>
       </w:r>
     </w:p>
     <w:sectPr>
@@ -525,7 +604,7 @@
     <w:r>
       <w:tab/>
       <w:tab/>
-      <w:t>2026-09-21</w:t>
+      <w:t>2026-09-23</w:t>
       <w:br/>
       <w:br/>
     </w:r>

--- a/tillsyn/A 20533-2023 tillsynsbegäran.docx
+++ b/tillsyn/A 20533-2023 tillsynsbegäran.docx
@@ -604,7 +604,7 @@
     <w:r>
       <w:tab/>
       <w:tab/>
-      <w:t>2026-09-23</w:t>
+      <w:t>2026-09-24</w:t>
       <w:br/>
       <w:br/>
     </w:r>

--- a/tillsyn/A 20533-2023 tillsynsbegäran.docx
+++ b/tillsyn/A 20533-2023 tillsynsbegäran.docx
@@ -604,7 +604,7 @@
     <w:r>
       <w:tab/>
       <w:tab/>
-      <w:t>2026-09-24</w:t>
+      <w:t>2026-09-25</w:t>
       <w:br/>
       <w:br/>
     </w:r>

--- a/tillsyn/A 20533-2023 tillsynsbegäran.docx
+++ b/tillsyn/A 20533-2023 tillsynsbegäran.docx
@@ -12,7 +12,7 @@
     </w:p>
     <w:p>
       <w:r>
-        <w:t>Denna tillsynsbegäran behandlar höga naturvärden i avverkningsanmälan A 20533-2023 i Katrineholms kommun som inkom 2023-05-11 och omfattar 1,2 ha.</w:t>
+        <w:t>Denna tillsynsbegäran behandlar höga naturvärden i avverkningsanmälan A 20533-2023 i Katrineholms kommun som inkom 2023-05-11 och omfattar 20,2 ha.</w:t>
       </w:r>
     </w:p>
     <w:p>
@@ -22,7 +22,7 @@
       <w:r>
         <w:drawing>
           <wp:inline xmlns:a="http://schemas.openxmlformats.org/drawingml/2006/main" xmlns:pic="http://schemas.openxmlformats.org/drawingml/2006/picture">
-            <wp:extent cx="5486400" cy="5533534"/>
+            <wp:extent cx="5486400" cy="4413996"/>
             <wp:docPr id="1" name="Picture 1"/>
             <wp:cNvGraphicFramePr>
               <a:graphicFrameLocks noChangeAspect="1"/>
@@ -43,7 +43,7 @@
                   <pic:spPr>
                     <a:xfrm>
                       <a:off x="0" y="0"/>
-                      <a:ext cx="5486400" cy="5533534"/>
+                      <a:ext cx="5486400" cy="4413996"/>
                     </a:xfrm>
                     <a:prstGeom prst="rect"/>
                   </pic:spPr>
@@ -60,12 +60,12 @@
         <w:spacing w:after="240"/>
       </w:pPr>
       <w:r>
-        <w:t>Figur 1. Fyndplatser för naturvårdsarter inom 22 meter från avverkningsanmälan. Markörer utan svart kant är placerade på fyndplatsen. Markörer med svart kant är placerade vid sidan av fyndplatsen och har ett svart streck som visar fyndplatsens exakta position. Kartans mittpunktskoordinat är N 6528263, E 583562 i SWEREF 99 TM.</w:t>
+        <w:t>Figur 1. Fyndplatser för naturvårdsarter i avverkningsanmälan. Markörer utan svart kant är placerade på fyndplatsen. Markörer med svart kant är placerade vid sidan av fyndplatsen och har ett svart streck som visar fyndplatsens exakta position. Kartans mittpunktskoordinat är N 6528578, E 583799 i SWEREF 99 TM.</w:t>
       </w:r>
     </w:p>
     <w:p>
       <w:r>
-        <w:t>Inom 22 meter från avverkningsanmälan finns fynd av 7 naturvårdsarter, varav 4 är rödlistade, 7 är fridlysta och 1 är typisk (T): blå kärrhök (VU, §4), bivråk (NT, §4), mindre hackspett (NT, T, §4), sparvuggla (NT, §4), fiskgjuse (§4), havsörn (§4) och röd glada (§4). Se Figur 1.</w:t>
+        <w:t>I avverkningsanmälan finns fynd av 8 naturvårdsarter, varav 3 är rödlistade, 3 är fridlysta, 4 är typiska (T) och 3 är signalarter (S): mulmknäppare (VU), mindre hackspett (NT, T, §4), svinrot (NT), noshornsoxe (S), svart trolldruva (S, T), tibast (S, T), spillkråka (T, §4) och nattviol (§8). Se Figur 1.</w:t>
       </w:r>
     </w:p>
     <w:p>
@@ -104,19 +104,10 @@
         <w:rPr>
           <w:b/>
         </w:rPr>
-        <w:t>Bivråk (NT, §4)</w:t>
+        <w:t>Mulmknäppare (VU)</w:t>
       </w:r>
       <w:r>
-        <w:t xml:space="preserve"> ingår i bilaga 1 i EU:s fågeldirektiv och är prioriterad art i Skogsvårdslagen. Den har minskat med 2/3-delar sedan 1970-talet och under de senaste 30 åren har minskningstakten uppgått till 22.5 (15–30) %. Arten häckar i tät, ogallrad skog på högproduktiv mark, i södra Sverige främst i lövskogsrika trakter, i Norrland till stor del i högproduktiv granskog, Födan består av getinglarver och -puppor, men även av fågelungar och groddjur. Bivråken påverkas negativt av avverkning och omföring av lövträdsrika marker till täta produktionsskogar av barrträd samt av den allmänna "</w:t>
-      </w:r>
-      <w:r>
-        <w:rPr>
-          <w:i/>
-        </w:rPr>
-        <w:t>förtorkningen</w:t>
-      </w:r>
-      <w:r>
-        <w:t>" av landskapet genom täckdikning, dikning av skogsmark etc. Bevara lövskogar och öka andelen löv i barrskog. Gallra inte i onödan och inte alls i sumpskog. Dika inte ut vattensamlingar, sumpskogar, alkärr eller andra våta miljöer. Kring alla boplatser ska det lämnas en skyddszon vid avverkning eller andra skogliga åtgärder. Som tumregel ska skyddszonen vara så bred att boet inte syns väl från öppen mark. Minskningstakten för den svenska populationen bedöms vara nära gränsvärdet för Sårbar (VU) (SLU Artdatabanken, 2026; Skogsstyrelsen, 2016).</w:t>
+        <w:t>, som är en av våra största knäppare (17–24 mm), har sin larvutveckling i mulm i grova ihåliga, oftast fristånde lövträd, främst ek men även i ask, lind, bok, alm, sälg, klibbal och lönn. Oftast i fuktig, mörk mulm, gärna med rester av fågelbon. Larven är ett rovdjur på larver av bland annat läderbagge (VU, §4a) och arten har visat sig attraheras av läderbaggens feromon. Arten påverkas negativt av brist på grova eller gamla träd och en minskning av populationen pågår eller förväntas ske. Minskningen avser kvalitén på artens habitat. Mulmknäppare är rödlistad som nära hotad (NT) på den europeiska rödlistan vilket innebär att Sverige har ett internationellt ansvar för arten (SLU Artdatabanken, 2025; IUCN, 2025).</w:t>
       </w:r>
     </w:p>
     <w:p>
@@ -144,10 +135,37 @@
         <w:rPr>
           <w:b/>
         </w:rPr>
-        <w:t>Sparvuggla (NT, §4)</w:t>
+        <w:t>Svart trolldruva</w:t>
       </w:r>
       <w:r>
-        <w:t xml:space="preserve"> är fridlyst enligt 4§ artskyddsförordningen och omfattas av bilaga 1 EU:s fågeldirektiv. Den har minskat med 15 (5–25) % under de senaste 15 åren och minskningstakten för den svenska populationen bedöms vara nära gränsvärdet för Sårbar (VU).  Sparvugglan häckar i naturskog samt i klassisk bondeskog och förekommer främst i större skogsområden som domineras av barrblandskog med stort inslag av asp, björk och andra lövträd. Den behöver relativt stora skogsområden och saknas helt i mindre skogar och isolerade dungar. Reviren är i storleksordningen upp till 200 hektar. Sparvugglan missgynnas av överföring av variationsrika bondeskogar till ensartade produktionsskogar. Särskilt avverkning av lövträdsrika kantzoner och igenplantering av gamla inägor (SLU Artdatabanken, 2026; Skogsstyrelsen, 2016).</w:t>
+        <w:t xml:space="preserve"> är en kalkgynnad växt som förekommer på näringsrik frisk mulljord i såväl bördiga kalkbarrskogar som sydliga kalklövskogar och lundar. Arten är en bra signalart för skyddsvärda biotoper i såväl löv- som barrskogar och tål inte slutavverkning och markberedning. Trolldruva är värdväxt för ett antal sällsynta fjärilsarter som ställer höga krav på sina livsmiljöer, däribland trolldruvemätare (EN), skuggmalmätare (VU) och trolldruvelobmätare (VU). Svart trolldruva är typisk art för </w:t>
+      </w:r>
+      <w:r>
+        <w:rPr>
+          <w:i/>
+        </w:rPr>
+        <w:t>9050 Näringsrik granskog,</w:t>
+      </w:r>
+      <w:r>
+        <w:t xml:space="preserve"> </w:t>
+      </w:r>
+      <w:r>
+        <w:rPr>
+          <w:i/>
+        </w:rPr>
+        <w:t xml:space="preserve">9020 Nordlig ädellövskog, 9160 Näringsrik ekskog, 9180 Ädellövskog i branter </w:t>
+      </w:r>
+      <w:r>
+        <w:t>och</w:t>
+      </w:r>
+      <w:r>
+        <w:rPr>
+          <w:i/>
+        </w:rPr>
+        <w:t xml:space="preserve"> 1610 Åsöar i Östersjön</w:t>
+      </w:r>
+      <w:r>
+        <w:t xml:space="preserve"> (SLU Artdatabanken, 2024; Nitare &amp; Skogsstyrelsen, 2019).</w:t>
       </w:r>
     </w:p>
     <w:p>
@@ -155,10 +173,19 @@
         <w:rPr>
           <w:b/>
         </w:rPr>
-        <w:t>Fiskgjuse (§4)</w:t>
+        <w:t>Tibast</w:t>
       </w:r>
       <w:r>
-        <w:t xml:space="preserve"> är fridlyst enligt 4§ artskyddsförordningen och upptagen i bilaga 1 EU:s fågeldirektiv. Den bygger vanligen sitt stora risbo i toppen av en plattkronad, kraftig tall (&gt;90%) med utsikt över omgivningen. Skogsavverkningar utan hänsyn till bevarandet av fiskgjusens boträd och häckningsbiotop utgör en fara genom att tillgången på lämpliga träd minskar. Lämna en skyddszon kring boplatser vid avverkning eller gallring. Boträdets placering styr behovet av skyddszon vilket måste bedömas från fall till fall, men skyddszonen bör vara tillräckligt bred för att behålla skydd mot insyn, erbjuda lämpliga sittplatser och förhindra att boträdet blåser ner. Avstå från skogsbruksåtgärder i hänsynskrävande miljöer, som på uddar eller öar med äldre skog eller hällmarkstallskog där det häckar fiskgjuse. Gör naturvårdsavsättningar i äldre skog i lämpliga områden för fiskgjuse, t.ex. på uddar och i hällmarksområden (SLU Artdatabanken, 2024; Skogsstyrelsen, 2016).</w:t>
+        <w:t xml:space="preserve"> är en kalkgynnad buske som växer på mullrik, frisk eller svagt fuktig mark, exempelvis i gamla kalkgranskogar, lövträdslundar, varma källpåverkade sluttningar och exklusiva biotoper kopplade till vattendrag. Förekomster i gammal skog visar på höga naturvärden och bör alltid noteras i samband med naturvärdesinventeringar. Tibast är typisk art för </w:t>
+      </w:r>
+      <w:r>
+        <w:rPr>
+          <w:i/>
+        </w:rPr>
+        <w:t>9050 Näringsrik granskog</w:t>
+      </w:r>
+      <w:r>
+        <w:t xml:space="preserve"> och värdväxt för de två fjärilsarterna större tibastmal och brun tibastmal (CR) (SLU Artdatabanken, 2024; Nitare &amp; Skogsstyrelsen, 2019).</w:t>
       </w:r>
     </w:p>
     <w:p>
@@ -166,21 +193,28 @@
         <w:rPr>
           <w:b/>
         </w:rPr>
-        <w:t>Havsörn (§4)</w:t>
+        <w:t>Spillkråka (§4)</w:t>
       </w:r>
       <w:r>
-        <w:t xml:space="preserve"> omfattas av bilaga 1 EU:s fågeldirektiv. Skyddandet av befintliga bon måste upprätthållas och i samband med skogsavverkning bör en skyddszon på minst 100 meters radie runt boplatsen lämnas intakt. Under häckningsperioden (1 januari till 15 augusti) är havsörnen störningskänslig och inga skogsbruksåtgärder eller annan störande verksamhet får förekomma närmare än 500 m från boet under den tiden. För att åstadkomma en succession av lämpliga boträd för kommande generationer av havsörnar behöver ett betydligt större antal s.k. evighetsträd sparas vid avverkningar redan idag (SLU Artdatabanken, 2026; Skogsstyrelsen, 2016).</w:t>
+        <w:t xml:space="preserve"> omfattas av bilaga 1 i EU:s fågeldirektiv och är typisk art för </w:t>
       </w:r>
-    </w:p>
-    <w:p>
       <w:r>
         <w:rPr>
-          <w:b/>
+          <w:i/>
         </w:rPr>
-        <w:t>Röd glada (§4)</w:t>
+        <w:t xml:space="preserve">9010 Taiga </w:t>
       </w:r>
       <w:r>
-        <w:t xml:space="preserve"> är fridlyst enligt 4§ artskyddsförordningen och upptagen i bilaga 1 EU:s fågeldirektiv. Den häckar gärna i omväxlande landskap med mosaik av öppna marker och skogar. Tidigare studier har visat en förkärlek för att häcka nära sjöar, och häckningsframgången var också högre hos par som häckade nära vatten. Boet läggs i träd, ofta högt och vanligen nära skogsbryn. Missgynnas av skogliga åtgärder som lämnar boet allt för exponerat, främst genom för smala skyddszoner och för omfattande gallring. Lämna en skyddszon kring boplatser vid avverkning eller andra skogliga åtgärder. Bredden på skyddszonen beror på platsen, men som tumregel ska den ska vara så bred att boplatsen inte är väsentligt mer exponerad för insyn än tidigare. Spara samtliga träd med större risbon, även sådana där boet ser obebott ut. Avstå att avverka äldre lövdominerade bestånd, främst i anslutning till öppen jordbruksmark (SLU Artdatabanken, 2024; Skogsstyrelsen, 2016).</w:t>
+        <w:t>och</w:t>
+      </w:r>
+      <w:r>
+        <w:rPr>
+          <w:i/>
+        </w:rPr>
+        <w:t xml:space="preserve"> 9740 Skogsbevuxen myr</w:t>
+      </w:r>
+      <w:r>
+        <w:t>. Den behöver grova träd, främst tall, asp och bok som boträd. Skogsbruk med korta omloppstider och täta, homogena ungskogar utgör det största hotet. Spillkråka är en nyckelart i skogliga miljöer vars övergivna bohål utnyttjas av flera andra hålhäckande fågelarter och fladdermöss, däribland pärluggla (EN, §4), knipa (§4), salskrake (§4) och skogsduva (§4). Hökuggla (VU, §4) och slaguggla (§4) häckar ofta i högstubbar som brutits av i höjd med ett gammalt spillkråkebo (SLU Artdatabanken, 2026; Skogsstyrelsen, 2016).</w:t>
       </w:r>
     </w:p>
     <w:p>
@@ -216,76 +250,6 @@
       </w:pPr>
       <w:r>
         <w:t>BILAGA 1 – Fridlysta arter</w:t>
-      </w:r>
-    </w:p>
-    <w:p>
-      <w:pPr>
-        <w:pStyle w:val="Heading1"/>
-      </w:pPr>
-      <w:r>
-        <w:t>Bivråk – ekologi samt krav på livsmiljön</w:t>
-      </w:r>
-    </w:p>
-    <w:p>
-      <w:r>
-        <w:t>Bivråk (NT, §4) ingår i bilaga 1 i EU:s fågeldirektiv och är prioriterad art i Skogsvårdslagen. Den har minskat med 2/3-delar sedan 1970-talet och under de senaste 30 åren har minskningstakten uppgått till 22.5 (15–30) %. Minskningstakten för den svenska populationen bedöms vara nära gränsvärdet för Sårbar (VU) (SLU Artdatabanken, 2026).</w:t>
-      </w:r>
-    </w:p>
-    <w:p>
-      <w:r>
-        <w:t>Arten häckar i tät, ogallrad skog på högproduktiv mark, i södra Sverige främst i lövskogsrika trakter, i Norrland till stor del i högproduktiv granskog, Födan består av getinglarver och -puppor, men även av fågelungar och groddjur. (SLU Artdatabanken, 2026).</w:t>
-      </w:r>
-    </w:p>
-    <w:p>
-      <w:r>
-        <w:t>En trolig delförklaring till minskande bivråksstammar är att det i dagens skogs- och jordbruksbygder finns ett sämre utbud av insektsrika biotoper jämfört med förhållandena för 20–40 år sedan. Minskad insektsrikedom innebär förmodligen en lägre täthet av sociala getingsamhällen och därmed sämre förutsättningar för bivråkens häckning. En allmän "</w:t>
-      </w:r>
-      <w:r>
-        <w:rPr>
-          <w:i/>
-        </w:rPr>
-        <w:t>förtorkning</w:t>
-      </w:r>
-      <w:r>
-        <w:t>" av landskapet (täckdikning, dikning av skogsmark etc.) liksom omföring av lövträdsrika marker till täta produktionsskogar av barrträd medför dessutom en försämrad förekomst av tättingar (trastar etc.) och grodor, vilket sannolikt påverkar bivråken negativt. (SLU Artdatabanken, 2026).</w:t>
-      </w:r>
-    </w:p>
-    <w:p>
-      <w:r>
-        <w:t>Bevara lövskogar och öka andelen löv i barrskog. Gallra inte i onödan och inte alls i sumpskog. Dika inte ut vattensamlingar, sumpskogar, alkärr eller andra våta miljöer. Kring alla boplatser ska det lämnas en skyddszon vid avverkning eller andra skogliga åtgärder. Som tumregel ska skyddszonen vara så bred att boet inte syns väl från öppen mark (SLU Artdatabanken, 2026; Skogsstyrelsen, 2016).</w:t>
-      </w:r>
-    </w:p>
-    <w:p>
-      <w:pPr>
-        <w:pStyle w:val="Heading2"/>
-      </w:pPr>
-      <w:r>
-        <w:t>Referenser – bivråk</w:t>
-      </w:r>
-    </w:p>
-    <w:p>
-      <w:r>
-        <w:t xml:space="preserve">Skogsstyrelsen, 2016. </w:t>
-      </w:r>
-      <w:r>
-        <w:rPr>
-          <w:i/>
-        </w:rPr>
-        <w:t>Vägledning för hänsyn till bivråk.</w:t>
-      </w:r>
-    </w:p>
-    <w:p>
-      <w:r>
-        <w:t xml:space="preserve">SLU Artdatabanken, 2026. </w:t>
-      </w:r>
-      <w:r>
-        <w:rPr>
-          <w:i/>
-        </w:rPr>
-        <w:t xml:space="preserve">Artfaktablad. Naturvård – artfakta. </w:t>
-      </w:r>
-      <w:r>
-        <w:t>SLU Artdatabanken, Uppsala</w:t>
       </w:r>
     </w:p>
     <w:p>
@@ -366,17 +330,35 @@
         <w:pStyle w:val="Heading1"/>
       </w:pPr>
       <w:r>
-        <w:t>Sparvuggla – ekologi samt krav på livsmiljön</w:t>
+        <w:t>Spillkråka – ekologi samt krav på livsmiljön</w:t>
       </w:r>
     </w:p>
     <w:p>
       <w:r>
-        <w:t>Sparvuggla (NT, §4) är fridlyst enligt 4§ artskyddsförordningen och omfattas av bilaga 1 EU:s fågeldirektiv. Den har minskat med 15 (5–25) % under de senaste 15 åren och minskningstakten för den svenska populationen bedöms vara nära gränsvärdet för Sårbar (VU) (SLU Artdatabanken 2026).</w:t>
+        <w:t xml:space="preserve">Spillkråka (§4) ingår i bilaga 1 EU:s fågeldirektiv och är typisk art för </w:t>
+      </w:r>
+      <w:r>
+        <w:rPr>
+          <w:i/>
+        </w:rPr>
+        <w:t xml:space="preserve">9010 Taiga </w:t>
+      </w:r>
+      <w:r>
+        <w:t>och</w:t>
+      </w:r>
+      <w:r>
+        <w:rPr>
+          <w:i/>
+        </w:rPr>
+        <w:t xml:space="preserve"> 9740 Skogsbevuxen myr</w:t>
+      </w:r>
+      <w:r>
+        <w:t>. Den lever i både barr- och blandskog liksom i ren lövskog. De tätaste populationerna tenderar att finnas i äldre, variationsrik blandskog med gott om död ved och gamla träd. Varje par utnyttjar 400–1000 hektar skog beroende på skogens kvalitet. Skogsbruk med korta omloppstider och täta, homogena ungskogar utgör det största hotet (SLU Artdatabanken, 2026).</w:t>
       </w:r>
     </w:p>
     <w:p>
       <w:r>
-        <w:t>Sparvugglan häckar i naturskog samt i klassisk bondeskog och förekommer främst i större skogsområden som domineras av barrblandskog med stort inslag av asp, björk och andra lövträd. Den behöver relativt stora skogsområden och saknas helt i mindre skogar och isolerade dungar. Reviren är i storleksordningen upp till 200 hektar. Sparvugglan missgynnas av överföring av variationsrika bondeskogar till ensartade produktionsskogar – särskilt avverkning av lövträdsrika kantzoner och igenplantering av gamla inägor (Skogsstyrelsen, 2016).</w:t>
+        <w:t>Spillkråka är en nyckelart i skogliga miljöer vars övergivna bohål utnyttjas av flera andra hålhäckande fågelarter och fladdermöss, däribland pärluggla (EN, §4), knipa (§4), salskrake (§4) och skogsduva (§4). Hökuggla (VU, §4) och slaguggla (§4) häckar ofta i högstubbar som brutits av i höjd med ett gammalt spillkråkebo (Skogsstyrelsen, 2016).</w:t>
       </w:r>
     </w:p>
     <w:p>
@@ -384,7 +366,7 @@
         <w:pStyle w:val="Heading2"/>
       </w:pPr>
       <w:r>
-        <w:t>Referenser – sparvuggla</w:t>
+        <w:t>Referenser – spillkråka</w:t>
       </w:r>
     </w:p>
     <w:p>
@@ -395,7 +377,10 @@
         <w:rPr>
           <w:i/>
         </w:rPr>
-        <w:t>Vägledning för hänsyn till sparvuggla.</w:t>
+        <w:t xml:space="preserve">Vägledning för hänsyn till spillkråka. </w:t>
+      </w:r>
+      <w:r>
+        <w:t>Vägledningar och kunskapsstöd artskydd – Skogsstyrelsen.</w:t>
       </w:r>
     </w:p>
     <w:p>
@@ -410,70 +395,6 @@
       </w:r>
       <w:r>
         <w:t>SLU Artdatabanken, Uppsala.</w:t>
-      </w:r>
-    </w:p>
-    <w:p>
-      <w:pPr>
-        <w:pStyle w:val="Heading1"/>
-      </w:pPr>
-      <w:r>
-        <w:t>Havsörn – ekologi samt krav på livsmiljön</w:t>
-      </w:r>
-    </w:p>
-    <w:p>
-      <w:r>
-        <w:t>Havsörn är fridlyst enligt 4§ artskyddsförordningen och upptagen i bilaga 1 EU:s fågeldirektiv. Havsörnen häckar i anslutning till skärgårdar, kuster, sjöar och vattendrag, ofta på öar men ibland även ganska långt från vatten. I svenska kustområden varierar medelavståndet mellan etablerade par från ca 13 km till under 5 km, mest beroende på bytestillgänglighet; minsta avstånd mellan samtidigt bebodda bon i vårt land är ca 1,5 km. Ofta har ett havsörnspar flera olika bon som kan användas omväxlande (SLU Artdatabanken, 2026; Skogsstyrelsen, 2016).</w:t>
-      </w:r>
-    </w:p>
-    <w:p>
-      <w:r>
-        <w:t>Boet byggs nästan uteslutande i träd, oftast tallar. Häckar sällsynt även på klipphyllor eller direkt på marken. Boet placeras oftast i trädets övre del och kan bli mycket stort, vilket ställer stora krav på boträdet. Trädet måste ha en stark, bärande krona med lämpliga grova grenar, vilket utvecklas först när trädet har uppnått en hög ålder. Genomsnittsåldern hos botallar vid svenska Ostkusten under 1970- och 80-talet var 160 år (från 100 till 350 år) men har sannolikt redan nu sjunkit betydligt genom en brist på gamla träd. Frekvensen nybyggda bon i för svaga träd där boet rasat under häckningen har ökat markant under senare år i Syd- och Mellansverige. I Lappland var boträden i snitt 350 år (200 – ca 600 år). Mot bakgrund av de lägsta uppmätta åldrarna hos dessa fungerande boträd utgör den sjunkande omloppstiden vid slutavverkningar i Sverige ett hot – det kommer inte att räcka med att spara överståndare vid slutavverkningar av kanske högst 70-åriga bestånd i framtiden (SLU Artdatabanken, 2026; Skogsstyrelsen, 2016).</w:t>
-      </w:r>
-    </w:p>
-    <w:p>
-      <w:r>
-        <w:t>Skyddandet av befintliga bon måste upprätthållas och i samband med skogsavverkning ska befintliga boträd sparas med en lämpligt avgränsad skyddszon runtom. Vid slutavverkning bör en skyddszon på 100 meters radie runt boplatsen lämnas intakt. Under häckningsperioden (1 januari till 15 augusti) är havsörnen störningskänslig och inga skogsbruksåtgärder eller annan störande verksamhet får förekomma närmare än 500 m från boet under den tiden. (SLU Artdatabanken, 2026; Skogsstyrelsen, 2016).</w:t>
-      </w:r>
-    </w:p>
-    <w:p>
-      <w:r>
-        <w:t>För att garantera möjligheter till häckning även i framtiden bör ett nätverk av häckningsområden skyddas inom artens hela naturliga utbredningsområde i landet. Havsörnen är upptagen bland de arter som enligt fågeldirektivet/habitatdirektivet har ett sådant gemenskapsintresse inom EU att särskilda skydds- eller bevarandeområden behöver utses (Miljöbalken, Bilagan till Artskyddsförordningen 1998:179, reviderad 2001). Arten är beroende av grova träd för placering av sina stora risbon och detta kan bli en begränsande faktor kommande 30 år (tre generationer). För att åstadkomma en succession av lämpliga boträd för kommande generationer av havsörnar behöver ett betydligt större antal s.k. evighetsträd sparas vid avverkningar redan idag. (SLU Artdatabanken, 2026).</w:t>
-      </w:r>
-    </w:p>
-    <w:p>
-      <w:pPr>
-        <w:pStyle w:val="Heading2"/>
-      </w:pPr>
-      <w:r>
-        <w:t>Referenser – havsörn</w:t>
-      </w:r>
-    </w:p>
-    <w:p>
-      <w:r>
-        <w:t xml:space="preserve">Skogsstyrelsen, 2016. </w:t>
-      </w:r>
-      <w:r>
-        <w:rPr>
-          <w:i/>
-        </w:rPr>
-        <w:t xml:space="preserve">Vägledning för hänsyn till havsörn. </w:t>
-      </w:r>
-      <w:r>
-        <w:t>Vägledningar och kunskapsstöd artskydd – Skogsstyrelsen</w:t>
-      </w:r>
-    </w:p>
-    <w:p>
-      <w:r>
-        <w:t xml:space="preserve">SLU Artdatabanken, 2026. </w:t>
-      </w:r>
-      <w:r>
-        <w:rPr>
-          <w:i/>
-        </w:rPr>
-        <w:t xml:space="preserve">Artfaktablad. Naturvård – artfakta. </w:t>
-      </w:r>
-      <w:r>
-        <w:t>SLU Artdatabanken, Uppsala</w:t>
       </w:r>
     </w:p>
     <w:sectPr>
@@ -604,7 +525,7 @@
     <w:r>
       <w:tab/>
       <w:tab/>
-      <w:t>2026-09-25</w:t>
+      <w:t>2026-09-26</w:t>
       <w:br/>
       <w:br/>
     </w:r>

--- a/tillsyn/A 20533-2023 tillsynsbegäran.docx
+++ b/tillsyn/A 20533-2023 tillsynsbegäran.docx
@@ -525,7 +525,7 @@
     <w:r>
       <w:tab/>
       <w:tab/>
-      <w:t>2026-09-26</w:t>
+      <w:t>2026-09-27</w:t>
       <w:br/>
       <w:br/>
     </w:r>

--- a/tillsyn/A 20533-2023 tillsynsbegäran.docx
+++ b/tillsyn/A 20533-2023 tillsynsbegäran.docx
@@ -525,7 +525,7 @@
     <w:r>
       <w:tab/>
       <w:tab/>
-      <w:t>2026-09-27</w:t>
+      <w:t>2026-09-28</w:t>
       <w:br/>
       <w:br/>
     </w:r>

--- a/tillsyn/A 20533-2023 tillsynsbegäran.docx
+++ b/tillsyn/A 20533-2023 tillsynsbegäran.docx
@@ -12,7 +12,7 @@
     </w:p>
     <w:p>
       <w:r>
-        <w:t>Denna tillsynsbegäran behandlar höga naturvärden i avverkningsanmälan A 20533-2023 i Katrineholms kommun som inkom 2023-05-11 och omfattar 20,2 ha.</w:t>
+        <w:t>Denna tillsynsbegäran behandlar höga naturvärden i avverkningsanmälan A 20533-2023 i Katrineholms kommun som inkom 2023-05-11 och omfattar 1,2 ha.</w:t>
       </w:r>
     </w:p>
     <w:p>
@@ -22,7 +22,7 @@
       <w:r>
         <w:drawing>
           <wp:inline xmlns:a="http://schemas.openxmlformats.org/drawingml/2006/main" xmlns:pic="http://schemas.openxmlformats.org/drawingml/2006/picture">
-            <wp:extent cx="5486400" cy="4413996"/>
+            <wp:extent cx="5486400" cy="5533534"/>
             <wp:docPr id="1" name="Picture 1"/>
             <wp:cNvGraphicFramePr>
               <a:graphicFrameLocks noChangeAspect="1"/>
@@ -43,7 +43,7 @@
                   <pic:spPr>
                     <a:xfrm>
                       <a:off x="0" y="0"/>
-                      <a:ext cx="5486400" cy="4413996"/>
+                      <a:ext cx="5486400" cy="5533534"/>
                     </a:xfrm>
                     <a:prstGeom prst="rect"/>
                   </pic:spPr>
@@ -60,12 +60,12 @@
         <w:spacing w:after="240"/>
       </w:pPr>
       <w:r>
-        <w:t>Figur 1. Fyndplatser för naturvårdsarter i avverkningsanmälan. Markörer utan svart kant är placerade på fyndplatsen. Markörer med svart kant är placerade vid sidan av fyndplatsen och har ett svart streck som visar fyndplatsens exakta position. Kartans mittpunktskoordinat är N 6528578, E 583799 i SWEREF 99 TM.</w:t>
+        <w:t>Figur 1. Fyndplatser för naturvårdsarter inom 22 meter från avverkningsanmälan. Markörer utan svart kant är placerade på fyndplatsen. Markörer med svart kant är placerade vid sidan av fyndplatsen och har ett svart streck som visar fyndplatsens exakta position. Kartans mittpunktskoordinat är N 6528263, E 583562 i SWEREF 99 TM.</w:t>
       </w:r>
     </w:p>
     <w:p>
       <w:r>
-        <w:t>I avverkningsanmälan finns fynd av 8 naturvårdsarter, varav 3 är rödlistade, 3 är fridlysta, 4 är typiska (T) och 3 är signalarter (S): mulmknäppare (VU), mindre hackspett (NT, T, §4), svinrot (NT), noshornsoxe (S), svart trolldruva (S, T), tibast (S, T), spillkråka (T, §4) och nattviol (§8). Se Figur 1.</w:t>
+        <w:t>Inom 22 meter från avverkningsanmälan finns fynd av 7 naturvårdsarter, varav 4 är rödlistade, 7 är fridlysta och 1 är typisk (T): blå kärrhök (VU, §4), bivråk (NT, §4), mindre hackspett (NT, T, §4), sparvuggla (NT, §4), fiskgjuse (§4), havsörn (§4) och röd glada (§4). Se Figur 1.</w:t>
       </w:r>
     </w:p>
     <w:p>
@@ -104,10 +104,19 @@
         <w:rPr>
           <w:b/>
         </w:rPr>
-        <w:t>Mulmknäppare (VU)</w:t>
+        <w:t>Bivråk (NT, §4)</w:t>
       </w:r>
       <w:r>
-        <w:t>, som är en av våra största knäppare (17–24 mm), har sin larvutveckling i mulm i grova ihåliga, oftast fristånde lövträd, främst ek men även i ask, lind, bok, alm, sälg, klibbal och lönn. Oftast i fuktig, mörk mulm, gärna med rester av fågelbon. Larven är ett rovdjur på larver av bland annat läderbagge (VU, §4a) och arten har visat sig attraheras av läderbaggens feromon. Arten påverkas negativt av brist på grova eller gamla träd och en minskning av populationen pågår eller förväntas ske. Minskningen avser kvalitén på artens habitat. Mulmknäppare är rödlistad som nära hotad (NT) på den europeiska rödlistan vilket innebär att Sverige har ett internationellt ansvar för arten (SLU Artdatabanken, 2025; IUCN, 2025).</w:t>
+        <w:t xml:space="preserve"> ingår i bilaga 1 i EU:s fågeldirektiv och är prioriterad art i Skogsvårdslagen. Den har minskat med 2/3-delar sedan 1970-talet och under de senaste 30 åren har minskningstakten uppgått till 22.5 (15–30) %. Arten häckar i tät, ogallrad skog på högproduktiv mark, i södra Sverige främst i lövskogsrika trakter, i Norrland till stor del i högproduktiv granskog, Födan består av getinglarver och -puppor, men även av fågelungar och groddjur. Bivråken påverkas negativt av avverkning och omföring av lövträdsrika marker till täta produktionsskogar av barrträd samt av den allmänna "</w:t>
+      </w:r>
+      <w:r>
+        <w:rPr>
+          <w:i/>
+        </w:rPr>
+        <w:t>förtorkningen</w:t>
+      </w:r>
+      <w:r>
+        <w:t>" av landskapet genom täckdikning, dikning av skogsmark etc. Bevara lövskogar och öka andelen löv i barrskog. Gallra inte i onödan och inte alls i sumpskog. Dika inte ut vattensamlingar, sumpskogar, alkärr eller andra våta miljöer. Kring alla boplatser ska det lämnas en skyddszon vid avverkning eller andra skogliga åtgärder. Som tumregel ska skyddszonen vara så bred att boet inte syns väl från öppen mark. Minskningstakten för den svenska populationen bedöms vara nära gränsvärdet för Sårbar (VU) (SLU Artdatabanken, 2026; Skogsstyrelsen, 2016).</w:t>
       </w:r>
     </w:p>
     <w:p>
@@ -135,37 +144,10 @@
         <w:rPr>
           <w:b/>
         </w:rPr>
-        <w:t>Svart trolldruva</w:t>
+        <w:t>Sparvuggla (NT, §4)</w:t>
       </w:r>
       <w:r>
-        <w:t xml:space="preserve"> är en kalkgynnad växt som förekommer på näringsrik frisk mulljord i såväl bördiga kalkbarrskogar som sydliga kalklövskogar och lundar. Arten är en bra signalart för skyddsvärda biotoper i såväl löv- som barrskogar och tål inte slutavverkning och markberedning. Trolldruva är värdväxt för ett antal sällsynta fjärilsarter som ställer höga krav på sina livsmiljöer, däribland trolldruvemätare (EN), skuggmalmätare (VU) och trolldruvelobmätare (VU). Svart trolldruva är typisk art för </w:t>
-      </w:r>
-      <w:r>
-        <w:rPr>
-          <w:i/>
-        </w:rPr>
-        <w:t>9050 Näringsrik granskog,</w:t>
-      </w:r>
-      <w:r>
-        <w:t xml:space="preserve"> </w:t>
-      </w:r>
-      <w:r>
-        <w:rPr>
-          <w:i/>
-        </w:rPr>
-        <w:t xml:space="preserve">9020 Nordlig ädellövskog, 9160 Näringsrik ekskog, 9180 Ädellövskog i branter </w:t>
-      </w:r>
-      <w:r>
-        <w:t>och</w:t>
-      </w:r>
-      <w:r>
-        <w:rPr>
-          <w:i/>
-        </w:rPr>
-        <w:t xml:space="preserve"> 1610 Åsöar i Östersjön</w:t>
-      </w:r>
-      <w:r>
-        <w:t xml:space="preserve"> (SLU Artdatabanken, 2024; Nitare &amp; Skogsstyrelsen, 2019).</w:t>
+        <w:t xml:space="preserve"> är fridlyst enligt 4§ artskyddsförordningen och omfattas av bilaga 1 EU:s fågeldirektiv. Den har minskat med 15 (5–25) % under de senaste 15 åren och minskningstakten för den svenska populationen bedöms vara nära gränsvärdet för Sårbar (VU).  Sparvugglan häckar i naturskog samt i klassisk bondeskog och förekommer främst i större skogsområden som domineras av barrblandskog med stort inslag av asp, björk och andra lövträd. Den behöver relativt stora skogsområden och saknas helt i mindre skogar och isolerade dungar. Reviren är i storleksordningen upp till 200 hektar. Sparvugglan missgynnas av överföring av variationsrika bondeskogar till ensartade produktionsskogar. Särskilt avverkning av lövträdsrika kantzoner och igenplantering av gamla inägor (SLU Artdatabanken, 2026; Skogsstyrelsen, 2016).</w:t>
       </w:r>
     </w:p>
     <w:p>
@@ -173,19 +155,10 @@
         <w:rPr>
           <w:b/>
         </w:rPr>
-        <w:t>Tibast</w:t>
+        <w:t>Fiskgjuse (§4)</w:t>
       </w:r>
       <w:r>
-        <w:t xml:space="preserve"> är en kalkgynnad buske som växer på mullrik, frisk eller svagt fuktig mark, exempelvis i gamla kalkgranskogar, lövträdslundar, varma källpåverkade sluttningar och exklusiva biotoper kopplade till vattendrag. Förekomster i gammal skog visar på höga naturvärden och bör alltid noteras i samband med naturvärdesinventeringar. Tibast är typisk art för </w:t>
-      </w:r>
-      <w:r>
-        <w:rPr>
-          <w:i/>
-        </w:rPr>
-        <w:t>9050 Näringsrik granskog</w:t>
-      </w:r>
-      <w:r>
-        <w:t xml:space="preserve"> och värdväxt för de två fjärilsarterna större tibastmal och brun tibastmal (CR) (SLU Artdatabanken, 2024; Nitare &amp; Skogsstyrelsen, 2019).</w:t>
+        <w:t xml:space="preserve"> är fridlyst enligt 4§ artskyddsförordningen och upptagen i bilaga 1 EU:s fågeldirektiv. Den bygger vanligen sitt stora risbo i toppen av en plattkronad, kraftig tall (&gt;90%) med utsikt över omgivningen. Skogsavverkningar utan hänsyn till bevarandet av fiskgjusens boträd och häckningsbiotop utgör en fara genom att tillgången på lämpliga träd minskar. Lämna en skyddszon kring boplatser vid avverkning eller gallring. Boträdets placering styr behovet av skyddszon vilket måste bedömas från fall till fall, men skyddszonen bör vara tillräckligt bred för att behålla skydd mot insyn, erbjuda lämpliga sittplatser och förhindra att boträdet blåser ner. Avstå från skogsbruksåtgärder i hänsynskrävande miljöer, som på uddar eller öar med äldre skog eller hällmarkstallskog där det häckar fiskgjuse. Gör naturvårdsavsättningar i äldre skog i lämpliga områden för fiskgjuse, t.ex. på uddar och i hällmarksområden (SLU Artdatabanken, 2024; Skogsstyrelsen, 2016).</w:t>
       </w:r>
     </w:p>
     <w:p>
@@ -193,28 +166,21 @@
         <w:rPr>
           <w:b/>
         </w:rPr>
-        <w:t>Spillkråka (§4)</w:t>
+        <w:t>Havsörn (§4)</w:t>
       </w:r>
       <w:r>
-        <w:t xml:space="preserve"> omfattas av bilaga 1 i EU:s fågeldirektiv och är typisk art för </w:t>
+        <w:t xml:space="preserve"> omfattas av bilaga 1 EU:s fågeldirektiv. Skyddandet av befintliga bon måste upprätthållas och i samband med skogsavverkning bör en skyddszon på minst 100 meters radie runt boplatsen lämnas intakt. Under häckningsperioden (1 januari till 15 augusti) är havsörnen störningskänslig och inga skogsbruksåtgärder eller annan störande verksamhet får förekomma närmare än 500 m från boet under den tiden. För att åstadkomma en succession av lämpliga boträd för kommande generationer av havsörnar behöver ett betydligt större antal s.k. evighetsträd sparas vid avverkningar redan idag (SLU Artdatabanken, 2026; Skogsstyrelsen, 2016).</w:t>
+      </w:r>
+    </w:p>
+    <w:p>
+      <w:r>
+        <w:rPr>
+          <w:b/>
+        </w:rPr>
+        <w:t>Röd glada (§4)</w:t>
       </w:r>
       <w:r>
-        <w:rPr>
-          <w:i/>
-        </w:rPr>
-        <w:t xml:space="preserve">9010 Taiga </w:t>
-      </w:r>
-      <w:r>
-        <w:t>och</w:t>
-      </w:r>
-      <w:r>
-        <w:rPr>
-          <w:i/>
-        </w:rPr>
-        <w:t xml:space="preserve"> 9740 Skogsbevuxen myr</w:t>
-      </w:r>
-      <w:r>
-        <w:t>. Den behöver grova träd, främst tall, asp och bok som boträd. Skogsbruk med korta omloppstider och täta, homogena ungskogar utgör det största hotet. Spillkråka är en nyckelart i skogliga miljöer vars övergivna bohål utnyttjas av flera andra hålhäckande fågelarter och fladdermöss, däribland pärluggla (EN, §4), knipa (§4), salskrake (§4) och skogsduva (§4). Hökuggla (VU, §4) och slaguggla (§4) häckar ofta i högstubbar som brutits av i höjd med ett gammalt spillkråkebo (SLU Artdatabanken, 2026; Skogsstyrelsen, 2016).</w:t>
+        <w:t xml:space="preserve"> är fridlyst enligt 4§ artskyddsförordningen och upptagen i bilaga 1 EU:s fågeldirektiv. Den häckar gärna i omväxlande landskap med mosaik av öppna marker och skogar. Tidigare studier har visat en förkärlek för att häcka nära sjöar, och häckningsframgången var också högre hos par som häckade nära vatten. Boet läggs i träd, ofta högt och vanligen nära skogsbryn. Missgynnas av skogliga åtgärder som lämnar boet allt för exponerat, främst genom för smala skyddszoner och för omfattande gallring. Lämna en skyddszon kring boplatser vid avverkning eller andra skogliga åtgärder. Bredden på skyddszonen beror på platsen, men som tumregel ska den ska vara så bred att boplatsen inte är väsentligt mer exponerad för insyn än tidigare. Spara samtliga träd med större risbon, även sådana där boet ser obebott ut. Avstå att avverka äldre lövdominerade bestånd, främst i anslutning till öppen jordbruksmark (SLU Artdatabanken, 2024; Skogsstyrelsen, 2016).</w:t>
       </w:r>
     </w:p>
     <w:p>
@@ -250,6 +216,76 @@
       </w:pPr>
       <w:r>
         <w:t>BILAGA 1 – Fridlysta arter</w:t>
+      </w:r>
+    </w:p>
+    <w:p>
+      <w:pPr>
+        <w:pStyle w:val="Heading1"/>
+      </w:pPr>
+      <w:r>
+        <w:t>Bivråk – ekologi samt krav på livsmiljön</w:t>
+      </w:r>
+    </w:p>
+    <w:p>
+      <w:r>
+        <w:t>Bivråk (NT, §4) ingår i bilaga 1 i EU:s fågeldirektiv och är prioriterad art i Skogsvårdslagen. Den har minskat med 2/3-delar sedan 1970-talet och under de senaste 30 åren har minskningstakten uppgått till 22.5 (15–30) %. Minskningstakten för den svenska populationen bedöms vara nära gränsvärdet för Sårbar (VU) (SLU Artdatabanken, 2026).</w:t>
+      </w:r>
+    </w:p>
+    <w:p>
+      <w:r>
+        <w:t>Arten häckar i tät, ogallrad skog på högproduktiv mark, i södra Sverige främst i lövskogsrika trakter, i Norrland till stor del i högproduktiv granskog, Födan består av getinglarver och -puppor, men även av fågelungar och groddjur. (SLU Artdatabanken, 2026).</w:t>
+      </w:r>
+    </w:p>
+    <w:p>
+      <w:r>
+        <w:t>En trolig delförklaring till minskande bivråksstammar är att det i dagens skogs- och jordbruksbygder finns ett sämre utbud av insektsrika biotoper jämfört med förhållandena för 20–40 år sedan. Minskad insektsrikedom innebär förmodligen en lägre täthet av sociala getingsamhällen och därmed sämre förutsättningar för bivråkens häckning. En allmän "</w:t>
+      </w:r>
+      <w:r>
+        <w:rPr>
+          <w:i/>
+        </w:rPr>
+        <w:t>förtorkning</w:t>
+      </w:r>
+      <w:r>
+        <w:t>" av landskapet (täckdikning, dikning av skogsmark etc.) liksom omföring av lövträdsrika marker till täta produktionsskogar av barrträd medför dessutom en försämrad förekomst av tättingar (trastar etc.) och grodor, vilket sannolikt påverkar bivråken negativt. (SLU Artdatabanken, 2026).</w:t>
+      </w:r>
+    </w:p>
+    <w:p>
+      <w:r>
+        <w:t>Bevara lövskogar och öka andelen löv i barrskog. Gallra inte i onödan och inte alls i sumpskog. Dika inte ut vattensamlingar, sumpskogar, alkärr eller andra våta miljöer. Kring alla boplatser ska det lämnas en skyddszon vid avverkning eller andra skogliga åtgärder. Som tumregel ska skyddszonen vara så bred att boet inte syns väl från öppen mark (SLU Artdatabanken, 2026; Skogsstyrelsen, 2016).</w:t>
+      </w:r>
+    </w:p>
+    <w:p>
+      <w:pPr>
+        <w:pStyle w:val="Heading2"/>
+      </w:pPr>
+      <w:r>
+        <w:t>Referenser – bivråk</w:t>
+      </w:r>
+    </w:p>
+    <w:p>
+      <w:r>
+        <w:t xml:space="preserve">Skogsstyrelsen, 2016. </w:t>
+      </w:r>
+      <w:r>
+        <w:rPr>
+          <w:i/>
+        </w:rPr>
+        <w:t>Vägledning för hänsyn till bivråk.</w:t>
+      </w:r>
+    </w:p>
+    <w:p>
+      <w:r>
+        <w:t xml:space="preserve">SLU Artdatabanken, 2026. </w:t>
+      </w:r>
+      <w:r>
+        <w:rPr>
+          <w:i/>
+        </w:rPr>
+        <w:t xml:space="preserve">Artfaktablad. Naturvård – artfakta. </w:t>
+      </w:r>
+      <w:r>
+        <w:t>SLU Artdatabanken, Uppsala</w:t>
       </w:r>
     </w:p>
     <w:p>
@@ -330,35 +366,17 @@
         <w:pStyle w:val="Heading1"/>
       </w:pPr>
       <w:r>
-        <w:t>Spillkråka – ekologi samt krav på livsmiljön</w:t>
+        <w:t>Sparvuggla – ekologi samt krav på livsmiljön</w:t>
       </w:r>
     </w:p>
     <w:p>
       <w:r>
-        <w:t xml:space="preserve">Spillkråka (§4) ingår i bilaga 1 EU:s fågeldirektiv och är typisk art för </w:t>
-      </w:r>
-      <w:r>
-        <w:rPr>
-          <w:i/>
-        </w:rPr>
-        <w:t xml:space="preserve">9010 Taiga </w:t>
-      </w:r>
-      <w:r>
-        <w:t>och</w:t>
-      </w:r>
-      <w:r>
-        <w:rPr>
-          <w:i/>
-        </w:rPr>
-        <w:t xml:space="preserve"> 9740 Skogsbevuxen myr</w:t>
-      </w:r>
-      <w:r>
-        <w:t>. Den lever i både barr- och blandskog liksom i ren lövskog. De tätaste populationerna tenderar att finnas i äldre, variationsrik blandskog med gott om död ved och gamla träd. Varje par utnyttjar 400–1000 hektar skog beroende på skogens kvalitet. Skogsbruk med korta omloppstider och täta, homogena ungskogar utgör det största hotet (SLU Artdatabanken, 2026).</w:t>
+        <w:t>Sparvuggla (NT, §4) är fridlyst enligt 4§ artskyddsförordningen och omfattas av bilaga 1 EU:s fågeldirektiv. Den har minskat med 15 (5–25) % under de senaste 15 åren och minskningstakten för den svenska populationen bedöms vara nära gränsvärdet för Sårbar (VU) (SLU Artdatabanken 2026).</w:t>
       </w:r>
     </w:p>
     <w:p>
       <w:r>
-        <w:t>Spillkråka är en nyckelart i skogliga miljöer vars övergivna bohål utnyttjas av flera andra hålhäckande fågelarter och fladdermöss, däribland pärluggla (EN, §4), knipa (§4), salskrake (§4) och skogsduva (§4). Hökuggla (VU, §4) och slaguggla (§4) häckar ofta i högstubbar som brutits av i höjd med ett gammalt spillkråkebo (Skogsstyrelsen, 2016).</w:t>
+        <w:t>Sparvugglan häckar i naturskog samt i klassisk bondeskog och förekommer främst i större skogsområden som domineras av barrblandskog med stort inslag av asp, björk och andra lövträd. Den behöver relativt stora skogsområden och saknas helt i mindre skogar och isolerade dungar. Reviren är i storleksordningen upp till 200 hektar. Sparvugglan missgynnas av överföring av variationsrika bondeskogar till ensartade produktionsskogar – särskilt avverkning av lövträdsrika kantzoner och igenplantering av gamla inägor (Skogsstyrelsen, 2016).</w:t>
       </w:r>
     </w:p>
     <w:p>
@@ -366,7 +384,7 @@
         <w:pStyle w:val="Heading2"/>
       </w:pPr>
       <w:r>
-        <w:t>Referenser – spillkråka</w:t>
+        <w:t>Referenser – sparvuggla</w:t>
       </w:r>
     </w:p>
     <w:p>
@@ -377,10 +395,7 @@
         <w:rPr>
           <w:i/>
         </w:rPr>
-        <w:t xml:space="preserve">Vägledning för hänsyn till spillkråka. </w:t>
-      </w:r>
-      <w:r>
-        <w:t>Vägledningar och kunskapsstöd artskydd – Skogsstyrelsen.</w:t>
+        <w:t>Vägledning för hänsyn till sparvuggla.</w:t>
       </w:r>
     </w:p>
     <w:p>
@@ -395,6 +410,70 @@
       </w:r>
       <w:r>
         <w:t>SLU Artdatabanken, Uppsala.</w:t>
+      </w:r>
+    </w:p>
+    <w:p>
+      <w:pPr>
+        <w:pStyle w:val="Heading1"/>
+      </w:pPr>
+      <w:r>
+        <w:t>Havsörn – ekologi samt krav på livsmiljön</w:t>
+      </w:r>
+    </w:p>
+    <w:p>
+      <w:r>
+        <w:t>Havsörn är fridlyst enligt 4§ artskyddsförordningen och upptagen i bilaga 1 EU:s fågeldirektiv. Havsörnen häckar i anslutning till skärgårdar, kuster, sjöar och vattendrag, ofta på öar men ibland även ganska långt från vatten. I svenska kustområden varierar medelavståndet mellan etablerade par från ca 13 km till under 5 km, mest beroende på bytestillgänglighet; minsta avstånd mellan samtidigt bebodda bon i vårt land är ca 1,5 km. Ofta har ett havsörnspar flera olika bon som kan användas omväxlande (SLU Artdatabanken, 2026; Skogsstyrelsen, 2016).</w:t>
+      </w:r>
+    </w:p>
+    <w:p>
+      <w:r>
+        <w:t>Boet byggs nästan uteslutande i träd, oftast tallar. Häckar sällsynt även på klipphyllor eller direkt på marken. Boet placeras oftast i trädets övre del och kan bli mycket stort, vilket ställer stora krav på boträdet. Trädet måste ha en stark, bärande krona med lämpliga grova grenar, vilket utvecklas först när trädet har uppnått en hög ålder. Genomsnittsåldern hos botallar vid svenska Ostkusten under 1970- och 80-talet var 160 år (från 100 till 350 år) men har sannolikt redan nu sjunkit betydligt genom en brist på gamla träd. Frekvensen nybyggda bon i för svaga träd där boet rasat under häckningen har ökat markant under senare år i Syd- och Mellansverige. I Lappland var boträden i snitt 350 år (200 – ca 600 år). Mot bakgrund av de lägsta uppmätta åldrarna hos dessa fungerande boträd utgör den sjunkande omloppstiden vid slutavverkningar i Sverige ett hot – det kommer inte att räcka med att spara överståndare vid slutavverkningar av kanske högst 70-åriga bestånd i framtiden (SLU Artdatabanken, 2026; Skogsstyrelsen, 2016).</w:t>
+      </w:r>
+    </w:p>
+    <w:p>
+      <w:r>
+        <w:t>Skyddandet av befintliga bon måste upprätthållas och i samband med skogsavverkning ska befintliga boträd sparas med en lämpligt avgränsad skyddszon runtom. Vid slutavverkning bör en skyddszon på 100 meters radie runt boplatsen lämnas intakt. Under häckningsperioden (1 januari till 15 augusti) är havsörnen störningskänslig och inga skogsbruksåtgärder eller annan störande verksamhet får förekomma närmare än 500 m från boet under den tiden. (SLU Artdatabanken, 2026; Skogsstyrelsen, 2016).</w:t>
+      </w:r>
+    </w:p>
+    <w:p>
+      <w:r>
+        <w:t>För att garantera möjligheter till häckning även i framtiden bör ett nätverk av häckningsområden skyddas inom artens hela naturliga utbredningsområde i landet. Havsörnen är upptagen bland de arter som enligt fågeldirektivet/habitatdirektivet har ett sådant gemenskapsintresse inom EU att särskilda skydds- eller bevarandeområden behöver utses (Miljöbalken, Bilagan till Artskyddsförordningen 1998:179, reviderad 2001). Arten är beroende av grova träd för placering av sina stora risbon och detta kan bli en begränsande faktor kommande 30 år (tre generationer). För att åstadkomma en succession av lämpliga boträd för kommande generationer av havsörnar behöver ett betydligt större antal s.k. evighetsträd sparas vid avverkningar redan idag. (SLU Artdatabanken, 2026).</w:t>
+      </w:r>
+    </w:p>
+    <w:p>
+      <w:pPr>
+        <w:pStyle w:val="Heading2"/>
+      </w:pPr>
+      <w:r>
+        <w:t>Referenser – havsörn</w:t>
+      </w:r>
+    </w:p>
+    <w:p>
+      <w:r>
+        <w:t xml:space="preserve">Skogsstyrelsen, 2016. </w:t>
+      </w:r>
+      <w:r>
+        <w:rPr>
+          <w:i/>
+        </w:rPr>
+        <w:t xml:space="preserve">Vägledning för hänsyn till havsörn. </w:t>
+      </w:r>
+      <w:r>
+        <w:t>Vägledningar och kunskapsstöd artskydd – Skogsstyrelsen</w:t>
+      </w:r>
+    </w:p>
+    <w:p>
+      <w:r>
+        <w:t xml:space="preserve">SLU Artdatabanken, 2026. </w:t>
+      </w:r>
+      <w:r>
+        <w:rPr>
+          <w:i/>
+        </w:rPr>
+        <w:t xml:space="preserve">Artfaktablad. Naturvård – artfakta. </w:t>
+      </w:r>
+      <w:r>
+        <w:t>SLU Artdatabanken, Uppsala</w:t>
       </w:r>
     </w:p>
     <w:sectPr>
@@ -525,7 +604,7 @@
     <w:r>
       <w:tab/>
       <w:tab/>
-      <w:t>2026-09-28</w:t>
+      <w:t>2026-09-29</w:t>
       <w:br/>
       <w:br/>
     </w:r>

--- a/tillsyn/A 20533-2023 tillsynsbegäran.docx
+++ b/tillsyn/A 20533-2023 tillsynsbegäran.docx
@@ -604,7 +604,7 @@
     <w:r>
       <w:tab/>
       <w:tab/>
-      <w:t>2026-09-29</w:t>
+      <w:t>2026-09-30</w:t>
       <w:br/>
       <w:br/>
     </w:r>

--- a/tillsyn/A 20533-2023 tillsynsbegäran.docx
+++ b/tillsyn/A 20533-2023 tillsynsbegäran.docx
@@ -604,7 +604,7 @@
     <w:r>
       <w:tab/>
       <w:tab/>
-      <w:t>2026-09-30</w:t>
+      <w:t>2026-10-01</w:t>
       <w:br/>
       <w:br/>
     </w:r>

--- a/tillsyn/A 20533-2023 tillsynsbegäran.docx
+++ b/tillsyn/A 20533-2023 tillsynsbegäran.docx
@@ -22,7 +22,7 @@
       <w:r>
         <w:drawing>
           <wp:inline xmlns:a="http://schemas.openxmlformats.org/drawingml/2006/main" xmlns:pic="http://schemas.openxmlformats.org/drawingml/2006/picture">
-            <wp:extent cx="5486400" cy="5533534"/>
+            <wp:extent cx="5486400" cy="4413996"/>
             <wp:docPr id="1" name="Picture 1"/>
             <wp:cNvGraphicFramePr>
               <a:graphicFrameLocks noChangeAspect="1"/>
@@ -43,7 +43,7 @@
                   <pic:spPr>
                     <a:xfrm>
                       <a:off x="0" y="0"/>
-                      <a:ext cx="5486400" cy="5533534"/>
+                      <a:ext cx="5486400" cy="4413996"/>
                     </a:xfrm>
                     <a:prstGeom prst="rect"/>
                   </pic:spPr>
@@ -604,7 +604,7 @@
     <w:r>
       <w:tab/>
       <w:tab/>
-      <w:t>2026-10-01</w:t>
+      <w:t>2026-10-02</w:t>
       <w:br/>
       <w:br/>
     </w:r>

--- a/tillsyn/A 20533-2023 tillsynsbegäran.docx
+++ b/tillsyn/A 20533-2023 tillsynsbegäran.docx
@@ -22,7 +22,7 @@
       <w:r>
         <w:drawing>
           <wp:inline xmlns:a="http://schemas.openxmlformats.org/drawingml/2006/main" xmlns:pic="http://schemas.openxmlformats.org/drawingml/2006/picture">
-            <wp:extent cx="5486400" cy="4413996"/>
+            <wp:extent cx="5486400" cy="5533534"/>
             <wp:docPr id="1" name="Picture 1"/>
             <wp:cNvGraphicFramePr>
               <a:graphicFrameLocks noChangeAspect="1"/>
@@ -43,7 +43,7 @@
                   <pic:spPr>
                     <a:xfrm>
                       <a:off x="0" y="0"/>
-                      <a:ext cx="5486400" cy="4413996"/>
+                      <a:ext cx="5486400" cy="5533534"/>
                     </a:xfrm>
                     <a:prstGeom prst="rect"/>
                   </pic:spPr>
@@ -604,7 +604,7 @@
     <w:r>
       <w:tab/>
       <w:tab/>
-      <w:t>2026-10-02</w:t>
+      <w:t>2026-10-03</w:t>
       <w:br/>
       <w:br/>
     </w:r>

--- a/tillsyn/A 20533-2023 tillsynsbegäran.docx
+++ b/tillsyn/A 20533-2023 tillsynsbegäran.docx
@@ -604,7 +604,7 @@
     <w:r>
       <w:tab/>
       <w:tab/>
-      <w:t>2026-10-03</w:t>
+      <w:t>2026-10-04</w:t>
       <w:br/>
       <w:br/>
     </w:r>

--- a/tillsyn/A 20533-2023 tillsynsbegäran.docx
+++ b/tillsyn/A 20533-2023 tillsynsbegäran.docx
@@ -604,7 +604,7 @@
     <w:r>
       <w:tab/>
       <w:tab/>
-      <w:t>2026-10-04</w:t>
+      <w:t>2026-10-05</w:t>
       <w:br/>
       <w:br/>
     </w:r>

--- a/tillsyn/A 20533-2023 tillsynsbegäran.docx
+++ b/tillsyn/A 20533-2023 tillsynsbegäran.docx
@@ -22,7 +22,7 @@
       <w:r>
         <w:drawing>
           <wp:inline xmlns:a="http://schemas.openxmlformats.org/drawingml/2006/main" xmlns:pic="http://schemas.openxmlformats.org/drawingml/2006/picture">
-            <wp:extent cx="5486400" cy="5533534"/>
+            <wp:extent cx="5486400" cy="4413996"/>
             <wp:docPr id="1" name="Picture 1"/>
             <wp:cNvGraphicFramePr>
               <a:graphicFrameLocks noChangeAspect="1"/>
@@ -43,7 +43,7 @@
                   <pic:spPr>
                     <a:xfrm>
                       <a:off x="0" y="0"/>
-                      <a:ext cx="5486400" cy="5533534"/>
+                      <a:ext cx="5486400" cy="4413996"/>
                     </a:xfrm>
                     <a:prstGeom prst="rect"/>
                   </pic:spPr>
@@ -604,7 +604,7 @@
     <w:r>
       <w:tab/>
       <w:tab/>
-      <w:t>2026-10-05</w:t>
+      <w:t>2026-10-06</w:t>
       <w:br/>
       <w:br/>
     </w:r>

--- a/tillsyn/A 20533-2023 tillsynsbegäran.docx
+++ b/tillsyn/A 20533-2023 tillsynsbegäran.docx
@@ -22,7 +22,7 @@
       <w:r>
         <w:drawing>
           <wp:inline xmlns:a="http://schemas.openxmlformats.org/drawingml/2006/main" xmlns:pic="http://schemas.openxmlformats.org/drawingml/2006/picture">
-            <wp:extent cx="5486400" cy="4413996"/>
+            <wp:extent cx="5486400" cy="5533534"/>
             <wp:docPr id="1" name="Picture 1"/>
             <wp:cNvGraphicFramePr>
               <a:graphicFrameLocks noChangeAspect="1"/>
@@ -43,7 +43,7 @@
                   <pic:spPr>
                     <a:xfrm>
                       <a:off x="0" y="0"/>
-                      <a:ext cx="5486400" cy="4413996"/>
+                      <a:ext cx="5486400" cy="5533534"/>
                     </a:xfrm>
                     <a:prstGeom prst="rect"/>
                   </pic:spPr>
@@ -604,7 +604,7 @@
     <w:r>
       <w:tab/>
       <w:tab/>
-      <w:t>2026-10-06</w:t>
+      <w:t>2026-10-07</w:t>
       <w:br/>
       <w:br/>
     </w:r>

--- a/tillsyn/A 20533-2023 tillsynsbegäran.docx
+++ b/tillsyn/A 20533-2023 tillsynsbegäran.docx
@@ -604,7 +604,7 @@
     <w:r>
       <w:tab/>
       <w:tab/>
-      <w:t>2026-10-07</w:t>
+      <w:t>2026-10-08</w:t>
       <w:br/>
       <w:br/>
     </w:r>

--- a/tillsyn/A 20533-2023 tillsynsbegäran.docx
+++ b/tillsyn/A 20533-2023 tillsynsbegäran.docx
@@ -604,7 +604,7 @@
     <w:r>
       <w:tab/>
       <w:tab/>
-      <w:t>2026-10-08</w:t>
+      <w:t>2026-10-09</w:t>
       <w:br/>
       <w:br/>
     </w:r>

--- a/tillsyn/A 20533-2023 tillsynsbegäran.docx
+++ b/tillsyn/A 20533-2023 tillsynsbegäran.docx
@@ -604,7 +604,7 @@
     <w:r>
       <w:tab/>
       <w:tab/>
-      <w:t>2026-10-09</w:t>
+      <w:t>2026-10-10</w:t>
       <w:br/>
       <w:br/>
     </w:r>

--- a/tillsyn/A 20533-2023 tillsynsbegäran.docx
+++ b/tillsyn/A 20533-2023 tillsynsbegäran.docx
@@ -604,7 +604,7 @@
     <w:r>
       <w:tab/>
       <w:tab/>
-      <w:t>2026-10-10</w:t>
+      <w:t>2026-10-11</w:t>
       <w:br/>
       <w:br/>
     </w:r>

--- a/tillsyn/A 20533-2023 tillsynsbegäran.docx
+++ b/tillsyn/A 20533-2023 tillsynsbegäran.docx
@@ -604,7 +604,7 @@
     <w:r>
       <w:tab/>
       <w:tab/>
-      <w:t>2026-10-11</w:t>
+      <w:t>2026-10-12</w:t>
       <w:br/>
       <w:br/>
     </w:r>

--- a/tillsyn/A 20533-2023 tillsynsbegäran.docx
+++ b/tillsyn/A 20533-2023 tillsynsbegäran.docx
@@ -12,7 +12,7 @@
     </w:p>
     <w:p>
       <w:r>
-        <w:t>Denna tillsynsbegäran behandlar höga naturvärden i avverkningsanmälan A 20533-2023 i Katrineholms kommun som inkom 2023-05-11 och omfattar 1,2 ha.</w:t>
+        <w:t>Denna tillsynsbegäran behandlar höga naturvärden i avverkningsanmälan A 20533-2023 i Katrineholms kommun som inkom 2023-05-11 och omfattar 20,2 ha.</w:t>
       </w:r>
     </w:p>
     <w:p>
@@ -22,7 +22,7 @@
       <w:r>
         <w:drawing>
           <wp:inline xmlns:a="http://schemas.openxmlformats.org/drawingml/2006/main" xmlns:pic="http://schemas.openxmlformats.org/drawingml/2006/picture">
-            <wp:extent cx="5486400" cy="5533534"/>
+            <wp:extent cx="5486400" cy="4413996"/>
             <wp:docPr id="1" name="Picture 1"/>
             <wp:cNvGraphicFramePr>
               <a:graphicFrameLocks noChangeAspect="1"/>
@@ -43,7 +43,7 @@
                   <pic:spPr>
                     <a:xfrm>
                       <a:off x="0" y="0"/>
-                      <a:ext cx="5486400" cy="5533534"/>
+                      <a:ext cx="5486400" cy="4413996"/>
                     </a:xfrm>
                     <a:prstGeom prst="rect"/>
                   </pic:spPr>
@@ -60,12 +60,12 @@
         <w:spacing w:after="240"/>
       </w:pPr>
       <w:r>
-        <w:t>Figur 1. Fyndplatser för naturvårdsarter inom 22 meter från avverkningsanmälan. Markörer utan svart kant är placerade på fyndplatsen. Markörer med svart kant är placerade vid sidan av fyndplatsen och har ett svart streck som visar fyndplatsens exakta position. Kartans mittpunktskoordinat är N 6528263, E 583562 i SWEREF 99 TM.</w:t>
+        <w:t>Figur 1. Fyndplatser för naturvårdsarter i avverkningsanmälan. Markörer utan svart kant är placerade på fyndplatsen. Markörer med svart kant är placerade vid sidan av fyndplatsen och har ett svart streck som visar fyndplatsens exakta position. Kartans mittpunktskoordinat är N 6528578, E 583799 i SWEREF 99 TM.</w:t>
       </w:r>
     </w:p>
     <w:p>
       <w:r>
-        <w:t>Inom 22 meter från avverkningsanmälan finns fynd av 7 naturvårdsarter, varav 4 är rödlistade, 7 är fridlysta och 1 är typisk (T): blå kärrhök (VU, §4), bivråk (NT, §4), mindre hackspett (NT, T, §4), sparvuggla (NT, §4), fiskgjuse (§4), havsörn (§4) och röd glada (§4). Se Figur 1.</w:t>
+        <w:t>I avverkningsanmälan finns fynd av 8 naturvårdsarter, varav 3 är rödlistade, 3 är fridlysta, 4 är typiska (T) och 3 är signalarter (S): mulmknäppare (VU), mindre hackspett (NT, T, §4), svinrot (NT), noshornsoxe (S), svart trolldruva (S, T), tibast (S, T), spillkråka (T, §4) och nattviol (§8). Se Figur 1.</w:t>
       </w:r>
     </w:p>
     <w:p>
@@ -104,19 +104,10 @@
         <w:rPr>
           <w:b/>
         </w:rPr>
-        <w:t>Bivråk (NT, §4)</w:t>
+        <w:t>Mulmknäppare (VU)</w:t>
       </w:r>
       <w:r>
-        <w:t xml:space="preserve"> ingår i bilaga 1 i EU:s fågeldirektiv och är prioriterad art i Skogsvårdslagen. Den har minskat med 2/3-delar sedan 1970-talet och under de senaste 30 åren har minskningstakten uppgått till 22.5 (15–30) %. Arten häckar i tät, ogallrad skog på högproduktiv mark, i södra Sverige främst i lövskogsrika trakter, i Norrland till stor del i högproduktiv granskog, Födan består av getinglarver och -puppor, men även av fågelungar och groddjur. Bivråken påverkas negativt av avverkning och omföring av lövträdsrika marker till täta produktionsskogar av barrträd samt av den allmänna "</w:t>
-      </w:r>
-      <w:r>
-        <w:rPr>
-          <w:i/>
-        </w:rPr>
-        <w:t>förtorkningen</w:t>
-      </w:r>
-      <w:r>
-        <w:t>" av landskapet genom täckdikning, dikning av skogsmark etc. Bevara lövskogar och öka andelen löv i barrskog. Gallra inte i onödan och inte alls i sumpskog. Dika inte ut vattensamlingar, sumpskogar, alkärr eller andra våta miljöer. Kring alla boplatser ska det lämnas en skyddszon vid avverkning eller andra skogliga åtgärder. Som tumregel ska skyddszonen vara så bred att boet inte syns väl från öppen mark. Minskningstakten för den svenska populationen bedöms vara nära gränsvärdet för Sårbar (VU) (SLU Artdatabanken, 2026; Skogsstyrelsen, 2016).</w:t>
+        <w:t>, som är en av våra största knäppare (17–24 mm), har sin larvutveckling i mulm i grova ihåliga, oftast fristånde lövträd, främst ek men även i ask, lind, bok, alm, sälg, klibbal och lönn. Oftast i fuktig, mörk mulm, gärna med rester av fågelbon. Larven är ett rovdjur på larver av bland annat läderbagge (VU, §4a) och arten har visat sig attraheras av läderbaggens feromon. Arten påverkas negativt av brist på grova eller gamla träd och en minskning av populationen pågår eller förväntas ske. Minskningen avser kvalitén på artens habitat. Mulmknäppare är rödlistad som nära hotad (NT) på den europeiska rödlistan vilket innebär att Sverige har ett internationellt ansvar för arten (SLU Artdatabanken, 2025; IUCN, 2025).</w:t>
       </w:r>
     </w:p>
     <w:p>
@@ -144,10 +135,37 @@
         <w:rPr>
           <w:b/>
         </w:rPr>
-        <w:t>Sparvuggla (NT, §4)</w:t>
+        <w:t>Svart trolldruva</w:t>
       </w:r>
       <w:r>
-        <w:t xml:space="preserve"> är fridlyst enligt 4§ artskyddsförordningen och omfattas av bilaga 1 EU:s fågeldirektiv. Den har minskat med 15 (5–25) % under de senaste 15 åren och minskningstakten för den svenska populationen bedöms vara nära gränsvärdet för Sårbar (VU).  Sparvugglan häckar i naturskog samt i klassisk bondeskog och förekommer främst i större skogsområden som domineras av barrblandskog med stort inslag av asp, björk och andra lövträd. Den behöver relativt stora skogsområden och saknas helt i mindre skogar och isolerade dungar. Reviren är i storleksordningen upp till 200 hektar. Sparvugglan missgynnas av överföring av variationsrika bondeskogar till ensartade produktionsskogar. Särskilt avverkning av lövträdsrika kantzoner och igenplantering av gamla inägor (SLU Artdatabanken, 2026; Skogsstyrelsen, 2016).</w:t>
+        <w:t xml:space="preserve"> är en kalkgynnad växt som förekommer på näringsrik frisk mulljord i såväl bördiga kalkbarrskogar som sydliga kalklövskogar och lundar. Arten är en bra signalart för skyddsvärda biotoper i såväl löv- som barrskogar och tål inte slutavverkning och markberedning. Trolldruva är värdväxt för ett antal sällsynta fjärilsarter som ställer höga krav på sina livsmiljöer, däribland trolldruvemätare (EN), skuggmalmätare (VU) och trolldruvelobmätare (VU). Svart trolldruva är typisk art för </w:t>
+      </w:r>
+      <w:r>
+        <w:rPr>
+          <w:i/>
+        </w:rPr>
+        <w:t>9050 Näringsrik granskog,</w:t>
+      </w:r>
+      <w:r>
+        <w:t xml:space="preserve"> </w:t>
+      </w:r>
+      <w:r>
+        <w:rPr>
+          <w:i/>
+        </w:rPr>
+        <w:t xml:space="preserve">9020 Nordlig ädellövskog, 9160 Näringsrik ekskog, 9180 Ädellövskog i branter </w:t>
+      </w:r>
+      <w:r>
+        <w:t>och</w:t>
+      </w:r>
+      <w:r>
+        <w:rPr>
+          <w:i/>
+        </w:rPr>
+        <w:t xml:space="preserve"> 1610 Åsöar i Östersjön</w:t>
+      </w:r>
+      <w:r>
+        <w:t xml:space="preserve"> (SLU Artdatabanken, 2024; Nitare &amp; Skogsstyrelsen, 2019).</w:t>
       </w:r>
     </w:p>
     <w:p>
@@ -155,10 +173,19 @@
         <w:rPr>
           <w:b/>
         </w:rPr>
-        <w:t>Fiskgjuse (§4)</w:t>
+        <w:t>Tibast</w:t>
       </w:r>
       <w:r>
-        <w:t xml:space="preserve"> är fridlyst enligt 4§ artskyddsförordningen och upptagen i bilaga 1 EU:s fågeldirektiv. Den bygger vanligen sitt stora risbo i toppen av en plattkronad, kraftig tall (&gt;90%) med utsikt över omgivningen. Skogsavverkningar utan hänsyn till bevarandet av fiskgjusens boträd och häckningsbiotop utgör en fara genom att tillgången på lämpliga träd minskar. Lämna en skyddszon kring boplatser vid avverkning eller gallring. Boträdets placering styr behovet av skyddszon vilket måste bedömas från fall till fall, men skyddszonen bör vara tillräckligt bred för att behålla skydd mot insyn, erbjuda lämpliga sittplatser och förhindra att boträdet blåser ner. Avstå från skogsbruksåtgärder i hänsynskrävande miljöer, som på uddar eller öar med äldre skog eller hällmarkstallskog där det häckar fiskgjuse. Gör naturvårdsavsättningar i äldre skog i lämpliga områden för fiskgjuse, t.ex. på uddar och i hällmarksområden (SLU Artdatabanken, 2024; Skogsstyrelsen, 2016).</w:t>
+        <w:t xml:space="preserve"> är en kalkgynnad buske som växer på mullrik, frisk eller svagt fuktig mark, exempelvis i gamla kalkgranskogar, lövträdslundar, varma källpåverkade sluttningar och exklusiva biotoper kopplade till vattendrag. Förekomster i gammal skog visar på höga naturvärden och bör alltid noteras i samband med naturvärdesinventeringar. Tibast är typisk art för </w:t>
+      </w:r>
+      <w:r>
+        <w:rPr>
+          <w:i/>
+        </w:rPr>
+        <w:t>9050 Näringsrik granskog</w:t>
+      </w:r>
+      <w:r>
+        <w:t xml:space="preserve"> och värdväxt för de två fjärilsarterna större tibastmal och brun tibastmal (CR) (SLU Artdatabanken, 2024; Nitare &amp; Skogsstyrelsen, 2019).</w:t>
       </w:r>
     </w:p>
     <w:p>
@@ -166,21 +193,28 @@
         <w:rPr>
           <w:b/>
         </w:rPr>
-        <w:t>Havsörn (§4)</w:t>
+        <w:t>Spillkråka (§4)</w:t>
       </w:r>
       <w:r>
-        <w:t xml:space="preserve"> omfattas av bilaga 1 EU:s fågeldirektiv. Skyddandet av befintliga bon måste upprätthållas och i samband med skogsavverkning bör en skyddszon på minst 100 meters radie runt boplatsen lämnas intakt. Under häckningsperioden (1 januari till 15 augusti) är havsörnen störningskänslig och inga skogsbruksåtgärder eller annan störande verksamhet får förekomma närmare än 500 m från boet under den tiden. För att åstadkomma en succession av lämpliga boträd för kommande generationer av havsörnar behöver ett betydligt större antal s.k. evighetsträd sparas vid avverkningar redan idag (SLU Artdatabanken, 2026; Skogsstyrelsen, 2016).</w:t>
+        <w:t xml:space="preserve"> omfattas av bilaga 1 i EU:s fågeldirektiv och är typisk art för </w:t>
       </w:r>
-    </w:p>
-    <w:p>
       <w:r>
         <w:rPr>
-          <w:b/>
+          <w:i/>
         </w:rPr>
-        <w:t>Röd glada (§4)</w:t>
+        <w:t xml:space="preserve">9010 Taiga </w:t>
       </w:r>
       <w:r>
-        <w:t xml:space="preserve"> är fridlyst enligt 4§ artskyddsförordningen och upptagen i bilaga 1 EU:s fågeldirektiv. Den häckar gärna i omväxlande landskap med mosaik av öppna marker och skogar. Tidigare studier har visat en förkärlek för att häcka nära sjöar, och häckningsframgången var också högre hos par som häckade nära vatten. Boet läggs i träd, ofta högt och vanligen nära skogsbryn. Missgynnas av skogliga åtgärder som lämnar boet allt för exponerat, främst genom för smala skyddszoner och för omfattande gallring. Lämna en skyddszon kring boplatser vid avverkning eller andra skogliga åtgärder. Bredden på skyddszonen beror på platsen, men som tumregel ska den ska vara så bred att boplatsen inte är väsentligt mer exponerad för insyn än tidigare. Spara samtliga träd med större risbon, även sådana där boet ser obebott ut. Avstå att avverka äldre lövdominerade bestånd, främst i anslutning till öppen jordbruksmark (SLU Artdatabanken, 2024; Skogsstyrelsen, 2016).</w:t>
+        <w:t>och</w:t>
+      </w:r>
+      <w:r>
+        <w:rPr>
+          <w:i/>
+        </w:rPr>
+        <w:t xml:space="preserve"> 9740 Skogsbevuxen myr</w:t>
+      </w:r>
+      <w:r>
+        <w:t>. Den behöver grova träd, främst tall, asp och bok som boträd. Skogsbruk med korta omloppstider och täta, homogena ungskogar utgör det största hotet. Spillkråka är en nyckelart i skogliga miljöer vars övergivna bohål utnyttjas av flera andra hålhäckande fågelarter och fladdermöss, däribland pärluggla (EN, §4), knipa (§4), salskrake (§4) och skogsduva (§4). Hökuggla (VU, §4) och slaguggla (§4) häckar ofta i högstubbar som brutits av i höjd med ett gammalt spillkråkebo (SLU Artdatabanken, 2026; Skogsstyrelsen, 2016).</w:t>
       </w:r>
     </w:p>
     <w:p>
@@ -216,76 +250,6 @@
       </w:pPr>
       <w:r>
         <w:t>BILAGA 1 – Fridlysta arter</w:t>
-      </w:r>
-    </w:p>
-    <w:p>
-      <w:pPr>
-        <w:pStyle w:val="Heading1"/>
-      </w:pPr>
-      <w:r>
-        <w:t>Bivråk – ekologi samt krav på livsmiljön</w:t>
-      </w:r>
-    </w:p>
-    <w:p>
-      <w:r>
-        <w:t>Bivråk (NT, §4) ingår i bilaga 1 i EU:s fågeldirektiv och är prioriterad art i Skogsvårdslagen. Den har minskat med 2/3-delar sedan 1970-talet och under de senaste 30 åren har minskningstakten uppgått till 22.5 (15–30) %. Minskningstakten för den svenska populationen bedöms vara nära gränsvärdet för Sårbar (VU) (SLU Artdatabanken, 2026).</w:t>
-      </w:r>
-    </w:p>
-    <w:p>
-      <w:r>
-        <w:t>Arten häckar i tät, ogallrad skog på högproduktiv mark, i södra Sverige främst i lövskogsrika trakter, i Norrland till stor del i högproduktiv granskog, Födan består av getinglarver och -puppor, men även av fågelungar och groddjur. (SLU Artdatabanken, 2026).</w:t>
-      </w:r>
-    </w:p>
-    <w:p>
-      <w:r>
-        <w:t>En trolig delförklaring till minskande bivråksstammar är att det i dagens skogs- och jordbruksbygder finns ett sämre utbud av insektsrika biotoper jämfört med förhållandena för 20–40 år sedan. Minskad insektsrikedom innebär förmodligen en lägre täthet av sociala getingsamhällen och därmed sämre förutsättningar för bivråkens häckning. En allmän "</w:t>
-      </w:r>
-      <w:r>
-        <w:rPr>
-          <w:i/>
-        </w:rPr>
-        <w:t>förtorkning</w:t>
-      </w:r>
-      <w:r>
-        <w:t>" av landskapet (täckdikning, dikning av skogsmark etc.) liksom omföring av lövträdsrika marker till täta produktionsskogar av barrträd medför dessutom en försämrad förekomst av tättingar (trastar etc.) och grodor, vilket sannolikt påverkar bivråken negativt. (SLU Artdatabanken, 2026).</w:t>
-      </w:r>
-    </w:p>
-    <w:p>
-      <w:r>
-        <w:t>Bevara lövskogar och öka andelen löv i barrskog. Gallra inte i onödan och inte alls i sumpskog. Dika inte ut vattensamlingar, sumpskogar, alkärr eller andra våta miljöer. Kring alla boplatser ska det lämnas en skyddszon vid avverkning eller andra skogliga åtgärder. Som tumregel ska skyddszonen vara så bred att boet inte syns väl från öppen mark (SLU Artdatabanken, 2026; Skogsstyrelsen, 2016).</w:t>
-      </w:r>
-    </w:p>
-    <w:p>
-      <w:pPr>
-        <w:pStyle w:val="Heading2"/>
-      </w:pPr>
-      <w:r>
-        <w:t>Referenser – bivråk</w:t>
-      </w:r>
-    </w:p>
-    <w:p>
-      <w:r>
-        <w:t xml:space="preserve">Skogsstyrelsen, 2016. </w:t>
-      </w:r>
-      <w:r>
-        <w:rPr>
-          <w:i/>
-        </w:rPr>
-        <w:t>Vägledning för hänsyn till bivråk.</w:t>
-      </w:r>
-    </w:p>
-    <w:p>
-      <w:r>
-        <w:t xml:space="preserve">SLU Artdatabanken, 2026. </w:t>
-      </w:r>
-      <w:r>
-        <w:rPr>
-          <w:i/>
-        </w:rPr>
-        <w:t xml:space="preserve">Artfaktablad. Naturvård – artfakta. </w:t>
-      </w:r>
-      <w:r>
-        <w:t>SLU Artdatabanken, Uppsala</w:t>
       </w:r>
     </w:p>
     <w:p>
@@ -366,17 +330,35 @@
         <w:pStyle w:val="Heading1"/>
       </w:pPr>
       <w:r>
-        <w:t>Sparvuggla – ekologi samt krav på livsmiljön</w:t>
+        <w:t>Spillkråka – ekologi samt krav på livsmiljön</w:t>
       </w:r>
     </w:p>
     <w:p>
       <w:r>
-        <w:t>Sparvuggla (NT, §4) är fridlyst enligt 4§ artskyddsförordningen och omfattas av bilaga 1 EU:s fågeldirektiv. Den har minskat med 15 (5–25) % under de senaste 15 åren och minskningstakten för den svenska populationen bedöms vara nära gränsvärdet för Sårbar (VU) (SLU Artdatabanken 2026).</w:t>
+        <w:t xml:space="preserve">Spillkråka (§4) ingår i bilaga 1 EU:s fågeldirektiv och är typisk art för </w:t>
+      </w:r>
+      <w:r>
+        <w:rPr>
+          <w:i/>
+        </w:rPr>
+        <w:t xml:space="preserve">9010 Taiga </w:t>
+      </w:r>
+      <w:r>
+        <w:t>och</w:t>
+      </w:r>
+      <w:r>
+        <w:rPr>
+          <w:i/>
+        </w:rPr>
+        <w:t xml:space="preserve"> 9740 Skogsbevuxen myr</w:t>
+      </w:r>
+      <w:r>
+        <w:t>. Den lever i både barr- och blandskog liksom i ren lövskog. De tätaste populationerna tenderar att finnas i äldre, variationsrik blandskog med gott om död ved och gamla träd. Varje par utnyttjar 400–1000 hektar skog beroende på skogens kvalitet. Skogsbruk med korta omloppstider och täta, homogena ungskogar utgör det största hotet (SLU Artdatabanken, 2026).</w:t>
       </w:r>
     </w:p>
     <w:p>
       <w:r>
-        <w:t>Sparvugglan häckar i naturskog samt i klassisk bondeskog och förekommer främst i större skogsområden som domineras av barrblandskog med stort inslag av asp, björk och andra lövträd. Den behöver relativt stora skogsområden och saknas helt i mindre skogar och isolerade dungar. Reviren är i storleksordningen upp till 200 hektar. Sparvugglan missgynnas av överföring av variationsrika bondeskogar till ensartade produktionsskogar – särskilt avverkning av lövträdsrika kantzoner och igenplantering av gamla inägor (Skogsstyrelsen, 2016).</w:t>
+        <w:t>Spillkråka är en nyckelart i skogliga miljöer vars övergivna bohål utnyttjas av flera andra hålhäckande fågelarter och fladdermöss, däribland pärluggla (EN, §4), knipa (§4), salskrake (§4) och skogsduva (§4). Hökuggla (VU, §4) och slaguggla (§4) häckar ofta i högstubbar som brutits av i höjd med ett gammalt spillkråkebo (Skogsstyrelsen, 2016).</w:t>
       </w:r>
     </w:p>
     <w:p>
@@ -384,7 +366,7 @@
         <w:pStyle w:val="Heading2"/>
       </w:pPr>
       <w:r>
-        <w:t>Referenser – sparvuggla</w:t>
+        <w:t>Referenser – spillkråka</w:t>
       </w:r>
     </w:p>
     <w:p>
@@ -395,7 +377,10 @@
         <w:rPr>
           <w:i/>
         </w:rPr>
-        <w:t>Vägledning för hänsyn till sparvuggla.</w:t>
+        <w:t xml:space="preserve">Vägledning för hänsyn till spillkråka. </w:t>
+      </w:r>
+      <w:r>
+        <w:t>Vägledningar och kunskapsstöd artskydd – Skogsstyrelsen.</w:t>
       </w:r>
     </w:p>
     <w:p>
@@ -410,70 +395,6 @@
       </w:r>
       <w:r>
         <w:t>SLU Artdatabanken, Uppsala.</w:t>
-      </w:r>
-    </w:p>
-    <w:p>
-      <w:pPr>
-        <w:pStyle w:val="Heading1"/>
-      </w:pPr>
-      <w:r>
-        <w:t>Havsörn – ekologi samt krav på livsmiljön</w:t>
-      </w:r>
-    </w:p>
-    <w:p>
-      <w:r>
-        <w:t>Havsörn är fridlyst enligt 4§ artskyddsförordningen och upptagen i bilaga 1 EU:s fågeldirektiv. Havsörnen häckar i anslutning till skärgårdar, kuster, sjöar och vattendrag, ofta på öar men ibland även ganska långt från vatten. I svenska kustområden varierar medelavståndet mellan etablerade par från ca 13 km till under 5 km, mest beroende på bytestillgänglighet; minsta avstånd mellan samtidigt bebodda bon i vårt land är ca 1,5 km. Ofta har ett havsörnspar flera olika bon som kan användas omväxlande (SLU Artdatabanken, 2026; Skogsstyrelsen, 2016).</w:t>
-      </w:r>
-    </w:p>
-    <w:p>
-      <w:r>
-        <w:t>Boet byggs nästan uteslutande i träd, oftast tallar. Häckar sällsynt även på klipphyllor eller direkt på marken. Boet placeras oftast i trädets övre del och kan bli mycket stort, vilket ställer stora krav på boträdet. Trädet måste ha en stark, bärande krona med lämpliga grova grenar, vilket utvecklas först när trädet har uppnått en hög ålder. Genomsnittsåldern hos botallar vid svenska Ostkusten under 1970- och 80-talet var 160 år (från 100 till 350 år) men har sannolikt redan nu sjunkit betydligt genom en brist på gamla träd. Frekvensen nybyggda bon i för svaga träd där boet rasat under häckningen har ökat markant under senare år i Syd- och Mellansverige. I Lappland var boträden i snitt 350 år (200 – ca 600 år). Mot bakgrund av de lägsta uppmätta åldrarna hos dessa fungerande boträd utgör den sjunkande omloppstiden vid slutavverkningar i Sverige ett hot – det kommer inte att räcka med att spara överståndare vid slutavverkningar av kanske högst 70-åriga bestånd i framtiden (SLU Artdatabanken, 2026; Skogsstyrelsen, 2016).</w:t>
-      </w:r>
-    </w:p>
-    <w:p>
-      <w:r>
-        <w:t>Skyddandet av befintliga bon måste upprätthållas och i samband med skogsavverkning ska befintliga boträd sparas med en lämpligt avgränsad skyddszon runtom. Vid slutavverkning bör en skyddszon på 100 meters radie runt boplatsen lämnas intakt. Under häckningsperioden (1 januari till 15 augusti) är havsörnen störningskänslig och inga skogsbruksåtgärder eller annan störande verksamhet får förekomma närmare än 500 m från boet under den tiden. (SLU Artdatabanken, 2026; Skogsstyrelsen, 2016).</w:t>
-      </w:r>
-    </w:p>
-    <w:p>
-      <w:r>
-        <w:t>För att garantera möjligheter till häckning även i framtiden bör ett nätverk av häckningsområden skyddas inom artens hela naturliga utbredningsområde i landet. Havsörnen är upptagen bland de arter som enligt fågeldirektivet/habitatdirektivet har ett sådant gemenskapsintresse inom EU att särskilda skydds- eller bevarandeområden behöver utses (Miljöbalken, Bilagan till Artskyddsförordningen 1998:179, reviderad 2001). Arten är beroende av grova träd för placering av sina stora risbon och detta kan bli en begränsande faktor kommande 30 år (tre generationer). För att åstadkomma en succession av lämpliga boträd för kommande generationer av havsörnar behöver ett betydligt större antal s.k. evighetsträd sparas vid avverkningar redan idag. (SLU Artdatabanken, 2026).</w:t>
-      </w:r>
-    </w:p>
-    <w:p>
-      <w:pPr>
-        <w:pStyle w:val="Heading2"/>
-      </w:pPr>
-      <w:r>
-        <w:t>Referenser – havsörn</w:t>
-      </w:r>
-    </w:p>
-    <w:p>
-      <w:r>
-        <w:t xml:space="preserve">Skogsstyrelsen, 2016. </w:t>
-      </w:r>
-      <w:r>
-        <w:rPr>
-          <w:i/>
-        </w:rPr>
-        <w:t xml:space="preserve">Vägledning för hänsyn till havsörn. </w:t>
-      </w:r>
-      <w:r>
-        <w:t>Vägledningar och kunskapsstöd artskydd – Skogsstyrelsen</w:t>
-      </w:r>
-    </w:p>
-    <w:p>
-      <w:r>
-        <w:t xml:space="preserve">SLU Artdatabanken, 2026. </w:t>
-      </w:r>
-      <w:r>
-        <w:rPr>
-          <w:i/>
-        </w:rPr>
-        <w:t xml:space="preserve">Artfaktablad. Naturvård – artfakta. </w:t>
-      </w:r>
-      <w:r>
-        <w:t>SLU Artdatabanken, Uppsala</w:t>
       </w:r>
     </w:p>
     <w:sectPr>
@@ -604,7 +525,7 @@
     <w:r>
       <w:tab/>
       <w:tab/>
-      <w:t>2026-10-12</w:t>
+      <w:t>2026-10-13</w:t>
       <w:br/>
       <w:br/>
     </w:r>

--- a/tillsyn/A 20533-2023 tillsynsbegäran.docx
+++ b/tillsyn/A 20533-2023 tillsynsbegäran.docx
@@ -12,7 +12,7 @@
     </w:p>
     <w:p>
       <w:r>
-        <w:t>Denna tillsynsbegäran behandlar höga naturvärden i avverkningsanmälan A 20533-2023 i Katrineholms kommun som inkom 2023-05-11 och omfattar 20,2 ha.</w:t>
+        <w:t>Denna tillsynsbegäran behandlar höga naturvärden i avverkningsanmälan A 20533-2023 i Katrineholms kommun som inkom 2023-05-11 och omfattar 1,2 ha.</w:t>
       </w:r>
     </w:p>
     <w:p>
@@ -60,12 +60,12 @@
         <w:spacing w:after="240"/>
       </w:pPr>
       <w:r>
-        <w:t>Figur 1. Fyndplatser för naturvårdsarter i avverkningsanmälan. Markörer utan svart kant är placerade på fyndplatsen. Markörer med svart kant är placerade vid sidan av fyndplatsen och har ett svart streck som visar fyndplatsens exakta position. Kartans mittpunktskoordinat är N 6528578, E 583799 i SWEREF 99 TM.</w:t>
+        <w:t>Figur 1. Fyndplatser för naturvårdsarter inom 22 meter från avverkningsanmälan. Markörer utan svart kant är placerade på fyndplatsen. Markörer med svart kant är placerade vid sidan av fyndplatsen och har ett svart streck som visar fyndplatsens exakta position. Kartans mittpunktskoordinat är N 6528263, E 583562 i SWEREF 99 TM.</w:t>
       </w:r>
     </w:p>
     <w:p>
       <w:r>
-        <w:t>I avverkningsanmälan finns fynd av 8 naturvårdsarter, varav 3 är rödlistade, 3 är fridlysta, 4 är typiska (T) och 3 är signalarter (S): mulmknäppare (VU), mindre hackspett (NT, T, §4), svinrot (NT), noshornsoxe (S), svart trolldruva (S, T), tibast (S, T), spillkråka (T, §4) och nattviol (§8). Se Figur 1.</w:t>
+        <w:t>Inom 22 meter från avverkningsanmälan finns fynd av 7 naturvårdsarter, varav 4 är rödlistade, 7 är fridlysta och 1 är typisk (T): blå kärrhök (VU, §4), bivråk (NT, §4), mindre hackspett (NT, T, §4), sparvuggla (NT, §4), fiskgjuse (§4), havsörn (§4) och röd glada (§4). Se Figur 1.</w:t>
       </w:r>
     </w:p>
     <w:p>
@@ -104,10 +104,19 @@
         <w:rPr>
           <w:b/>
         </w:rPr>
-        <w:t>Mulmknäppare (VU)</w:t>
+        <w:t>Bivråk (NT, §4)</w:t>
       </w:r>
       <w:r>
-        <w:t>, som är en av våra största knäppare (17–24 mm), har sin larvutveckling i mulm i grova ihåliga, oftast fristånde lövträd, främst ek men även i ask, lind, bok, alm, sälg, klibbal och lönn. Oftast i fuktig, mörk mulm, gärna med rester av fågelbon. Larven är ett rovdjur på larver av bland annat läderbagge (VU, §4a) och arten har visat sig attraheras av läderbaggens feromon. Arten påverkas negativt av brist på grova eller gamla träd och en minskning av populationen pågår eller förväntas ske. Minskningen avser kvalitén på artens habitat. Mulmknäppare är rödlistad som nära hotad (NT) på den europeiska rödlistan vilket innebär att Sverige har ett internationellt ansvar för arten (SLU Artdatabanken, 2025; IUCN, 2025).</w:t>
+        <w:t xml:space="preserve"> ingår i bilaga 1 i EU:s fågeldirektiv och är prioriterad art i Skogsvårdslagen. Den har minskat med 2/3-delar sedan 1970-talet och under de senaste 30 åren har minskningstakten uppgått till 22.5 (15–30) %. Arten häckar i tät, ogallrad skog på högproduktiv mark, i södra Sverige främst i lövskogsrika trakter, i Norrland till stor del i högproduktiv granskog, Födan består av getinglarver och -puppor, men även av fågelungar och groddjur. Bivråken påverkas negativt av avverkning och omföring av lövträdsrika marker till täta produktionsskogar av barrträd samt av den allmänna "</w:t>
+      </w:r>
+      <w:r>
+        <w:rPr>
+          <w:i/>
+        </w:rPr>
+        <w:t>förtorkningen</w:t>
+      </w:r>
+      <w:r>
+        <w:t>" av landskapet genom täckdikning, dikning av skogsmark etc. Bevara lövskogar och öka andelen löv i barrskog. Gallra inte i onödan och inte alls i sumpskog. Dika inte ut vattensamlingar, sumpskogar, alkärr eller andra våta miljöer. Kring alla boplatser ska det lämnas en skyddszon vid avverkning eller andra skogliga åtgärder. Som tumregel ska skyddszonen vara så bred att boet inte syns väl från öppen mark. Minskningstakten för den svenska populationen bedöms vara nära gränsvärdet för Sårbar (VU) (SLU Artdatabanken, 2026; Skogsstyrelsen, 2016).</w:t>
       </w:r>
     </w:p>
     <w:p>
@@ -135,37 +144,10 @@
         <w:rPr>
           <w:b/>
         </w:rPr>
-        <w:t>Svart trolldruva</w:t>
+        <w:t>Sparvuggla (NT, §4)</w:t>
       </w:r>
       <w:r>
-        <w:t xml:space="preserve"> är en kalkgynnad växt som förekommer på näringsrik frisk mulljord i såväl bördiga kalkbarrskogar som sydliga kalklövskogar och lundar. Arten är en bra signalart för skyddsvärda biotoper i såväl löv- som barrskogar och tål inte slutavverkning och markberedning. Trolldruva är värdväxt för ett antal sällsynta fjärilsarter som ställer höga krav på sina livsmiljöer, däribland trolldruvemätare (EN), skuggmalmätare (VU) och trolldruvelobmätare (VU). Svart trolldruva är typisk art för </w:t>
-      </w:r>
-      <w:r>
-        <w:rPr>
-          <w:i/>
-        </w:rPr>
-        <w:t>9050 Näringsrik granskog,</w:t>
-      </w:r>
-      <w:r>
-        <w:t xml:space="preserve"> </w:t>
-      </w:r>
-      <w:r>
-        <w:rPr>
-          <w:i/>
-        </w:rPr>
-        <w:t xml:space="preserve">9020 Nordlig ädellövskog, 9160 Näringsrik ekskog, 9180 Ädellövskog i branter </w:t>
-      </w:r>
-      <w:r>
-        <w:t>och</w:t>
-      </w:r>
-      <w:r>
-        <w:rPr>
-          <w:i/>
-        </w:rPr>
-        <w:t xml:space="preserve"> 1610 Åsöar i Östersjön</w:t>
-      </w:r>
-      <w:r>
-        <w:t xml:space="preserve"> (SLU Artdatabanken, 2024; Nitare &amp; Skogsstyrelsen, 2019).</w:t>
+        <w:t xml:space="preserve"> är fridlyst enligt 4§ artskyddsförordningen och omfattas av bilaga 1 EU:s fågeldirektiv. Den har minskat med 15 (5–25) % under de senaste 15 åren och minskningstakten för den svenska populationen bedöms vara nära gränsvärdet för Sårbar (VU).  Sparvugglan häckar i naturskog samt i klassisk bondeskog och förekommer främst i större skogsområden som domineras av barrblandskog med stort inslag av asp, björk och andra lövträd. Den behöver relativt stora skogsområden och saknas helt i mindre skogar och isolerade dungar. Reviren är i storleksordningen upp till 200 hektar. Sparvugglan missgynnas av överföring av variationsrika bondeskogar till ensartade produktionsskogar. Särskilt avverkning av lövträdsrika kantzoner och igenplantering av gamla inägor (SLU Artdatabanken, 2026; Skogsstyrelsen, 2016).</w:t>
       </w:r>
     </w:p>
     <w:p>
@@ -173,19 +155,10 @@
         <w:rPr>
           <w:b/>
         </w:rPr>
-        <w:t>Tibast</w:t>
+        <w:t>Fiskgjuse (§4)</w:t>
       </w:r>
       <w:r>
-        <w:t xml:space="preserve"> är en kalkgynnad buske som växer på mullrik, frisk eller svagt fuktig mark, exempelvis i gamla kalkgranskogar, lövträdslundar, varma källpåverkade sluttningar och exklusiva biotoper kopplade till vattendrag. Förekomster i gammal skog visar på höga naturvärden och bör alltid noteras i samband med naturvärdesinventeringar. Tibast är typisk art för </w:t>
-      </w:r>
-      <w:r>
-        <w:rPr>
-          <w:i/>
-        </w:rPr>
-        <w:t>9050 Näringsrik granskog</w:t>
-      </w:r>
-      <w:r>
-        <w:t xml:space="preserve"> och värdväxt för de två fjärilsarterna större tibastmal och brun tibastmal (CR) (SLU Artdatabanken, 2024; Nitare &amp; Skogsstyrelsen, 2019).</w:t>
+        <w:t xml:space="preserve"> är fridlyst enligt 4§ artskyddsförordningen och upptagen i bilaga 1 EU:s fågeldirektiv. Den bygger vanligen sitt stora risbo i toppen av en plattkronad, kraftig tall (&gt;90%) med utsikt över omgivningen. Skogsavverkningar utan hänsyn till bevarandet av fiskgjusens boträd och häckningsbiotop utgör en fara genom att tillgången på lämpliga träd minskar. Lämna en skyddszon kring boplatser vid avverkning eller gallring. Boträdets placering styr behovet av skyddszon vilket måste bedömas från fall till fall, men skyddszonen bör vara tillräckligt bred för att behålla skydd mot insyn, erbjuda lämpliga sittplatser och förhindra att boträdet blåser ner. Avstå från skogsbruksåtgärder i hänsynskrävande miljöer, som på uddar eller öar med äldre skog eller hällmarkstallskog där det häckar fiskgjuse. Gör naturvårdsavsättningar i äldre skog i lämpliga områden för fiskgjuse, t.ex. på uddar och i hällmarksområden (SLU Artdatabanken, 2024; Skogsstyrelsen, 2016).</w:t>
       </w:r>
     </w:p>
     <w:p>
@@ -193,28 +166,21 @@
         <w:rPr>
           <w:b/>
         </w:rPr>
-        <w:t>Spillkråka (§4)</w:t>
+        <w:t>Havsörn (§4)</w:t>
       </w:r>
       <w:r>
-        <w:t xml:space="preserve"> omfattas av bilaga 1 i EU:s fågeldirektiv och är typisk art för </w:t>
+        <w:t xml:space="preserve"> omfattas av bilaga 1 EU:s fågeldirektiv. Skyddandet av befintliga bon måste upprätthållas och i samband med skogsavverkning bör en skyddszon på minst 100 meters radie runt boplatsen lämnas intakt. Under häckningsperioden (1 januari till 15 augusti) är havsörnen störningskänslig och inga skogsbruksåtgärder eller annan störande verksamhet får förekomma närmare än 500 m från boet under den tiden. För att åstadkomma en succession av lämpliga boträd för kommande generationer av havsörnar behöver ett betydligt större antal s.k. evighetsträd sparas vid avverkningar redan idag (SLU Artdatabanken, 2026; Skogsstyrelsen, 2016).</w:t>
+      </w:r>
+    </w:p>
+    <w:p>
+      <w:r>
+        <w:rPr>
+          <w:b/>
+        </w:rPr>
+        <w:t>Röd glada (§4)</w:t>
       </w:r>
       <w:r>
-        <w:rPr>
-          <w:i/>
-        </w:rPr>
-        <w:t xml:space="preserve">9010 Taiga </w:t>
-      </w:r>
-      <w:r>
-        <w:t>och</w:t>
-      </w:r>
-      <w:r>
-        <w:rPr>
-          <w:i/>
-        </w:rPr>
-        <w:t xml:space="preserve"> 9740 Skogsbevuxen myr</w:t>
-      </w:r>
-      <w:r>
-        <w:t>. Den behöver grova träd, främst tall, asp och bok som boträd. Skogsbruk med korta omloppstider och täta, homogena ungskogar utgör det största hotet. Spillkråka är en nyckelart i skogliga miljöer vars övergivna bohål utnyttjas av flera andra hålhäckande fågelarter och fladdermöss, däribland pärluggla (EN, §4), knipa (§4), salskrake (§4) och skogsduva (§4). Hökuggla (VU, §4) och slaguggla (§4) häckar ofta i högstubbar som brutits av i höjd med ett gammalt spillkråkebo (SLU Artdatabanken, 2026; Skogsstyrelsen, 2016).</w:t>
+        <w:t xml:space="preserve"> är fridlyst enligt 4§ artskyddsförordningen och upptagen i bilaga 1 EU:s fågeldirektiv. Den häckar gärna i omväxlande landskap med mosaik av öppna marker och skogar. Tidigare studier har visat en förkärlek för att häcka nära sjöar, och häckningsframgången var också högre hos par som häckade nära vatten. Boet läggs i träd, ofta högt och vanligen nära skogsbryn. Missgynnas av skogliga åtgärder som lämnar boet allt för exponerat, främst genom för smala skyddszoner och för omfattande gallring. Lämna en skyddszon kring boplatser vid avverkning eller andra skogliga åtgärder. Bredden på skyddszonen beror på platsen, men som tumregel ska den ska vara så bred att boplatsen inte är väsentligt mer exponerad för insyn än tidigare. Spara samtliga träd med större risbon, även sådana där boet ser obebott ut. Avstå att avverka äldre lövdominerade bestånd, främst i anslutning till öppen jordbruksmark (SLU Artdatabanken, 2024; Skogsstyrelsen, 2016).</w:t>
       </w:r>
     </w:p>
     <w:p>
@@ -250,6 +216,76 @@
       </w:pPr>
       <w:r>
         <w:t>BILAGA 1 – Fridlysta arter</w:t>
+      </w:r>
+    </w:p>
+    <w:p>
+      <w:pPr>
+        <w:pStyle w:val="Heading1"/>
+      </w:pPr>
+      <w:r>
+        <w:t>Bivråk – ekologi samt krav på livsmiljön</w:t>
+      </w:r>
+    </w:p>
+    <w:p>
+      <w:r>
+        <w:t>Bivråk (NT, §4) ingår i bilaga 1 i EU:s fågeldirektiv och är prioriterad art i Skogsvårdslagen. Den har minskat med 2/3-delar sedan 1970-talet och under de senaste 30 åren har minskningstakten uppgått till 22.5 (15–30) %. Minskningstakten för den svenska populationen bedöms vara nära gränsvärdet för Sårbar (VU) (SLU Artdatabanken, 2026).</w:t>
+      </w:r>
+    </w:p>
+    <w:p>
+      <w:r>
+        <w:t>Arten häckar i tät, ogallrad skog på högproduktiv mark, i södra Sverige främst i lövskogsrika trakter, i Norrland till stor del i högproduktiv granskog, Födan består av getinglarver och -puppor, men även av fågelungar och groddjur. (SLU Artdatabanken, 2026).</w:t>
+      </w:r>
+    </w:p>
+    <w:p>
+      <w:r>
+        <w:t>En trolig delförklaring till minskande bivråksstammar är att det i dagens skogs- och jordbruksbygder finns ett sämre utbud av insektsrika biotoper jämfört med förhållandena för 20–40 år sedan. Minskad insektsrikedom innebär förmodligen en lägre täthet av sociala getingsamhällen och därmed sämre förutsättningar för bivråkens häckning. En allmän "</w:t>
+      </w:r>
+      <w:r>
+        <w:rPr>
+          <w:i/>
+        </w:rPr>
+        <w:t>förtorkning</w:t>
+      </w:r>
+      <w:r>
+        <w:t>" av landskapet (täckdikning, dikning av skogsmark etc.) liksom omföring av lövträdsrika marker till täta produktionsskogar av barrträd medför dessutom en försämrad förekomst av tättingar (trastar etc.) och grodor, vilket sannolikt påverkar bivråken negativt. (SLU Artdatabanken, 2026).</w:t>
+      </w:r>
+    </w:p>
+    <w:p>
+      <w:r>
+        <w:t>Bevara lövskogar och öka andelen löv i barrskog. Gallra inte i onödan och inte alls i sumpskog. Dika inte ut vattensamlingar, sumpskogar, alkärr eller andra våta miljöer. Kring alla boplatser ska det lämnas en skyddszon vid avverkning eller andra skogliga åtgärder. Som tumregel ska skyddszonen vara så bred att boet inte syns väl från öppen mark (SLU Artdatabanken, 2026; Skogsstyrelsen, 2016).</w:t>
+      </w:r>
+    </w:p>
+    <w:p>
+      <w:pPr>
+        <w:pStyle w:val="Heading2"/>
+      </w:pPr>
+      <w:r>
+        <w:t>Referenser – bivråk</w:t>
+      </w:r>
+    </w:p>
+    <w:p>
+      <w:r>
+        <w:t xml:space="preserve">Skogsstyrelsen, 2016. </w:t>
+      </w:r>
+      <w:r>
+        <w:rPr>
+          <w:i/>
+        </w:rPr>
+        <w:t>Vägledning för hänsyn till bivråk.</w:t>
+      </w:r>
+    </w:p>
+    <w:p>
+      <w:r>
+        <w:t xml:space="preserve">SLU Artdatabanken, 2026. </w:t>
+      </w:r>
+      <w:r>
+        <w:rPr>
+          <w:i/>
+        </w:rPr>
+        <w:t xml:space="preserve">Artfaktablad. Naturvård – artfakta. </w:t>
+      </w:r>
+      <w:r>
+        <w:t>SLU Artdatabanken, Uppsala</w:t>
       </w:r>
     </w:p>
     <w:p>
@@ -330,35 +366,17 @@
         <w:pStyle w:val="Heading1"/>
       </w:pPr>
       <w:r>
-        <w:t>Spillkråka – ekologi samt krav på livsmiljön</w:t>
+        <w:t>Sparvuggla – ekologi samt krav på livsmiljön</w:t>
       </w:r>
     </w:p>
     <w:p>
       <w:r>
-        <w:t xml:space="preserve">Spillkråka (§4) ingår i bilaga 1 EU:s fågeldirektiv och är typisk art för </w:t>
-      </w:r>
-      <w:r>
-        <w:rPr>
-          <w:i/>
-        </w:rPr>
-        <w:t xml:space="preserve">9010 Taiga </w:t>
-      </w:r>
-      <w:r>
-        <w:t>och</w:t>
-      </w:r>
-      <w:r>
-        <w:rPr>
-          <w:i/>
-        </w:rPr>
-        <w:t xml:space="preserve"> 9740 Skogsbevuxen myr</w:t>
-      </w:r>
-      <w:r>
-        <w:t>. Den lever i både barr- och blandskog liksom i ren lövskog. De tätaste populationerna tenderar att finnas i äldre, variationsrik blandskog med gott om död ved och gamla träd. Varje par utnyttjar 400–1000 hektar skog beroende på skogens kvalitet. Skogsbruk med korta omloppstider och täta, homogena ungskogar utgör det största hotet (SLU Artdatabanken, 2026).</w:t>
+        <w:t>Sparvuggla (NT, §4) är fridlyst enligt 4§ artskyddsförordningen och omfattas av bilaga 1 EU:s fågeldirektiv. Den har minskat med 15 (5–25) % under de senaste 15 åren och minskningstakten för den svenska populationen bedöms vara nära gränsvärdet för Sårbar (VU) (SLU Artdatabanken 2026).</w:t>
       </w:r>
     </w:p>
     <w:p>
       <w:r>
-        <w:t>Spillkråka är en nyckelart i skogliga miljöer vars övergivna bohål utnyttjas av flera andra hålhäckande fågelarter och fladdermöss, däribland pärluggla (EN, §4), knipa (§4), salskrake (§4) och skogsduva (§4). Hökuggla (VU, §4) och slaguggla (§4) häckar ofta i högstubbar som brutits av i höjd med ett gammalt spillkråkebo (Skogsstyrelsen, 2016).</w:t>
+        <w:t>Sparvugglan häckar i naturskog samt i klassisk bondeskog och förekommer främst i större skogsområden som domineras av barrblandskog med stort inslag av asp, björk och andra lövträd. Den behöver relativt stora skogsområden och saknas helt i mindre skogar och isolerade dungar. Reviren är i storleksordningen upp till 200 hektar. Sparvugglan missgynnas av överföring av variationsrika bondeskogar till ensartade produktionsskogar – särskilt avverkning av lövträdsrika kantzoner och igenplantering av gamla inägor (Skogsstyrelsen, 2016).</w:t>
       </w:r>
     </w:p>
     <w:p>
@@ -366,7 +384,7 @@
         <w:pStyle w:val="Heading2"/>
       </w:pPr>
       <w:r>
-        <w:t>Referenser – spillkråka</w:t>
+        <w:t>Referenser – sparvuggla</w:t>
       </w:r>
     </w:p>
     <w:p>
@@ -377,10 +395,7 @@
         <w:rPr>
           <w:i/>
         </w:rPr>
-        <w:t xml:space="preserve">Vägledning för hänsyn till spillkråka. </w:t>
-      </w:r>
-      <w:r>
-        <w:t>Vägledningar och kunskapsstöd artskydd – Skogsstyrelsen.</w:t>
+        <w:t>Vägledning för hänsyn till sparvuggla.</w:t>
       </w:r>
     </w:p>
     <w:p>
@@ -395,6 +410,70 @@
       </w:r>
       <w:r>
         <w:t>SLU Artdatabanken, Uppsala.</w:t>
+      </w:r>
+    </w:p>
+    <w:p>
+      <w:pPr>
+        <w:pStyle w:val="Heading1"/>
+      </w:pPr>
+      <w:r>
+        <w:t>Havsörn – ekologi samt krav på livsmiljön</w:t>
+      </w:r>
+    </w:p>
+    <w:p>
+      <w:r>
+        <w:t>Havsörn är fridlyst enligt 4§ artskyddsförordningen och upptagen i bilaga 1 EU:s fågeldirektiv. Havsörnen häckar i anslutning till skärgårdar, kuster, sjöar och vattendrag, ofta på öar men ibland även ganska långt från vatten. I svenska kustområden varierar medelavståndet mellan etablerade par från ca 13 km till under 5 km, mest beroende på bytestillgänglighet; minsta avstånd mellan samtidigt bebodda bon i vårt land är ca 1,5 km. Ofta har ett havsörnspar flera olika bon som kan användas omväxlande (SLU Artdatabanken, 2026; Skogsstyrelsen, 2016).</w:t>
+      </w:r>
+    </w:p>
+    <w:p>
+      <w:r>
+        <w:t>Boet byggs nästan uteslutande i träd, oftast tallar. Häckar sällsynt även på klipphyllor eller direkt på marken. Boet placeras oftast i trädets övre del och kan bli mycket stort, vilket ställer stora krav på boträdet. Trädet måste ha en stark, bärande krona med lämpliga grova grenar, vilket utvecklas först när trädet har uppnått en hög ålder. Genomsnittsåldern hos botallar vid svenska Ostkusten under 1970- och 80-talet var 160 år (från 100 till 350 år) men har sannolikt redan nu sjunkit betydligt genom en brist på gamla träd. Frekvensen nybyggda bon i för svaga träd där boet rasat under häckningen har ökat markant under senare år i Syd- och Mellansverige. I Lappland var boträden i snitt 350 år (200 – ca 600 år). Mot bakgrund av de lägsta uppmätta åldrarna hos dessa fungerande boträd utgör den sjunkande omloppstiden vid slutavverkningar i Sverige ett hot – det kommer inte att räcka med att spara överståndare vid slutavverkningar av kanske högst 70-åriga bestånd i framtiden (SLU Artdatabanken, 2026; Skogsstyrelsen, 2016).</w:t>
+      </w:r>
+    </w:p>
+    <w:p>
+      <w:r>
+        <w:t>Skyddandet av befintliga bon måste upprätthållas och i samband med skogsavverkning ska befintliga boträd sparas med en lämpligt avgränsad skyddszon runtom. Vid slutavverkning bör en skyddszon på 100 meters radie runt boplatsen lämnas intakt. Under häckningsperioden (1 januari till 15 augusti) är havsörnen störningskänslig och inga skogsbruksåtgärder eller annan störande verksamhet får förekomma närmare än 500 m från boet under den tiden. (SLU Artdatabanken, 2026; Skogsstyrelsen, 2016).</w:t>
+      </w:r>
+    </w:p>
+    <w:p>
+      <w:r>
+        <w:t>För att garantera möjligheter till häckning även i framtiden bör ett nätverk av häckningsområden skyddas inom artens hela naturliga utbredningsområde i landet. Havsörnen är upptagen bland de arter som enligt fågeldirektivet/habitatdirektivet har ett sådant gemenskapsintresse inom EU att särskilda skydds- eller bevarandeområden behöver utses (Miljöbalken, Bilagan till Artskyddsförordningen 1998:179, reviderad 2001). Arten är beroende av grova träd för placering av sina stora risbon och detta kan bli en begränsande faktor kommande 30 år (tre generationer). För att åstadkomma en succession av lämpliga boträd för kommande generationer av havsörnar behöver ett betydligt större antal s.k. evighetsträd sparas vid avverkningar redan idag. (SLU Artdatabanken, 2026).</w:t>
+      </w:r>
+    </w:p>
+    <w:p>
+      <w:pPr>
+        <w:pStyle w:val="Heading2"/>
+      </w:pPr>
+      <w:r>
+        <w:t>Referenser – havsörn</w:t>
+      </w:r>
+    </w:p>
+    <w:p>
+      <w:r>
+        <w:t xml:space="preserve">Skogsstyrelsen, 2016. </w:t>
+      </w:r>
+      <w:r>
+        <w:rPr>
+          <w:i/>
+        </w:rPr>
+        <w:t xml:space="preserve">Vägledning för hänsyn till havsörn. </w:t>
+      </w:r>
+      <w:r>
+        <w:t>Vägledningar och kunskapsstöd artskydd – Skogsstyrelsen</w:t>
+      </w:r>
+    </w:p>
+    <w:p>
+      <w:r>
+        <w:t xml:space="preserve">SLU Artdatabanken, 2026. </w:t>
+      </w:r>
+      <w:r>
+        <w:rPr>
+          <w:i/>
+        </w:rPr>
+        <w:t xml:space="preserve">Artfaktablad. Naturvård – artfakta. </w:t>
+      </w:r>
+      <w:r>
+        <w:t>SLU Artdatabanken, Uppsala</w:t>
       </w:r>
     </w:p>
     <w:sectPr>
@@ -525,7 +604,7 @@
     <w:r>
       <w:tab/>
       <w:tab/>
-      <w:t>2026-10-13</w:t>
+      <w:t>2026-10-14</w:t>
       <w:br/>
       <w:br/>
     </w:r>

--- a/tillsyn/A 20533-2023 tillsynsbegäran.docx
+++ b/tillsyn/A 20533-2023 tillsynsbegäran.docx
@@ -22,7 +22,7 @@
       <w:r>
         <w:drawing>
           <wp:inline xmlns:a="http://schemas.openxmlformats.org/drawingml/2006/main" xmlns:pic="http://schemas.openxmlformats.org/drawingml/2006/picture">
-            <wp:extent cx="5486400" cy="4413996"/>
+            <wp:extent cx="5486400" cy="5533534"/>
             <wp:docPr id="1" name="Picture 1"/>
             <wp:cNvGraphicFramePr>
               <a:graphicFrameLocks noChangeAspect="1"/>
@@ -43,7 +43,7 @@
                   <pic:spPr>
                     <a:xfrm>
                       <a:off x="0" y="0"/>
-                      <a:ext cx="5486400" cy="4413996"/>
+                      <a:ext cx="5486400" cy="5533534"/>
                     </a:xfrm>
                     <a:prstGeom prst="rect"/>
                   </pic:spPr>
@@ -604,7 +604,7 @@
     <w:r>
       <w:tab/>
       <w:tab/>
-      <w:t>2026-10-14</w:t>
+      <w:t>2026-10-15</w:t>
       <w:br/>
       <w:br/>
     </w:r>

--- a/tillsyn/A 20533-2023 tillsynsbegäran.docx
+++ b/tillsyn/A 20533-2023 tillsynsbegäran.docx
@@ -604,7 +604,7 @@
     <w:r>
       <w:tab/>
       <w:tab/>
-      <w:t>2026-10-15</w:t>
+      <w:t>2026-10-16</w:t>
       <w:br/>
       <w:br/>
     </w:r>

--- a/tillsyn/A 20533-2023 tillsynsbegäran.docx
+++ b/tillsyn/A 20533-2023 tillsynsbegäran.docx
@@ -604,7 +604,7 @@
     <w:r>
       <w:tab/>
       <w:tab/>
-      <w:t>2026-10-16</w:t>
+      <w:t>2026-10-17</w:t>
       <w:br/>
       <w:br/>
     </w:r>

--- a/tillsyn/A 20533-2023 tillsynsbegäran.docx
+++ b/tillsyn/A 20533-2023 tillsynsbegäran.docx
@@ -604,7 +604,7 @@
     <w:r>
       <w:tab/>
       <w:tab/>
-      <w:t>2026-10-17</w:t>
+      <w:t>2026-10-18</w:t>
       <w:br/>
       <w:br/>
     </w:r>

--- a/tillsyn/A 20533-2023 tillsynsbegäran.docx
+++ b/tillsyn/A 20533-2023 tillsynsbegäran.docx
@@ -604,7 +604,7 @@
     <w:r>
       <w:tab/>
       <w:tab/>
-      <w:t>2026-10-18</w:t>
+      <w:t>2026-10-19</w:t>
       <w:br/>
       <w:br/>
     </w:r>

--- a/tillsyn/A 20533-2023 tillsynsbegäran.docx
+++ b/tillsyn/A 20533-2023 tillsynsbegäran.docx
@@ -12,7 +12,7 @@
     </w:p>
     <w:p>
       <w:r>
-        <w:t>Denna tillsynsbegäran behandlar höga naturvärden i avverkningsanmälan A 20533-2023 i Katrineholms kommun som inkom 2023-05-11 och omfattar 1,2 ha.</w:t>
+        <w:t>Denna tillsynsbegäran behandlar höga naturvärden i avverkningsanmälan A 20533-2023 i Katrineholms kommun som inkom 2023-05-11 och omfattar 20,2 ha.</w:t>
       </w:r>
     </w:p>
     <w:p>
@@ -22,7 +22,7 @@
       <w:r>
         <w:drawing>
           <wp:inline xmlns:a="http://schemas.openxmlformats.org/drawingml/2006/main" xmlns:pic="http://schemas.openxmlformats.org/drawingml/2006/picture">
-            <wp:extent cx="5486400" cy="5533534"/>
+            <wp:extent cx="5486400" cy="4413996"/>
             <wp:docPr id="1" name="Picture 1"/>
             <wp:cNvGraphicFramePr>
               <a:graphicFrameLocks noChangeAspect="1"/>
@@ -43,7 +43,7 @@
                   <pic:spPr>
                     <a:xfrm>
                       <a:off x="0" y="0"/>
-                      <a:ext cx="5486400" cy="5533534"/>
+                      <a:ext cx="5486400" cy="4413996"/>
                     </a:xfrm>
                     <a:prstGeom prst="rect"/>
                   </pic:spPr>
@@ -60,12 +60,12 @@
         <w:spacing w:after="240"/>
       </w:pPr>
       <w:r>
-        <w:t>Figur 1. Fyndplatser för naturvårdsarter inom 22 meter från avverkningsanmälan. Markörer utan svart kant är placerade på fyndplatsen. Markörer med svart kant är placerade vid sidan av fyndplatsen och har ett svart streck som visar fyndplatsens exakta position. Kartans mittpunktskoordinat är N 6528263, E 583562 i SWEREF 99 TM.</w:t>
+        <w:t>Figur 1. Fyndplatser för naturvårdsarter i avverkningsanmälan. Markörer utan svart kant är placerade på fyndplatsen. Markörer med svart kant är placerade vid sidan av fyndplatsen och har ett svart streck som visar fyndplatsens exakta position. Kartans mittpunktskoordinat är N 6528578, E 583799 i SWEREF 99 TM.</w:t>
       </w:r>
     </w:p>
     <w:p>
       <w:r>
-        <w:t>Inom 22 meter från avverkningsanmälan finns fynd av 7 naturvårdsarter, varav 4 är rödlistade, 7 är fridlysta och 1 är typisk (T): blå kärrhök (VU, §4), bivråk (NT, §4), mindre hackspett (NT, T, §4), sparvuggla (NT, §4), fiskgjuse (§4), havsörn (§4) och röd glada (§4). Se Figur 1.</w:t>
+        <w:t>I avverkningsanmälan finns fynd av 8 naturvårdsarter, varav 3 är rödlistade, 3 är fridlysta, 4 är typiska (T) och 3 är signalarter (S): mulmknäppare (VU), mindre hackspett (NT, T, §4), svinrot (NT), noshornsoxe (S), svart trolldruva (S, T), tibast (S, T), spillkråka (T, §4) och nattviol (§8). Se Figur 1.</w:t>
       </w:r>
     </w:p>
     <w:p>
@@ -104,19 +104,10 @@
         <w:rPr>
           <w:b/>
         </w:rPr>
-        <w:t>Bivråk (NT, §4)</w:t>
+        <w:t>Mulmknäppare (VU)</w:t>
       </w:r>
       <w:r>
-        <w:t xml:space="preserve"> ingår i bilaga 1 i EU:s fågeldirektiv och är prioriterad art i Skogsvårdslagen. Den har minskat med 2/3-delar sedan 1970-talet och under de senaste 30 åren har minskningstakten uppgått till 22.5 (15–30) %. Arten häckar i tät, ogallrad skog på högproduktiv mark, i södra Sverige främst i lövskogsrika trakter, i Norrland till stor del i högproduktiv granskog, Födan består av getinglarver och -puppor, men även av fågelungar och groddjur. Bivråken påverkas negativt av avverkning och omföring av lövträdsrika marker till täta produktionsskogar av barrträd samt av den allmänna "</w:t>
-      </w:r>
-      <w:r>
-        <w:rPr>
-          <w:i/>
-        </w:rPr>
-        <w:t>förtorkningen</w:t>
-      </w:r>
-      <w:r>
-        <w:t>" av landskapet genom täckdikning, dikning av skogsmark etc. Bevara lövskogar och öka andelen löv i barrskog. Gallra inte i onödan och inte alls i sumpskog. Dika inte ut vattensamlingar, sumpskogar, alkärr eller andra våta miljöer. Kring alla boplatser ska det lämnas en skyddszon vid avverkning eller andra skogliga åtgärder. Som tumregel ska skyddszonen vara så bred att boet inte syns väl från öppen mark. Minskningstakten för den svenska populationen bedöms vara nära gränsvärdet för Sårbar (VU) (SLU Artdatabanken, 2026; Skogsstyrelsen, 2016).</w:t>
+        <w:t>, som är en av våra största knäppare (17–24 mm), har sin larvutveckling i mulm i grova ihåliga, oftast fristånde lövträd, främst ek men även i ask, lind, bok, alm, sälg, klibbal och lönn. Oftast i fuktig, mörk mulm, gärna med rester av fågelbon. Larven är ett rovdjur på larver av bland annat läderbagge (VU, §4a) och arten har visat sig attraheras av läderbaggens feromon. Arten påverkas negativt av brist på grova eller gamla träd och en minskning av populationen pågår eller förväntas ske. Minskningen avser kvalitén på artens habitat. Mulmknäppare är rödlistad som nära hotad (NT) på den europeiska rödlistan vilket innebär att Sverige har ett internationellt ansvar för arten (SLU Artdatabanken, 2025; IUCN, 2025).</w:t>
       </w:r>
     </w:p>
     <w:p>
@@ -144,10 +135,37 @@
         <w:rPr>
           <w:b/>
         </w:rPr>
-        <w:t>Sparvuggla (NT, §4)</w:t>
+        <w:t>Svart trolldruva</w:t>
       </w:r>
       <w:r>
-        <w:t xml:space="preserve"> är fridlyst enligt 4§ artskyddsförordningen och omfattas av bilaga 1 EU:s fågeldirektiv. Den har minskat med 15 (5–25) % under de senaste 15 åren och minskningstakten för den svenska populationen bedöms vara nära gränsvärdet för Sårbar (VU).  Sparvugglan häckar i naturskog samt i klassisk bondeskog och förekommer främst i större skogsområden som domineras av barrblandskog med stort inslag av asp, björk och andra lövträd. Den behöver relativt stora skogsområden och saknas helt i mindre skogar och isolerade dungar. Reviren är i storleksordningen upp till 200 hektar. Sparvugglan missgynnas av överföring av variationsrika bondeskogar till ensartade produktionsskogar. Särskilt avverkning av lövträdsrika kantzoner och igenplantering av gamla inägor (SLU Artdatabanken, 2026; Skogsstyrelsen, 2016).</w:t>
+        <w:t xml:space="preserve"> är en kalkgynnad växt som förekommer på näringsrik frisk mulljord i såväl bördiga kalkbarrskogar som sydliga kalklövskogar och lundar. Arten är en bra signalart för skyddsvärda biotoper i såväl löv- som barrskogar och tål inte slutavverkning och markberedning. Trolldruva är värdväxt för ett antal sällsynta fjärilsarter som ställer höga krav på sina livsmiljöer, däribland trolldruvemätare (EN), skuggmalmätare (VU) och trolldruvelobmätare (VU). Svart trolldruva är typisk art för </w:t>
+      </w:r>
+      <w:r>
+        <w:rPr>
+          <w:i/>
+        </w:rPr>
+        <w:t>9050 Näringsrik granskog,</w:t>
+      </w:r>
+      <w:r>
+        <w:t xml:space="preserve"> </w:t>
+      </w:r>
+      <w:r>
+        <w:rPr>
+          <w:i/>
+        </w:rPr>
+        <w:t xml:space="preserve">9020 Nordlig ädellövskog, 9160 Näringsrik ekskog, 9180 Ädellövskog i branter </w:t>
+      </w:r>
+      <w:r>
+        <w:t>och</w:t>
+      </w:r>
+      <w:r>
+        <w:rPr>
+          <w:i/>
+        </w:rPr>
+        <w:t xml:space="preserve"> 1610 Åsöar i Östersjön</w:t>
+      </w:r>
+      <w:r>
+        <w:t xml:space="preserve"> (SLU Artdatabanken, 2024; Nitare &amp; Skogsstyrelsen, 2019).</w:t>
       </w:r>
     </w:p>
     <w:p>
@@ -155,10 +173,19 @@
         <w:rPr>
           <w:b/>
         </w:rPr>
-        <w:t>Fiskgjuse (§4)</w:t>
+        <w:t>Tibast</w:t>
       </w:r>
       <w:r>
-        <w:t xml:space="preserve"> är fridlyst enligt 4§ artskyddsförordningen och upptagen i bilaga 1 EU:s fågeldirektiv. Den bygger vanligen sitt stora risbo i toppen av en plattkronad, kraftig tall (&gt;90%) med utsikt över omgivningen. Skogsavverkningar utan hänsyn till bevarandet av fiskgjusens boträd och häckningsbiotop utgör en fara genom att tillgången på lämpliga träd minskar. Lämna en skyddszon kring boplatser vid avverkning eller gallring. Boträdets placering styr behovet av skyddszon vilket måste bedömas från fall till fall, men skyddszonen bör vara tillräckligt bred för att behålla skydd mot insyn, erbjuda lämpliga sittplatser och förhindra att boträdet blåser ner. Avstå från skogsbruksåtgärder i hänsynskrävande miljöer, som på uddar eller öar med äldre skog eller hällmarkstallskog där det häckar fiskgjuse. Gör naturvårdsavsättningar i äldre skog i lämpliga områden för fiskgjuse, t.ex. på uddar och i hällmarksområden (SLU Artdatabanken, 2024; Skogsstyrelsen, 2016).</w:t>
+        <w:t xml:space="preserve"> är en kalkgynnad buske som växer på mullrik, frisk eller svagt fuktig mark, exempelvis i gamla kalkgranskogar, lövträdslundar, varma källpåverkade sluttningar och exklusiva biotoper kopplade till vattendrag. Förekomster i gammal skog visar på höga naturvärden och bör alltid noteras i samband med naturvärdesinventeringar. Tibast är typisk art för </w:t>
+      </w:r>
+      <w:r>
+        <w:rPr>
+          <w:i/>
+        </w:rPr>
+        <w:t>9050 Näringsrik granskog</w:t>
+      </w:r>
+      <w:r>
+        <w:t xml:space="preserve"> och värdväxt för de två fjärilsarterna större tibastmal och brun tibastmal (CR) (SLU Artdatabanken, 2024; Nitare &amp; Skogsstyrelsen, 2019).</w:t>
       </w:r>
     </w:p>
     <w:p>
@@ -166,21 +193,28 @@
         <w:rPr>
           <w:b/>
         </w:rPr>
-        <w:t>Havsörn (§4)</w:t>
+        <w:t>Spillkråka (§4)</w:t>
       </w:r>
       <w:r>
-        <w:t xml:space="preserve"> omfattas av bilaga 1 EU:s fågeldirektiv. Skyddandet av befintliga bon måste upprätthållas och i samband med skogsavverkning bör en skyddszon på minst 100 meters radie runt boplatsen lämnas intakt. Under häckningsperioden (1 januari till 15 augusti) är havsörnen störningskänslig och inga skogsbruksåtgärder eller annan störande verksamhet får förekomma närmare än 500 m från boet under den tiden. För att åstadkomma en succession av lämpliga boträd för kommande generationer av havsörnar behöver ett betydligt större antal s.k. evighetsträd sparas vid avverkningar redan idag (SLU Artdatabanken, 2026; Skogsstyrelsen, 2016).</w:t>
+        <w:t xml:space="preserve"> omfattas av bilaga 1 i EU:s fågeldirektiv och är typisk art för </w:t>
       </w:r>
-    </w:p>
-    <w:p>
       <w:r>
         <w:rPr>
-          <w:b/>
+          <w:i/>
         </w:rPr>
-        <w:t>Röd glada (§4)</w:t>
+        <w:t xml:space="preserve">9010 Taiga </w:t>
       </w:r>
       <w:r>
-        <w:t xml:space="preserve"> är fridlyst enligt 4§ artskyddsförordningen och upptagen i bilaga 1 EU:s fågeldirektiv. Den häckar gärna i omväxlande landskap med mosaik av öppna marker och skogar. Tidigare studier har visat en förkärlek för att häcka nära sjöar, och häckningsframgången var också högre hos par som häckade nära vatten. Boet läggs i träd, ofta högt och vanligen nära skogsbryn. Missgynnas av skogliga åtgärder som lämnar boet allt för exponerat, främst genom för smala skyddszoner och för omfattande gallring. Lämna en skyddszon kring boplatser vid avverkning eller andra skogliga åtgärder. Bredden på skyddszonen beror på platsen, men som tumregel ska den ska vara så bred att boplatsen inte är väsentligt mer exponerad för insyn än tidigare. Spara samtliga träd med större risbon, även sådana där boet ser obebott ut. Avstå att avverka äldre lövdominerade bestånd, främst i anslutning till öppen jordbruksmark (SLU Artdatabanken, 2024; Skogsstyrelsen, 2016).</w:t>
+        <w:t>och</w:t>
+      </w:r>
+      <w:r>
+        <w:rPr>
+          <w:i/>
+        </w:rPr>
+        <w:t xml:space="preserve"> 9740 Skogsbevuxen myr</w:t>
+      </w:r>
+      <w:r>
+        <w:t>. Den behöver grova träd, främst tall, asp och bok som boträd. Skogsbruk med korta omloppstider och täta, homogena ungskogar utgör det största hotet. Spillkråka är en nyckelart i skogliga miljöer vars övergivna bohål utnyttjas av flera andra hålhäckande fågelarter och fladdermöss, däribland pärluggla (EN, §4), knipa (§4), salskrake (§4) och skogsduva (§4). Hökuggla (VU, §4) och slaguggla (§4) häckar ofta i högstubbar som brutits av i höjd med ett gammalt spillkråkebo (SLU Artdatabanken, 2026; Skogsstyrelsen, 2016).</w:t>
       </w:r>
     </w:p>
     <w:p>
@@ -216,76 +250,6 @@
       </w:pPr>
       <w:r>
         <w:t>BILAGA 1 – Fridlysta arter</w:t>
-      </w:r>
-    </w:p>
-    <w:p>
-      <w:pPr>
-        <w:pStyle w:val="Heading1"/>
-      </w:pPr>
-      <w:r>
-        <w:t>Bivråk – ekologi samt krav på livsmiljön</w:t>
-      </w:r>
-    </w:p>
-    <w:p>
-      <w:r>
-        <w:t>Bivråk (NT, §4) ingår i bilaga 1 i EU:s fågeldirektiv och är prioriterad art i Skogsvårdslagen. Den har minskat med 2/3-delar sedan 1970-talet och under de senaste 30 åren har minskningstakten uppgått till 22.5 (15–30) %. Minskningstakten för den svenska populationen bedöms vara nära gränsvärdet för Sårbar (VU) (SLU Artdatabanken, 2026).</w:t>
-      </w:r>
-    </w:p>
-    <w:p>
-      <w:r>
-        <w:t>Arten häckar i tät, ogallrad skog på högproduktiv mark, i södra Sverige främst i lövskogsrika trakter, i Norrland till stor del i högproduktiv granskog, Födan består av getinglarver och -puppor, men även av fågelungar och groddjur. (SLU Artdatabanken, 2026).</w:t>
-      </w:r>
-    </w:p>
-    <w:p>
-      <w:r>
-        <w:t>En trolig delförklaring till minskande bivråksstammar är att det i dagens skogs- och jordbruksbygder finns ett sämre utbud av insektsrika biotoper jämfört med förhållandena för 20–40 år sedan. Minskad insektsrikedom innebär förmodligen en lägre täthet av sociala getingsamhällen och därmed sämre förutsättningar för bivråkens häckning. En allmän "</w:t>
-      </w:r>
-      <w:r>
-        <w:rPr>
-          <w:i/>
-        </w:rPr>
-        <w:t>förtorkning</w:t>
-      </w:r>
-      <w:r>
-        <w:t>" av landskapet (täckdikning, dikning av skogsmark etc.) liksom omföring av lövträdsrika marker till täta produktionsskogar av barrträd medför dessutom en försämrad förekomst av tättingar (trastar etc.) och grodor, vilket sannolikt påverkar bivråken negativt. (SLU Artdatabanken, 2026).</w:t>
-      </w:r>
-    </w:p>
-    <w:p>
-      <w:r>
-        <w:t>Bevara lövskogar och öka andelen löv i barrskog. Gallra inte i onödan och inte alls i sumpskog. Dika inte ut vattensamlingar, sumpskogar, alkärr eller andra våta miljöer. Kring alla boplatser ska det lämnas en skyddszon vid avverkning eller andra skogliga åtgärder. Som tumregel ska skyddszonen vara så bred att boet inte syns väl från öppen mark (SLU Artdatabanken, 2026; Skogsstyrelsen, 2016).</w:t>
-      </w:r>
-    </w:p>
-    <w:p>
-      <w:pPr>
-        <w:pStyle w:val="Heading2"/>
-      </w:pPr>
-      <w:r>
-        <w:t>Referenser – bivråk</w:t>
-      </w:r>
-    </w:p>
-    <w:p>
-      <w:r>
-        <w:t xml:space="preserve">Skogsstyrelsen, 2016. </w:t>
-      </w:r>
-      <w:r>
-        <w:rPr>
-          <w:i/>
-        </w:rPr>
-        <w:t>Vägledning för hänsyn till bivråk.</w:t>
-      </w:r>
-    </w:p>
-    <w:p>
-      <w:r>
-        <w:t xml:space="preserve">SLU Artdatabanken, 2026. </w:t>
-      </w:r>
-      <w:r>
-        <w:rPr>
-          <w:i/>
-        </w:rPr>
-        <w:t xml:space="preserve">Artfaktablad. Naturvård – artfakta. </w:t>
-      </w:r>
-      <w:r>
-        <w:t>SLU Artdatabanken, Uppsala</w:t>
       </w:r>
     </w:p>
     <w:p>
@@ -366,17 +330,35 @@
         <w:pStyle w:val="Heading1"/>
       </w:pPr>
       <w:r>
-        <w:t>Sparvuggla – ekologi samt krav på livsmiljön</w:t>
+        <w:t>Spillkråka – ekologi samt krav på livsmiljön</w:t>
       </w:r>
     </w:p>
     <w:p>
       <w:r>
-        <w:t>Sparvuggla (NT, §4) är fridlyst enligt 4§ artskyddsförordningen och omfattas av bilaga 1 EU:s fågeldirektiv. Den har minskat med 15 (5–25) % under de senaste 15 åren och minskningstakten för den svenska populationen bedöms vara nära gränsvärdet för Sårbar (VU) (SLU Artdatabanken 2026).</w:t>
+        <w:t xml:space="preserve">Spillkråka (§4) ingår i bilaga 1 EU:s fågeldirektiv och är typisk art för </w:t>
+      </w:r>
+      <w:r>
+        <w:rPr>
+          <w:i/>
+        </w:rPr>
+        <w:t xml:space="preserve">9010 Taiga </w:t>
+      </w:r>
+      <w:r>
+        <w:t>och</w:t>
+      </w:r>
+      <w:r>
+        <w:rPr>
+          <w:i/>
+        </w:rPr>
+        <w:t xml:space="preserve"> 9740 Skogsbevuxen myr</w:t>
+      </w:r>
+      <w:r>
+        <w:t>. Den lever i både barr- och blandskog liksom i ren lövskog. De tätaste populationerna tenderar att finnas i äldre, variationsrik blandskog med gott om död ved och gamla träd. Varje par utnyttjar 400–1000 hektar skog beroende på skogens kvalitet. Skogsbruk med korta omloppstider och täta, homogena ungskogar utgör det största hotet (SLU Artdatabanken, 2026).</w:t>
       </w:r>
     </w:p>
     <w:p>
       <w:r>
-        <w:t>Sparvugglan häckar i naturskog samt i klassisk bondeskog och förekommer främst i större skogsområden som domineras av barrblandskog med stort inslag av asp, björk och andra lövträd. Den behöver relativt stora skogsområden och saknas helt i mindre skogar och isolerade dungar. Reviren är i storleksordningen upp till 200 hektar. Sparvugglan missgynnas av överföring av variationsrika bondeskogar till ensartade produktionsskogar – särskilt avverkning av lövträdsrika kantzoner och igenplantering av gamla inägor (Skogsstyrelsen, 2016).</w:t>
+        <w:t>Spillkråka är en nyckelart i skogliga miljöer vars övergivna bohål utnyttjas av flera andra hålhäckande fågelarter och fladdermöss, däribland pärluggla (EN, §4), knipa (§4), salskrake (§4) och skogsduva (§4). Hökuggla (VU, §4) och slaguggla (§4) häckar ofta i högstubbar som brutits av i höjd med ett gammalt spillkråkebo (Skogsstyrelsen, 2016).</w:t>
       </w:r>
     </w:p>
     <w:p>
@@ -384,7 +366,7 @@
         <w:pStyle w:val="Heading2"/>
       </w:pPr>
       <w:r>
-        <w:t>Referenser – sparvuggla</w:t>
+        <w:t>Referenser – spillkråka</w:t>
       </w:r>
     </w:p>
     <w:p>
@@ -395,7 +377,10 @@
         <w:rPr>
           <w:i/>
         </w:rPr>
-        <w:t>Vägledning för hänsyn till sparvuggla.</w:t>
+        <w:t xml:space="preserve">Vägledning för hänsyn till spillkråka. </w:t>
+      </w:r>
+      <w:r>
+        <w:t>Vägledningar och kunskapsstöd artskydd – Skogsstyrelsen.</w:t>
       </w:r>
     </w:p>
     <w:p>
@@ -410,70 +395,6 @@
       </w:r>
       <w:r>
         <w:t>SLU Artdatabanken, Uppsala.</w:t>
-      </w:r>
-    </w:p>
-    <w:p>
-      <w:pPr>
-        <w:pStyle w:val="Heading1"/>
-      </w:pPr>
-      <w:r>
-        <w:t>Havsörn – ekologi samt krav på livsmiljön</w:t>
-      </w:r>
-    </w:p>
-    <w:p>
-      <w:r>
-        <w:t>Havsörn är fridlyst enligt 4§ artskyddsförordningen och upptagen i bilaga 1 EU:s fågeldirektiv. Havsörnen häckar i anslutning till skärgårdar, kuster, sjöar och vattendrag, ofta på öar men ibland även ganska långt från vatten. I svenska kustområden varierar medelavståndet mellan etablerade par från ca 13 km till under 5 km, mest beroende på bytestillgänglighet; minsta avstånd mellan samtidigt bebodda bon i vårt land är ca 1,5 km. Ofta har ett havsörnspar flera olika bon som kan användas omväxlande (SLU Artdatabanken, 2026; Skogsstyrelsen, 2016).</w:t>
-      </w:r>
-    </w:p>
-    <w:p>
-      <w:r>
-        <w:t>Boet byggs nästan uteslutande i träd, oftast tallar. Häckar sällsynt även på klipphyllor eller direkt på marken. Boet placeras oftast i trädets övre del och kan bli mycket stort, vilket ställer stora krav på boträdet. Trädet måste ha en stark, bärande krona med lämpliga grova grenar, vilket utvecklas först när trädet har uppnått en hög ålder. Genomsnittsåldern hos botallar vid svenska Ostkusten under 1970- och 80-talet var 160 år (från 100 till 350 år) men har sannolikt redan nu sjunkit betydligt genom en brist på gamla träd. Frekvensen nybyggda bon i för svaga träd där boet rasat under häckningen har ökat markant under senare år i Syd- och Mellansverige. I Lappland var boträden i snitt 350 år (200 – ca 600 år). Mot bakgrund av de lägsta uppmätta åldrarna hos dessa fungerande boträd utgör den sjunkande omloppstiden vid slutavverkningar i Sverige ett hot – det kommer inte att räcka med att spara överståndare vid slutavverkningar av kanske högst 70-åriga bestånd i framtiden (SLU Artdatabanken, 2026; Skogsstyrelsen, 2016).</w:t>
-      </w:r>
-    </w:p>
-    <w:p>
-      <w:r>
-        <w:t>Skyddandet av befintliga bon måste upprätthållas och i samband med skogsavverkning ska befintliga boträd sparas med en lämpligt avgränsad skyddszon runtom. Vid slutavverkning bör en skyddszon på 100 meters radie runt boplatsen lämnas intakt. Under häckningsperioden (1 januari till 15 augusti) är havsörnen störningskänslig och inga skogsbruksåtgärder eller annan störande verksamhet får förekomma närmare än 500 m från boet under den tiden. (SLU Artdatabanken, 2026; Skogsstyrelsen, 2016).</w:t>
-      </w:r>
-    </w:p>
-    <w:p>
-      <w:r>
-        <w:t>För att garantera möjligheter till häckning även i framtiden bör ett nätverk av häckningsområden skyddas inom artens hela naturliga utbredningsområde i landet. Havsörnen är upptagen bland de arter som enligt fågeldirektivet/habitatdirektivet har ett sådant gemenskapsintresse inom EU att särskilda skydds- eller bevarandeområden behöver utses (Miljöbalken, Bilagan till Artskyddsförordningen 1998:179, reviderad 2001). Arten är beroende av grova träd för placering av sina stora risbon och detta kan bli en begränsande faktor kommande 30 år (tre generationer). För att åstadkomma en succession av lämpliga boträd för kommande generationer av havsörnar behöver ett betydligt större antal s.k. evighetsträd sparas vid avverkningar redan idag. (SLU Artdatabanken, 2026).</w:t>
-      </w:r>
-    </w:p>
-    <w:p>
-      <w:pPr>
-        <w:pStyle w:val="Heading2"/>
-      </w:pPr>
-      <w:r>
-        <w:t>Referenser – havsörn</w:t>
-      </w:r>
-    </w:p>
-    <w:p>
-      <w:r>
-        <w:t xml:space="preserve">Skogsstyrelsen, 2016. </w:t>
-      </w:r>
-      <w:r>
-        <w:rPr>
-          <w:i/>
-        </w:rPr>
-        <w:t xml:space="preserve">Vägledning för hänsyn till havsörn. </w:t>
-      </w:r>
-      <w:r>
-        <w:t>Vägledningar och kunskapsstöd artskydd – Skogsstyrelsen</w:t>
-      </w:r>
-    </w:p>
-    <w:p>
-      <w:r>
-        <w:t xml:space="preserve">SLU Artdatabanken, 2026. </w:t>
-      </w:r>
-      <w:r>
-        <w:rPr>
-          <w:i/>
-        </w:rPr>
-        <w:t xml:space="preserve">Artfaktablad. Naturvård – artfakta. </w:t>
-      </w:r>
-      <w:r>
-        <w:t>SLU Artdatabanken, Uppsala</w:t>
       </w:r>
     </w:p>
     <w:sectPr>
@@ -604,7 +525,7 @@
     <w:r>
       <w:tab/>
       <w:tab/>
-      <w:t>2026-10-19</w:t>
+      <w:t>2026-10-20</w:t>
       <w:br/>
       <w:br/>
     </w:r>

--- a/tillsyn/A 20533-2023 tillsynsbegäran.docx
+++ b/tillsyn/A 20533-2023 tillsynsbegäran.docx
@@ -12,7 +12,7 @@
     </w:p>
     <w:p>
       <w:r>
-        <w:t>Denna tillsynsbegäran behandlar höga naturvärden i avverkningsanmälan A 20533-2023 i Katrineholms kommun som inkom 2023-05-11 och omfattar 20,2 ha.</w:t>
+        <w:t>Denna tillsynsbegäran behandlar höga naturvärden i avverkningsanmälan A 20533-2023 i Katrineholms kommun som inkom 2023-05-11 och omfattar 1,2 ha.</w:t>
       </w:r>
     </w:p>
     <w:p>
@@ -22,7 +22,7 @@
       <w:r>
         <w:drawing>
           <wp:inline xmlns:a="http://schemas.openxmlformats.org/drawingml/2006/main" xmlns:pic="http://schemas.openxmlformats.org/drawingml/2006/picture">
-            <wp:extent cx="5486400" cy="4413996"/>
+            <wp:extent cx="5486400" cy="5533534"/>
             <wp:docPr id="1" name="Picture 1"/>
             <wp:cNvGraphicFramePr>
               <a:graphicFrameLocks noChangeAspect="1"/>
@@ -43,7 +43,7 @@
                   <pic:spPr>
                     <a:xfrm>
                       <a:off x="0" y="0"/>
-                      <a:ext cx="5486400" cy="4413996"/>
+                      <a:ext cx="5486400" cy="5533534"/>
                     </a:xfrm>
                     <a:prstGeom prst="rect"/>
                   </pic:spPr>
@@ -60,12 +60,12 @@
         <w:spacing w:after="240"/>
       </w:pPr>
       <w:r>
-        <w:t>Figur 1. Fyndplatser för naturvårdsarter i avverkningsanmälan. Markörer utan svart kant är placerade på fyndplatsen. Markörer med svart kant är placerade vid sidan av fyndplatsen och har ett svart streck som visar fyndplatsens exakta position. Kartans mittpunktskoordinat är N 6528578, E 583799 i SWEREF 99 TM.</w:t>
+        <w:t>Figur 1. Fyndplatser för naturvårdsarter inom 22 meter från avverkningsanmälan. Markörer utan svart kant är placerade på fyndplatsen. Markörer med svart kant är placerade vid sidan av fyndplatsen och har ett svart streck som visar fyndplatsens exakta position. Kartans mittpunktskoordinat är N 6528263, E 583562 i SWEREF 99 TM.</w:t>
       </w:r>
     </w:p>
     <w:p>
       <w:r>
-        <w:t>I avverkningsanmälan finns fynd av 8 naturvårdsarter, varav 3 är rödlistade, 3 är fridlysta, 4 är typiska (T) och 3 är signalarter (S): mulmknäppare (VU), mindre hackspett (NT, T, §4), svinrot (NT), noshornsoxe (S), svart trolldruva (S, T), tibast (S, T), spillkråka (T, §4) och nattviol (§8). Se Figur 1.</w:t>
+        <w:t>Inom 22 meter från avverkningsanmälan finns fynd av 7 naturvårdsarter, varav 4 är rödlistade, 7 är fridlysta och 1 är typisk (T): blå kärrhök (VU, §4), bivråk (NT, §4), mindre hackspett (NT, T, §4), sparvuggla (NT, §4), fiskgjuse (§4), havsörn (§4) och röd glada (§4). Se Figur 1.</w:t>
       </w:r>
     </w:p>
     <w:p>
@@ -104,10 +104,19 @@
         <w:rPr>
           <w:b/>
         </w:rPr>
-        <w:t>Mulmknäppare (VU)</w:t>
+        <w:t>Bivråk (NT, §4)</w:t>
       </w:r>
       <w:r>
-        <w:t>, som är en av våra största knäppare (17–24 mm), har sin larvutveckling i mulm i grova ihåliga, oftast fristånde lövträd, främst ek men även i ask, lind, bok, alm, sälg, klibbal och lönn. Oftast i fuktig, mörk mulm, gärna med rester av fågelbon. Larven är ett rovdjur på larver av bland annat läderbagge (VU, §4a) och arten har visat sig attraheras av läderbaggens feromon. Arten påverkas negativt av brist på grova eller gamla träd och en minskning av populationen pågår eller förväntas ske. Minskningen avser kvalitén på artens habitat. Mulmknäppare är rödlistad som nära hotad (NT) på den europeiska rödlistan vilket innebär att Sverige har ett internationellt ansvar för arten (SLU Artdatabanken, 2025; IUCN, 2025).</w:t>
+        <w:t xml:space="preserve"> ingår i bilaga 1 i EU:s fågeldirektiv och är prioriterad art i Skogsvårdslagen. Den har minskat med 2/3-delar sedan 1970-talet och under de senaste 30 åren har minskningstakten uppgått till 22.5 (15–30) %. Arten häckar i tät, ogallrad skog på högproduktiv mark, i södra Sverige främst i lövskogsrika trakter, i Norrland till stor del i högproduktiv granskog, Födan består av getinglarver och -puppor, men även av fågelungar och groddjur. Bivråken påverkas negativt av avverkning och omföring av lövträdsrika marker till täta produktionsskogar av barrträd samt av den allmänna "</w:t>
+      </w:r>
+      <w:r>
+        <w:rPr>
+          <w:i/>
+        </w:rPr>
+        <w:t>förtorkningen</w:t>
+      </w:r>
+      <w:r>
+        <w:t>" av landskapet genom täckdikning, dikning av skogsmark etc. Bevara lövskogar och öka andelen löv i barrskog. Gallra inte i onödan och inte alls i sumpskog. Dika inte ut vattensamlingar, sumpskogar, alkärr eller andra våta miljöer. Kring alla boplatser ska det lämnas en skyddszon vid avverkning eller andra skogliga åtgärder. Som tumregel ska skyddszonen vara så bred att boet inte syns väl från öppen mark. Minskningstakten för den svenska populationen bedöms vara nära gränsvärdet för Sårbar (VU) (SLU Artdatabanken, 2026; Skogsstyrelsen, 2016).</w:t>
       </w:r>
     </w:p>
     <w:p>
@@ -135,37 +144,10 @@
         <w:rPr>
           <w:b/>
         </w:rPr>
-        <w:t>Svart trolldruva</w:t>
+        <w:t>Sparvuggla (NT, §4)</w:t>
       </w:r>
       <w:r>
-        <w:t xml:space="preserve"> är en kalkgynnad växt som förekommer på näringsrik frisk mulljord i såväl bördiga kalkbarrskogar som sydliga kalklövskogar och lundar. Arten är en bra signalart för skyddsvärda biotoper i såväl löv- som barrskogar och tål inte slutavverkning och markberedning. Trolldruva är värdväxt för ett antal sällsynta fjärilsarter som ställer höga krav på sina livsmiljöer, däribland trolldruvemätare (EN), skuggmalmätare (VU) och trolldruvelobmätare (VU). Svart trolldruva är typisk art för </w:t>
-      </w:r>
-      <w:r>
-        <w:rPr>
-          <w:i/>
-        </w:rPr>
-        <w:t>9050 Näringsrik granskog,</w:t>
-      </w:r>
-      <w:r>
-        <w:t xml:space="preserve"> </w:t>
-      </w:r>
-      <w:r>
-        <w:rPr>
-          <w:i/>
-        </w:rPr>
-        <w:t xml:space="preserve">9020 Nordlig ädellövskog, 9160 Näringsrik ekskog, 9180 Ädellövskog i branter </w:t>
-      </w:r>
-      <w:r>
-        <w:t>och</w:t>
-      </w:r>
-      <w:r>
-        <w:rPr>
-          <w:i/>
-        </w:rPr>
-        <w:t xml:space="preserve"> 1610 Åsöar i Östersjön</w:t>
-      </w:r>
-      <w:r>
-        <w:t xml:space="preserve"> (SLU Artdatabanken, 2024; Nitare &amp; Skogsstyrelsen, 2019).</w:t>
+        <w:t xml:space="preserve"> är fridlyst enligt 4§ artskyddsförordningen och omfattas av bilaga 1 EU:s fågeldirektiv. Den har minskat med 15 (5–25) % under de senaste 15 åren och minskningstakten för den svenska populationen bedöms vara nära gränsvärdet för Sårbar (VU).  Sparvugglan häckar i naturskog samt i klassisk bondeskog och förekommer främst i större skogsområden som domineras av barrblandskog med stort inslag av asp, björk och andra lövträd. Den behöver relativt stora skogsområden och saknas helt i mindre skogar och isolerade dungar. Reviren är i storleksordningen upp till 200 hektar. Sparvugglan missgynnas av överföring av variationsrika bondeskogar till ensartade produktionsskogar. Särskilt avverkning av lövträdsrika kantzoner och igenplantering av gamla inägor (SLU Artdatabanken, 2026; Skogsstyrelsen, 2016).</w:t>
       </w:r>
     </w:p>
     <w:p>
@@ -173,19 +155,10 @@
         <w:rPr>
           <w:b/>
         </w:rPr>
-        <w:t>Tibast</w:t>
+        <w:t>Fiskgjuse (§4)</w:t>
       </w:r>
       <w:r>
-        <w:t xml:space="preserve"> är en kalkgynnad buske som växer på mullrik, frisk eller svagt fuktig mark, exempelvis i gamla kalkgranskogar, lövträdslundar, varma källpåverkade sluttningar och exklusiva biotoper kopplade till vattendrag. Förekomster i gammal skog visar på höga naturvärden och bör alltid noteras i samband med naturvärdesinventeringar. Tibast är typisk art för </w:t>
-      </w:r>
-      <w:r>
-        <w:rPr>
-          <w:i/>
-        </w:rPr>
-        <w:t>9050 Näringsrik granskog</w:t>
-      </w:r>
-      <w:r>
-        <w:t xml:space="preserve"> och värdväxt för de två fjärilsarterna större tibastmal och brun tibastmal (CR) (SLU Artdatabanken, 2024; Nitare &amp; Skogsstyrelsen, 2019).</w:t>
+        <w:t xml:space="preserve"> är fridlyst enligt 4§ artskyddsförordningen och upptagen i bilaga 1 EU:s fågeldirektiv. Den bygger vanligen sitt stora risbo i toppen av en plattkronad, kraftig tall (&gt;90%) med utsikt över omgivningen. Skogsavverkningar utan hänsyn till bevarandet av fiskgjusens boträd och häckningsbiotop utgör en fara genom att tillgången på lämpliga träd minskar. Lämna en skyddszon kring boplatser vid avverkning eller gallring. Boträdets placering styr behovet av skyddszon vilket måste bedömas från fall till fall, men skyddszonen bör vara tillräckligt bred för att behålla skydd mot insyn, erbjuda lämpliga sittplatser och förhindra att boträdet blåser ner. Avstå från skogsbruksåtgärder i hänsynskrävande miljöer, som på uddar eller öar med äldre skog eller hällmarkstallskog där det häckar fiskgjuse. Gör naturvårdsavsättningar i äldre skog i lämpliga områden för fiskgjuse, t.ex. på uddar och i hällmarksområden (SLU Artdatabanken, 2024; Skogsstyrelsen, 2016).</w:t>
       </w:r>
     </w:p>
     <w:p>
@@ -193,28 +166,21 @@
         <w:rPr>
           <w:b/>
         </w:rPr>
-        <w:t>Spillkråka (§4)</w:t>
+        <w:t>Havsörn (§4)</w:t>
       </w:r>
       <w:r>
-        <w:t xml:space="preserve"> omfattas av bilaga 1 i EU:s fågeldirektiv och är typisk art för </w:t>
+        <w:t xml:space="preserve"> omfattas av bilaga 1 EU:s fågeldirektiv. Skyddandet av befintliga bon måste upprätthållas och i samband med skogsavverkning bör en skyddszon på minst 100 meters radie runt boplatsen lämnas intakt. Under häckningsperioden (1 januari till 15 augusti) är havsörnen störningskänslig och inga skogsbruksåtgärder eller annan störande verksamhet får förekomma närmare än 500 m från boet under den tiden. För att åstadkomma en succession av lämpliga boträd för kommande generationer av havsörnar behöver ett betydligt större antal s.k. evighetsträd sparas vid avverkningar redan idag (SLU Artdatabanken, 2026; Skogsstyrelsen, 2016).</w:t>
+      </w:r>
+    </w:p>
+    <w:p>
+      <w:r>
+        <w:rPr>
+          <w:b/>
+        </w:rPr>
+        <w:t>Röd glada (§4)</w:t>
       </w:r>
       <w:r>
-        <w:rPr>
-          <w:i/>
-        </w:rPr>
-        <w:t xml:space="preserve">9010 Taiga </w:t>
-      </w:r>
-      <w:r>
-        <w:t>och</w:t>
-      </w:r>
-      <w:r>
-        <w:rPr>
-          <w:i/>
-        </w:rPr>
-        <w:t xml:space="preserve"> 9740 Skogsbevuxen myr</w:t>
-      </w:r>
-      <w:r>
-        <w:t>. Den behöver grova träd, främst tall, asp och bok som boträd. Skogsbruk med korta omloppstider och täta, homogena ungskogar utgör det största hotet. Spillkråka är en nyckelart i skogliga miljöer vars övergivna bohål utnyttjas av flera andra hålhäckande fågelarter och fladdermöss, däribland pärluggla (EN, §4), knipa (§4), salskrake (§4) och skogsduva (§4). Hökuggla (VU, §4) och slaguggla (§4) häckar ofta i högstubbar som brutits av i höjd med ett gammalt spillkråkebo (SLU Artdatabanken, 2026; Skogsstyrelsen, 2016).</w:t>
+        <w:t xml:space="preserve"> är fridlyst enligt 4§ artskyddsförordningen och upptagen i bilaga 1 EU:s fågeldirektiv. Den häckar gärna i omväxlande landskap med mosaik av öppna marker och skogar. Tidigare studier har visat en förkärlek för att häcka nära sjöar, och häckningsframgången var också högre hos par som häckade nära vatten. Boet läggs i träd, ofta högt och vanligen nära skogsbryn. Missgynnas av skogliga åtgärder som lämnar boet allt för exponerat, främst genom för smala skyddszoner och för omfattande gallring. Lämna en skyddszon kring boplatser vid avverkning eller andra skogliga åtgärder. Bredden på skyddszonen beror på platsen, men som tumregel ska den ska vara så bred att boplatsen inte är väsentligt mer exponerad för insyn än tidigare. Spara samtliga träd med större risbon, även sådana där boet ser obebott ut. Avstå att avverka äldre lövdominerade bestånd, främst i anslutning till öppen jordbruksmark (SLU Artdatabanken, 2024; Skogsstyrelsen, 2016).</w:t>
       </w:r>
     </w:p>
     <w:p>
@@ -250,6 +216,76 @@
       </w:pPr>
       <w:r>
         <w:t>BILAGA 1 – Fridlysta arter</w:t>
+      </w:r>
+    </w:p>
+    <w:p>
+      <w:pPr>
+        <w:pStyle w:val="Heading1"/>
+      </w:pPr>
+      <w:r>
+        <w:t>Bivråk – ekologi samt krav på livsmiljön</w:t>
+      </w:r>
+    </w:p>
+    <w:p>
+      <w:r>
+        <w:t>Bivråk (NT, §4) ingår i bilaga 1 i EU:s fågeldirektiv och är prioriterad art i Skogsvårdslagen. Den har minskat med 2/3-delar sedan 1970-talet och under de senaste 30 åren har minskningstakten uppgått till 22.5 (15–30) %. Minskningstakten för den svenska populationen bedöms vara nära gränsvärdet för Sårbar (VU) (SLU Artdatabanken, 2026).</w:t>
+      </w:r>
+    </w:p>
+    <w:p>
+      <w:r>
+        <w:t>Arten häckar i tät, ogallrad skog på högproduktiv mark, i södra Sverige främst i lövskogsrika trakter, i Norrland till stor del i högproduktiv granskog, Födan består av getinglarver och -puppor, men även av fågelungar och groddjur. (SLU Artdatabanken, 2026).</w:t>
+      </w:r>
+    </w:p>
+    <w:p>
+      <w:r>
+        <w:t>En trolig delförklaring till minskande bivråksstammar är att det i dagens skogs- och jordbruksbygder finns ett sämre utbud av insektsrika biotoper jämfört med förhållandena för 20–40 år sedan. Minskad insektsrikedom innebär förmodligen en lägre täthet av sociala getingsamhällen och därmed sämre förutsättningar för bivråkens häckning. En allmän "</w:t>
+      </w:r>
+      <w:r>
+        <w:rPr>
+          <w:i/>
+        </w:rPr>
+        <w:t>förtorkning</w:t>
+      </w:r>
+      <w:r>
+        <w:t>" av landskapet (täckdikning, dikning av skogsmark etc.) liksom omföring av lövträdsrika marker till täta produktionsskogar av barrträd medför dessutom en försämrad förekomst av tättingar (trastar etc.) och grodor, vilket sannolikt påverkar bivråken negativt. (SLU Artdatabanken, 2026).</w:t>
+      </w:r>
+    </w:p>
+    <w:p>
+      <w:r>
+        <w:t>Bevara lövskogar och öka andelen löv i barrskog. Gallra inte i onödan och inte alls i sumpskog. Dika inte ut vattensamlingar, sumpskogar, alkärr eller andra våta miljöer. Kring alla boplatser ska det lämnas en skyddszon vid avverkning eller andra skogliga åtgärder. Som tumregel ska skyddszonen vara så bred att boet inte syns väl från öppen mark (SLU Artdatabanken, 2026; Skogsstyrelsen, 2016).</w:t>
+      </w:r>
+    </w:p>
+    <w:p>
+      <w:pPr>
+        <w:pStyle w:val="Heading2"/>
+      </w:pPr>
+      <w:r>
+        <w:t>Referenser – bivråk</w:t>
+      </w:r>
+    </w:p>
+    <w:p>
+      <w:r>
+        <w:t xml:space="preserve">Skogsstyrelsen, 2016. </w:t>
+      </w:r>
+      <w:r>
+        <w:rPr>
+          <w:i/>
+        </w:rPr>
+        <w:t>Vägledning för hänsyn till bivråk.</w:t>
+      </w:r>
+    </w:p>
+    <w:p>
+      <w:r>
+        <w:t xml:space="preserve">SLU Artdatabanken, 2026. </w:t>
+      </w:r>
+      <w:r>
+        <w:rPr>
+          <w:i/>
+        </w:rPr>
+        <w:t xml:space="preserve">Artfaktablad. Naturvård – artfakta. </w:t>
+      </w:r>
+      <w:r>
+        <w:t>SLU Artdatabanken, Uppsala</w:t>
       </w:r>
     </w:p>
     <w:p>
@@ -330,35 +366,17 @@
         <w:pStyle w:val="Heading1"/>
       </w:pPr>
       <w:r>
-        <w:t>Spillkråka – ekologi samt krav på livsmiljön</w:t>
+        <w:t>Sparvuggla – ekologi samt krav på livsmiljön</w:t>
       </w:r>
     </w:p>
     <w:p>
       <w:r>
-        <w:t xml:space="preserve">Spillkråka (§4) ingår i bilaga 1 EU:s fågeldirektiv och är typisk art för </w:t>
-      </w:r>
-      <w:r>
-        <w:rPr>
-          <w:i/>
-        </w:rPr>
-        <w:t xml:space="preserve">9010 Taiga </w:t>
-      </w:r>
-      <w:r>
-        <w:t>och</w:t>
-      </w:r>
-      <w:r>
-        <w:rPr>
-          <w:i/>
-        </w:rPr>
-        <w:t xml:space="preserve"> 9740 Skogsbevuxen myr</w:t>
-      </w:r>
-      <w:r>
-        <w:t>. Den lever i både barr- och blandskog liksom i ren lövskog. De tätaste populationerna tenderar att finnas i äldre, variationsrik blandskog med gott om död ved och gamla träd. Varje par utnyttjar 400–1000 hektar skog beroende på skogens kvalitet. Skogsbruk med korta omloppstider och täta, homogena ungskogar utgör det största hotet (SLU Artdatabanken, 2026).</w:t>
+        <w:t>Sparvuggla (NT, §4) är fridlyst enligt 4§ artskyddsförordningen och omfattas av bilaga 1 EU:s fågeldirektiv. Den har minskat med 15 (5–25) % under de senaste 15 åren och minskningstakten för den svenska populationen bedöms vara nära gränsvärdet för Sårbar (VU) (SLU Artdatabanken 2026).</w:t>
       </w:r>
     </w:p>
     <w:p>
       <w:r>
-        <w:t>Spillkråka är en nyckelart i skogliga miljöer vars övergivna bohål utnyttjas av flera andra hålhäckande fågelarter och fladdermöss, däribland pärluggla (EN, §4), knipa (§4), salskrake (§4) och skogsduva (§4). Hökuggla (VU, §4) och slaguggla (§4) häckar ofta i högstubbar som brutits av i höjd med ett gammalt spillkråkebo (Skogsstyrelsen, 2016).</w:t>
+        <w:t>Sparvugglan häckar i naturskog samt i klassisk bondeskog och förekommer främst i större skogsområden som domineras av barrblandskog med stort inslag av asp, björk och andra lövträd. Den behöver relativt stora skogsområden och saknas helt i mindre skogar och isolerade dungar. Reviren är i storleksordningen upp till 200 hektar. Sparvugglan missgynnas av överföring av variationsrika bondeskogar till ensartade produktionsskogar – särskilt avverkning av lövträdsrika kantzoner och igenplantering av gamla inägor (Skogsstyrelsen, 2016).</w:t>
       </w:r>
     </w:p>
     <w:p>
@@ -366,7 +384,7 @@
         <w:pStyle w:val="Heading2"/>
       </w:pPr>
       <w:r>
-        <w:t>Referenser – spillkråka</w:t>
+        <w:t>Referenser – sparvuggla</w:t>
       </w:r>
     </w:p>
     <w:p>
@@ -377,10 +395,7 @@
         <w:rPr>
           <w:i/>
         </w:rPr>
-        <w:t xml:space="preserve">Vägledning för hänsyn till spillkråka. </w:t>
-      </w:r>
-      <w:r>
-        <w:t>Vägledningar och kunskapsstöd artskydd – Skogsstyrelsen.</w:t>
+        <w:t>Vägledning för hänsyn till sparvuggla.</w:t>
       </w:r>
     </w:p>
     <w:p>
@@ -395,6 +410,70 @@
       </w:r>
       <w:r>
         <w:t>SLU Artdatabanken, Uppsala.</w:t>
+      </w:r>
+    </w:p>
+    <w:p>
+      <w:pPr>
+        <w:pStyle w:val="Heading1"/>
+      </w:pPr>
+      <w:r>
+        <w:t>Havsörn – ekologi samt krav på livsmiljön</w:t>
+      </w:r>
+    </w:p>
+    <w:p>
+      <w:r>
+        <w:t>Havsörn är fridlyst enligt 4§ artskyddsförordningen och upptagen i bilaga 1 EU:s fågeldirektiv. Havsörnen häckar i anslutning till skärgårdar, kuster, sjöar och vattendrag, ofta på öar men ibland även ganska långt från vatten. I svenska kustområden varierar medelavståndet mellan etablerade par från ca 13 km till under 5 km, mest beroende på bytestillgänglighet; minsta avstånd mellan samtidigt bebodda bon i vårt land är ca 1,5 km. Ofta har ett havsörnspar flera olika bon som kan användas omväxlande (SLU Artdatabanken, 2026; Skogsstyrelsen, 2016).</w:t>
+      </w:r>
+    </w:p>
+    <w:p>
+      <w:r>
+        <w:t>Boet byggs nästan uteslutande i träd, oftast tallar. Häckar sällsynt även på klipphyllor eller direkt på marken. Boet placeras oftast i trädets övre del och kan bli mycket stort, vilket ställer stora krav på boträdet. Trädet måste ha en stark, bärande krona med lämpliga grova grenar, vilket utvecklas först när trädet har uppnått en hög ålder. Genomsnittsåldern hos botallar vid svenska Ostkusten under 1970- och 80-talet var 160 år (från 100 till 350 år) men har sannolikt redan nu sjunkit betydligt genom en brist på gamla träd. Frekvensen nybyggda bon i för svaga träd där boet rasat under häckningen har ökat markant under senare år i Syd- och Mellansverige. I Lappland var boträden i snitt 350 år (200 – ca 600 år). Mot bakgrund av de lägsta uppmätta åldrarna hos dessa fungerande boträd utgör den sjunkande omloppstiden vid slutavverkningar i Sverige ett hot – det kommer inte att räcka med att spara överståndare vid slutavverkningar av kanske högst 70-åriga bestånd i framtiden (SLU Artdatabanken, 2026; Skogsstyrelsen, 2016).</w:t>
+      </w:r>
+    </w:p>
+    <w:p>
+      <w:r>
+        <w:t>Skyddandet av befintliga bon måste upprätthållas och i samband med skogsavverkning ska befintliga boträd sparas med en lämpligt avgränsad skyddszon runtom. Vid slutavverkning bör en skyddszon på 100 meters radie runt boplatsen lämnas intakt. Under häckningsperioden (1 januari till 15 augusti) är havsörnen störningskänslig och inga skogsbruksåtgärder eller annan störande verksamhet får förekomma närmare än 500 m från boet under den tiden. (SLU Artdatabanken, 2026; Skogsstyrelsen, 2016).</w:t>
+      </w:r>
+    </w:p>
+    <w:p>
+      <w:r>
+        <w:t>För att garantera möjligheter till häckning även i framtiden bör ett nätverk av häckningsområden skyddas inom artens hela naturliga utbredningsområde i landet. Havsörnen är upptagen bland de arter som enligt fågeldirektivet/habitatdirektivet har ett sådant gemenskapsintresse inom EU att särskilda skydds- eller bevarandeområden behöver utses (Miljöbalken, Bilagan till Artskyddsförordningen 1998:179, reviderad 2001). Arten är beroende av grova träd för placering av sina stora risbon och detta kan bli en begränsande faktor kommande 30 år (tre generationer). För att åstadkomma en succession av lämpliga boträd för kommande generationer av havsörnar behöver ett betydligt större antal s.k. evighetsträd sparas vid avverkningar redan idag. (SLU Artdatabanken, 2026).</w:t>
+      </w:r>
+    </w:p>
+    <w:p>
+      <w:pPr>
+        <w:pStyle w:val="Heading2"/>
+      </w:pPr>
+      <w:r>
+        <w:t>Referenser – havsörn</w:t>
+      </w:r>
+    </w:p>
+    <w:p>
+      <w:r>
+        <w:t xml:space="preserve">Skogsstyrelsen, 2016. </w:t>
+      </w:r>
+      <w:r>
+        <w:rPr>
+          <w:i/>
+        </w:rPr>
+        <w:t xml:space="preserve">Vägledning för hänsyn till havsörn. </w:t>
+      </w:r>
+      <w:r>
+        <w:t>Vägledningar och kunskapsstöd artskydd – Skogsstyrelsen</w:t>
+      </w:r>
+    </w:p>
+    <w:p>
+      <w:r>
+        <w:t xml:space="preserve">SLU Artdatabanken, 2026. </w:t>
+      </w:r>
+      <w:r>
+        <w:rPr>
+          <w:i/>
+        </w:rPr>
+        <w:t xml:space="preserve">Artfaktablad. Naturvård – artfakta. </w:t>
+      </w:r>
+      <w:r>
+        <w:t>SLU Artdatabanken, Uppsala</w:t>
       </w:r>
     </w:p>
     <w:sectPr>
@@ -525,7 +604,7 @@
     <w:r>
       <w:tab/>
       <w:tab/>
-      <w:t>2026-10-20</w:t>
+      <w:t>2026-10-21</w:t>
       <w:br/>
       <w:br/>
     </w:r>

--- a/tillsyn/A 20533-2023 tillsynsbegäran.docx
+++ b/tillsyn/A 20533-2023 tillsynsbegäran.docx
@@ -12,7 +12,7 @@
     </w:p>
     <w:p>
       <w:r>
-        <w:t>Denna tillsynsbegäran behandlar höga naturvärden i avverkningsanmälan A 20533-2023 i Katrineholms kommun som inkom 2023-05-11 och omfattar 1,2 ha.</w:t>
+        <w:t>Denna tillsynsbegäran behandlar höga naturvärden i avverkningsanmälan A 20533-2023 i Katrineholms kommun som inkom 2023-05-11 och omfattar 20,2 ha.</w:t>
       </w:r>
     </w:p>
     <w:p>
@@ -22,7 +22,7 @@
       <w:r>
         <w:drawing>
           <wp:inline xmlns:a="http://schemas.openxmlformats.org/drawingml/2006/main" xmlns:pic="http://schemas.openxmlformats.org/drawingml/2006/picture">
-            <wp:extent cx="5486400" cy="5533534"/>
+            <wp:extent cx="5486400" cy="4413996"/>
             <wp:docPr id="1" name="Picture 1"/>
             <wp:cNvGraphicFramePr>
               <a:graphicFrameLocks noChangeAspect="1"/>
@@ -43,7 +43,7 @@
                   <pic:spPr>
                     <a:xfrm>
                       <a:off x="0" y="0"/>
-                      <a:ext cx="5486400" cy="5533534"/>
+                      <a:ext cx="5486400" cy="4413996"/>
                     </a:xfrm>
                     <a:prstGeom prst="rect"/>
                   </pic:spPr>
@@ -60,12 +60,12 @@
         <w:spacing w:after="240"/>
       </w:pPr>
       <w:r>
-        <w:t>Figur 1. Fyndplatser för naturvårdsarter inom 22 meter från avverkningsanmälan. Markörer utan svart kant är placerade på fyndplatsen. Markörer med svart kant är placerade vid sidan av fyndplatsen och har ett svart streck som visar fyndplatsens exakta position. Kartans mittpunktskoordinat är N 6528263, E 583562 i SWEREF 99 TM.</w:t>
+        <w:t>Figur 1. Fyndplatser för naturvårdsarter i avverkningsanmälan. Markörer utan svart kant är placerade på fyndplatsen. Markörer med svart kant är placerade vid sidan av fyndplatsen och har ett svart streck som visar fyndplatsens exakta position. Kartans mittpunktskoordinat är N 6528578, E 583799 i SWEREF 99 TM.</w:t>
       </w:r>
     </w:p>
     <w:p>
       <w:r>
-        <w:t>Inom 22 meter från avverkningsanmälan finns fynd av 7 naturvårdsarter, varav 4 är rödlistade, 7 är fridlysta och 1 är typisk (T): blå kärrhök (VU, §4), bivråk (NT, §4), mindre hackspett (NT, T, §4), sparvuggla (NT, §4), fiskgjuse (§4), havsörn (§4) och röd glada (§4). Se Figur 1.</w:t>
+        <w:t>I avverkningsanmälan finns fynd av 8 naturvårdsarter, varav 3 är rödlistade, 3 är fridlysta, 4 är typiska (T) och 3 är signalarter (S): mulmknäppare (VU), mindre hackspett (NT, T, §4), svinrot (NT), noshornsoxe (S), svart trolldruva (S, T), tibast (S, T), spillkråka (T, §4) och nattviol (§8). Se Figur 1.</w:t>
       </w:r>
     </w:p>
     <w:p>
@@ -104,19 +104,10 @@
         <w:rPr>
           <w:b/>
         </w:rPr>
-        <w:t>Bivråk (NT, §4)</w:t>
+        <w:t>Mulmknäppare (VU)</w:t>
       </w:r>
       <w:r>
-        <w:t xml:space="preserve"> ingår i bilaga 1 i EU:s fågeldirektiv och är prioriterad art i Skogsvårdslagen. Den har minskat med 2/3-delar sedan 1970-talet och under de senaste 30 åren har minskningstakten uppgått till 22.5 (15–30) %. Arten häckar i tät, ogallrad skog på högproduktiv mark, i södra Sverige främst i lövskogsrika trakter, i Norrland till stor del i högproduktiv granskog, Födan består av getinglarver och -puppor, men även av fågelungar och groddjur. Bivråken påverkas negativt av avverkning och omföring av lövträdsrika marker till täta produktionsskogar av barrträd samt av den allmänna "</w:t>
-      </w:r>
-      <w:r>
-        <w:rPr>
-          <w:i/>
-        </w:rPr>
-        <w:t>förtorkningen</w:t>
-      </w:r>
-      <w:r>
-        <w:t>" av landskapet genom täckdikning, dikning av skogsmark etc. Bevara lövskogar och öka andelen löv i barrskog. Gallra inte i onödan och inte alls i sumpskog. Dika inte ut vattensamlingar, sumpskogar, alkärr eller andra våta miljöer. Kring alla boplatser ska det lämnas en skyddszon vid avverkning eller andra skogliga åtgärder. Som tumregel ska skyddszonen vara så bred att boet inte syns väl från öppen mark. Minskningstakten för den svenska populationen bedöms vara nära gränsvärdet för Sårbar (VU) (SLU Artdatabanken, 2026; Skogsstyrelsen, 2016).</w:t>
+        <w:t>, som är en av våra största knäppare (17–24 mm), har sin larvutveckling i mulm i grova ihåliga, oftast fristånde lövträd, främst ek men även i ask, lind, bok, alm, sälg, klibbal och lönn. Oftast i fuktig, mörk mulm, gärna med rester av fågelbon. Larven är ett rovdjur på larver av bland annat läderbagge (VU, §4a) och arten har visat sig attraheras av läderbaggens feromon. Arten påverkas negativt av brist på grova eller gamla träd och en minskning av populationen pågår eller förväntas ske. Minskningen avser kvalitén på artens habitat. Mulmknäppare är rödlistad som nära hotad (NT) på den europeiska rödlistan vilket innebär att Sverige har ett internationellt ansvar för arten (SLU Artdatabanken, 2025; IUCN, 2025).</w:t>
       </w:r>
     </w:p>
     <w:p>
@@ -144,10 +135,37 @@
         <w:rPr>
           <w:b/>
         </w:rPr>
-        <w:t>Sparvuggla (NT, §4)</w:t>
+        <w:t>Svart trolldruva</w:t>
       </w:r>
       <w:r>
-        <w:t xml:space="preserve"> är fridlyst enligt 4§ artskyddsförordningen och omfattas av bilaga 1 EU:s fågeldirektiv. Den har minskat med 15 (5–25) % under de senaste 15 åren och minskningstakten för den svenska populationen bedöms vara nära gränsvärdet för Sårbar (VU).  Sparvugglan häckar i naturskog samt i klassisk bondeskog och förekommer främst i större skogsområden som domineras av barrblandskog med stort inslag av asp, björk och andra lövträd. Den behöver relativt stora skogsområden och saknas helt i mindre skogar och isolerade dungar. Reviren är i storleksordningen upp till 200 hektar. Sparvugglan missgynnas av överföring av variationsrika bondeskogar till ensartade produktionsskogar. Särskilt avverkning av lövträdsrika kantzoner och igenplantering av gamla inägor (SLU Artdatabanken, 2026; Skogsstyrelsen, 2016).</w:t>
+        <w:t xml:space="preserve"> är en kalkgynnad växt som förekommer på näringsrik frisk mulljord i såväl bördiga kalkbarrskogar som sydliga kalklövskogar och lundar. Arten är en bra signalart för skyddsvärda biotoper i såväl löv- som barrskogar och tål inte slutavverkning och markberedning. Trolldruva är värdväxt för ett antal sällsynta fjärilsarter som ställer höga krav på sina livsmiljöer, däribland trolldruvemätare (EN), skuggmalmätare (VU) och trolldruvelobmätare (VU). Svart trolldruva är typisk art för </w:t>
+      </w:r>
+      <w:r>
+        <w:rPr>
+          <w:i/>
+        </w:rPr>
+        <w:t>9050 Näringsrik granskog,</w:t>
+      </w:r>
+      <w:r>
+        <w:t xml:space="preserve"> </w:t>
+      </w:r>
+      <w:r>
+        <w:rPr>
+          <w:i/>
+        </w:rPr>
+        <w:t xml:space="preserve">9020 Nordlig ädellövskog, 9160 Näringsrik ekskog, 9180 Ädellövskog i branter </w:t>
+      </w:r>
+      <w:r>
+        <w:t>och</w:t>
+      </w:r>
+      <w:r>
+        <w:rPr>
+          <w:i/>
+        </w:rPr>
+        <w:t xml:space="preserve"> 1610 Åsöar i Östersjön</w:t>
+      </w:r>
+      <w:r>
+        <w:t xml:space="preserve"> (SLU Artdatabanken, 2024; Nitare &amp; Skogsstyrelsen, 2019).</w:t>
       </w:r>
     </w:p>
     <w:p>
@@ -155,10 +173,19 @@
         <w:rPr>
           <w:b/>
         </w:rPr>
-        <w:t>Fiskgjuse (§4)</w:t>
+        <w:t>Tibast</w:t>
       </w:r>
       <w:r>
-        <w:t xml:space="preserve"> är fridlyst enligt 4§ artskyddsförordningen och upptagen i bilaga 1 EU:s fågeldirektiv. Den bygger vanligen sitt stora risbo i toppen av en plattkronad, kraftig tall (&gt;90%) med utsikt över omgivningen. Skogsavverkningar utan hänsyn till bevarandet av fiskgjusens boträd och häckningsbiotop utgör en fara genom att tillgången på lämpliga träd minskar. Lämna en skyddszon kring boplatser vid avverkning eller gallring. Boträdets placering styr behovet av skyddszon vilket måste bedömas från fall till fall, men skyddszonen bör vara tillräckligt bred för att behålla skydd mot insyn, erbjuda lämpliga sittplatser och förhindra att boträdet blåser ner. Avstå från skogsbruksåtgärder i hänsynskrävande miljöer, som på uddar eller öar med äldre skog eller hällmarkstallskog där det häckar fiskgjuse. Gör naturvårdsavsättningar i äldre skog i lämpliga områden för fiskgjuse, t.ex. på uddar och i hällmarksområden (SLU Artdatabanken, 2024; Skogsstyrelsen, 2016).</w:t>
+        <w:t xml:space="preserve"> är en kalkgynnad buske som växer på mullrik, frisk eller svagt fuktig mark, exempelvis i gamla kalkgranskogar, lövträdslundar, varma källpåverkade sluttningar och exklusiva biotoper kopplade till vattendrag. Förekomster i gammal skog visar på höga naturvärden och bör alltid noteras i samband med naturvärdesinventeringar. Tibast är typisk art för </w:t>
+      </w:r>
+      <w:r>
+        <w:rPr>
+          <w:i/>
+        </w:rPr>
+        <w:t>9050 Näringsrik granskog</w:t>
+      </w:r>
+      <w:r>
+        <w:t xml:space="preserve"> och värdväxt för de två fjärilsarterna större tibastmal och brun tibastmal (CR) (SLU Artdatabanken, 2024; Nitare &amp; Skogsstyrelsen, 2019).</w:t>
       </w:r>
     </w:p>
     <w:p>
@@ -166,21 +193,28 @@
         <w:rPr>
           <w:b/>
         </w:rPr>
-        <w:t>Havsörn (§4)</w:t>
+        <w:t>Spillkråka (§4)</w:t>
       </w:r>
       <w:r>
-        <w:t xml:space="preserve"> omfattas av bilaga 1 EU:s fågeldirektiv. Skyddandet av befintliga bon måste upprätthållas och i samband med skogsavverkning bör en skyddszon på minst 100 meters radie runt boplatsen lämnas intakt. Under häckningsperioden (1 januari till 15 augusti) är havsörnen störningskänslig och inga skogsbruksåtgärder eller annan störande verksamhet får förekomma närmare än 500 m från boet under den tiden. För att åstadkomma en succession av lämpliga boträd för kommande generationer av havsörnar behöver ett betydligt större antal s.k. evighetsträd sparas vid avverkningar redan idag (SLU Artdatabanken, 2026; Skogsstyrelsen, 2016).</w:t>
+        <w:t xml:space="preserve"> omfattas av bilaga 1 i EU:s fågeldirektiv och är typisk art för </w:t>
       </w:r>
-    </w:p>
-    <w:p>
       <w:r>
         <w:rPr>
-          <w:b/>
+          <w:i/>
         </w:rPr>
-        <w:t>Röd glada (§4)</w:t>
+        <w:t xml:space="preserve">9010 Taiga </w:t>
       </w:r>
       <w:r>
-        <w:t xml:space="preserve"> är fridlyst enligt 4§ artskyddsförordningen och upptagen i bilaga 1 EU:s fågeldirektiv. Den häckar gärna i omväxlande landskap med mosaik av öppna marker och skogar. Tidigare studier har visat en förkärlek för att häcka nära sjöar, och häckningsframgången var också högre hos par som häckade nära vatten. Boet läggs i träd, ofta högt och vanligen nära skogsbryn. Missgynnas av skogliga åtgärder som lämnar boet allt för exponerat, främst genom för smala skyddszoner och för omfattande gallring. Lämna en skyddszon kring boplatser vid avverkning eller andra skogliga åtgärder. Bredden på skyddszonen beror på platsen, men som tumregel ska den ska vara så bred att boplatsen inte är väsentligt mer exponerad för insyn än tidigare. Spara samtliga träd med större risbon, även sådana där boet ser obebott ut. Avstå att avverka äldre lövdominerade bestånd, främst i anslutning till öppen jordbruksmark (SLU Artdatabanken, 2024; Skogsstyrelsen, 2016).</w:t>
+        <w:t>och</w:t>
+      </w:r>
+      <w:r>
+        <w:rPr>
+          <w:i/>
+        </w:rPr>
+        <w:t xml:space="preserve"> 9740 Skogsbevuxen myr</w:t>
+      </w:r>
+      <w:r>
+        <w:t>. Den behöver grova träd, främst tall, asp och bok som boträd. Skogsbruk med korta omloppstider och täta, homogena ungskogar utgör det största hotet. Spillkråka är en nyckelart i skogliga miljöer vars övergivna bohål utnyttjas av flera andra hålhäckande fågelarter och fladdermöss, däribland pärluggla (EN, §4), knipa (§4), salskrake (§4) och skogsduva (§4). Hökuggla (VU, §4) och slaguggla (§4) häckar ofta i högstubbar som brutits av i höjd med ett gammalt spillkråkebo (SLU Artdatabanken, 2026; Skogsstyrelsen, 2016).</w:t>
       </w:r>
     </w:p>
     <w:p>
@@ -216,76 +250,6 @@
       </w:pPr>
       <w:r>
         <w:t>BILAGA 1 – Fridlysta arter</w:t>
-      </w:r>
-    </w:p>
-    <w:p>
-      <w:pPr>
-        <w:pStyle w:val="Heading1"/>
-      </w:pPr>
-      <w:r>
-        <w:t>Bivråk – ekologi samt krav på livsmiljön</w:t>
-      </w:r>
-    </w:p>
-    <w:p>
-      <w:r>
-        <w:t>Bivråk (NT, §4) ingår i bilaga 1 i EU:s fågeldirektiv och är prioriterad art i Skogsvårdslagen. Den har minskat med 2/3-delar sedan 1970-talet och under de senaste 30 åren har minskningstakten uppgått till 22.5 (15–30) %. Minskningstakten för den svenska populationen bedöms vara nära gränsvärdet för Sårbar (VU) (SLU Artdatabanken, 2026).</w:t>
-      </w:r>
-    </w:p>
-    <w:p>
-      <w:r>
-        <w:t>Arten häckar i tät, ogallrad skog på högproduktiv mark, i södra Sverige främst i lövskogsrika trakter, i Norrland till stor del i högproduktiv granskog, Födan består av getinglarver och -puppor, men även av fågelungar och groddjur. (SLU Artdatabanken, 2026).</w:t>
-      </w:r>
-    </w:p>
-    <w:p>
-      <w:r>
-        <w:t>En trolig delförklaring till minskande bivråksstammar är att det i dagens skogs- och jordbruksbygder finns ett sämre utbud av insektsrika biotoper jämfört med förhållandena för 20–40 år sedan. Minskad insektsrikedom innebär förmodligen en lägre täthet av sociala getingsamhällen och därmed sämre förutsättningar för bivråkens häckning. En allmän "</w:t>
-      </w:r>
-      <w:r>
-        <w:rPr>
-          <w:i/>
-        </w:rPr>
-        <w:t>förtorkning</w:t>
-      </w:r>
-      <w:r>
-        <w:t>" av landskapet (täckdikning, dikning av skogsmark etc.) liksom omföring av lövträdsrika marker till täta produktionsskogar av barrträd medför dessutom en försämrad förekomst av tättingar (trastar etc.) och grodor, vilket sannolikt påverkar bivråken negativt. (SLU Artdatabanken, 2026).</w:t>
-      </w:r>
-    </w:p>
-    <w:p>
-      <w:r>
-        <w:t>Bevara lövskogar och öka andelen löv i barrskog. Gallra inte i onödan och inte alls i sumpskog. Dika inte ut vattensamlingar, sumpskogar, alkärr eller andra våta miljöer. Kring alla boplatser ska det lämnas en skyddszon vid avverkning eller andra skogliga åtgärder. Som tumregel ska skyddszonen vara så bred att boet inte syns väl från öppen mark (SLU Artdatabanken, 2026; Skogsstyrelsen, 2016).</w:t>
-      </w:r>
-    </w:p>
-    <w:p>
-      <w:pPr>
-        <w:pStyle w:val="Heading2"/>
-      </w:pPr>
-      <w:r>
-        <w:t>Referenser – bivråk</w:t>
-      </w:r>
-    </w:p>
-    <w:p>
-      <w:r>
-        <w:t xml:space="preserve">Skogsstyrelsen, 2016. </w:t>
-      </w:r>
-      <w:r>
-        <w:rPr>
-          <w:i/>
-        </w:rPr>
-        <w:t>Vägledning för hänsyn till bivråk.</w:t>
-      </w:r>
-    </w:p>
-    <w:p>
-      <w:r>
-        <w:t xml:space="preserve">SLU Artdatabanken, 2026. </w:t>
-      </w:r>
-      <w:r>
-        <w:rPr>
-          <w:i/>
-        </w:rPr>
-        <w:t xml:space="preserve">Artfaktablad. Naturvård – artfakta. </w:t>
-      </w:r>
-      <w:r>
-        <w:t>SLU Artdatabanken, Uppsala</w:t>
       </w:r>
     </w:p>
     <w:p>
@@ -366,17 +330,35 @@
         <w:pStyle w:val="Heading1"/>
       </w:pPr>
       <w:r>
-        <w:t>Sparvuggla – ekologi samt krav på livsmiljön</w:t>
+        <w:t>Spillkråka – ekologi samt krav på livsmiljön</w:t>
       </w:r>
     </w:p>
     <w:p>
       <w:r>
-        <w:t>Sparvuggla (NT, §4) är fridlyst enligt 4§ artskyddsförordningen och omfattas av bilaga 1 EU:s fågeldirektiv. Den har minskat med 15 (5–25) % under de senaste 15 åren och minskningstakten för den svenska populationen bedöms vara nära gränsvärdet för Sårbar (VU) (SLU Artdatabanken 2026).</w:t>
+        <w:t xml:space="preserve">Spillkråka (§4) ingår i bilaga 1 EU:s fågeldirektiv och är typisk art för </w:t>
+      </w:r>
+      <w:r>
+        <w:rPr>
+          <w:i/>
+        </w:rPr>
+        <w:t xml:space="preserve">9010 Taiga </w:t>
+      </w:r>
+      <w:r>
+        <w:t>och</w:t>
+      </w:r>
+      <w:r>
+        <w:rPr>
+          <w:i/>
+        </w:rPr>
+        <w:t xml:space="preserve"> 9740 Skogsbevuxen myr</w:t>
+      </w:r>
+      <w:r>
+        <w:t>. Den lever i både barr- och blandskog liksom i ren lövskog. De tätaste populationerna tenderar att finnas i äldre, variationsrik blandskog med gott om död ved och gamla träd. Varje par utnyttjar 400–1000 hektar skog beroende på skogens kvalitet. Skogsbruk med korta omloppstider och täta, homogena ungskogar utgör det största hotet (SLU Artdatabanken, 2026).</w:t>
       </w:r>
     </w:p>
     <w:p>
       <w:r>
-        <w:t>Sparvugglan häckar i naturskog samt i klassisk bondeskog och förekommer främst i större skogsområden som domineras av barrblandskog med stort inslag av asp, björk och andra lövträd. Den behöver relativt stora skogsområden och saknas helt i mindre skogar och isolerade dungar. Reviren är i storleksordningen upp till 200 hektar. Sparvugglan missgynnas av överföring av variationsrika bondeskogar till ensartade produktionsskogar – särskilt avverkning av lövträdsrika kantzoner och igenplantering av gamla inägor (Skogsstyrelsen, 2016).</w:t>
+        <w:t>Spillkråka är en nyckelart i skogliga miljöer vars övergivna bohål utnyttjas av flera andra hålhäckande fågelarter och fladdermöss, däribland pärluggla (EN, §4), knipa (§4), salskrake (§4) och skogsduva (§4). Hökuggla (VU, §4) och slaguggla (§4) häckar ofta i högstubbar som brutits av i höjd med ett gammalt spillkråkebo (Skogsstyrelsen, 2016).</w:t>
       </w:r>
     </w:p>
     <w:p>
@@ -384,7 +366,7 @@
         <w:pStyle w:val="Heading2"/>
       </w:pPr>
       <w:r>
-        <w:t>Referenser – sparvuggla</w:t>
+        <w:t>Referenser – spillkråka</w:t>
       </w:r>
     </w:p>
     <w:p>
@@ -395,7 +377,10 @@
         <w:rPr>
           <w:i/>
         </w:rPr>
-        <w:t>Vägledning för hänsyn till sparvuggla.</w:t>
+        <w:t xml:space="preserve">Vägledning för hänsyn till spillkråka. </w:t>
+      </w:r>
+      <w:r>
+        <w:t>Vägledningar och kunskapsstöd artskydd – Skogsstyrelsen.</w:t>
       </w:r>
     </w:p>
     <w:p>
@@ -410,70 +395,6 @@
       </w:r>
       <w:r>
         <w:t>SLU Artdatabanken, Uppsala.</w:t>
-      </w:r>
-    </w:p>
-    <w:p>
-      <w:pPr>
-        <w:pStyle w:val="Heading1"/>
-      </w:pPr>
-      <w:r>
-        <w:t>Havsörn – ekologi samt krav på livsmiljön</w:t>
-      </w:r>
-    </w:p>
-    <w:p>
-      <w:r>
-        <w:t>Havsörn är fridlyst enligt 4§ artskyddsförordningen och upptagen i bilaga 1 EU:s fågeldirektiv. Havsörnen häckar i anslutning till skärgårdar, kuster, sjöar och vattendrag, ofta på öar men ibland även ganska långt från vatten. I svenska kustområden varierar medelavståndet mellan etablerade par från ca 13 km till under 5 km, mest beroende på bytestillgänglighet; minsta avstånd mellan samtidigt bebodda bon i vårt land är ca 1,5 km. Ofta har ett havsörnspar flera olika bon som kan användas omväxlande (SLU Artdatabanken, 2026; Skogsstyrelsen, 2016).</w:t>
-      </w:r>
-    </w:p>
-    <w:p>
-      <w:r>
-        <w:t>Boet byggs nästan uteslutande i träd, oftast tallar. Häckar sällsynt även på klipphyllor eller direkt på marken. Boet placeras oftast i trädets övre del och kan bli mycket stort, vilket ställer stora krav på boträdet. Trädet måste ha en stark, bärande krona med lämpliga grova grenar, vilket utvecklas först när trädet har uppnått en hög ålder. Genomsnittsåldern hos botallar vid svenska Ostkusten under 1970- och 80-talet var 160 år (från 100 till 350 år) men har sannolikt redan nu sjunkit betydligt genom en brist på gamla träd. Frekvensen nybyggda bon i för svaga träd där boet rasat under häckningen har ökat markant under senare år i Syd- och Mellansverige. I Lappland var boträden i snitt 350 år (200 – ca 600 år). Mot bakgrund av de lägsta uppmätta åldrarna hos dessa fungerande boträd utgör den sjunkande omloppstiden vid slutavverkningar i Sverige ett hot – det kommer inte att räcka med att spara överståndare vid slutavverkningar av kanske högst 70-åriga bestånd i framtiden (SLU Artdatabanken, 2026; Skogsstyrelsen, 2016).</w:t>
-      </w:r>
-    </w:p>
-    <w:p>
-      <w:r>
-        <w:t>Skyddandet av befintliga bon måste upprätthållas och i samband med skogsavverkning ska befintliga boträd sparas med en lämpligt avgränsad skyddszon runtom. Vid slutavverkning bör en skyddszon på 100 meters radie runt boplatsen lämnas intakt. Under häckningsperioden (1 januari till 15 augusti) är havsörnen störningskänslig och inga skogsbruksåtgärder eller annan störande verksamhet får förekomma närmare än 500 m från boet under den tiden. (SLU Artdatabanken, 2026; Skogsstyrelsen, 2016).</w:t>
-      </w:r>
-    </w:p>
-    <w:p>
-      <w:r>
-        <w:t>För att garantera möjligheter till häckning även i framtiden bör ett nätverk av häckningsområden skyddas inom artens hela naturliga utbredningsområde i landet. Havsörnen är upptagen bland de arter som enligt fågeldirektivet/habitatdirektivet har ett sådant gemenskapsintresse inom EU att särskilda skydds- eller bevarandeområden behöver utses (Miljöbalken, Bilagan till Artskyddsförordningen 1998:179, reviderad 2001). Arten är beroende av grova träd för placering av sina stora risbon och detta kan bli en begränsande faktor kommande 30 år (tre generationer). För att åstadkomma en succession av lämpliga boträd för kommande generationer av havsörnar behöver ett betydligt större antal s.k. evighetsträd sparas vid avverkningar redan idag. (SLU Artdatabanken, 2026).</w:t>
-      </w:r>
-    </w:p>
-    <w:p>
-      <w:pPr>
-        <w:pStyle w:val="Heading2"/>
-      </w:pPr>
-      <w:r>
-        <w:t>Referenser – havsörn</w:t>
-      </w:r>
-    </w:p>
-    <w:p>
-      <w:r>
-        <w:t xml:space="preserve">Skogsstyrelsen, 2016. </w:t>
-      </w:r>
-      <w:r>
-        <w:rPr>
-          <w:i/>
-        </w:rPr>
-        <w:t xml:space="preserve">Vägledning för hänsyn till havsörn. </w:t>
-      </w:r>
-      <w:r>
-        <w:t>Vägledningar och kunskapsstöd artskydd – Skogsstyrelsen</w:t>
-      </w:r>
-    </w:p>
-    <w:p>
-      <w:r>
-        <w:t xml:space="preserve">SLU Artdatabanken, 2026. </w:t>
-      </w:r>
-      <w:r>
-        <w:rPr>
-          <w:i/>
-        </w:rPr>
-        <w:t xml:space="preserve">Artfaktablad. Naturvård – artfakta. </w:t>
-      </w:r>
-      <w:r>
-        <w:t>SLU Artdatabanken, Uppsala</w:t>
       </w:r>
     </w:p>
     <w:sectPr>
@@ -604,7 +525,7 @@
     <w:r>
       <w:tab/>
       <w:tab/>
-      <w:t>2026-10-21</w:t>
+      <w:t>2026-10-22</w:t>
       <w:br/>
       <w:br/>
     </w:r>

--- a/tillsyn/A 20533-2023 tillsynsbegäran.docx
+++ b/tillsyn/A 20533-2023 tillsynsbegäran.docx
@@ -12,7 +12,7 @@
     </w:p>
     <w:p>
       <w:r>
-        <w:t>Denna tillsynsbegäran behandlar höga naturvärden i avverkningsanmälan A 20533-2023 i Katrineholms kommun som inkom 2023-05-11 och omfattar 20,2 ha.</w:t>
+        <w:t>Denna tillsynsbegäran behandlar höga naturvärden i avverkningsanmälan A 20533-2023 i Katrineholms kommun som inkom 2023-05-11 och omfattar 1,2 ha.</w:t>
       </w:r>
     </w:p>
     <w:p>
@@ -22,7 +22,7 @@
       <w:r>
         <w:drawing>
           <wp:inline xmlns:a="http://schemas.openxmlformats.org/drawingml/2006/main" xmlns:pic="http://schemas.openxmlformats.org/drawingml/2006/picture">
-            <wp:extent cx="5486400" cy="4413996"/>
+            <wp:extent cx="5486400" cy="5533534"/>
             <wp:docPr id="1" name="Picture 1"/>
             <wp:cNvGraphicFramePr>
               <a:graphicFrameLocks noChangeAspect="1"/>
@@ -43,7 +43,7 @@
                   <pic:spPr>
                     <a:xfrm>
                       <a:off x="0" y="0"/>
-                      <a:ext cx="5486400" cy="4413996"/>
+                      <a:ext cx="5486400" cy="5533534"/>
                     </a:xfrm>
                     <a:prstGeom prst="rect"/>
                   </pic:spPr>
@@ -60,12 +60,12 @@
         <w:spacing w:after="240"/>
       </w:pPr>
       <w:r>
-        <w:t>Figur 1. Fyndplatser för naturvårdsarter i avverkningsanmälan. Markörer utan svart kant är placerade på fyndplatsen. Markörer med svart kant är placerade vid sidan av fyndplatsen och har ett svart streck som visar fyndplatsens exakta position. Kartans mittpunktskoordinat är N 6528578, E 583799 i SWEREF 99 TM.</w:t>
+        <w:t>Figur 1. Fyndplatser för naturvårdsarter inom 22 meter från avverkningsanmälan. Markörer utan svart kant är placerade på fyndplatsen. Markörer med svart kant är placerade vid sidan av fyndplatsen och har ett svart streck som visar fyndplatsens exakta position. Kartans mittpunktskoordinat är N 6528263, E 583562 i SWEREF 99 TM.</w:t>
       </w:r>
     </w:p>
     <w:p>
       <w:r>
-        <w:t>I avverkningsanmälan finns fynd av 8 naturvårdsarter, varav 3 är rödlistade, 3 är fridlysta, 4 är typiska (T) och 3 är signalarter (S): mulmknäppare (VU), mindre hackspett (NT, T, §4), svinrot (NT), noshornsoxe (S), svart trolldruva (S, T), tibast (S, T), spillkråka (T, §4) och nattviol (§8). Se Figur 1.</w:t>
+        <w:t>Inom 22 meter från avverkningsanmälan finns fynd av 7 naturvårdsarter, varav 4 är rödlistade, 7 är fridlysta och 1 är typisk (T): blå kärrhök (VU, §4), bivråk (NT, §4), mindre hackspett (NT, T, §4), sparvuggla (NT, §4), fiskgjuse (§4), havsörn (§4) och röd glada (§4). Se Figur 1.</w:t>
       </w:r>
     </w:p>
     <w:p>
@@ -104,10 +104,19 @@
         <w:rPr>
           <w:b/>
         </w:rPr>
-        <w:t>Mulmknäppare (VU)</w:t>
+        <w:t>Bivråk (NT, §4)</w:t>
       </w:r>
       <w:r>
-        <w:t>, som är en av våra största knäppare (17–24 mm), har sin larvutveckling i mulm i grova ihåliga, oftast fristånde lövträd, främst ek men även i ask, lind, bok, alm, sälg, klibbal och lönn. Oftast i fuktig, mörk mulm, gärna med rester av fågelbon. Larven är ett rovdjur på larver av bland annat läderbagge (VU, §4a) och arten har visat sig attraheras av läderbaggens feromon. Arten påverkas negativt av brist på grova eller gamla träd och en minskning av populationen pågår eller förväntas ske. Minskningen avser kvalitén på artens habitat. Mulmknäppare är rödlistad som nära hotad (NT) på den europeiska rödlistan vilket innebär att Sverige har ett internationellt ansvar för arten (SLU Artdatabanken, 2025; IUCN, 2025).</w:t>
+        <w:t xml:space="preserve"> ingår i bilaga 1 i EU:s fågeldirektiv och är prioriterad art i Skogsvårdslagen. Den har minskat med 2/3-delar sedan 1970-talet och under de senaste 30 åren har minskningstakten uppgått till 22.5 (15–30) %. Arten häckar i tät, ogallrad skog på högproduktiv mark, i södra Sverige främst i lövskogsrika trakter, i Norrland till stor del i högproduktiv granskog, Födan består av getinglarver och -puppor, men även av fågelungar och groddjur. Bivråken påverkas negativt av avverkning och omföring av lövträdsrika marker till täta produktionsskogar av barrträd samt av den allmänna "</w:t>
+      </w:r>
+      <w:r>
+        <w:rPr>
+          <w:i/>
+        </w:rPr>
+        <w:t>förtorkningen</w:t>
+      </w:r>
+      <w:r>
+        <w:t>" av landskapet genom täckdikning, dikning av skogsmark etc. Bevara lövskogar och öka andelen löv i barrskog. Gallra inte i onödan och inte alls i sumpskog. Dika inte ut vattensamlingar, sumpskogar, alkärr eller andra våta miljöer. Kring alla boplatser ska det lämnas en skyddszon vid avverkning eller andra skogliga åtgärder. Som tumregel ska skyddszonen vara så bred att boet inte syns väl från öppen mark. Minskningstakten för den svenska populationen bedöms vara nära gränsvärdet för Sårbar (VU) (SLU Artdatabanken, 2026; Skogsstyrelsen, 2016).</w:t>
       </w:r>
     </w:p>
     <w:p>
@@ -135,37 +144,10 @@
         <w:rPr>
           <w:b/>
         </w:rPr>
-        <w:t>Svart trolldruva</w:t>
+        <w:t>Sparvuggla (NT, §4)</w:t>
       </w:r>
       <w:r>
-        <w:t xml:space="preserve"> är en kalkgynnad växt som förekommer på näringsrik frisk mulljord i såväl bördiga kalkbarrskogar som sydliga kalklövskogar och lundar. Arten är en bra signalart för skyddsvärda biotoper i såväl löv- som barrskogar och tål inte slutavverkning och markberedning. Trolldruva är värdväxt för ett antal sällsynta fjärilsarter som ställer höga krav på sina livsmiljöer, däribland trolldruvemätare (EN), skuggmalmätare (VU) och trolldruvelobmätare (VU). Svart trolldruva är typisk art för </w:t>
-      </w:r>
-      <w:r>
-        <w:rPr>
-          <w:i/>
-        </w:rPr>
-        <w:t>9050 Näringsrik granskog,</w:t>
-      </w:r>
-      <w:r>
-        <w:t xml:space="preserve"> </w:t>
-      </w:r>
-      <w:r>
-        <w:rPr>
-          <w:i/>
-        </w:rPr>
-        <w:t xml:space="preserve">9020 Nordlig ädellövskog, 9160 Näringsrik ekskog, 9180 Ädellövskog i branter </w:t>
-      </w:r>
-      <w:r>
-        <w:t>och</w:t>
-      </w:r>
-      <w:r>
-        <w:rPr>
-          <w:i/>
-        </w:rPr>
-        <w:t xml:space="preserve"> 1610 Åsöar i Östersjön</w:t>
-      </w:r>
-      <w:r>
-        <w:t xml:space="preserve"> (SLU Artdatabanken, 2024; Nitare &amp; Skogsstyrelsen, 2019).</w:t>
+        <w:t xml:space="preserve"> är fridlyst enligt 4§ artskyddsförordningen och omfattas av bilaga 1 EU:s fågeldirektiv. Den har minskat med 15 (5–25) % under de senaste 15 åren och minskningstakten för den svenska populationen bedöms vara nära gränsvärdet för Sårbar (VU).  Sparvugglan häckar i naturskog samt i klassisk bondeskog och förekommer främst i större skogsområden som domineras av barrblandskog med stort inslag av asp, björk och andra lövträd. Den behöver relativt stora skogsområden och saknas helt i mindre skogar och isolerade dungar. Reviren är i storleksordningen upp till 200 hektar. Sparvugglan missgynnas av överföring av variationsrika bondeskogar till ensartade produktionsskogar. Särskilt avverkning av lövträdsrika kantzoner och igenplantering av gamla inägor (SLU Artdatabanken, 2026; Skogsstyrelsen, 2016).</w:t>
       </w:r>
     </w:p>
     <w:p>
@@ -173,19 +155,10 @@
         <w:rPr>
           <w:b/>
         </w:rPr>
-        <w:t>Tibast</w:t>
+        <w:t>Fiskgjuse (§4)</w:t>
       </w:r>
       <w:r>
-        <w:t xml:space="preserve"> är en kalkgynnad buske som växer på mullrik, frisk eller svagt fuktig mark, exempelvis i gamla kalkgranskogar, lövträdslundar, varma källpåverkade sluttningar och exklusiva biotoper kopplade till vattendrag. Förekomster i gammal skog visar på höga naturvärden och bör alltid noteras i samband med naturvärdesinventeringar. Tibast är typisk art för </w:t>
-      </w:r>
-      <w:r>
-        <w:rPr>
-          <w:i/>
-        </w:rPr>
-        <w:t>9050 Näringsrik granskog</w:t>
-      </w:r>
-      <w:r>
-        <w:t xml:space="preserve"> och värdväxt för de två fjärilsarterna större tibastmal och brun tibastmal (CR) (SLU Artdatabanken, 2024; Nitare &amp; Skogsstyrelsen, 2019).</w:t>
+        <w:t xml:space="preserve"> är fridlyst enligt 4§ artskyddsförordningen och upptagen i bilaga 1 EU:s fågeldirektiv. Den bygger vanligen sitt stora risbo i toppen av en plattkronad, kraftig tall (&gt;90%) med utsikt över omgivningen. Skogsavverkningar utan hänsyn till bevarandet av fiskgjusens boträd och häckningsbiotop utgör en fara genom att tillgången på lämpliga träd minskar. Lämna en skyddszon kring boplatser vid avverkning eller gallring. Boträdets placering styr behovet av skyddszon vilket måste bedömas från fall till fall, men skyddszonen bör vara tillräckligt bred för att behålla skydd mot insyn, erbjuda lämpliga sittplatser och förhindra att boträdet blåser ner. Avstå från skogsbruksåtgärder i hänsynskrävande miljöer, som på uddar eller öar med äldre skog eller hällmarkstallskog där det häckar fiskgjuse. Gör naturvårdsavsättningar i äldre skog i lämpliga områden för fiskgjuse, t.ex. på uddar och i hällmarksområden (SLU Artdatabanken, 2024; Skogsstyrelsen, 2016).</w:t>
       </w:r>
     </w:p>
     <w:p>
@@ -193,28 +166,21 @@
         <w:rPr>
           <w:b/>
         </w:rPr>
-        <w:t>Spillkråka (§4)</w:t>
+        <w:t>Havsörn (§4)</w:t>
       </w:r>
       <w:r>
-        <w:t xml:space="preserve"> omfattas av bilaga 1 i EU:s fågeldirektiv och är typisk art för </w:t>
+        <w:t xml:space="preserve"> omfattas av bilaga 1 EU:s fågeldirektiv. Skyddandet av befintliga bon måste upprätthållas och i samband med skogsavverkning bör en skyddszon på minst 100 meters radie runt boplatsen lämnas intakt. Under häckningsperioden (1 januari till 15 augusti) är havsörnen störningskänslig och inga skogsbruksåtgärder eller annan störande verksamhet får förekomma närmare än 500 m från boet under den tiden. För att åstadkomma en succession av lämpliga boträd för kommande generationer av havsörnar behöver ett betydligt större antal s.k. evighetsträd sparas vid avverkningar redan idag (SLU Artdatabanken, 2026; Skogsstyrelsen, 2016).</w:t>
+      </w:r>
+    </w:p>
+    <w:p>
+      <w:r>
+        <w:rPr>
+          <w:b/>
+        </w:rPr>
+        <w:t>Röd glada (§4)</w:t>
       </w:r>
       <w:r>
-        <w:rPr>
-          <w:i/>
-        </w:rPr>
-        <w:t xml:space="preserve">9010 Taiga </w:t>
-      </w:r>
-      <w:r>
-        <w:t>och</w:t>
-      </w:r>
-      <w:r>
-        <w:rPr>
-          <w:i/>
-        </w:rPr>
-        <w:t xml:space="preserve"> 9740 Skogsbevuxen myr</w:t>
-      </w:r>
-      <w:r>
-        <w:t>. Den behöver grova träd, främst tall, asp och bok som boträd. Skogsbruk med korta omloppstider och täta, homogena ungskogar utgör det största hotet. Spillkråka är en nyckelart i skogliga miljöer vars övergivna bohål utnyttjas av flera andra hålhäckande fågelarter och fladdermöss, däribland pärluggla (EN, §4), knipa (§4), salskrake (§4) och skogsduva (§4). Hökuggla (VU, §4) och slaguggla (§4) häckar ofta i högstubbar som brutits av i höjd med ett gammalt spillkråkebo (SLU Artdatabanken, 2026; Skogsstyrelsen, 2016).</w:t>
+        <w:t xml:space="preserve"> är fridlyst enligt 4§ artskyddsförordningen och upptagen i bilaga 1 EU:s fågeldirektiv. Den häckar gärna i omväxlande landskap med mosaik av öppna marker och skogar. Tidigare studier har visat en förkärlek för att häcka nära sjöar, och häckningsframgången var också högre hos par som häckade nära vatten. Boet läggs i träd, ofta högt och vanligen nära skogsbryn. Missgynnas av skogliga åtgärder som lämnar boet allt för exponerat, främst genom för smala skyddszoner och för omfattande gallring. Lämna en skyddszon kring boplatser vid avverkning eller andra skogliga åtgärder. Bredden på skyddszonen beror på platsen, men som tumregel ska den ska vara så bred att boplatsen inte är väsentligt mer exponerad för insyn än tidigare. Spara samtliga träd med större risbon, även sådana där boet ser obebott ut. Avstå att avverka äldre lövdominerade bestånd, främst i anslutning till öppen jordbruksmark (SLU Artdatabanken, 2024; Skogsstyrelsen, 2016).</w:t>
       </w:r>
     </w:p>
     <w:p>
@@ -250,6 +216,76 @@
       </w:pPr>
       <w:r>
         <w:t>BILAGA 1 – Fridlysta arter</w:t>
+      </w:r>
+    </w:p>
+    <w:p>
+      <w:pPr>
+        <w:pStyle w:val="Heading1"/>
+      </w:pPr>
+      <w:r>
+        <w:t>Bivråk – ekologi samt krav på livsmiljön</w:t>
+      </w:r>
+    </w:p>
+    <w:p>
+      <w:r>
+        <w:t>Bivråk (NT, §4) ingår i bilaga 1 i EU:s fågeldirektiv och är prioriterad art i Skogsvårdslagen. Den har minskat med 2/3-delar sedan 1970-talet och under de senaste 30 åren har minskningstakten uppgått till 22.5 (15–30) %. Minskningstakten för den svenska populationen bedöms vara nära gränsvärdet för Sårbar (VU) (SLU Artdatabanken, 2026).</w:t>
+      </w:r>
+    </w:p>
+    <w:p>
+      <w:r>
+        <w:t>Arten häckar i tät, ogallrad skog på högproduktiv mark, i södra Sverige främst i lövskogsrika trakter, i Norrland till stor del i högproduktiv granskog, Födan består av getinglarver och -puppor, men även av fågelungar och groddjur. (SLU Artdatabanken, 2026).</w:t>
+      </w:r>
+    </w:p>
+    <w:p>
+      <w:r>
+        <w:t>En trolig delförklaring till minskande bivråksstammar är att det i dagens skogs- och jordbruksbygder finns ett sämre utbud av insektsrika biotoper jämfört med förhållandena för 20–40 år sedan. Minskad insektsrikedom innebär förmodligen en lägre täthet av sociala getingsamhällen och därmed sämre förutsättningar för bivråkens häckning. En allmän "</w:t>
+      </w:r>
+      <w:r>
+        <w:rPr>
+          <w:i/>
+        </w:rPr>
+        <w:t>förtorkning</w:t>
+      </w:r>
+      <w:r>
+        <w:t>" av landskapet (täckdikning, dikning av skogsmark etc.) liksom omföring av lövträdsrika marker till täta produktionsskogar av barrträd medför dessutom en försämrad förekomst av tättingar (trastar etc.) och grodor, vilket sannolikt påverkar bivråken negativt. (SLU Artdatabanken, 2026).</w:t>
+      </w:r>
+    </w:p>
+    <w:p>
+      <w:r>
+        <w:t>Bevara lövskogar och öka andelen löv i barrskog. Gallra inte i onödan och inte alls i sumpskog. Dika inte ut vattensamlingar, sumpskogar, alkärr eller andra våta miljöer. Kring alla boplatser ska det lämnas en skyddszon vid avverkning eller andra skogliga åtgärder. Som tumregel ska skyddszonen vara så bred att boet inte syns väl från öppen mark (SLU Artdatabanken, 2026; Skogsstyrelsen, 2016).</w:t>
+      </w:r>
+    </w:p>
+    <w:p>
+      <w:pPr>
+        <w:pStyle w:val="Heading2"/>
+      </w:pPr>
+      <w:r>
+        <w:t>Referenser – bivråk</w:t>
+      </w:r>
+    </w:p>
+    <w:p>
+      <w:r>
+        <w:t xml:space="preserve">Skogsstyrelsen, 2016. </w:t>
+      </w:r>
+      <w:r>
+        <w:rPr>
+          <w:i/>
+        </w:rPr>
+        <w:t>Vägledning för hänsyn till bivråk.</w:t>
+      </w:r>
+    </w:p>
+    <w:p>
+      <w:r>
+        <w:t xml:space="preserve">SLU Artdatabanken, 2026. </w:t>
+      </w:r>
+      <w:r>
+        <w:rPr>
+          <w:i/>
+        </w:rPr>
+        <w:t xml:space="preserve">Artfaktablad. Naturvård – artfakta. </w:t>
+      </w:r>
+      <w:r>
+        <w:t>SLU Artdatabanken, Uppsala</w:t>
       </w:r>
     </w:p>
     <w:p>
@@ -330,35 +366,17 @@
         <w:pStyle w:val="Heading1"/>
       </w:pPr>
       <w:r>
-        <w:t>Spillkråka – ekologi samt krav på livsmiljön</w:t>
+        <w:t>Sparvuggla – ekologi samt krav på livsmiljön</w:t>
       </w:r>
     </w:p>
     <w:p>
       <w:r>
-        <w:t xml:space="preserve">Spillkråka (§4) ingår i bilaga 1 EU:s fågeldirektiv och är typisk art för </w:t>
-      </w:r>
-      <w:r>
-        <w:rPr>
-          <w:i/>
-        </w:rPr>
-        <w:t xml:space="preserve">9010 Taiga </w:t>
-      </w:r>
-      <w:r>
-        <w:t>och</w:t>
-      </w:r>
-      <w:r>
-        <w:rPr>
-          <w:i/>
-        </w:rPr>
-        <w:t xml:space="preserve"> 9740 Skogsbevuxen myr</w:t>
-      </w:r>
-      <w:r>
-        <w:t>. Den lever i både barr- och blandskog liksom i ren lövskog. De tätaste populationerna tenderar att finnas i äldre, variationsrik blandskog med gott om död ved och gamla träd. Varje par utnyttjar 400–1000 hektar skog beroende på skogens kvalitet. Skogsbruk med korta omloppstider och täta, homogena ungskogar utgör det största hotet (SLU Artdatabanken, 2026).</w:t>
+        <w:t>Sparvuggla (NT, §4) är fridlyst enligt 4§ artskyddsförordningen och omfattas av bilaga 1 EU:s fågeldirektiv. Den har minskat med 15 (5–25) % under de senaste 15 åren och minskningstakten för den svenska populationen bedöms vara nära gränsvärdet för Sårbar (VU) (SLU Artdatabanken 2026).</w:t>
       </w:r>
     </w:p>
     <w:p>
       <w:r>
-        <w:t>Spillkråka är en nyckelart i skogliga miljöer vars övergivna bohål utnyttjas av flera andra hålhäckande fågelarter och fladdermöss, däribland pärluggla (EN, §4), knipa (§4), salskrake (§4) och skogsduva (§4). Hökuggla (VU, §4) och slaguggla (§4) häckar ofta i högstubbar som brutits av i höjd med ett gammalt spillkråkebo (Skogsstyrelsen, 2016).</w:t>
+        <w:t>Sparvugglan häckar i naturskog samt i klassisk bondeskog och förekommer främst i större skogsområden som domineras av barrblandskog med stort inslag av asp, björk och andra lövträd. Den behöver relativt stora skogsområden och saknas helt i mindre skogar och isolerade dungar. Reviren är i storleksordningen upp till 200 hektar. Sparvugglan missgynnas av överföring av variationsrika bondeskogar till ensartade produktionsskogar – särskilt avverkning av lövträdsrika kantzoner och igenplantering av gamla inägor (Skogsstyrelsen, 2016).</w:t>
       </w:r>
     </w:p>
     <w:p>
@@ -366,7 +384,7 @@
         <w:pStyle w:val="Heading2"/>
       </w:pPr>
       <w:r>
-        <w:t>Referenser – spillkråka</w:t>
+        <w:t>Referenser – sparvuggla</w:t>
       </w:r>
     </w:p>
     <w:p>
@@ -377,10 +395,7 @@
         <w:rPr>
           <w:i/>
         </w:rPr>
-        <w:t xml:space="preserve">Vägledning för hänsyn till spillkråka. </w:t>
-      </w:r>
-      <w:r>
-        <w:t>Vägledningar och kunskapsstöd artskydd – Skogsstyrelsen.</w:t>
+        <w:t>Vägledning för hänsyn till sparvuggla.</w:t>
       </w:r>
     </w:p>
     <w:p>
@@ -395,6 +410,70 @@
       </w:r>
       <w:r>
         <w:t>SLU Artdatabanken, Uppsala.</w:t>
+      </w:r>
+    </w:p>
+    <w:p>
+      <w:pPr>
+        <w:pStyle w:val="Heading1"/>
+      </w:pPr>
+      <w:r>
+        <w:t>Havsörn – ekologi samt krav på livsmiljön</w:t>
+      </w:r>
+    </w:p>
+    <w:p>
+      <w:r>
+        <w:t>Havsörn är fridlyst enligt 4§ artskyddsförordningen och upptagen i bilaga 1 EU:s fågeldirektiv. Havsörnen häckar i anslutning till skärgårdar, kuster, sjöar och vattendrag, ofta på öar men ibland även ganska långt från vatten. I svenska kustområden varierar medelavståndet mellan etablerade par från ca 13 km till under 5 km, mest beroende på bytestillgänglighet; minsta avstånd mellan samtidigt bebodda bon i vårt land är ca 1,5 km. Ofta har ett havsörnspar flera olika bon som kan användas omväxlande (SLU Artdatabanken, 2026; Skogsstyrelsen, 2016).</w:t>
+      </w:r>
+    </w:p>
+    <w:p>
+      <w:r>
+        <w:t>Boet byggs nästan uteslutande i träd, oftast tallar. Häckar sällsynt även på klipphyllor eller direkt på marken. Boet placeras oftast i trädets övre del och kan bli mycket stort, vilket ställer stora krav på boträdet. Trädet måste ha en stark, bärande krona med lämpliga grova grenar, vilket utvecklas först när trädet har uppnått en hög ålder. Genomsnittsåldern hos botallar vid svenska Ostkusten under 1970- och 80-talet var 160 år (från 100 till 350 år) men har sannolikt redan nu sjunkit betydligt genom en brist på gamla träd. Frekvensen nybyggda bon i för svaga träd där boet rasat under häckningen har ökat markant under senare år i Syd- och Mellansverige. I Lappland var boträden i snitt 350 år (200 – ca 600 år). Mot bakgrund av de lägsta uppmätta åldrarna hos dessa fungerande boträd utgör den sjunkande omloppstiden vid slutavverkningar i Sverige ett hot – det kommer inte att räcka med att spara överståndare vid slutavverkningar av kanske högst 70-åriga bestånd i framtiden (SLU Artdatabanken, 2026; Skogsstyrelsen, 2016).</w:t>
+      </w:r>
+    </w:p>
+    <w:p>
+      <w:r>
+        <w:t>Skyddandet av befintliga bon måste upprätthållas och i samband med skogsavverkning ska befintliga boträd sparas med en lämpligt avgränsad skyddszon runtom. Vid slutavverkning bör en skyddszon på 100 meters radie runt boplatsen lämnas intakt. Under häckningsperioden (1 januari till 15 augusti) är havsörnen störningskänslig och inga skogsbruksåtgärder eller annan störande verksamhet får förekomma närmare än 500 m från boet under den tiden. (SLU Artdatabanken, 2026; Skogsstyrelsen, 2016).</w:t>
+      </w:r>
+    </w:p>
+    <w:p>
+      <w:r>
+        <w:t>För att garantera möjligheter till häckning även i framtiden bör ett nätverk av häckningsområden skyddas inom artens hela naturliga utbredningsområde i landet. Havsörnen är upptagen bland de arter som enligt fågeldirektivet/habitatdirektivet har ett sådant gemenskapsintresse inom EU att särskilda skydds- eller bevarandeområden behöver utses (Miljöbalken, Bilagan till Artskyddsförordningen 1998:179, reviderad 2001). Arten är beroende av grova träd för placering av sina stora risbon och detta kan bli en begränsande faktor kommande 30 år (tre generationer). För att åstadkomma en succession av lämpliga boträd för kommande generationer av havsörnar behöver ett betydligt större antal s.k. evighetsträd sparas vid avverkningar redan idag. (SLU Artdatabanken, 2026).</w:t>
+      </w:r>
+    </w:p>
+    <w:p>
+      <w:pPr>
+        <w:pStyle w:val="Heading2"/>
+      </w:pPr>
+      <w:r>
+        <w:t>Referenser – havsörn</w:t>
+      </w:r>
+    </w:p>
+    <w:p>
+      <w:r>
+        <w:t xml:space="preserve">Skogsstyrelsen, 2016. </w:t>
+      </w:r>
+      <w:r>
+        <w:rPr>
+          <w:i/>
+        </w:rPr>
+        <w:t xml:space="preserve">Vägledning för hänsyn till havsörn. </w:t>
+      </w:r>
+      <w:r>
+        <w:t>Vägledningar och kunskapsstöd artskydd – Skogsstyrelsen</w:t>
+      </w:r>
+    </w:p>
+    <w:p>
+      <w:r>
+        <w:t xml:space="preserve">SLU Artdatabanken, 2026. </w:t>
+      </w:r>
+      <w:r>
+        <w:rPr>
+          <w:i/>
+        </w:rPr>
+        <w:t xml:space="preserve">Artfaktablad. Naturvård – artfakta. </w:t>
+      </w:r>
+      <w:r>
+        <w:t>SLU Artdatabanken, Uppsala</w:t>
       </w:r>
     </w:p>
     <w:sectPr>
@@ -525,7 +604,7 @@
     <w:r>
       <w:tab/>
       <w:tab/>
-      <w:t>2026-10-22</w:t>
+      <w:t>2026-10-23</w:t>
       <w:br/>
       <w:br/>
     </w:r>

--- a/tillsyn/A 20533-2023 tillsynsbegäran.docx
+++ b/tillsyn/A 20533-2023 tillsynsbegäran.docx
@@ -604,7 +604,7 @@
     <w:r>
       <w:tab/>
       <w:tab/>
-      <w:t>2026-10-23</w:t>
+      <w:t>2026-10-24</w:t>
       <w:br/>
       <w:br/>
     </w:r>

--- a/tillsyn/A 20533-2023 tillsynsbegäran.docx
+++ b/tillsyn/A 20533-2023 tillsynsbegäran.docx
@@ -604,7 +604,7 @@
     <w:r>
       <w:tab/>
       <w:tab/>
-      <w:t>2026-10-24</w:t>
+      <w:t>2026-10-25</w:t>
       <w:br/>
       <w:br/>
     </w:r>

--- a/tillsyn/A 20533-2023 tillsynsbegäran.docx
+++ b/tillsyn/A 20533-2023 tillsynsbegäran.docx
@@ -604,7 +604,7 @@
     <w:r>
       <w:tab/>
       <w:tab/>
-      <w:t>2026-10-25</w:t>
+      <w:t>2026-10-26</w:t>
       <w:br/>
       <w:br/>
     </w:r>

--- a/tillsyn/A 20533-2023 tillsynsbegäran.docx
+++ b/tillsyn/A 20533-2023 tillsynsbegäran.docx
@@ -12,7 +12,7 @@
     </w:p>
     <w:p>
       <w:r>
-        <w:t>Denna tillsynsbegäran behandlar höga naturvärden i avverkningsanmälan A 20533-2023 i Katrineholms kommun som inkom 2023-05-11 och omfattar 1,2 ha.</w:t>
+        <w:t>Denna tillsynsbegäran behandlar höga naturvärden i avverkningsanmälan A 20533-2023 i Katrineholms kommun som inkom 2023-05-11 och omfattar 20,2 ha.</w:t>
       </w:r>
     </w:p>
     <w:p>
@@ -60,12 +60,12 @@
         <w:spacing w:after="240"/>
       </w:pPr>
       <w:r>
-        <w:t>Figur 1. Fyndplatser för naturvårdsarter inom 22 meter från avverkningsanmälan. Markörer utan svart kant är placerade på fyndplatsen. Markörer med svart kant är placerade vid sidan av fyndplatsen och har ett svart streck som visar fyndplatsens exakta position. Kartans mittpunktskoordinat är N 6528263, E 583562 i SWEREF 99 TM.</w:t>
+        <w:t>Figur 1. Fyndplatser för naturvårdsarter i avverkningsanmälan. Markörer utan svart kant är placerade på fyndplatsen. Markörer med svart kant är placerade vid sidan av fyndplatsen och har ett svart streck som visar fyndplatsens exakta position. Kartans mittpunktskoordinat är N 6528578, E 583799 i SWEREF 99 TM.</w:t>
       </w:r>
     </w:p>
     <w:p>
       <w:r>
-        <w:t>Inom 22 meter från avverkningsanmälan finns fynd av 7 naturvårdsarter, varav 4 är rödlistade, 7 är fridlysta och 1 är typisk (T): blå kärrhök (VU, §4), bivråk (NT, §4), mindre hackspett (NT, T, §4), sparvuggla (NT, §4), fiskgjuse (§4), havsörn (§4) och röd glada (§4). Se Figur 1.</w:t>
+        <w:t>I avverkningsanmälan finns fynd av 8 naturvårdsarter, varav 3 är rödlistade, 3 är fridlysta, 4 är typiska (T) och 3 är signalarter (S): mulmknäppare (VU), mindre hackspett (NT, T, §4), svinrot (NT), noshornsoxe (S), svart trolldruva (S, T), tibast (S, T), spillkråka (T, §4) och nattviol (§8). Se Figur 1.</w:t>
       </w:r>
     </w:p>
     <w:p>
@@ -104,19 +104,10 @@
         <w:rPr>
           <w:b/>
         </w:rPr>
-        <w:t>Bivråk (NT, §4)</w:t>
+        <w:t>Mulmknäppare (VU)</w:t>
       </w:r>
       <w:r>
-        <w:t xml:space="preserve"> ingår i bilaga 1 i EU:s fågeldirektiv och är prioriterad art i Skogsvårdslagen. Den har minskat med 2/3-delar sedan 1970-talet och under de senaste 30 åren har minskningstakten uppgått till 22.5 (15–30) %. Arten häckar i tät, ogallrad skog på högproduktiv mark, i södra Sverige främst i lövskogsrika trakter, i Norrland till stor del i högproduktiv granskog, Födan består av getinglarver och -puppor, men även av fågelungar och groddjur. Bivråken påverkas negativt av avverkning och omföring av lövträdsrika marker till täta produktionsskogar av barrträd samt av den allmänna "</w:t>
-      </w:r>
-      <w:r>
-        <w:rPr>
-          <w:i/>
-        </w:rPr>
-        <w:t>förtorkningen</w:t>
-      </w:r>
-      <w:r>
-        <w:t>" av landskapet genom täckdikning, dikning av skogsmark etc. Bevara lövskogar och öka andelen löv i barrskog. Gallra inte i onödan och inte alls i sumpskog. Dika inte ut vattensamlingar, sumpskogar, alkärr eller andra våta miljöer. Kring alla boplatser ska det lämnas en skyddszon vid avverkning eller andra skogliga åtgärder. Som tumregel ska skyddszonen vara så bred att boet inte syns väl från öppen mark. Minskningstakten för den svenska populationen bedöms vara nära gränsvärdet för Sårbar (VU) (SLU Artdatabanken, 2026; Skogsstyrelsen, 2016).</w:t>
+        <w:t>, som är en av våra största knäppare (17–24 mm), har sin larvutveckling i mulm i grova ihåliga, oftast fristånde lövträd, främst ek men även i ask, lind, bok, alm, sälg, klibbal och lönn. Oftast i fuktig, mörk mulm, gärna med rester av fågelbon. Larven är ett rovdjur på larver av bland annat läderbagge (VU, §4a) och arten har visat sig attraheras av läderbaggens feromon. Arten påverkas negativt av brist på grova eller gamla träd och en minskning av populationen pågår eller förväntas ske. Minskningen avser kvalitén på artens habitat. Mulmknäppare är rödlistad som nära hotad (NT) på den europeiska rödlistan vilket innebär att Sverige har ett internationellt ansvar för arten (SLU Artdatabanken, 2025; IUCN, 2025).</w:t>
       </w:r>
     </w:p>
     <w:p>
@@ -144,10 +135,37 @@
         <w:rPr>
           <w:b/>
         </w:rPr>
-        <w:t>Sparvuggla (NT, §4)</w:t>
+        <w:t>Svart trolldruva</w:t>
       </w:r>
       <w:r>
-        <w:t xml:space="preserve"> är fridlyst enligt 4§ artskyddsförordningen och omfattas av bilaga 1 EU:s fågeldirektiv. Den har minskat med 15 (5–25) % under de senaste 15 åren och minskningstakten för den svenska populationen bedöms vara nära gränsvärdet för Sårbar (VU).  Sparvugglan häckar i naturskog samt i klassisk bondeskog och förekommer främst i större skogsområden som domineras av barrblandskog med stort inslag av asp, björk och andra lövträd. Den behöver relativt stora skogsområden och saknas helt i mindre skogar och isolerade dungar. Reviren är i storleksordningen upp till 200 hektar. Sparvugglan missgynnas av överföring av variationsrika bondeskogar till ensartade produktionsskogar. Särskilt avverkning av lövträdsrika kantzoner och igenplantering av gamla inägor (SLU Artdatabanken, 2026; Skogsstyrelsen, 2016).</w:t>
+        <w:t xml:space="preserve"> är en kalkgynnad växt som förekommer på näringsrik frisk mulljord i såväl bördiga kalkbarrskogar som sydliga kalklövskogar och lundar. Arten är en bra signalart för skyddsvärda biotoper i såväl löv- som barrskogar och tål inte slutavverkning och markberedning. Trolldruva är värdväxt för ett antal sällsynta fjärilsarter som ställer höga krav på sina livsmiljöer, däribland trolldruvemätare (EN), skuggmalmätare (VU) och trolldruvelobmätare (VU). Svart trolldruva är typisk art för </w:t>
+      </w:r>
+      <w:r>
+        <w:rPr>
+          <w:i/>
+        </w:rPr>
+        <w:t>9050 Näringsrik granskog,</w:t>
+      </w:r>
+      <w:r>
+        <w:t xml:space="preserve"> </w:t>
+      </w:r>
+      <w:r>
+        <w:rPr>
+          <w:i/>
+        </w:rPr>
+        <w:t xml:space="preserve">9020 Nordlig ädellövskog, 9160 Näringsrik ekskog, 9180 Ädellövskog i branter </w:t>
+      </w:r>
+      <w:r>
+        <w:t>och</w:t>
+      </w:r>
+      <w:r>
+        <w:rPr>
+          <w:i/>
+        </w:rPr>
+        <w:t xml:space="preserve"> 1610 Åsöar i Östersjön</w:t>
+      </w:r>
+      <w:r>
+        <w:t xml:space="preserve"> (SLU Artdatabanken, 2024; Nitare &amp; Skogsstyrelsen, 2019).</w:t>
       </w:r>
     </w:p>
     <w:p>
@@ -155,10 +173,19 @@
         <w:rPr>
           <w:b/>
         </w:rPr>
-        <w:t>Fiskgjuse (§4)</w:t>
+        <w:t>Tibast</w:t>
       </w:r>
       <w:r>
-        <w:t xml:space="preserve"> är fridlyst enligt 4§ artskyddsförordningen och upptagen i bilaga 1 EU:s fågeldirektiv. Den bygger vanligen sitt stora risbo i toppen av en plattkronad, kraftig tall (&gt;90%) med utsikt över omgivningen. Skogsavverkningar utan hänsyn till bevarandet av fiskgjusens boträd och häckningsbiotop utgör en fara genom att tillgången på lämpliga träd minskar. Lämna en skyddszon kring boplatser vid avverkning eller gallring. Boträdets placering styr behovet av skyddszon vilket måste bedömas från fall till fall, men skyddszonen bör vara tillräckligt bred för att behålla skydd mot insyn, erbjuda lämpliga sittplatser och förhindra att boträdet blåser ner. Avstå från skogsbruksåtgärder i hänsynskrävande miljöer, som på uddar eller öar med äldre skog eller hällmarkstallskog där det häckar fiskgjuse. Gör naturvårdsavsättningar i äldre skog i lämpliga områden för fiskgjuse, t.ex. på uddar och i hällmarksområden (SLU Artdatabanken, 2024; Skogsstyrelsen, 2016).</w:t>
+        <w:t xml:space="preserve"> är en kalkgynnad buske som växer på mullrik, frisk eller svagt fuktig mark, exempelvis i gamla kalkgranskogar, lövträdslundar, varma källpåverkade sluttningar och exklusiva biotoper kopplade till vattendrag. Förekomster i gammal skog visar på höga naturvärden och bör alltid noteras i samband med naturvärdesinventeringar. Tibast är typisk art för </w:t>
+      </w:r>
+      <w:r>
+        <w:rPr>
+          <w:i/>
+        </w:rPr>
+        <w:t>9050 Näringsrik granskog</w:t>
+      </w:r>
+      <w:r>
+        <w:t xml:space="preserve"> och värdväxt för de två fjärilsarterna större tibastmal och brun tibastmal (CR) (SLU Artdatabanken, 2024; Nitare &amp; Skogsstyrelsen, 2019).</w:t>
       </w:r>
     </w:p>
     <w:p>
@@ -166,21 +193,28 @@
         <w:rPr>
           <w:b/>
         </w:rPr>
-        <w:t>Havsörn (§4)</w:t>
+        <w:t>Spillkråka (§4)</w:t>
       </w:r>
       <w:r>
-        <w:t xml:space="preserve"> omfattas av bilaga 1 EU:s fågeldirektiv. Skyddandet av befintliga bon måste upprätthållas och i samband med skogsavverkning bör en skyddszon på minst 100 meters radie runt boplatsen lämnas intakt. Under häckningsperioden (1 januari till 15 augusti) är havsörnen störningskänslig och inga skogsbruksåtgärder eller annan störande verksamhet får förekomma närmare än 500 m från boet under den tiden. För att åstadkomma en succession av lämpliga boträd för kommande generationer av havsörnar behöver ett betydligt större antal s.k. evighetsträd sparas vid avverkningar redan idag (SLU Artdatabanken, 2026; Skogsstyrelsen, 2016).</w:t>
+        <w:t xml:space="preserve"> omfattas av bilaga 1 i EU:s fågeldirektiv och är typisk art för </w:t>
       </w:r>
-    </w:p>
-    <w:p>
       <w:r>
         <w:rPr>
-          <w:b/>
+          <w:i/>
         </w:rPr>
-        <w:t>Röd glada (§4)</w:t>
+        <w:t xml:space="preserve">9010 Taiga </w:t>
       </w:r>
       <w:r>
-        <w:t xml:space="preserve"> är fridlyst enligt 4§ artskyddsförordningen och upptagen i bilaga 1 EU:s fågeldirektiv. Den häckar gärna i omväxlande landskap med mosaik av öppna marker och skogar. Tidigare studier har visat en förkärlek för att häcka nära sjöar, och häckningsframgången var också högre hos par som häckade nära vatten. Boet läggs i träd, ofta högt och vanligen nära skogsbryn. Missgynnas av skogliga åtgärder som lämnar boet allt för exponerat, främst genom för smala skyddszoner och för omfattande gallring. Lämna en skyddszon kring boplatser vid avverkning eller andra skogliga åtgärder. Bredden på skyddszonen beror på platsen, men som tumregel ska den ska vara så bred att boplatsen inte är väsentligt mer exponerad för insyn än tidigare. Spara samtliga träd med större risbon, även sådana där boet ser obebott ut. Avstå att avverka äldre lövdominerade bestånd, främst i anslutning till öppen jordbruksmark (SLU Artdatabanken, 2024; Skogsstyrelsen, 2016).</w:t>
+        <w:t>och</w:t>
+      </w:r>
+      <w:r>
+        <w:rPr>
+          <w:i/>
+        </w:rPr>
+        <w:t xml:space="preserve"> 9740 Skogsbevuxen myr</w:t>
+      </w:r>
+      <w:r>
+        <w:t>. Den behöver grova träd, främst tall, asp och bok som boträd. Skogsbruk med korta omloppstider och täta, homogena ungskogar utgör det största hotet. Spillkråka är en nyckelart i skogliga miljöer vars övergivna bohål utnyttjas av flera andra hålhäckande fågelarter och fladdermöss, däribland pärluggla (EN, §4), knipa (§4), salskrake (§4) och skogsduva (§4). Hökuggla (VU, §4) och slaguggla (§4) häckar ofta i högstubbar som brutits av i höjd med ett gammalt spillkråkebo (SLU Artdatabanken, 2026; Skogsstyrelsen, 2016).</w:t>
       </w:r>
     </w:p>
     <w:p>
@@ -216,76 +250,6 @@
       </w:pPr>
       <w:r>
         <w:t>BILAGA 1 – Fridlysta arter</w:t>
-      </w:r>
-    </w:p>
-    <w:p>
-      <w:pPr>
-        <w:pStyle w:val="Heading1"/>
-      </w:pPr>
-      <w:r>
-        <w:t>Bivråk – ekologi samt krav på livsmiljön</w:t>
-      </w:r>
-    </w:p>
-    <w:p>
-      <w:r>
-        <w:t>Bivråk (NT, §4) ingår i bilaga 1 i EU:s fågeldirektiv och är prioriterad art i Skogsvårdslagen. Den har minskat med 2/3-delar sedan 1970-talet och under de senaste 30 åren har minskningstakten uppgått till 22.5 (15–30) %. Minskningstakten för den svenska populationen bedöms vara nära gränsvärdet för Sårbar (VU) (SLU Artdatabanken, 2026).</w:t>
-      </w:r>
-    </w:p>
-    <w:p>
-      <w:r>
-        <w:t>Arten häckar i tät, ogallrad skog på högproduktiv mark, i södra Sverige främst i lövskogsrika trakter, i Norrland till stor del i högproduktiv granskog, Födan består av getinglarver och -puppor, men även av fågelungar och groddjur. (SLU Artdatabanken, 2026).</w:t>
-      </w:r>
-    </w:p>
-    <w:p>
-      <w:r>
-        <w:t>En trolig delförklaring till minskande bivråksstammar är att det i dagens skogs- och jordbruksbygder finns ett sämre utbud av insektsrika biotoper jämfört med förhållandena för 20–40 år sedan. Minskad insektsrikedom innebär förmodligen en lägre täthet av sociala getingsamhällen och därmed sämre förutsättningar för bivråkens häckning. En allmän "</w:t>
-      </w:r>
-      <w:r>
-        <w:rPr>
-          <w:i/>
-        </w:rPr>
-        <w:t>förtorkning</w:t>
-      </w:r>
-      <w:r>
-        <w:t>" av landskapet (täckdikning, dikning av skogsmark etc.) liksom omföring av lövträdsrika marker till täta produktionsskogar av barrträd medför dessutom en försämrad förekomst av tättingar (trastar etc.) och grodor, vilket sannolikt påverkar bivråken negativt. (SLU Artdatabanken, 2026).</w:t>
-      </w:r>
-    </w:p>
-    <w:p>
-      <w:r>
-        <w:t>Bevara lövskogar och öka andelen löv i barrskog. Gallra inte i onödan och inte alls i sumpskog. Dika inte ut vattensamlingar, sumpskogar, alkärr eller andra våta miljöer. Kring alla boplatser ska det lämnas en skyddszon vid avverkning eller andra skogliga åtgärder. Som tumregel ska skyddszonen vara så bred att boet inte syns väl från öppen mark (SLU Artdatabanken, 2026; Skogsstyrelsen, 2016).</w:t>
-      </w:r>
-    </w:p>
-    <w:p>
-      <w:pPr>
-        <w:pStyle w:val="Heading2"/>
-      </w:pPr>
-      <w:r>
-        <w:t>Referenser – bivråk</w:t>
-      </w:r>
-    </w:p>
-    <w:p>
-      <w:r>
-        <w:t xml:space="preserve">Skogsstyrelsen, 2016. </w:t>
-      </w:r>
-      <w:r>
-        <w:rPr>
-          <w:i/>
-        </w:rPr>
-        <w:t>Vägledning för hänsyn till bivråk.</w:t>
-      </w:r>
-    </w:p>
-    <w:p>
-      <w:r>
-        <w:t xml:space="preserve">SLU Artdatabanken, 2026. </w:t>
-      </w:r>
-      <w:r>
-        <w:rPr>
-          <w:i/>
-        </w:rPr>
-        <w:t xml:space="preserve">Artfaktablad. Naturvård – artfakta. </w:t>
-      </w:r>
-      <w:r>
-        <w:t>SLU Artdatabanken, Uppsala</w:t>
       </w:r>
     </w:p>
     <w:p>
@@ -366,17 +330,35 @@
         <w:pStyle w:val="Heading1"/>
       </w:pPr>
       <w:r>
-        <w:t>Sparvuggla – ekologi samt krav på livsmiljön</w:t>
+        <w:t>Spillkråka – ekologi samt krav på livsmiljön</w:t>
       </w:r>
     </w:p>
     <w:p>
       <w:r>
-        <w:t>Sparvuggla (NT, §4) är fridlyst enligt 4§ artskyddsförordningen och omfattas av bilaga 1 EU:s fågeldirektiv. Den har minskat med 15 (5–25) % under de senaste 15 åren och minskningstakten för den svenska populationen bedöms vara nära gränsvärdet för Sårbar (VU) (SLU Artdatabanken 2026).</w:t>
+        <w:t xml:space="preserve">Spillkråka (§4) ingår i bilaga 1 EU:s fågeldirektiv och är typisk art för </w:t>
+      </w:r>
+      <w:r>
+        <w:rPr>
+          <w:i/>
+        </w:rPr>
+        <w:t xml:space="preserve">9010 Taiga </w:t>
+      </w:r>
+      <w:r>
+        <w:t>och</w:t>
+      </w:r>
+      <w:r>
+        <w:rPr>
+          <w:i/>
+        </w:rPr>
+        <w:t xml:space="preserve"> 9740 Skogsbevuxen myr</w:t>
+      </w:r>
+      <w:r>
+        <w:t>. Den lever i både barr- och blandskog liksom i ren lövskog. De tätaste populationerna tenderar att finnas i äldre, variationsrik blandskog med gott om död ved och gamla träd. Varje par utnyttjar 400–1000 hektar skog beroende på skogens kvalitet. Skogsbruk med korta omloppstider och täta, homogena ungskogar utgör det största hotet (SLU Artdatabanken, 2026).</w:t>
       </w:r>
     </w:p>
     <w:p>
       <w:r>
-        <w:t>Sparvugglan häckar i naturskog samt i klassisk bondeskog och förekommer främst i större skogsområden som domineras av barrblandskog med stort inslag av asp, björk och andra lövträd. Den behöver relativt stora skogsområden och saknas helt i mindre skogar och isolerade dungar. Reviren är i storleksordningen upp till 200 hektar. Sparvugglan missgynnas av överföring av variationsrika bondeskogar till ensartade produktionsskogar – särskilt avverkning av lövträdsrika kantzoner och igenplantering av gamla inägor (Skogsstyrelsen, 2016).</w:t>
+        <w:t>Spillkråka är en nyckelart i skogliga miljöer vars övergivna bohål utnyttjas av flera andra hålhäckande fågelarter och fladdermöss, däribland pärluggla (EN, §4), knipa (§4), salskrake (§4) och skogsduva (§4). Hökuggla (VU, §4) och slaguggla (§4) häckar ofta i högstubbar som brutits av i höjd med ett gammalt spillkråkebo (Skogsstyrelsen, 2016).</w:t>
       </w:r>
     </w:p>
     <w:p>
@@ -384,7 +366,7 @@
         <w:pStyle w:val="Heading2"/>
       </w:pPr>
       <w:r>
-        <w:t>Referenser – sparvuggla</w:t>
+        <w:t>Referenser – spillkråka</w:t>
       </w:r>
     </w:p>
     <w:p>
@@ -395,7 +377,10 @@
         <w:rPr>
           <w:i/>
         </w:rPr>
-        <w:t>Vägledning för hänsyn till sparvuggla.</w:t>
+        <w:t xml:space="preserve">Vägledning för hänsyn till spillkråka. </w:t>
+      </w:r>
+      <w:r>
+        <w:t>Vägledningar och kunskapsstöd artskydd – Skogsstyrelsen.</w:t>
       </w:r>
     </w:p>
     <w:p>
@@ -410,70 +395,6 @@
       </w:r>
       <w:r>
         <w:t>SLU Artdatabanken, Uppsala.</w:t>
-      </w:r>
-    </w:p>
-    <w:p>
-      <w:pPr>
-        <w:pStyle w:val="Heading1"/>
-      </w:pPr>
-      <w:r>
-        <w:t>Havsörn – ekologi samt krav på livsmiljön</w:t>
-      </w:r>
-    </w:p>
-    <w:p>
-      <w:r>
-        <w:t>Havsörn är fridlyst enligt 4§ artskyddsförordningen och upptagen i bilaga 1 EU:s fågeldirektiv. Havsörnen häckar i anslutning till skärgårdar, kuster, sjöar och vattendrag, ofta på öar men ibland även ganska långt från vatten. I svenska kustområden varierar medelavståndet mellan etablerade par från ca 13 km till under 5 km, mest beroende på bytestillgänglighet; minsta avstånd mellan samtidigt bebodda bon i vårt land är ca 1,5 km. Ofta har ett havsörnspar flera olika bon som kan användas omväxlande (SLU Artdatabanken, 2026; Skogsstyrelsen, 2016).</w:t>
-      </w:r>
-    </w:p>
-    <w:p>
-      <w:r>
-        <w:t>Boet byggs nästan uteslutande i träd, oftast tallar. Häckar sällsynt även på klipphyllor eller direkt på marken. Boet placeras oftast i trädets övre del och kan bli mycket stort, vilket ställer stora krav på boträdet. Trädet måste ha en stark, bärande krona med lämpliga grova grenar, vilket utvecklas först när trädet har uppnått en hög ålder. Genomsnittsåldern hos botallar vid svenska Ostkusten under 1970- och 80-talet var 160 år (från 100 till 350 år) men har sannolikt redan nu sjunkit betydligt genom en brist på gamla träd. Frekvensen nybyggda bon i för svaga träd där boet rasat under häckningen har ökat markant under senare år i Syd- och Mellansverige. I Lappland var boträden i snitt 350 år (200 – ca 600 år). Mot bakgrund av de lägsta uppmätta åldrarna hos dessa fungerande boträd utgör den sjunkande omloppstiden vid slutavverkningar i Sverige ett hot – det kommer inte att räcka med att spara överståndare vid slutavverkningar av kanske högst 70-åriga bestånd i framtiden (SLU Artdatabanken, 2026; Skogsstyrelsen, 2016).</w:t>
-      </w:r>
-    </w:p>
-    <w:p>
-      <w:r>
-        <w:t>Skyddandet av befintliga bon måste upprätthållas och i samband med skogsavverkning ska befintliga boträd sparas med en lämpligt avgränsad skyddszon runtom. Vid slutavverkning bör en skyddszon på 100 meters radie runt boplatsen lämnas intakt. Under häckningsperioden (1 januari till 15 augusti) är havsörnen störningskänslig och inga skogsbruksåtgärder eller annan störande verksamhet får förekomma närmare än 500 m från boet under den tiden. (SLU Artdatabanken, 2026; Skogsstyrelsen, 2016).</w:t>
-      </w:r>
-    </w:p>
-    <w:p>
-      <w:r>
-        <w:t>För att garantera möjligheter till häckning även i framtiden bör ett nätverk av häckningsområden skyddas inom artens hela naturliga utbredningsområde i landet. Havsörnen är upptagen bland de arter som enligt fågeldirektivet/habitatdirektivet har ett sådant gemenskapsintresse inom EU att särskilda skydds- eller bevarandeområden behöver utses (Miljöbalken, Bilagan till Artskyddsförordningen 1998:179, reviderad 2001). Arten är beroende av grova träd för placering av sina stora risbon och detta kan bli en begränsande faktor kommande 30 år (tre generationer). För att åstadkomma en succession av lämpliga boträd för kommande generationer av havsörnar behöver ett betydligt större antal s.k. evighetsträd sparas vid avverkningar redan idag. (SLU Artdatabanken, 2026).</w:t>
-      </w:r>
-    </w:p>
-    <w:p>
-      <w:pPr>
-        <w:pStyle w:val="Heading2"/>
-      </w:pPr>
-      <w:r>
-        <w:t>Referenser – havsörn</w:t>
-      </w:r>
-    </w:p>
-    <w:p>
-      <w:r>
-        <w:t xml:space="preserve">Skogsstyrelsen, 2016. </w:t>
-      </w:r>
-      <w:r>
-        <w:rPr>
-          <w:i/>
-        </w:rPr>
-        <w:t xml:space="preserve">Vägledning för hänsyn till havsörn. </w:t>
-      </w:r>
-      <w:r>
-        <w:t>Vägledningar och kunskapsstöd artskydd – Skogsstyrelsen</w:t>
-      </w:r>
-    </w:p>
-    <w:p>
-      <w:r>
-        <w:t xml:space="preserve">SLU Artdatabanken, 2026. </w:t>
-      </w:r>
-      <w:r>
-        <w:rPr>
-          <w:i/>
-        </w:rPr>
-        <w:t xml:space="preserve">Artfaktablad. Naturvård – artfakta. </w:t>
-      </w:r>
-      <w:r>
-        <w:t>SLU Artdatabanken, Uppsala</w:t>
       </w:r>
     </w:p>
     <w:sectPr>
@@ -604,7 +525,7 @@
     <w:r>
       <w:tab/>
       <w:tab/>
-      <w:t>2026-10-26</w:t>
+      <w:t>2026-10-27</w:t>
       <w:br/>
       <w:br/>
     </w:r>

--- a/tillsyn/A 20533-2023 tillsynsbegäran.docx
+++ b/tillsyn/A 20533-2023 tillsynsbegäran.docx
@@ -12,7 +12,7 @@
     </w:p>
     <w:p>
       <w:r>
-        <w:t>Denna tillsynsbegäran behandlar höga naturvärden i avverkningsanmälan A 20533-2023 i Katrineholms kommun som inkom 2023-05-11 och omfattar 20,2 ha.</w:t>
+        <w:t>Denna tillsynsbegäran behandlar höga naturvärden i avverkningsanmälan A 20533-2023 i Katrineholms kommun som inkom 2023-05-11 och omfattar 1,2 ha.</w:t>
       </w:r>
     </w:p>
     <w:p>
@@ -60,12 +60,12 @@
         <w:spacing w:after="240"/>
       </w:pPr>
       <w:r>
-        <w:t>Figur 1. Fyndplatser för naturvårdsarter i avverkningsanmälan. Markörer utan svart kant är placerade på fyndplatsen. Markörer med svart kant är placerade vid sidan av fyndplatsen och har ett svart streck som visar fyndplatsens exakta position. Kartans mittpunktskoordinat är N 6528578, E 583799 i SWEREF 99 TM.</w:t>
+        <w:t>Figur 1. Fyndplatser för naturvårdsarter inom 22 meter från avverkningsanmälan. Markörer utan svart kant är placerade på fyndplatsen. Markörer med svart kant är placerade vid sidan av fyndplatsen och har ett svart streck som visar fyndplatsens exakta position. Kartans mittpunktskoordinat är N 6528263, E 583562 i SWEREF 99 TM.</w:t>
       </w:r>
     </w:p>
     <w:p>
       <w:r>
-        <w:t>I avverkningsanmälan finns fynd av 8 naturvårdsarter, varav 3 är rödlistade, 3 är fridlysta, 4 är typiska (T) och 3 är signalarter (S): mulmknäppare (VU), mindre hackspett (NT, T, §4), svinrot (NT), noshornsoxe (S), svart trolldruva (S, T), tibast (S, T), spillkråka (T, §4) och nattviol (§8). Se Figur 1.</w:t>
+        <w:t>Inom 22 meter från avverkningsanmälan finns fynd av 7 naturvårdsarter, varav 4 är rödlistade, 7 är fridlysta och 1 är typisk (T): blå kärrhök (VU, §4), bivråk (NT, §4), mindre hackspett (NT, T, §4), sparvuggla (NT, §4), fiskgjuse (§4), havsörn (§4) och röd glada (§4). Se Figur 1.</w:t>
       </w:r>
     </w:p>
     <w:p>
@@ -104,10 +104,19 @@
         <w:rPr>
           <w:b/>
         </w:rPr>
-        <w:t>Mulmknäppare (VU)</w:t>
+        <w:t>Bivråk (NT, §4)</w:t>
       </w:r>
       <w:r>
-        <w:t>, som är en av våra största knäppare (17–24 mm), har sin larvutveckling i mulm i grova ihåliga, oftast fristånde lövträd, främst ek men även i ask, lind, bok, alm, sälg, klibbal och lönn. Oftast i fuktig, mörk mulm, gärna med rester av fågelbon. Larven är ett rovdjur på larver av bland annat läderbagge (VU, §4a) och arten har visat sig attraheras av läderbaggens feromon. Arten påverkas negativt av brist på grova eller gamla träd och en minskning av populationen pågår eller förväntas ske. Minskningen avser kvalitén på artens habitat. Mulmknäppare är rödlistad som nära hotad (NT) på den europeiska rödlistan vilket innebär att Sverige har ett internationellt ansvar för arten (SLU Artdatabanken, 2025; IUCN, 2025).</w:t>
+        <w:t xml:space="preserve"> ingår i bilaga 1 i EU:s fågeldirektiv och är prioriterad art i Skogsvårdslagen. Den har minskat med 2/3-delar sedan 1970-talet och under de senaste 30 åren har minskningstakten uppgått till 22.5 (15–30) %. Arten häckar i tät, ogallrad skog på högproduktiv mark, i södra Sverige främst i lövskogsrika trakter, i Norrland till stor del i högproduktiv granskog, Födan består av getinglarver och -puppor, men även av fågelungar och groddjur. Bivråken påverkas negativt av avverkning och omföring av lövträdsrika marker till täta produktionsskogar av barrträd samt av den allmänna "</w:t>
+      </w:r>
+      <w:r>
+        <w:rPr>
+          <w:i/>
+        </w:rPr>
+        <w:t>förtorkningen</w:t>
+      </w:r>
+      <w:r>
+        <w:t>" av landskapet genom täckdikning, dikning av skogsmark etc. Bevara lövskogar och öka andelen löv i barrskog. Gallra inte i onödan och inte alls i sumpskog. Dika inte ut vattensamlingar, sumpskogar, alkärr eller andra våta miljöer. Kring alla boplatser ska det lämnas en skyddszon vid avverkning eller andra skogliga åtgärder. Som tumregel ska skyddszonen vara så bred att boet inte syns väl från öppen mark. Minskningstakten för den svenska populationen bedöms vara nära gränsvärdet för Sårbar (VU) (SLU Artdatabanken, 2026; Skogsstyrelsen, 2016).</w:t>
       </w:r>
     </w:p>
     <w:p>
@@ -135,37 +144,10 @@
         <w:rPr>
           <w:b/>
         </w:rPr>
-        <w:t>Svart trolldruva</w:t>
+        <w:t>Sparvuggla (NT, §4)</w:t>
       </w:r>
       <w:r>
-        <w:t xml:space="preserve"> är en kalkgynnad växt som förekommer på näringsrik frisk mulljord i såväl bördiga kalkbarrskogar som sydliga kalklövskogar och lundar. Arten är en bra signalart för skyddsvärda biotoper i såväl löv- som barrskogar och tål inte slutavverkning och markberedning. Trolldruva är värdväxt för ett antal sällsynta fjärilsarter som ställer höga krav på sina livsmiljöer, däribland trolldruvemätare (EN), skuggmalmätare (VU) och trolldruvelobmätare (VU). Svart trolldruva är typisk art för </w:t>
-      </w:r>
-      <w:r>
-        <w:rPr>
-          <w:i/>
-        </w:rPr>
-        <w:t>9050 Näringsrik granskog,</w:t>
-      </w:r>
-      <w:r>
-        <w:t xml:space="preserve"> </w:t>
-      </w:r>
-      <w:r>
-        <w:rPr>
-          <w:i/>
-        </w:rPr>
-        <w:t xml:space="preserve">9020 Nordlig ädellövskog, 9160 Näringsrik ekskog, 9180 Ädellövskog i branter </w:t>
-      </w:r>
-      <w:r>
-        <w:t>och</w:t>
-      </w:r>
-      <w:r>
-        <w:rPr>
-          <w:i/>
-        </w:rPr>
-        <w:t xml:space="preserve"> 1610 Åsöar i Östersjön</w:t>
-      </w:r>
-      <w:r>
-        <w:t xml:space="preserve"> (SLU Artdatabanken, 2024; Nitare &amp; Skogsstyrelsen, 2019).</w:t>
+        <w:t xml:space="preserve"> är fridlyst enligt 4§ artskyddsförordningen och omfattas av bilaga 1 EU:s fågeldirektiv. Den har minskat med 15 (5–25) % under de senaste 15 åren och minskningstakten för den svenska populationen bedöms vara nära gränsvärdet för Sårbar (VU).  Sparvugglan häckar i naturskog samt i klassisk bondeskog och förekommer främst i större skogsområden som domineras av barrblandskog med stort inslag av asp, björk och andra lövträd. Den behöver relativt stora skogsområden och saknas helt i mindre skogar och isolerade dungar. Reviren är i storleksordningen upp till 200 hektar. Sparvugglan missgynnas av överföring av variationsrika bondeskogar till ensartade produktionsskogar. Särskilt avverkning av lövträdsrika kantzoner och igenplantering av gamla inägor (SLU Artdatabanken, 2026; Skogsstyrelsen, 2016).</w:t>
       </w:r>
     </w:p>
     <w:p>
@@ -173,19 +155,10 @@
         <w:rPr>
           <w:b/>
         </w:rPr>
-        <w:t>Tibast</w:t>
+        <w:t>Fiskgjuse (§4)</w:t>
       </w:r>
       <w:r>
-        <w:t xml:space="preserve"> är en kalkgynnad buske som växer på mullrik, frisk eller svagt fuktig mark, exempelvis i gamla kalkgranskogar, lövträdslundar, varma källpåverkade sluttningar och exklusiva biotoper kopplade till vattendrag. Förekomster i gammal skog visar på höga naturvärden och bör alltid noteras i samband med naturvärdesinventeringar. Tibast är typisk art för </w:t>
-      </w:r>
-      <w:r>
-        <w:rPr>
-          <w:i/>
-        </w:rPr>
-        <w:t>9050 Näringsrik granskog</w:t>
-      </w:r>
-      <w:r>
-        <w:t xml:space="preserve"> och värdväxt för de två fjärilsarterna större tibastmal och brun tibastmal (CR) (SLU Artdatabanken, 2024; Nitare &amp; Skogsstyrelsen, 2019).</w:t>
+        <w:t xml:space="preserve"> är fridlyst enligt 4§ artskyddsförordningen och upptagen i bilaga 1 EU:s fågeldirektiv. Den bygger vanligen sitt stora risbo i toppen av en plattkronad, kraftig tall (&gt;90%) med utsikt över omgivningen. Skogsavverkningar utan hänsyn till bevarandet av fiskgjusens boträd och häckningsbiotop utgör en fara genom att tillgången på lämpliga träd minskar. Lämna en skyddszon kring boplatser vid avverkning eller gallring. Boträdets placering styr behovet av skyddszon vilket måste bedömas från fall till fall, men skyddszonen bör vara tillräckligt bred för att behålla skydd mot insyn, erbjuda lämpliga sittplatser och förhindra att boträdet blåser ner. Avstå från skogsbruksåtgärder i hänsynskrävande miljöer, som på uddar eller öar med äldre skog eller hällmarkstallskog där det häckar fiskgjuse. Gör naturvårdsavsättningar i äldre skog i lämpliga områden för fiskgjuse, t.ex. på uddar och i hällmarksområden (SLU Artdatabanken, 2024; Skogsstyrelsen, 2016).</w:t>
       </w:r>
     </w:p>
     <w:p>
@@ -193,28 +166,21 @@
         <w:rPr>
           <w:b/>
         </w:rPr>
-        <w:t>Spillkråka (§4)</w:t>
+        <w:t>Havsörn (§4)</w:t>
       </w:r>
       <w:r>
-        <w:t xml:space="preserve"> omfattas av bilaga 1 i EU:s fågeldirektiv och är typisk art för </w:t>
+        <w:t xml:space="preserve"> omfattas av bilaga 1 EU:s fågeldirektiv. Skyddandet av befintliga bon måste upprätthållas och i samband med skogsavverkning bör en skyddszon på minst 100 meters radie runt boplatsen lämnas intakt. Under häckningsperioden (1 januari till 15 augusti) är havsörnen störningskänslig och inga skogsbruksåtgärder eller annan störande verksamhet får förekomma närmare än 500 m från boet under den tiden. För att åstadkomma en succession av lämpliga boträd för kommande generationer av havsörnar behöver ett betydligt större antal s.k. evighetsträd sparas vid avverkningar redan idag (SLU Artdatabanken, 2026; Skogsstyrelsen, 2016).</w:t>
+      </w:r>
+    </w:p>
+    <w:p>
+      <w:r>
+        <w:rPr>
+          <w:b/>
+        </w:rPr>
+        <w:t>Röd glada (§4)</w:t>
       </w:r>
       <w:r>
-        <w:rPr>
-          <w:i/>
-        </w:rPr>
-        <w:t xml:space="preserve">9010 Taiga </w:t>
-      </w:r>
-      <w:r>
-        <w:t>och</w:t>
-      </w:r>
-      <w:r>
-        <w:rPr>
-          <w:i/>
-        </w:rPr>
-        <w:t xml:space="preserve"> 9740 Skogsbevuxen myr</w:t>
-      </w:r>
-      <w:r>
-        <w:t>. Den behöver grova träd, främst tall, asp och bok som boträd. Skogsbruk med korta omloppstider och täta, homogena ungskogar utgör det största hotet. Spillkråka är en nyckelart i skogliga miljöer vars övergivna bohål utnyttjas av flera andra hålhäckande fågelarter och fladdermöss, däribland pärluggla (EN, §4), knipa (§4), salskrake (§4) och skogsduva (§4). Hökuggla (VU, §4) och slaguggla (§4) häckar ofta i högstubbar som brutits av i höjd med ett gammalt spillkråkebo (SLU Artdatabanken, 2026; Skogsstyrelsen, 2016).</w:t>
+        <w:t xml:space="preserve"> är fridlyst enligt 4§ artskyddsförordningen och upptagen i bilaga 1 EU:s fågeldirektiv. Den häckar gärna i omväxlande landskap med mosaik av öppna marker och skogar. Tidigare studier har visat en förkärlek för att häcka nära sjöar, och häckningsframgången var också högre hos par som häckade nära vatten. Boet läggs i träd, ofta högt och vanligen nära skogsbryn. Missgynnas av skogliga åtgärder som lämnar boet allt för exponerat, främst genom för smala skyddszoner och för omfattande gallring. Lämna en skyddszon kring boplatser vid avverkning eller andra skogliga åtgärder. Bredden på skyddszonen beror på platsen, men som tumregel ska den ska vara så bred att boplatsen inte är väsentligt mer exponerad för insyn än tidigare. Spara samtliga träd med större risbon, även sådana där boet ser obebott ut. Avstå att avverka äldre lövdominerade bestånd, främst i anslutning till öppen jordbruksmark (SLU Artdatabanken, 2024; Skogsstyrelsen, 2016).</w:t>
       </w:r>
     </w:p>
     <w:p>
@@ -250,6 +216,76 @@
       </w:pPr>
       <w:r>
         <w:t>BILAGA 1 – Fridlysta arter</w:t>
+      </w:r>
+    </w:p>
+    <w:p>
+      <w:pPr>
+        <w:pStyle w:val="Heading1"/>
+      </w:pPr>
+      <w:r>
+        <w:t>Bivråk – ekologi samt krav på livsmiljön</w:t>
+      </w:r>
+    </w:p>
+    <w:p>
+      <w:r>
+        <w:t>Bivråk (NT, §4) ingår i bilaga 1 i EU:s fågeldirektiv och är prioriterad art i Skogsvårdslagen. Den har minskat med 2/3-delar sedan 1970-talet och under de senaste 30 åren har minskningstakten uppgått till 22.5 (15–30) %. Minskningstakten för den svenska populationen bedöms vara nära gränsvärdet för Sårbar (VU) (SLU Artdatabanken, 2026).</w:t>
+      </w:r>
+    </w:p>
+    <w:p>
+      <w:r>
+        <w:t>Arten häckar i tät, ogallrad skog på högproduktiv mark, i södra Sverige främst i lövskogsrika trakter, i Norrland till stor del i högproduktiv granskog, Födan består av getinglarver och -puppor, men även av fågelungar och groddjur. (SLU Artdatabanken, 2026).</w:t>
+      </w:r>
+    </w:p>
+    <w:p>
+      <w:r>
+        <w:t>En trolig delförklaring till minskande bivråksstammar är att det i dagens skogs- och jordbruksbygder finns ett sämre utbud av insektsrika biotoper jämfört med förhållandena för 20–40 år sedan. Minskad insektsrikedom innebär förmodligen en lägre täthet av sociala getingsamhällen och därmed sämre förutsättningar för bivråkens häckning. En allmän "</w:t>
+      </w:r>
+      <w:r>
+        <w:rPr>
+          <w:i/>
+        </w:rPr>
+        <w:t>förtorkning</w:t>
+      </w:r>
+      <w:r>
+        <w:t>" av landskapet (täckdikning, dikning av skogsmark etc.) liksom omföring av lövträdsrika marker till täta produktionsskogar av barrträd medför dessutom en försämrad förekomst av tättingar (trastar etc.) och grodor, vilket sannolikt påverkar bivråken negativt. (SLU Artdatabanken, 2026).</w:t>
+      </w:r>
+    </w:p>
+    <w:p>
+      <w:r>
+        <w:t>Bevara lövskogar och öka andelen löv i barrskog. Gallra inte i onödan och inte alls i sumpskog. Dika inte ut vattensamlingar, sumpskogar, alkärr eller andra våta miljöer. Kring alla boplatser ska det lämnas en skyddszon vid avverkning eller andra skogliga åtgärder. Som tumregel ska skyddszonen vara så bred att boet inte syns väl från öppen mark (SLU Artdatabanken, 2026; Skogsstyrelsen, 2016).</w:t>
+      </w:r>
+    </w:p>
+    <w:p>
+      <w:pPr>
+        <w:pStyle w:val="Heading2"/>
+      </w:pPr>
+      <w:r>
+        <w:t>Referenser – bivråk</w:t>
+      </w:r>
+    </w:p>
+    <w:p>
+      <w:r>
+        <w:t xml:space="preserve">Skogsstyrelsen, 2016. </w:t>
+      </w:r>
+      <w:r>
+        <w:rPr>
+          <w:i/>
+        </w:rPr>
+        <w:t>Vägledning för hänsyn till bivråk.</w:t>
+      </w:r>
+    </w:p>
+    <w:p>
+      <w:r>
+        <w:t xml:space="preserve">SLU Artdatabanken, 2026. </w:t>
+      </w:r>
+      <w:r>
+        <w:rPr>
+          <w:i/>
+        </w:rPr>
+        <w:t xml:space="preserve">Artfaktablad. Naturvård – artfakta. </w:t>
+      </w:r>
+      <w:r>
+        <w:t>SLU Artdatabanken, Uppsala</w:t>
       </w:r>
     </w:p>
     <w:p>
@@ -330,35 +366,17 @@
         <w:pStyle w:val="Heading1"/>
       </w:pPr>
       <w:r>
-        <w:t>Spillkråka – ekologi samt krav på livsmiljön</w:t>
+        <w:t>Sparvuggla – ekologi samt krav på livsmiljön</w:t>
       </w:r>
     </w:p>
     <w:p>
       <w:r>
-        <w:t xml:space="preserve">Spillkråka (§4) ingår i bilaga 1 EU:s fågeldirektiv och är typisk art för </w:t>
-      </w:r>
-      <w:r>
-        <w:rPr>
-          <w:i/>
-        </w:rPr>
-        <w:t xml:space="preserve">9010 Taiga </w:t>
-      </w:r>
-      <w:r>
-        <w:t>och</w:t>
-      </w:r>
-      <w:r>
-        <w:rPr>
-          <w:i/>
-        </w:rPr>
-        <w:t xml:space="preserve"> 9740 Skogsbevuxen myr</w:t>
-      </w:r>
-      <w:r>
-        <w:t>. Den lever i både barr- och blandskog liksom i ren lövskog. De tätaste populationerna tenderar att finnas i äldre, variationsrik blandskog med gott om död ved och gamla träd. Varje par utnyttjar 400–1000 hektar skog beroende på skogens kvalitet. Skogsbruk med korta omloppstider och täta, homogena ungskogar utgör det största hotet (SLU Artdatabanken, 2026).</w:t>
+        <w:t>Sparvuggla (NT, §4) är fridlyst enligt 4§ artskyddsförordningen och omfattas av bilaga 1 EU:s fågeldirektiv. Den har minskat med 15 (5–25) % under de senaste 15 åren och minskningstakten för den svenska populationen bedöms vara nära gränsvärdet för Sårbar (VU) (SLU Artdatabanken 2026).</w:t>
       </w:r>
     </w:p>
     <w:p>
       <w:r>
-        <w:t>Spillkråka är en nyckelart i skogliga miljöer vars övergivna bohål utnyttjas av flera andra hålhäckande fågelarter och fladdermöss, däribland pärluggla (EN, §4), knipa (§4), salskrake (§4) och skogsduva (§4). Hökuggla (VU, §4) och slaguggla (§4) häckar ofta i högstubbar som brutits av i höjd med ett gammalt spillkråkebo (Skogsstyrelsen, 2016).</w:t>
+        <w:t>Sparvugglan häckar i naturskog samt i klassisk bondeskog och förekommer främst i större skogsområden som domineras av barrblandskog med stort inslag av asp, björk och andra lövträd. Den behöver relativt stora skogsområden och saknas helt i mindre skogar och isolerade dungar. Reviren är i storleksordningen upp till 200 hektar. Sparvugglan missgynnas av överföring av variationsrika bondeskogar till ensartade produktionsskogar – särskilt avverkning av lövträdsrika kantzoner och igenplantering av gamla inägor (Skogsstyrelsen, 2016).</w:t>
       </w:r>
     </w:p>
     <w:p>
@@ -366,7 +384,7 @@
         <w:pStyle w:val="Heading2"/>
       </w:pPr>
       <w:r>
-        <w:t>Referenser – spillkråka</w:t>
+        <w:t>Referenser – sparvuggla</w:t>
       </w:r>
     </w:p>
     <w:p>
@@ -377,10 +395,7 @@
         <w:rPr>
           <w:i/>
         </w:rPr>
-        <w:t xml:space="preserve">Vägledning för hänsyn till spillkråka. </w:t>
-      </w:r>
-      <w:r>
-        <w:t>Vägledningar och kunskapsstöd artskydd – Skogsstyrelsen.</w:t>
+        <w:t>Vägledning för hänsyn till sparvuggla.</w:t>
       </w:r>
     </w:p>
     <w:p>
@@ -395,6 +410,70 @@
       </w:r>
       <w:r>
         <w:t>SLU Artdatabanken, Uppsala.</w:t>
+      </w:r>
+    </w:p>
+    <w:p>
+      <w:pPr>
+        <w:pStyle w:val="Heading1"/>
+      </w:pPr>
+      <w:r>
+        <w:t>Havsörn – ekologi samt krav på livsmiljön</w:t>
+      </w:r>
+    </w:p>
+    <w:p>
+      <w:r>
+        <w:t>Havsörn är fridlyst enligt 4§ artskyddsförordningen och upptagen i bilaga 1 EU:s fågeldirektiv. Havsörnen häckar i anslutning till skärgårdar, kuster, sjöar och vattendrag, ofta på öar men ibland även ganska långt från vatten. I svenska kustområden varierar medelavståndet mellan etablerade par från ca 13 km till under 5 km, mest beroende på bytestillgänglighet; minsta avstånd mellan samtidigt bebodda bon i vårt land är ca 1,5 km. Ofta har ett havsörnspar flera olika bon som kan användas omväxlande (SLU Artdatabanken, 2026; Skogsstyrelsen, 2016).</w:t>
+      </w:r>
+    </w:p>
+    <w:p>
+      <w:r>
+        <w:t>Boet byggs nästan uteslutande i träd, oftast tallar. Häckar sällsynt även på klipphyllor eller direkt på marken. Boet placeras oftast i trädets övre del och kan bli mycket stort, vilket ställer stora krav på boträdet. Trädet måste ha en stark, bärande krona med lämpliga grova grenar, vilket utvecklas först när trädet har uppnått en hög ålder. Genomsnittsåldern hos botallar vid svenska Ostkusten under 1970- och 80-talet var 160 år (från 100 till 350 år) men har sannolikt redan nu sjunkit betydligt genom en brist på gamla träd. Frekvensen nybyggda bon i för svaga träd där boet rasat under häckningen har ökat markant under senare år i Syd- och Mellansverige. I Lappland var boträden i snitt 350 år (200 – ca 600 år). Mot bakgrund av de lägsta uppmätta åldrarna hos dessa fungerande boträd utgör den sjunkande omloppstiden vid slutavverkningar i Sverige ett hot – det kommer inte att räcka med att spara överståndare vid slutavverkningar av kanske högst 70-åriga bestånd i framtiden (SLU Artdatabanken, 2026; Skogsstyrelsen, 2016).</w:t>
+      </w:r>
+    </w:p>
+    <w:p>
+      <w:r>
+        <w:t>Skyddandet av befintliga bon måste upprätthållas och i samband med skogsavverkning ska befintliga boträd sparas med en lämpligt avgränsad skyddszon runtom. Vid slutavverkning bör en skyddszon på 100 meters radie runt boplatsen lämnas intakt. Under häckningsperioden (1 januari till 15 augusti) är havsörnen störningskänslig och inga skogsbruksåtgärder eller annan störande verksamhet får förekomma närmare än 500 m från boet under den tiden. (SLU Artdatabanken, 2026; Skogsstyrelsen, 2016).</w:t>
+      </w:r>
+    </w:p>
+    <w:p>
+      <w:r>
+        <w:t>För att garantera möjligheter till häckning även i framtiden bör ett nätverk av häckningsområden skyddas inom artens hela naturliga utbredningsområde i landet. Havsörnen är upptagen bland de arter som enligt fågeldirektivet/habitatdirektivet har ett sådant gemenskapsintresse inom EU att särskilda skydds- eller bevarandeområden behöver utses (Miljöbalken, Bilagan till Artskyddsförordningen 1998:179, reviderad 2001). Arten är beroende av grova träd för placering av sina stora risbon och detta kan bli en begränsande faktor kommande 30 år (tre generationer). För att åstadkomma en succession av lämpliga boträd för kommande generationer av havsörnar behöver ett betydligt större antal s.k. evighetsträd sparas vid avverkningar redan idag. (SLU Artdatabanken, 2026).</w:t>
+      </w:r>
+    </w:p>
+    <w:p>
+      <w:pPr>
+        <w:pStyle w:val="Heading2"/>
+      </w:pPr>
+      <w:r>
+        <w:t>Referenser – havsörn</w:t>
+      </w:r>
+    </w:p>
+    <w:p>
+      <w:r>
+        <w:t xml:space="preserve">Skogsstyrelsen, 2016. </w:t>
+      </w:r>
+      <w:r>
+        <w:rPr>
+          <w:i/>
+        </w:rPr>
+        <w:t xml:space="preserve">Vägledning för hänsyn till havsörn. </w:t>
+      </w:r>
+      <w:r>
+        <w:t>Vägledningar och kunskapsstöd artskydd – Skogsstyrelsen</w:t>
+      </w:r>
+    </w:p>
+    <w:p>
+      <w:r>
+        <w:t xml:space="preserve">SLU Artdatabanken, 2026. </w:t>
+      </w:r>
+      <w:r>
+        <w:rPr>
+          <w:i/>
+        </w:rPr>
+        <w:t xml:space="preserve">Artfaktablad. Naturvård – artfakta. </w:t>
+      </w:r>
+      <w:r>
+        <w:t>SLU Artdatabanken, Uppsala</w:t>
       </w:r>
     </w:p>
     <w:sectPr>
@@ -525,7 +604,7 @@
     <w:r>
       <w:tab/>
       <w:tab/>
-      <w:t>2026-10-27</w:t>
+      <w:t>2026-10-28</w:t>
       <w:br/>
       <w:br/>
     </w:r>

--- a/tillsyn/A 20533-2023 tillsynsbegäran.docx
+++ b/tillsyn/A 20533-2023 tillsynsbegäran.docx
@@ -12,7 +12,7 @@
     </w:p>
     <w:p>
       <w:r>
-        <w:t>Denna tillsynsbegäran behandlar höga naturvärden i avverkningsanmälan A 20533-2023 i Katrineholms kommun som inkom 2023-05-11 och omfattar 1,2 ha.</w:t>
+        <w:t>Denna tillsynsbegäran behandlar höga naturvärden i avverkningsanmälan A 20533-2023 i Katrineholms kommun som inkom 2023-05-11 och omfattar 20,2 ha.</w:t>
       </w:r>
     </w:p>
     <w:p>
@@ -22,7 +22,7 @@
       <w:r>
         <w:drawing>
           <wp:inline xmlns:a="http://schemas.openxmlformats.org/drawingml/2006/main" xmlns:pic="http://schemas.openxmlformats.org/drawingml/2006/picture">
-            <wp:extent cx="5486400" cy="5533534"/>
+            <wp:extent cx="5486400" cy="4413996"/>
             <wp:docPr id="1" name="Picture 1"/>
             <wp:cNvGraphicFramePr>
               <a:graphicFrameLocks noChangeAspect="1"/>
@@ -43,7 +43,7 @@
                   <pic:spPr>
                     <a:xfrm>
                       <a:off x="0" y="0"/>
-                      <a:ext cx="5486400" cy="5533534"/>
+                      <a:ext cx="5486400" cy="4413996"/>
                     </a:xfrm>
                     <a:prstGeom prst="rect"/>
                   </pic:spPr>
@@ -60,12 +60,12 @@
         <w:spacing w:after="240"/>
       </w:pPr>
       <w:r>
-        <w:t>Figur 1. Fyndplatser för naturvårdsarter inom 22 meter från avverkningsanmälan. Markörer utan svart kant är placerade på fyndplatsen. Markörer med svart kant är placerade vid sidan av fyndplatsen och har ett svart streck som visar fyndplatsens exakta position. Kartans mittpunktskoordinat är N 6528263, E 583562 i SWEREF 99 TM.</w:t>
+        <w:t>Figur 1. Fyndplatser för naturvårdsarter i avverkningsanmälan. Markörer utan svart kant är placerade på fyndplatsen. Markörer med svart kant är placerade vid sidan av fyndplatsen och har ett svart streck som visar fyndplatsens exakta position. Kartans mittpunktskoordinat är N 6528578, E 583799 i SWEREF 99 TM.</w:t>
       </w:r>
     </w:p>
     <w:p>
       <w:r>
-        <w:t>Inom 22 meter från avverkningsanmälan finns fynd av 7 naturvårdsarter, varav 4 är rödlistade, 7 är fridlysta och 1 är typisk (T): blå kärrhök (VU, §4), bivråk (NT, §4), mindre hackspett (NT, T, §4), sparvuggla (NT, §4), fiskgjuse (§4), havsörn (§4) och röd glada (§4). Se Figur 1.</w:t>
+        <w:t>I avverkningsanmälan finns fynd av 8 naturvårdsarter, varav 3 är rödlistade, 3 är fridlysta, 4 är typiska (T) och 3 är signalarter (S): mulmknäppare (VU), mindre hackspett (NT, T, §4), svinrot (NT), noshornsoxe (S), svart trolldruva (S, T), tibast (S, T), spillkråka (T, §4) och nattviol (§8). Se Figur 1.</w:t>
       </w:r>
     </w:p>
     <w:p>
@@ -104,19 +104,10 @@
         <w:rPr>
           <w:b/>
         </w:rPr>
-        <w:t>Bivråk (NT, §4)</w:t>
+        <w:t>Mulmknäppare (VU)</w:t>
       </w:r>
       <w:r>
-        <w:t xml:space="preserve"> ingår i bilaga 1 i EU:s fågeldirektiv och är prioriterad art i Skogsvårdslagen. Den har minskat med 2/3-delar sedan 1970-talet och under de senaste 30 åren har minskningstakten uppgått till 22.5 (15–30) %. Arten häckar i tät, ogallrad skog på högproduktiv mark, i södra Sverige främst i lövskogsrika trakter, i Norrland till stor del i högproduktiv granskog, Födan består av getinglarver och -puppor, men även av fågelungar och groddjur. Bivråken påverkas negativt av avverkning och omföring av lövträdsrika marker till täta produktionsskogar av barrträd samt av den allmänna "</w:t>
-      </w:r>
-      <w:r>
-        <w:rPr>
-          <w:i/>
-        </w:rPr>
-        <w:t>förtorkningen</w:t>
-      </w:r>
-      <w:r>
-        <w:t>" av landskapet genom täckdikning, dikning av skogsmark etc. Bevara lövskogar och öka andelen löv i barrskog. Gallra inte i onödan och inte alls i sumpskog. Dika inte ut vattensamlingar, sumpskogar, alkärr eller andra våta miljöer. Kring alla boplatser ska det lämnas en skyddszon vid avverkning eller andra skogliga åtgärder. Som tumregel ska skyddszonen vara så bred att boet inte syns väl från öppen mark. Minskningstakten för den svenska populationen bedöms vara nära gränsvärdet för Sårbar (VU) (SLU Artdatabanken, 2026; Skogsstyrelsen, 2016).</w:t>
+        <w:t>, som är en av våra största knäppare (17–24 mm), har sin larvutveckling i mulm i grova ihåliga, oftast fristånde lövträd, främst ek men även i ask, lind, bok, alm, sälg, klibbal och lönn. Oftast i fuktig, mörk mulm, gärna med rester av fågelbon. Larven är ett rovdjur på larver av bland annat läderbagge (VU, §4a) och arten har visat sig attraheras av läderbaggens feromon. Arten påverkas negativt av brist på grova eller gamla träd och en minskning av populationen pågår eller förväntas ske. Minskningen avser kvalitén på artens habitat. Mulmknäppare är rödlistad som nära hotad (NT) på den europeiska rödlistan vilket innebär att Sverige har ett internationellt ansvar för arten (SLU Artdatabanken, 2025; IUCN, 2025).</w:t>
       </w:r>
     </w:p>
     <w:p>
@@ -144,10 +135,37 @@
         <w:rPr>
           <w:b/>
         </w:rPr>
-        <w:t>Sparvuggla (NT, §4)</w:t>
+        <w:t>Svart trolldruva</w:t>
       </w:r>
       <w:r>
-        <w:t xml:space="preserve"> är fridlyst enligt 4§ artskyddsförordningen och omfattas av bilaga 1 EU:s fågeldirektiv. Den har minskat med 15 (5–25) % under de senaste 15 åren och minskningstakten för den svenska populationen bedöms vara nära gränsvärdet för Sårbar (VU).  Sparvugglan häckar i naturskog samt i klassisk bondeskog och förekommer främst i större skogsområden som domineras av barrblandskog med stort inslag av asp, björk och andra lövträd. Den behöver relativt stora skogsområden och saknas helt i mindre skogar och isolerade dungar. Reviren är i storleksordningen upp till 200 hektar. Sparvugglan missgynnas av överföring av variationsrika bondeskogar till ensartade produktionsskogar. Särskilt avverkning av lövträdsrika kantzoner och igenplantering av gamla inägor (SLU Artdatabanken, 2026; Skogsstyrelsen, 2016).</w:t>
+        <w:t xml:space="preserve"> är en kalkgynnad växt som förekommer på näringsrik frisk mulljord i såväl bördiga kalkbarrskogar som sydliga kalklövskogar och lundar. Arten är en bra signalart för skyddsvärda biotoper i såväl löv- som barrskogar och tål inte slutavverkning och markberedning. Trolldruva är värdväxt för ett antal sällsynta fjärilsarter som ställer höga krav på sina livsmiljöer, däribland trolldruvemätare (EN), skuggmalmätare (VU) och trolldruvelobmätare (VU). Svart trolldruva är typisk art för </w:t>
+      </w:r>
+      <w:r>
+        <w:rPr>
+          <w:i/>
+        </w:rPr>
+        <w:t>9050 Näringsrik granskog,</w:t>
+      </w:r>
+      <w:r>
+        <w:t xml:space="preserve"> </w:t>
+      </w:r>
+      <w:r>
+        <w:rPr>
+          <w:i/>
+        </w:rPr>
+        <w:t xml:space="preserve">9020 Nordlig ädellövskog, 9160 Näringsrik ekskog, 9180 Ädellövskog i branter </w:t>
+      </w:r>
+      <w:r>
+        <w:t>och</w:t>
+      </w:r>
+      <w:r>
+        <w:rPr>
+          <w:i/>
+        </w:rPr>
+        <w:t xml:space="preserve"> 1610 Åsöar i Östersjön</w:t>
+      </w:r>
+      <w:r>
+        <w:t xml:space="preserve"> (SLU Artdatabanken, 2024; Nitare &amp; Skogsstyrelsen, 2019).</w:t>
       </w:r>
     </w:p>
     <w:p>
@@ -155,10 +173,19 @@
         <w:rPr>
           <w:b/>
         </w:rPr>
-        <w:t>Fiskgjuse (§4)</w:t>
+        <w:t>Tibast</w:t>
       </w:r>
       <w:r>
-        <w:t xml:space="preserve"> är fridlyst enligt 4§ artskyddsförordningen och upptagen i bilaga 1 EU:s fågeldirektiv. Den bygger vanligen sitt stora risbo i toppen av en plattkronad, kraftig tall (&gt;90%) med utsikt över omgivningen. Skogsavverkningar utan hänsyn till bevarandet av fiskgjusens boträd och häckningsbiotop utgör en fara genom att tillgången på lämpliga träd minskar. Lämna en skyddszon kring boplatser vid avverkning eller gallring. Boträdets placering styr behovet av skyddszon vilket måste bedömas från fall till fall, men skyddszonen bör vara tillräckligt bred för att behålla skydd mot insyn, erbjuda lämpliga sittplatser och förhindra att boträdet blåser ner. Avstå från skogsbruksåtgärder i hänsynskrävande miljöer, som på uddar eller öar med äldre skog eller hällmarkstallskog där det häckar fiskgjuse. Gör naturvårdsavsättningar i äldre skog i lämpliga områden för fiskgjuse, t.ex. på uddar och i hällmarksområden (SLU Artdatabanken, 2024; Skogsstyrelsen, 2016).</w:t>
+        <w:t xml:space="preserve"> är en kalkgynnad buske som växer på mullrik, frisk eller svagt fuktig mark, exempelvis i gamla kalkgranskogar, lövträdslundar, varma källpåverkade sluttningar och exklusiva biotoper kopplade till vattendrag. Förekomster i gammal skog visar på höga naturvärden och bör alltid noteras i samband med naturvärdesinventeringar. Tibast är typisk art för </w:t>
+      </w:r>
+      <w:r>
+        <w:rPr>
+          <w:i/>
+        </w:rPr>
+        <w:t>9050 Näringsrik granskog</w:t>
+      </w:r>
+      <w:r>
+        <w:t xml:space="preserve"> och värdväxt för de två fjärilsarterna större tibastmal och brun tibastmal (CR) (SLU Artdatabanken, 2024; Nitare &amp; Skogsstyrelsen, 2019).</w:t>
       </w:r>
     </w:p>
     <w:p>
@@ -166,21 +193,28 @@
         <w:rPr>
           <w:b/>
         </w:rPr>
-        <w:t>Havsörn (§4)</w:t>
+        <w:t>Spillkråka (§4)</w:t>
       </w:r>
       <w:r>
-        <w:t xml:space="preserve"> omfattas av bilaga 1 EU:s fågeldirektiv. Skyddandet av befintliga bon måste upprätthållas och i samband med skogsavverkning bör en skyddszon på minst 100 meters radie runt boplatsen lämnas intakt. Under häckningsperioden (1 januari till 15 augusti) är havsörnen störningskänslig och inga skogsbruksåtgärder eller annan störande verksamhet får förekomma närmare än 500 m från boet under den tiden. För att åstadkomma en succession av lämpliga boträd för kommande generationer av havsörnar behöver ett betydligt större antal s.k. evighetsträd sparas vid avverkningar redan idag (SLU Artdatabanken, 2026; Skogsstyrelsen, 2016).</w:t>
+        <w:t xml:space="preserve"> omfattas av bilaga 1 i EU:s fågeldirektiv och är typisk art för </w:t>
       </w:r>
-    </w:p>
-    <w:p>
       <w:r>
         <w:rPr>
-          <w:b/>
+          <w:i/>
         </w:rPr>
-        <w:t>Röd glada (§4)</w:t>
+        <w:t xml:space="preserve">9010 Taiga </w:t>
       </w:r>
       <w:r>
-        <w:t xml:space="preserve"> är fridlyst enligt 4§ artskyddsförordningen och upptagen i bilaga 1 EU:s fågeldirektiv. Den häckar gärna i omväxlande landskap med mosaik av öppna marker och skogar. Tidigare studier har visat en förkärlek för att häcka nära sjöar, och häckningsframgången var också högre hos par som häckade nära vatten. Boet läggs i träd, ofta högt och vanligen nära skogsbryn. Missgynnas av skogliga åtgärder som lämnar boet allt för exponerat, främst genom för smala skyddszoner och för omfattande gallring. Lämna en skyddszon kring boplatser vid avverkning eller andra skogliga åtgärder. Bredden på skyddszonen beror på platsen, men som tumregel ska den ska vara så bred att boplatsen inte är väsentligt mer exponerad för insyn än tidigare. Spara samtliga träd med större risbon, även sådana där boet ser obebott ut. Avstå att avverka äldre lövdominerade bestånd, främst i anslutning till öppen jordbruksmark (SLU Artdatabanken, 2024; Skogsstyrelsen, 2016).</w:t>
+        <w:t>och</w:t>
+      </w:r>
+      <w:r>
+        <w:rPr>
+          <w:i/>
+        </w:rPr>
+        <w:t xml:space="preserve"> 9740 Skogsbevuxen myr</w:t>
+      </w:r>
+      <w:r>
+        <w:t>. Den behöver grova träd, främst tall, asp och bok som boträd. Skogsbruk med korta omloppstider och täta, homogena ungskogar utgör det största hotet. Spillkråka är en nyckelart i skogliga miljöer vars övergivna bohål utnyttjas av flera andra hålhäckande fågelarter och fladdermöss, däribland pärluggla (EN, §4), knipa (§4), salskrake (§4) och skogsduva (§4). Hökuggla (VU, §4) och slaguggla (§4) häckar ofta i högstubbar som brutits av i höjd med ett gammalt spillkråkebo (SLU Artdatabanken, 2026; Skogsstyrelsen, 2016).</w:t>
       </w:r>
     </w:p>
     <w:p>
@@ -216,76 +250,6 @@
       </w:pPr>
       <w:r>
         <w:t>BILAGA 1 – Fridlysta arter</w:t>
-      </w:r>
-    </w:p>
-    <w:p>
-      <w:pPr>
-        <w:pStyle w:val="Heading1"/>
-      </w:pPr>
-      <w:r>
-        <w:t>Bivråk – ekologi samt krav på livsmiljön</w:t>
-      </w:r>
-    </w:p>
-    <w:p>
-      <w:r>
-        <w:t>Bivråk (NT, §4) ingår i bilaga 1 i EU:s fågeldirektiv och är prioriterad art i Skogsvårdslagen. Den har minskat med 2/3-delar sedan 1970-talet och under de senaste 30 åren har minskningstakten uppgått till 22.5 (15–30) %. Minskningstakten för den svenska populationen bedöms vara nära gränsvärdet för Sårbar (VU) (SLU Artdatabanken, 2026).</w:t>
-      </w:r>
-    </w:p>
-    <w:p>
-      <w:r>
-        <w:t>Arten häckar i tät, ogallrad skog på högproduktiv mark, i södra Sverige främst i lövskogsrika trakter, i Norrland till stor del i högproduktiv granskog, Födan består av getinglarver och -puppor, men även av fågelungar och groddjur. (SLU Artdatabanken, 2026).</w:t>
-      </w:r>
-    </w:p>
-    <w:p>
-      <w:r>
-        <w:t>En trolig delförklaring till minskande bivråksstammar är att det i dagens skogs- och jordbruksbygder finns ett sämre utbud av insektsrika biotoper jämfört med förhållandena för 20–40 år sedan. Minskad insektsrikedom innebär förmodligen en lägre täthet av sociala getingsamhällen och därmed sämre förutsättningar för bivråkens häckning. En allmän "</w:t>
-      </w:r>
-      <w:r>
-        <w:rPr>
-          <w:i/>
-        </w:rPr>
-        <w:t>förtorkning</w:t>
-      </w:r>
-      <w:r>
-        <w:t>" av landskapet (täckdikning, dikning av skogsmark etc.) liksom omföring av lövträdsrika marker till täta produktionsskogar av barrträd medför dessutom en försämrad förekomst av tättingar (trastar etc.) och grodor, vilket sannolikt påverkar bivråken negativt. (SLU Artdatabanken, 2026).</w:t>
-      </w:r>
-    </w:p>
-    <w:p>
-      <w:r>
-        <w:t>Bevara lövskogar och öka andelen löv i barrskog. Gallra inte i onödan och inte alls i sumpskog. Dika inte ut vattensamlingar, sumpskogar, alkärr eller andra våta miljöer. Kring alla boplatser ska det lämnas en skyddszon vid avverkning eller andra skogliga åtgärder. Som tumregel ska skyddszonen vara så bred att boet inte syns väl från öppen mark (SLU Artdatabanken, 2026; Skogsstyrelsen, 2016).</w:t>
-      </w:r>
-    </w:p>
-    <w:p>
-      <w:pPr>
-        <w:pStyle w:val="Heading2"/>
-      </w:pPr>
-      <w:r>
-        <w:t>Referenser – bivråk</w:t>
-      </w:r>
-    </w:p>
-    <w:p>
-      <w:r>
-        <w:t xml:space="preserve">Skogsstyrelsen, 2016. </w:t>
-      </w:r>
-      <w:r>
-        <w:rPr>
-          <w:i/>
-        </w:rPr>
-        <w:t>Vägledning för hänsyn till bivråk.</w:t>
-      </w:r>
-    </w:p>
-    <w:p>
-      <w:r>
-        <w:t xml:space="preserve">SLU Artdatabanken, 2026. </w:t>
-      </w:r>
-      <w:r>
-        <w:rPr>
-          <w:i/>
-        </w:rPr>
-        <w:t xml:space="preserve">Artfaktablad. Naturvård – artfakta. </w:t>
-      </w:r>
-      <w:r>
-        <w:t>SLU Artdatabanken, Uppsala</w:t>
       </w:r>
     </w:p>
     <w:p>
@@ -366,17 +330,35 @@
         <w:pStyle w:val="Heading1"/>
       </w:pPr>
       <w:r>
-        <w:t>Sparvuggla – ekologi samt krav på livsmiljön</w:t>
+        <w:t>Spillkråka – ekologi samt krav på livsmiljön</w:t>
       </w:r>
     </w:p>
     <w:p>
       <w:r>
-        <w:t>Sparvuggla (NT, §4) är fridlyst enligt 4§ artskyddsförordningen och omfattas av bilaga 1 EU:s fågeldirektiv. Den har minskat med 15 (5–25) % under de senaste 15 åren och minskningstakten för den svenska populationen bedöms vara nära gränsvärdet för Sårbar (VU) (SLU Artdatabanken 2026).</w:t>
+        <w:t xml:space="preserve">Spillkråka (§4) ingår i bilaga 1 EU:s fågeldirektiv och är typisk art för </w:t>
+      </w:r>
+      <w:r>
+        <w:rPr>
+          <w:i/>
+        </w:rPr>
+        <w:t xml:space="preserve">9010 Taiga </w:t>
+      </w:r>
+      <w:r>
+        <w:t>och</w:t>
+      </w:r>
+      <w:r>
+        <w:rPr>
+          <w:i/>
+        </w:rPr>
+        <w:t xml:space="preserve"> 9740 Skogsbevuxen myr</w:t>
+      </w:r>
+      <w:r>
+        <w:t>. Den lever i både barr- och blandskog liksom i ren lövskog. De tätaste populationerna tenderar att finnas i äldre, variationsrik blandskog med gott om död ved och gamla träd. Varje par utnyttjar 400–1000 hektar skog beroende på skogens kvalitet. Skogsbruk med korta omloppstider och täta, homogena ungskogar utgör det största hotet (SLU Artdatabanken, 2026).</w:t>
       </w:r>
     </w:p>
     <w:p>
       <w:r>
-        <w:t>Sparvugglan häckar i naturskog samt i klassisk bondeskog och förekommer främst i större skogsområden som domineras av barrblandskog med stort inslag av asp, björk och andra lövträd. Den behöver relativt stora skogsområden och saknas helt i mindre skogar och isolerade dungar. Reviren är i storleksordningen upp till 200 hektar. Sparvugglan missgynnas av överföring av variationsrika bondeskogar till ensartade produktionsskogar – särskilt avverkning av lövträdsrika kantzoner och igenplantering av gamla inägor (Skogsstyrelsen, 2016).</w:t>
+        <w:t>Spillkråka är en nyckelart i skogliga miljöer vars övergivna bohål utnyttjas av flera andra hålhäckande fågelarter och fladdermöss, däribland pärluggla (EN, §4), knipa (§4), salskrake (§4) och skogsduva (§4). Hökuggla (VU, §4) och slaguggla (§4) häckar ofta i högstubbar som brutits av i höjd med ett gammalt spillkråkebo (Skogsstyrelsen, 2016).</w:t>
       </w:r>
     </w:p>
     <w:p>
@@ -384,7 +366,7 @@
         <w:pStyle w:val="Heading2"/>
       </w:pPr>
       <w:r>
-        <w:t>Referenser – sparvuggla</w:t>
+        <w:t>Referenser – spillkråka</w:t>
       </w:r>
     </w:p>
     <w:p>
@@ -395,7 +377,10 @@
         <w:rPr>
           <w:i/>
         </w:rPr>
-        <w:t>Vägledning för hänsyn till sparvuggla.</w:t>
+        <w:t xml:space="preserve">Vägledning för hänsyn till spillkråka. </w:t>
+      </w:r>
+      <w:r>
+        <w:t>Vägledningar och kunskapsstöd artskydd – Skogsstyrelsen.</w:t>
       </w:r>
     </w:p>
     <w:p>
@@ -410,70 +395,6 @@
       </w:r>
       <w:r>
         <w:t>SLU Artdatabanken, Uppsala.</w:t>
-      </w:r>
-    </w:p>
-    <w:p>
-      <w:pPr>
-        <w:pStyle w:val="Heading1"/>
-      </w:pPr>
-      <w:r>
-        <w:t>Havsörn – ekologi samt krav på livsmiljön</w:t>
-      </w:r>
-    </w:p>
-    <w:p>
-      <w:r>
-        <w:t>Havsörn är fridlyst enligt 4§ artskyddsförordningen och upptagen i bilaga 1 EU:s fågeldirektiv. Havsörnen häckar i anslutning till skärgårdar, kuster, sjöar och vattendrag, ofta på öar men ibland även ganska långt från vatten. I svenska kustområden varierar medelavståndet mellan etablerade par från ca 13 km till under 5 km, mest beroende på bytestillgänglighet; minsta avstånd mellan samtidigt bebodda bon i vårt land är ca 1,5 km. Ofta har ett havsörnspar flera olika bon som kan användas omväxlande (SLU Artdatabanken, 2026; Skogsstyrelsen, 2016).</w:t>
-      </w:r>
-    </w:p>
-    <w:p>
-      <w:r>
-        <w:t>Boet byggs nästan uteslutande i träd, oftast tallar. Häckar sällsynt även på klipphyllor eller direkt på marken. Boet placeras oftast i trädets övre del och kan bli mycket stort, vilket ställer stora krav på boträdet. Trädet måste ha en stark, bärande krona med lämpliga grova grenar, vilket utvecklas först när trädet har uppnått en hög ålder. Genomsnittsåldern hos botallar vid svenska Ostkusten under 1970- och 80-talet var 160 år (från 100 till 350 år) men har sannolikt redan nu sjunkit betydligt genom en brist på gamla träd. Frekvensen nybyggda bon i för svaga träd där boet rasat under häckningen har ökat markant under senare år i Syd- och Mellansverige. I Lappland var boträden i snitt 350 år (200 – ca 600 år). Mot bakgrund av de lägsta uppmätta åldrarna hos dessa fungerande boträd utgör den sjunkande omloppstiden vid slutavverkningar i Sverige ett hot – det kommer inte att räcka med att spara överståndare vid slutavverkningar av kanske högst 70-åriga bestånd i framtiden (SLU Artdatabanken, 2026; Skogsstyrelsen, 2016).</w:t>
-      </w:r>
-    </w:p>
-    <w:p>
-      <w:r>
-        <w:t>Skyddandet av befintliga bon måste upprätthållas och i samband med skogsavverkning ska befintliga boträd sparas med en lämpligt avgränsad skyddszon runtom. Vid slutavverkning bör en skyddszon på 100 meters radie runt boplatsen lämnas intakt. Under häckningsperioden (1 januari till 15 augusti) är havsörnen störningskänslig och inga skogsbruksåtgärder eller annan störande verksamhet får förekomma närmare än 500 m från boet under den tiden. (SLU Artdatabanken, 2026; Skogsstyrelsen, 2016).</w:t>
-      </w:r>
-    </w:p>
-    <w:p>
-      <w:r>
-        <w:t>För att garantera möjligheter till häckning även i framtiden bör ett nätverk av häckningsområden skyddas inom artens hela naturliga utbredningsområde i landet. Havsörnen är upptagen bland de arter som enligt fågeldirektivet/habitatdirektivet har ett sådant gemenskapsintresse inom EU att särskilda skydds- eller bevarandeområden behöver utses (Miljöbalken, Bilagan till Artskyddsförordningen 1998:179, reviderad 2001). Arten är beroende av grova träd för placering av sina stora risbon och detta kan bli en begränsande faktor kommande 30 år (tre generationer). För att åstadkomma en succession av lämpliga boträd för kommande generationer av havsörnar behöver ett betydligt större antal s.k. evighetsträd sparas vid avverkningar redan idag. (SLU Artdatabanken, 2026).</w:t>
-      </w:r>
-    </w:p>
-    <w:p>
-      <w:pPr>
-        <w:pStyle w:val="Heading2"/>
-      </w:pPr>
-      <w:r>
-        <w:t>Referenser – havsörn</w:t>
-      </w:r>
-    </w:p>
-    <w:p>
-      <w:r>
-        <w:t xml:space="preserve">Skogsstyrelsen, 2016. </w:t>
-      </w:r>
-      <w:r>
-        <w:rPr>
-          <w:i/>
-        </w:rPr>
-        <w:t xml:space="preserve">Vägledning för hänsyn till havsörn. </w:t>
-      </w:r>
-      <w:r>
-        <w:t>Vägledningar och kunskapsstöd artskydd – Skogsstyrelsen</w:t>
-      </w:r>
-    </w:p>
-    <w:p>
-      <w:r>
-        <w:t xml:space="preserve">SLU Artdatabanken, 2026. </w:t>
-      </w:r>
-      <w:r>
-        <w:rPr>
-          <w:i/>
-        </w:rPr>
-        <w:t xml:space="preserve">Artfaktablad. Naturvård – artfakta. </w:t>
-      </w:r>
-      <w:r>
-        <w:t>SLU Artdatabanken, Uppsala</w:t>
       </w:r>
     </w:p>
     <w:sectPr>
@@ -604,7 +525,7 @@
     <w:r>
       <w:tab/>
       <w:tab/>
-      <w:t>2026-10-28</w:t>
+      <w:t>2026-10-29</w:t>
       <w:br/>
       <w:br/>
     </w:r>

--- a/tillsyn/A 20533-2023 tillsynsbegäran.docx
+++ b/tillsyn/A 20533-2023 tillsynsbegäran.docx
@@ -12,7 +12,7 @@
     </w:p>
     <w:p>
       <w:r>
-        <w:t>Denna tillsynsbegäran behandlar höga naturvärden i avverkningsanmälan A 20533-2023 i Katrineholms kommun som inkom 2023-05-11 och omfattar 20,2 ha.</w:t>
+        <w:t>Denna tillsynsbegäran behandlar höga naturvärden i avverkningsanmälan A 20533-2023 i Katrineholms kommun som inkom 2023-05-11 och omfattar 21,4 ha.</w:t>
       </w:r>
     </w:p>
     <w:p>
@@ -22,7 +22,7 @@
       <w:r>
         <w:drawing>
           <wp:inline xmlns:a="http://schemas.openxmlformats.org/drawingml/2006/main" xmlns:pic="http://schemas.openxmlformats.org/drawingml/2006/picture">
-            <wp:extent cx="5486400" cy="4413996"/>
+            <wp:extent cx="5486400" cy="4615618"/>
             <wp:docPr id="1" name="Picture 1"/>
             <wp:cNvGraphicFramePr>
               <a:graphicFrameLocks noChangeAspect="1"/>
@@ -43,7 +43,7 @@
                   <pic:spPr>
                     <a:xfrm>
                       <a:off x="0" y="0"/>
-                      <a:ext cx="5486400" cy="4413996"/>
+                      <a:ext cx="5486400" cy="4615618"/>
                     </a:xfrm>
                     <a:prstGeom prst="rect"/>
                   </pic:spPr>
@@ -60,12 +60,12 @@
         <w:spacing w:after="240"/>
       </w:pPr>
       <w:r>
-        <w:t>Figur 1. Fyndplatser för naturvårdsarter i avverkningsanmälan. Markörer utan svart kant är placerade på fyndplatsen. Markörer med svart kant är placerade vid sidan av fyndplatsen och har ett svart streck som visar fyndplatsens exakta position. Kartans mittpunktskoordinat är N 6528578, E 583799 i SWEREF 99 TM.</w:t>
+        <w:t>Figur 1. Fyndplatser för naturvårdsarter i och inom 22 meter från avverkningsanmälan. Markörer utan svart kant är placerade på fyndplatsen. Markörer med svart kant är placerade vid sidan av fyndplatsen och har ett svart streck som visar fyndplatsens exakta position. Kartans mittpunktskoordinat är N 6528536, E 583783 i SWEREF 99 TM.</w:t>
       </w:r>
     </w:p>
     <w:p>
       <w:r>
-        <w:t>I avverkningsanmälan finns fynd av 8 naturvårdsarter, varav 3 är rödlistade, 3 är fridlysta, 4 är typiska (T) och 3 är signalarter (S): mulmknäppare (VU), mindre hackspett (NT, T, §4), svinrot (NT), noshornsoxe (S), svart trolldruva (S, T), tibast (S, T), spillkråka (T, §4) och nattviol (§8). Se Figur 1.</w:t>
+        <w:t>I och inom 22 meter från avverkningsanmälan finns fynd av 14 naturvårdsarter, varav 6 är rödlistade, 9 är fridlysta, 4 är typiska (T) och 3 är signalarter (S): blå kärrhök (VU, §4), mulmknäppare (VU), bivråk (NT, §4), mindre hackspett (NT, T, §4), sparvuggla (NT, §4), svinrot (NT), noshornsoxe (S), svart trolldruva (S, T), tibast (S, T), spillkråka (T, §4), fiskgjuse (§4), havsörn (§4), röd glada (§4) och nattviol (§8). Se Figur 1.</w:t>
       </w:r>
     </w:p>
     <w:p>
@@ -115,6 +115,26 @@
         <w:rPr>
           <w:b/>
         </w:rPr>
+        <w:t>Bivråk (NT, §4)</w:t>
+      </w:r>
+      <w:r>
+        <w:t xml:space="preserve"> ingår i bilaga 1 i EU:s fågeldirektiv och är prioriterad art i Skogsvårdslagen. Den har minskat med 2/3-delar sedan 1970-talet och under de senaste 30 åren har minskningstakten uppgått till 22.5 (15–30) %. Arten häckar i tät, ogallrad skog på högproduktiv mark, i södra Sverige främst i lövskogsrika trakter, i Norrland till stor del i högproduktiv granskog, Födan består av getinglarver och -puppor, men även av fågelungar och groddjur. Bivråken påverkas negativt av avverkning och omföring av lövträdsrika marker till täta produktionsskogar av barrträd samt av den allmänna "</w:t>
+      </w:r>
+      <w:r>
+        <w:rPr>
+          <w:i/>
+        </w:rPr>
+        <w:t>förtorkningen</w:t>
+      </w:r>
+      <w:r>
+        <w:t>" av landskapet genom täckdikning, dikning av skogsmark etc. Bevara lövskogar och öka andelen löv i barrskog. Gallra inte i onödan och inte alls i sumpskog. Dika inte ut vattensamlingar, sumpskogar, alkärr eller andra våta miljöer. Kring alla boplatser ska det lämnas en skyddszon vid avverkning eller andra skogliga åtgärder. Som tumregel ska skyddszonen vara så bred att boet inte syns väl från öppen mark. Minskningstakten för den svenska populationen bedöms vara nära gränsvärdet för Sårbar (VU) (SLU Artdatabanken, 2026; Skogsstyrelsen, 2016).</w:t>
+      </w:r>
+    </w:p>
+    <w:p>
+      <w:r>
+        <w:rPr>
+          <w:b/>
+        </w:rPr>
         <w:t>Mindre hackspett (NT, §4)</w:t>
       </w:r>
       <w:r>
@@ -128,6 +148,17 @@
       </w:r>
       <w:r>
         <w:t xml:space="preserve"> (SLU Artdatabanken, 2021; Skogsstyrelsen, 2016).</w:t>
+      </w:r>
+    </w:p>
+    <w:p>
+      <w:r>
+        <w:rPr>
+          <w:b/>
+        </w:rPr>
+        <w:t>Sparvuggla (NT, §4)</w:t>
+      </w:r>
+      <w:r>
+        <w:t xml:space="preserve"> är fridlyst enligt 4§ artskyddsförordningen och omfattas av bilaga 1 EU:s fågeldirektiv. Den har minskat med 15 (5–25) % under de senaste 15 åren och minskningstakten för den svenska populationen bedöms vara nära gränsvärdet för Sårbar (VU).  Sparvugglan häckar i naturskog samt i klassisk bondeskog och förekommer främst i större skogsområden som domineras av barrblandskog med stort inslag av asp, björk och andra lövträd. Den behöver relativt stora skogsområden och saknas helt i mindre skogar och isolerade dungar. Reviren är i storleksordningen upp till 200 hektar. Sparvugglan missgynnas av överföring av variationsrika bondeskogar till ensartade produktionsskogar. Särskilt avverkning av lövträdsrika kantzoner och igenplantering av gamla inägor (SLU Artdatabanken, 2026; Skogsstyrelsen, 2016).</w:t>
       </w:r>
     </w:p>
     <w:p>
@@ -218,6 +249,39 @@
       </w:r>
     </w:p>
     <w:p>
+      <w:r>
+        <w:rPr>
+          <w:b/>
+        </w:rPr>
+        <w:t>Fiskgjuse (§4)</w:t>
+      </w:r>
+      <w:r>
+        <w:t xml:space="preserve"> är fridlyst enligt 4§ artskyddsförordningen och upptagen i bilaga 1 EU:s fågeldirektiv. Den bygger vanligen sitt stora risbo i toppen av en plattkronad, kraftig tall (&gt;90%) med utsikt över omgivningen. Skogsavverkningar utan hänsyn till bevarandet av fiskgjusens boträd och häckningsbiotop utgör en fara genom att tillgången på lämpliga träd minskar. Lämna en skyddszon kring boplatser vid avverkning eller gallring. Boträdets placering styr behovet av skyddszon vilket måste bedömas från fall till fall, men skyddszonen bör vara tillräckligt bred för att behålla skydd mot insyn, erbjuda lämpliga sittplatser och förhindra att boträdet blåser ner. Avstå från skogsbruksåtgärder i hänsynskrävande miljöer, som på uddar eller öar med äldre skog eller hällmarkstallskog där det häckar fiskgjuse. Gör naturvårdsavsättningar i äldre skog i lämpliga områden för fiskgjuse, t.ex. på uddar och i hällmarksområden (SLU Artdatabanken, 2024; Skogsstyrelsen, 2016).</w:t>
+      </w:r>
+    </w:p>
+    <w:p>
+      <w:r>
+        <w:rPr>
+          <w:b/>
+        </w:rPr>
+        <w:t>Havsörn (§4)</w:t>
+      </w:r>
+      <w:r>
+        <w:t xml:space="preserve"> omfattas av bilaga 1 EU:s fågeldirektiv. Skyddandet av befintliga bon måste upprätthållas och i samband med skogsavverkning bör en skyddszon på minst 100 meters radie runt boplatsen lämnas intakt. Under häckningsperioden (1 januari till 15 augusti) är havsörnen störningskänslig och inga skogsbruksåtgärder eller annan störande verksamhet får förekomma närmare än 500 m från boet under den tiden. För att åstadkomma en succession av lämpliga boträd för kommande generationer av havsörnar behöver ett betydligt större antal s.k. evighetsträd sparas vid avverkningar redan idag (SLU Artdatabanken, 2026; Skogsstyrelsen, 2016).</w:t>
+      </w:r>
+    </w:p>
+    <w:p>
+      <w:r>
+        <w:rPr>
+          <w:b/>
+        </w:rPr>
+        <w:t>Röd glada (§4)</w:t>
+      </w:r>
+      <w:r>
+        <w:t xml:space="preserve"> är fridlyst enligt 4§ artskyddsförordningen och upptagen i bilaga 1 EU:s fågeldirektiv. Den häckar gärna i omväxlande landskap med mosaik av öppna marker och skogar. Tidigare studier har visat en förkärlek för att häcka nära sjöar, och häckningsframgången var också högre hos par som häckade nära vatten. Boet läggs i träd, ofta högt och vanligen nära skogsbryn. Missgynnas av skogliga åtgärder som lämnar boet allt för exponerat, främst genom för smala skyddszoner och för omfattande gallring. Lämna en skyddszon kring boplatser vid avverkning eller andra skogliga åtgärder. Bredden på skyddszonen beror på platsen, men som tumregel ska den ska vara så bred att boplatsen inte är väsentligt mer exponerad för insyn än tidigare. Spara samtliga träd med större risbon, även sådana där boet ser obebott ut. Avstå att avverka äldre lövdominerade bestånd, främst i anslutning till öppen jordbruksmark (SLU Artdatabanken, 2024; Skogsstyrelsen, 2016).</w:t>
+      </w:r>
+    </w:p>
+    <w:p>
       <w:pPr>
         <w:pStyle w:val="Heading1"/>
       </w:pPr>
@@ -250,6 +314,76 @@
       </w:pPr>
       <w:r>
         <w:t>BILAGA 1 – Fridlysta arter</w:t>
+      </w:r>
+    </w:p>
+    <w:p>
+      <w:pPr>
+        <w:pStyle w:val="Heading1"/>
+      </w:pPr>
+      <w:r>
+        <w:t>Bivråk – ekologi samt krav på livsmiljön</w:t>
+      </w:r>
+    </w:p>
+    <w:p>
+      <w:r>
+        <w:t>Bivråk (NT, §4) ingår i bilaga 1 i EU:s fågeldirektiv och är prioriterad art i Skogsvårdslagen. Den har minskat med 2/3-delar sedan 1970-talet och under de senaste 30 åren har minskningstakten uppgått till 22.5 (15–30) %. Minskningstakten för den svenska populationen bedöms vara nära gränsvärdet för Sårbar (VU) (SLU Artdatabanken, 2026).</w:t>
+      </w:r>
+    </w:p>
+    <w:p>
+      <w:r>
+        <w:t>Arten häckar i tät, ogallrad skog på högproduktiv mark, i södra Sverige främst i lövskogsrika trakter, i Norrland till stor del i högproduktiv granskog, Födan består av getinglarver och -puppor, men även av fågelungar och groddjur. (SLU Artdatabanken, 2026).</w:t>
+      </w:r>
+    </w:p>
+    <w:p>
+      <w:r>
+        <w:t>En trolig delförklaring till minskande bivråksstammar är att det i dagens skogs- och jordbruksbygder finns ett sämre utbud av insektsrika biotoper jämfört med förhållandena för 20–40 år sedan. Minskad insektsrikedom innebär förmodligen en lägre täthet av sociala getingsamhällen och därmed sämre förutsättningar för bivråkens häckning. En allmän "</w:t>
+      </w:r>
+      <w:r>
+        <w:rPr>
+          <w:i/>
+        </w:rPr>
+        <w:t>förtorkning</w:t>
+      </w:r>
+      <w:r>
+        <w:t>" av landskapet (täckdikning, dikning av skogsmark etc.) liksom omföring av lövträdsrika marker till täta produktionsskogar av barrträd medför dessutom en försämrad förekomst av tättingar (trastar etc.) och grodor, vilket sannolikt påverkar bivråken negativt. (SLU Artdatabanken, 2026).</w:t>
+      </w:r>
+    </w:p>
+    <w:p>
+      <w:r>
+        <w:t>Bevara lövskogar och öka andelen löv i barrskog. Gallra inte i onödan och inte alls i sumpskog. Dika inte ut vattensamlingar, sumpskogar, alkärr eller andra våta miljöer. Kring alla boplatser ska det lämnas en skyddszon vid avverkning eller andra skogliga åtgärder. Som tumregel ska skyddszonen vara så bred att boet inte syns väl från öppen mark (SLU Artdatabanken, 2026; Skogsstyrelsen, 2016).</w:t>
+      </w:r>
+    </w:p>
+    <w:p>
+      <w:pPr>
+        <w:pStyle w:val="Heading2"/>
+      </w:pPr>
+      <w:r>
+        <w:t>Referenser – bivråk</w:t>
+      </w:r>
+    </w:p>
+    <w:p>
+      <w:r>
+        <w:t xml:space="preserve">Skogsstyrelsen, 2016. </w:t>
+      </w:r>
+      <w:r>
+        <w:rPr>
+          <w:i/>
+        </w:rPr>
+        <w:t>Vägledning för hänsyn till bivråk.</w:t>
+      </w:r>
+    </w:p>
+    <w:p>
+      <w:r>
+        <w:t xml:space="preserve">SLU Artdatabanken, 2026. </w:t>
+      </w:r>
+      <w:r>
+        <w:rPr>
+          <w:i/>
+        </w:rPr>
+        <w:t xml:space="preserve">Artfaktablad. Naturvård – artfakta. </w:t>
+      </w:r>
+      <w:r>
+        <w:t>SLU Artdatabanken, Uppsala</w:t>
       </w:r>
     </w:p>
     <w:p>
@@ -330,6 +464,57 @@
         <w:pStyle w:val="Heading1"/>
       </w:pPr>
       <w:r>
+        <w:t>Sparvuggla – ekologi samt krav på livsmiljön</w:t>
+      </w:r>
+    </w:p>
+    <w:p>
+      <w:r>
+        <w:t>Sparvuggla (NT, §4) är fridlyst enligt 4§ artskyddsförordningen och omfattas av bilaga 1 EU:s fågeldirektiv. Den har minskat med 15 (5–25) % under de senaste 15 åren och minskningstakten för den svenska populationen bedöms vara nära gränsvärdet för Sårbar (VU) (SLU Artdatabanken 2026).</w:t>
+      </w:r>
+    </w:p>
+    <w:p>
+      <w:r>
+        <w:t>Sparvugglan häckar i naturskog samt i klassisk bondeskog och förekommer främst i större skogsområden som domineras av barrblandskog med stort inslag av asp, björk och andra lövträd. Den behöver relativt stora skogsområden och saknas helt i mindre skogar och isolerade dungar. Reviren är i storleksordningen upp till 200 hektar. Sparvugglan missgynnas av överföring av variationsrika bondeskogar till ensartade produktionsskogar – särskilt avverkning av lövträdsrika kantzoner och igenplantering av gamla inägor (Skogsstyrelsen, 2016).</w:t>
+      </w:r>
+    </w:p>
+    <w:p>
+      <w:pPr>
+        <w:pStyle w:val="Heading2"/>
+      </w:pPr>
+      <w:r>
+        <w:t>Referenser – sparvuggla</w:t>
+      </w:r>
+    </w:p>
+    <w:p>
+      <w:r>
+        <w:t xml:space="preserve">Skogsstyrelsen, 2016. </w:t>
+      </w:r>
+      <w:r>
+        <w:rPr>
+          <w:i/>
+        </w:rPr>
+        <w:t>Vägledning för hänsyn till sparvuggla.</w:t>
+      </w:r>
+    </w:p>
+    <w:p>
+      <w:r>
+        <w:t xml:space="preserve">SLU Artdatabanken, 2026. </w:t>
+      </w:r>
+      <w:r>
+        <w:rPr>
+          <w:i/>
+        </w:rPr>
+        <w:t xml:space="preserve">Artfaktablad. Naturvård – artfakta. </w:t>
+      </w:r>
+      <w:r>
+        <w:t>SLU Artdatabanken, Uppsala.</w:t>
+      </w:r>
+    </w:p>
+    <w:p>
+      <w:pPr>
+        <w:pStyle w:val="Heading1"/>
+      </w:pPr>
+      <w:r>
         <w:t>Spillkråka – ekologi samt krav på livsmiljön</w:t>
       </w:r>
     </w:p>
@@ -397,6 +582,70 @@
         <w:t>SLU Artdatabanken, Uppsala.</w:t>
       </w:r>
     </w:p>
+    <w:p>
+      <w:pPr>
+        <w:pStyle w:val="Heading1"/>
+      </w:pPr>
+      <w:r>
+        <w:t>Havsörn – ekologi samt krav på livsmiljön</w:t>
+      </w:r>
+    </w:p>
+    <w:p>
+      <w:r>
+        <w:t>Havsörn är fridlyst enligt 4§ artskyddsförordningen och upptagen i bilaga 1 EU:s fågeldirektiv. Havsörnen häckar i anslutning till skärgårdar, kuster, sjöar och vattendrag, ofta på öar men ibland även ganska långt från vatten. I svenska kustområden varierar medelavståndet mellan etablerade par från ca 13 km till under 5 km, mest beroende på bytestillgänglighet; minsta avstånd mellan samtidigt bebodda bon i vårt land är ca 1,5 km. Ofta har ett havsörnspar flera olika bon som kan användas omväxlande (SLU Artdatabanken, 2026; Skogsstyrelsen, 2016).</w:t>
+      </w:r>
+    </w:p>
+    <w:p>
+      <w:r>
+        <w:t>Boet byggs nästan uteslutande i träd, oftast tallar. Häckar sällsynt även på klipphyllor eller direkt på marken. Boet placeras oftast i trädets övre del och kan bli mycket stort, vilket ställer stora krav på boträdet. Trädet måste ha en stark, bärande krona med lämpliga grova grenar, vilket utvecklas först när trädet har uppnått en hög ålder. Genomsnittsåldern hos botallar vid svenska Ostkusten under 1970- och 80-talet var 160 år (från 100 till 350 år) men har sannolikt redan nu sjunkit betydligt genom en brist på gamla träd. Frekvensen nybyggda bon i för svaga träd där boet rasat under häckningen har ökat markant under senare år i Syd- och Mellansverige. I Lappland var boträden i snitt 350 år (200 – ca 600 år). Mot bakgrund av de lägsta uppmätta åldrarna hos dessa fungerande boträd utgör den sjunkande omloppstiden vid slutavverkningar i Sverige ett hot – det kommer inte att räcka med att spara överståndare vid slutavverkningar av kanske högst 70-åriga bestånd i framtiden (SLU Artdatabanken, 2026; Skogsstyrelsen, 2016).</w:t>
+      </w:r>
+    </w:p>
+    <w:p>
+      <w:r>
+        <w:t>Skyddandet av befintliga bon måste upprätthållas och i samband med skogsavverkning ska befintliga boträd sparas med en lämpligt avgränsad skyddszon runtom. Vid slutavverkning bör en skyddszon på 100 meters radie runt boplatsen lämnas intakt. Under häckningsperioden (1 januari till 15 augusti) är havsörnen störningskänslig och inga skogsbruksåtgärder eller annan störande verksamhet får förekomma närmare än 500 m från boet under den tiden. (SLU Artdatabanken, 2026; Skogsstyrelsen, 2016).</w:t>
+      </w:r>
+    </w:p>
+    <w:p>
+      <w:r>
+        <w:t>För att garantera möjligheter till häckning även i framtiden bör ett nätverk av häckningsområden skyddas inom artens hela naturliga utbredningsområde i landet. Havsörnen är upptagen bland de arter som enligt fågeldirektivet/habitatdirektivet har ett sådant gemenskapsintresse inom EU att särskilda skydds- eller bevarandeområden behöver utses (Miljöbalken, Bilagan till Artskyddsförordningen 1998:179, reviderad 2001). Arten är beroende av grova träd för placering av sina stora risbon och detta kan bli en begränsande faktor kommande 30 år (tre generationer). För att åstadkomma en succession av lämpliga boträd för kommande generationer av havsörnar behöver ett betydligt större antal s.k. evighetsträd sparas vid avverkningar redan idag. (SLU Artdatabanken, 2026).</w:t>
+      </w:r>
+    </w:p>
+    <w:p>
+      <w:pPr>
+        <w:pStyle w:val="Heading2"/>
+      </w:pPr>
+      <w:r>
+        <w:t>Referenser – havsörn</w:t>
+      </w:r>
+    </w:p>
+    <w:p>
+      <w:r>
+        <w:t xml:space="preserve">Skogsstyrelsen, 2016. </w:t>
+      </w:r>
+      <w:r>
+        <w:rPr>
+          <w:i/>
+        </w:rPr>
+        <w:t xml:space="preserve">Vägledning för hänsyn till havsörn. </w:t>
+      </w:r>
+      <w:r>
+        <w:t>Vägledningar och kunskapsstöd artskydd – Skogsstyrelsen</w:t>
+      </w:r>
+    </w:p>
+    <w:p>
+      <w:r>
+        <w:t xml:space="preserve">SLU Artdatabanken, 2026. </w:t>
+      </w:r>
+      <w:r>
+        <w:rPr>
+          <w:i/>
+        </w:rPr>
+        <w:t xml:space="preserve">Artfaktablad. Naturvård – artfakta. </w:t>
+      </w:r>
+      <w:r>
+        <w:t>SLU Artdatabanken, Uppsala</w:t>
+      </w:r>
+    </w:p>
     <w:sectPr>
       <w:headerReference w:type="even" r:id="rId8"/>
       <w:headerReference w:type="default" r:id="rId9"/>
@@ -525,7 +774,7 @@
     <w:r>
       <w:tab/>
       <w:tab/>
-      <w:t>2026-10-29</w:t>
+      <w:t>2026-10-31</w:t>
       <w:br/>
       <w:br/>
     </w:r>
